--- a/EXPORTS/DOCX/published/niveau2/Dutch/Science.docx
+++ b/EXPORTS/DOCX/published/niveau2/Dutch/Science.docx
@@ -215,7 +215,7 @@
           <w:rFonts w:ascii="Charis SIL Regular" w:hAnsi="Charis SIL Regular" w:eastAsia="Charis SIL Regular"/>
           <w:b w:val="0"/>
           <w:i w:val="0"/>
-          <w:color w:val="0066CC"/>
+          <w:color w:val="0000FF"/>
           <w:sz w:val="24"/>
           <w:u w:val="single"/>
         </w:rPr>
@@ -233,7 +233,7 @@
           <w:rFonts w:ascii="Charis SIL Regular" w:hAnsi="Charis SIL Regular" w:eastAsia="Charis SIL Regular"/>
           <w:b w:val="0"/>
           <w:i w:val="0"/>
-          <w:color w:val="0066CC"/>
+          <w:color w:val="0000FF"/>
           <w:sz w:val="24"/>
           <w:u w:val="single"/>
         </w:rPr>
@@ -251,7 +251,7 @@
           <w:rFonts w:ascii="Charis SIL Regular" w:hAnsi="Charis SIL Regular" w:eastAsia="Charis SIL Regular"/>
           <w:b w:val="0"/>
           <w:i w:val="0"/>
-          <w:color w:val="0066CC"/>
+          <w:color w:val="0000FF"/>
           <w:sz w:val="24"/>
           <w:u w:val="single"/>
         </w:rPr>
@@ -262,7 +262,7 @@
           <w:rFonts w:ascii="Charis SIL Regular" w:hAnsi="Charis SIL Regular" w:eastAsia="Charis SIL Regular"/>
           <w:b w:val="0"/>
           <w:i w:val="0"/>
-          <w:color w:val="0066CC"/>
+          <w:color w:val="0000FF"/>
           <w:sz w:val="24"/>
           <w:u w:val="single"/>
         </w:rPr>
@@ -283,11 +283,50 @@
           <w:color w:val="000000"/>
           <w:sz w:val="24"/>
         </w:rPr>
-        <w:t xml:space="preserve"> in Leiden en de Homo erectus fossielen die tijdens deze opgravingen </w:t>
+        <w:t xml:space="preserve"> in Leiden en de Homo erectus fossielen die tijdens deze o</w:t>
       </w:r>
       <w:r>
         <w:rPr>
-          <w:u w:val="single" w:color="0066cc"/>
+          <w:u w:val="single" w:color="0000ff"/>
+          <w:rFonts w:ascii="Charis SIL Regular" w:hAnsi="Charis SIL Regular" w:eastAsia="Charis SIL Regular"/>
+          <w:b w:val="0"/>
+          <w:i w:val="0"/>
+          <w:color w:val="000000"/>
+          <w:sz w:val="24"/>
+        </w:rPr>
+        <w:t>p</w:t>
+      </w:r>
+      <w:r>
+        <w:rPr>
+          <w:u w:val="single" w:color="0000ff"/>
+          <w:rFonts w:ascii="Charis SIL Regular" w:hAnsi="Charis SIL Regular" w:eastAsia="Charis SIL Regular"/>
+          <w:b w:val="0"/>
+          <w:i w:val="0"/>
+          <w:color w:val="000000"/>
+          <w:sz w:val="24"/>
+        </w:rPr>
+        <w:hyperlink r:id="rId9" w:history="1">
+          <w:r>
+            <w:rPr>
+              <w:rStyle w:val="Hyperlink"/>
+            </w:rPr>
+            <w:t>gravinge</w:t>
+          </w:r>
+        </w:hyperlink>
+      </w:r>
+      <w:r>
+        <w:rPr>
+          <w:rFonts w:ascii="Charis SIL Regular" w:hAnsi="Charis SIL Regular" w:eastAsia="Charis SIL Regular"/>
+          <w:b w:val="0"/>
+          <w:i w:val="0"/>
+          <w:color w:val="000000"/>
+          <w:sz w:val="24"/>
+        </w:rPr>
+        <w:t xml:space="preserve">n </w:t>
+      </w:r>
+      <w:r>
+        <w:rPr>
+          <w:u w:val="single" w:color="0000ff"/>
           <w:rFonts w:ascii="Charis SIL Regular" w:hAnsi="Charis SIL Regular" w:eastAsia="Charis SIL Regular"/>
           <w:b w:val="0"/>
           <w:i w:val="0"/>
@@ -305,7 +344,7 @@
       </w:r>
       <w:r>
         <w:rPr>
-          <w:u w:val="single" w:color="0066cc"/>
+          <w:u w:val="single" w:color="0000ff"/>
           <w:rFonts w:ascii="Charis SIL Regular" w:hAnsi="Charis SIL Regular" w:eastAsia="Charis SIL Regular"/>
           <w:b w:val="0"/>
           <w:i w:val="0"/>
@@ -323,7 +362,7 @@
       </w:r>
       <w:r>
         <w:rPr>
-          <w:u w:val="single" w:color="0066cc"/>
+          <w:u w:val="single" w:color="0000ff"/>
           <w:rFonts w:ascii="Charis SIL Regular" w:hAnsi="Charis SIL Regular" w:eastAsia="Charis SIL Regular"/>
           <w:b w:val="0"/>
           <w:i w:val="0"/>
@@ -577,7 +616,7 @@
           <w:rFonts w:ascii="Charis SIL Regular" w:hAnsi="Charis SIL Regular" w:eastAsia="Charis SIL Regular"/>
           <w:b w:val="0"/>
           <w:i w:val="0"/>
-          <w:color w:val="0066CC"/>
+          <w:color w:val="0000FF"/>
           <w:sz w:val="24"/>
           <w:u w:val="single"/>
         </w:rPr>
@@ -595,7 +634,7 @@
           <w:rFonts w:ascii="Charis SIL Regular" w:hAnsi="Charis SIL Regular" w:eastAsia="Charis SIL Regular"/>
           <w:b w:val="0"/>
           <w:i w:val="0"/>
-          <w:color w:val="0066CC"/>
+          <w:color w:val="0000FF"/>
           <w:sz w:val="24"/>
           <w:u w:val="single"/>
         </w:rPr>
@@ -606,7 +645,7 @@
           <w:rFonts w:ascii="Charis SIL Regular" w:hAnsi="Charis SIL Regular" w:eastAsia="Charis SIL Regular"/>
           <w:b w:val="0"/>
           <w:i w:val="0"/>
-          <w:color w:val="0066CC"/>
+          <w:color w:val="0000FF"/>
           <w:sz w:val="24"/>
           <w:u w:val="single"/>
         </w:rPr>
@@ -624,7 +663,7 @@
           <w:rFonts w:ascii="Charis SIL Regular" w:hAnsi="Charis SIL Regular" w:eastAsia="Charis SIL Regular"/>
           <w:b w:val="0"/>
           <w:i w:val="0"/>
-          <w:color w:val="0066CC"/>
+          <w:color w:val="0000FF"/>
           <w:sz w:val="24"/>
           <w:u w:val="single"/>
         </w:rPr>
@@ -635,7 +674,7 @@
           <w:rFonts w:ascii="Charis SIL Regular" w:hAnsi="Charis SIL Regular" w:eastAsia="Charis SIL Regular"/>
           <w:b w:val="0"/>
           <w:i w:val="0"/>
-          <w:color w:val="0066CC"/>
+          <w:color w:val="0000FF"/>
           <w:sz w:val="24"/>
           <w:u w:val="single"/>
         </w:rPr>
@@ -653,7 +692,7 @@
           <w:rFonts w:ascii="Charis SIL Regular" w:hAnsi="Charis SIL Regular" w:eastAsia="Charis SIL Regular"/>
           <w:b w:val="0"/>
           <w:i w:val="0"/>
-          <w:color w:val="0066CC"/>
+          <w:color w:val="0000FF"/>
           <w:sz w:val="24"/>
           <w:u w:val="single"/>
         </w:rPr>
@@ -664,7 +703,7 @@
           <w:rFonts w:ascii="Charis SIL Regular" w:hAnsi="Charis SIL Regular" w:eastAsia="Charis SIL Regular"/>
           <w:b w:val="0"/>
           <w:i w:val="0"/>
-          <w:color w:val="0066CC"/>
+          <w:color w:val="0000FF"/>
           <w:sz w:val="24"/>
           <w:u w:val="single"/>
         </w:rPr>
@@ -682,7 +721,7 @@
           <w:rFonts w:ascii="Charis SIL Regular" w:hAnsi="Charis SIL Regular" w:eastAsia="Charis SIL Regular"/>
           <w:b w:val="0"/>
           <w:i w:val="0"/>
-          <w:color w:val="0066CC"/>
+          <w:color w:val="0000FF"/>
           <w:sz w:val="24"/>
           <w:u w:val="single"/>
         </w:rPr>
@@ -693,7 +732,7 @@
           <w:rFonts w:ascii="Charis SIL Regular" w:hAnsi="Charis SIL Regular" w:eastAsia="Charis SIL Regular"/>
           <w:b w:val="0"/>
           <w:i w:val="0"/>
-          <w:color w:val="0066CC"/>
+          <w:color w:val="0000FF"/>
           <w:sz w:val="24"/>
           <w:u w:val="single"/>
         </w:rPr>
@@ -711,7 +750,7 @@
           <w:rFonts w:ascii="Charis SIL Regular" w:hAnsi="Charis SIL Regular" w:eastAsia="Charis SIL Regular"/>
           <w:b w:val="0"/>
           <w:i w:val="0"/>
-          <w:color w:val="0066CC"/>
+          <w:color w:val="0000FF"/>
           <w:sz w:val="24"/>
           <w:u w:val="single"/>
         </w:rPr>
@@ -722,7 +761,7 @@
           <w:rFonts w:ascii="Charis SIL Regular" w:hAnsi="Charis SIL Regular" w:eastAsia="Charis SIL Regular"/>
           <w:b w:val="0"/>
           <w:i w:val="0"/>
-          <w:color w:val="0066CC"/>
+          <w:color w:val="0000FF"/>
           <w:sz w:val="24"/>
           <w:u w:val="single"/>
         </w:rPr>
@@ -740,7 +779,7 @@
           <w:rFonts w:ascii="Charis SIL Regular" w:hAnsi="Charis SIL Regular" w:eastAsia="Charis SIL Regular"/>
           <w:b w:val="0"/>
           <w:i w:val="0"/>
-          <w:color w:val="0066CC"/>
+          <w:color w:val="0000FF"/>
           <w:sz w:val="24"/>
           <w:u w:val="single"/>
         </w:rPr>
@@ -751,7 +790,7 @@
           <w:rFonts w:ascii="Charis SIL Regular" w:hAnsi="Charis SIL Regular" w:eastAsia="Charis SIL Regular"/>
           <w:b w:val="0"/>
           <w:i w:val="0"/>
-          <w:color w:val="0066CC"/>
+          <w:color w:val="0000FF"/>
           <w:sz w:val="24"/>
           <w:u w:val="single"/>
         </w:rPr>
@@ -789,7 +828,7 @@
           <w:rFonts w:ascii="Charis SIL Regular" w:hAnsi="Charis SIL Regular" w:eastAsia="Charis SIL Regular"/>
           <w:b w:val="0"/>
           <w:i w:val="0"/>
-          <w:color w:val="0066CC"/>
+          <w:color w:val="0000FF"/>
           <w:sz w:val="24"/>
           <w:u w:val="single"/>
         </w:rPr>
@@ -807,7 +846,7 @@
           <w:rFonts w:ascii="Charis SIL Regular" w:hAnsi="Charis SIL Regular" w:eastAsia="Charis SIL Regular"/>
           <w:b w:val="0"/>
           <w:i w:val="0"/>
-          <w:color w:val="0066CC"/>
+          <w:color w:val="0000FF"/>
           <w:sz w:val="24"/>
           <w:u w:val="single"/>
         </w:rPr>
@@ -825,7 +864,7 @@
           <w:rFonts w:ascii="Charis SIL Regular" w:hAnsi="Charis SIL Regular" w:eastAsia="Charis SIL Regular"/>
           <w:b w:val="0"/>
           <w:i w:val="0"/>
-          <w:color w:val="0066CC"/>
+          <w:color w:val="0000FF"/>
           <w:sz w:val="24"/>
           <w:u w:val="single"/>
         </w:rPr>
@@ -836,7 +875,7 @@
           <w:rFonts w:ascii="Charis SIL Regular" w:hAnsi="Charis SIL Regular" w:eastAsia="Charis SIL Regular"/>
           <w:b w:val="0"/>
           <w:i w:val="0"/>
-          <w:color w:val="0066CC"/>
+          <w:color w:val="0000FF"/>
           <w:sz w:val="24"/>
           <w:u w:val="single"/>
         </w:rPr>
@@ -854,7 +893,7 @@
           <w:rFonts w:ascii="Charis SIL Regular" w:hAnsi="Charis SIL Regular" w:eastAsia="Charis SIL Regular"/>
           <w:b w:val="0"/>
           <w:i w:val="0"/>
-          <w:color w:val="0066CC"/>
+          <w:color w:val="0000FF"/>
           <w:sz w:val="24"/>
           <w:u w:val="single"/>
         </w:rPr>
@@ -872,7 +911,7 @@
           <w:rFonts w:ascii="Charis SIL Regular" w:hAnsi="Charis SIL Regular" w:eastAsia="Charis SIL Regular"/>
           <w:b w:val="0"/>
           <w:i w:val="0"/>
-          <w:color w:val="0066CC"/>
+          <w:color w:val="0000FF"/>
           <w:sz w:val="24"/>
           <w:u w:val="single"/>
         </w:rPr>
@@ -890,7 +929,7 @@
           <w:rFonts w:ascii="Charis SIL Regular" w:hAnsi="Charis SIL Regular" w:eastAsia="Charis SIL Regular"/>
           <w:b w:val="0"/>
           <w:i w:val="0"/>
-          <w:color w:val="0066CC"/>
+          <w:color w:val="0000FF"/>
           <w:sz w:val="24"/>
           <w:u w:val="single"/>
         </w:rPr>
@@ -901,7 +940,7 @@
           <w:rFonts w:ascii="Charis SIL Regular" w:hAnsi="Charis SIL Regular" w:eastAsia="Charis SIL Regular"/>
           <w:b w:val="0"/>
           <w:i w:val="0"/>
-          <w:color w:val="0066CC"/>
+          <w:color w:val="0000FF"/>
           <w:sz w:val="24"/>
           <w:u w:val="single"/>
         </w:rPr>
@@ -919,7 +958,7 @@
           <w:rFonts w:ascii="Charis SIL Regular" w:hAnsi="Charis SIL Regular" w:eastAsia="Charis SIL Regular"/>
           <w:b w:val="0"/>
           <w:i w:val="0"/>
-          <w:color w:val="0066CC"/>
+          <w:color w:val="0000FF"/>
           <w:sz w:val="24"/>
           <w:u w:val="single"/>
         </w:rPr>
@@ -930,7 +969,7 @@
           <w:rFonts w:ascii="Charis SIL Regular" w:hAnsi="Charis SIL Regular" w:eastAsia="Charis SIL Regular"/>
           <w:b w:val="0"/>
           <w:i w:val="0"/>
-          <w:color w:val="0066CC"/>
+          <w:color w:val="0000FF"/>
           <w:sz w:val="24"/>
           <w:u w:val="single"/>
         </w:rPr>
@@ -948,11 +987,11 @@
           <w:rFonts w:ascii="Charis SIL Regular" w:hAnsi="Charis SIL Regular" w:eastAsia="Charis SIL Regular"/>
           <w:b w:val="0"/>
           <w:i w:val="0"/>
-          <w:color w:val="0066CC"/>
+          <w:color w:val="0000FF"/>
           <w:sz w:val="24"/>
           <w:u w:val="single"/>
         </w:rPr>
-        <w:hyperlink r:id="rId11" w:history="1">
+        <w:hyperlink r:id="rId10" w:history="1">
           <w:r>
             <w:rPr>
               <w:rStyle w:val="Hyperlink"/>
@@ -966,7 +1005,7 @@
           <w:rFonts w:ascii="Charis SIL Regular" w:hAnsi="Charis SIL Regular" w:eastAsia="Charis SIL Regular"/>
           <w:b w:val="0"/>
           <w:i w:val="0"/>
-          <w:color w:val="0066CC"/>
+          <w:color w:val="0000FF"/>
           <w:sz w:val="24"/>
           <w:u w:val="single"/>
         </w:rPr>
@@ -977,7 +1016,7 @@
           <w:rFonts w:ascii="Charis SIL Regular" w:hAnsi="Charis SIL Regular" w:eastAsia="Charis SIL Regular"/>
           <w:b w:val="0"/>
           <w:i w:val="0"/>
-          <w:color w:val="0066CC"/>
+          <w:color w:val="0000FF"/>
           <w:sz w:val="24"/>
           <w:u w:val="single"/>
         </w:rPr>
@@ -995,7 +1034,7 @@
           <w:rFonts w:ascii="Charis SIL Regular" w:hAnsi="Charis SIL Regular" w:eastAsia="Charis SIL Regular"/>
           <w:b w:val="0"/>
           <w:i w:val="0"/>
-          <w:color w:val="0066CC"/>
+          <w:color w:val="0000FF"/>
           <w:sz w:val="24"/>
           <w:u w:val="single"/>
         </w:rPr>
@@ -1006,7 +1045,7 @@
           <w:rFonts w:ascii="Charis SIL Regular" w:hAnsi="Charis SIL Regular" w:eastAsia="Charis SIL Regular"/>
           <w:b w:val="0"/>
           <w:i w:val="0"/>
-          <w:color w:val="0066CC"/>
+          <w:color w:val="0000FF"/>
           <w:sz w:val="24"/>
           <w:u w:val="single"/>
         </w:rPr>
@@ -1024,7 +1063,7 @@
           <w:rFonts w:ascii="Charis SIL Regular" w:hAnsi="Charis SIL Regular" w:eastAsia="Charis SIL Regular"/>
           <w:b w:val="0"/>
           <w:i w:val="0"/>
-          <w:color w:val="0066CC"/>
+          <w:color w:val="0000FF"/>
           <w:sz w:val="24"/>
           <w:u w:val="single"/>
         </w:rPr>
@@ -1042,11 +1081,11 @@
           <w:rFonts w:ascii="Charis SIL Regular" w:hAnsi="Charis SIL Regular" w:eastAsia="Charis SIL Regular"/>
           <w:b w:val="0"/>
           <w:i w:val="0"/>
-          <w:color w:val="0066CC"/>
+          <w:color w:val="0000FF"/>
           <w:sz w:val="24"/>
           <w:u w:val="single"/>
         </w:rPr>
-        <w:hyperlink r:id="rId10" w:history="1">
+        <w:hyperlink r:id="rId11" w:history="1">
           <w:r>
             <w:rPr>
               <w:rStyle w:val="Hyperlink"/>
@@ -1060,11 +1099,11 @@
           <w:rFonts w:ascii="Charis SIL Regular" w:hAnsi="Charis SIL Regular" w:eastAsia="Charis SIL Regular"/>
           <w:b w:val="0"/>
           <w:i w:val="0"/>
-          <w:color w:val="0066CC"/>
+          <w:color w:val="0000FF"/>
           <w:sz w:val="24"/>
           <w:u w:val="single"/>
         </w:rPr>
-        <w:hyperlink r:id="rId10" w:history="1">
+        <w:hyperlink r:id="rId11" w:history="1">
           <w:r>
             <w:rPr>
               <w:rStyle w:val="Hyperlink"/>
@@ -1078,11 +1117,11 @@
           <w:rFonts w:ascii="Charis SIL Regular" w:hAnsi="Charis SIL Regular" w:eastAsia="Charis SIL Regular"/>
           <w:b w:val="0"/>
           <w:i w:val="0"/>
-          <w:color w:val="0066CC"/>
+          <w:color w:val="0000FF"/>
           <w:sz w:val="24"/>
           <w:u w:val="single"/>
         </w:rPr>
-        <w:hyperlink r:id="rId10" w:history="1">
+        <w:hyperlink r:id="rId11" w:history="1">
           <w:r>
             <w:rPr>
               <w:rStyle w:val="Hyperlink"/>
@@ -1093,7 +1132,7 @@
       </w:r>
       <w:r>
         <w:rPr>
-          <w:u w:val="single" w:color="0066cc"/>
+          <w:u w:val="single" w:color="0000ff"/>
           <w:rFonts w:ascii="Charis SIL Regular" w:hAnsi="Charis SIL Regular" w:eastAsia="Charis SIL Regular"/>
           <w:b w:val="0"/>
           <w:i w:val="0"/>
@@ -1131,7 +1170,7 @@
       </w:r>
       <w:r>
         <w:rPr>
-          <w:u w:val="single" w:color="0066cc"/>
+          <w:u w:val="single" w:color="0000ff"/>
           <w:rFonts w:ascii="Charis SIL Regular" w:hAnsi="Charis SIL Regular" w:eastAsia="Charis SIL Regular"/>
           <w:b w:val="0"/>
           <w:i w:val="0"/>
@@ -1149,7 +1188,7 @@
       </w:r>
       <w:r>
         <w:rPr>
-          <w:u w:val="single" w:color="0066cc"/>
+          <w:u w:val="single" w:color="0000ff"/>
           <w:rFonts w:ascii="Charis SIL Regular" w:hAnsi="Charis SIL Regular" w:eastAsia="Charis SIL Regular"/>
           <w:b w:val="0"/>
           <w:i w:val="0"/>
@@ -1160,7 +1199,7 @@
       </w:r>
       <w:r>
         <w:rPr>
-          <w:u w:val="single" w:color="0066cc"/>
+          <w:u w:val="single" w:color="0000ff"/>
           <w:rFonts w:ascii="Charis SIL Regular" w:hAnsi="Charis SIL Regular" w:eastAsia="Charis SIL Regular"/>
           <w:b w:val="0"/>
           <w:i w:val="0"/>
@@ -1178,7 +1217,7 @@
       </w:r>
       <w:r>
         <w:rPr>
-          <w:u w:val="single" w:color="0066cc"/>
+          <w:u w:val="single" w:color="0000ff"/>
           <w:rFonts w:ascii="Charis SIL Regular" w:hAnsi="Charis SIL Regular" w:eastAsia="Charis SIL Regular"/>
           <w:b w:val="0"/>
           <w:i w:val="0"/>
@@ -1196,7 +1235,7 @@
       </w:r>
       <w:r>
         <w:rPr>
-          <w:u w:val="single" w:color="0066cc"/>
+          <w:u w:val="single" w:color="0000ff"/>
           <w:rFonts w:ascii="Charis SIL Regular" w:hAnsi="Charis SIL Regular" w:eastAsia="Charis SIL Regular"/>
           <w:b w:val="0"/>
           <w:i w:val="0"/>
@@ -1214,7 +1253,7 @@
       </w:r>
       <w:r>
         <w:rPr>
-          <w:u w:val="single" w:color="0066cc"/>
+          <w:u w:val="single" w:color="0000ff"/>
           <w:rFonts w:ascii="Charis SIL Regular" w:hAnsi="Charis SIL Regular" w:eastAsia="Charis SIL Regular"/>
           <w:b w:val="0"/>
           <w:i w:val="0"/>
@@ -1232,7 +1271,7 @@
       </w:r>
       <w:r>
         <w:rPr>
-          <w:u w:val="single" w:color="0066cc"/>
+          <w:u w:val="single" w:color="0000ff"/>
           <w:rFonts w:ascii="Charis SIL Regular" w:hAnsi="Charis SIL Regular" w:eastAsia="Charis SIL Regular"/>
           <w:b w:val="0"/>
           <w:i w:val="0"/>
@@ -1250,7 +1289,7 @@
       </w:r>
       <w:r>
         <w:rPr>
-          <w:u w:val="single" w:color="0066cc"/>
+          <w:u w:val="single" w:color="0000ff"/>
           <w:rFonts w:ascii="Charis SIL Regular" w:hAnsi="Charis SIL Regular" w:eastAsia="Charis SIL Regular"/>
           <w:b w:val="0"/>
           <w:i w:val="0"/>
@@ -1268,7 +1307,7 @@
       </w:r>
       <w:r>
         <w:rPr>
-          <w:u w:val="single" w:color="0066cc"/>
+          <w:u w:val="single" w:color="0000ff"/>
           <w:rFonts w:ascii="Charis SIL Regular" w:hAnsi="Charis SIL Regular" w:eastAsia="Charis SIL Regular"/>
           <w:b w:val="0"/>
           <w:i w:val="0"/>
@@ -1286,7 +1325,7 @@
       </w:r>
       <w:r>
         <w:rPr>
-          <w:u w:val="single" w:color="0066cc"/>
+          <w:u w:val="single" w:color="0000ff"/>
           <w:rFonts w:ascii="Charis SIL Regular" w:hAnsi="Charis SIL Regular" w:eastAsia="Charis SIL Regular"/>
           <w:b w:val="0"/>
           <w:i w:val="0"/>
@@ -1499,7 +1538,7 @@
           <w:rFonts w:ascii="Charis SIL Regular" w:hAnsi="Charis SIL Regular" w:eastAsia="Charis SIL Regular"/>
           <w:b w:val="0"/>
           <w:i w:val="0"/>
-          <w:color w:val="0066CC"/>
+          <w:color w:val="0000FF"/>
           <w:sz w:val="24"/>
           <w:u w:val="single"/>
         </w:rPr>
@@ -1517,7 +1556,7 @@
           <w:rFonts w:ascii="Charis SIL Regular" w:hAnsi="Charis SIL Regular" w:eastAsia="Charis SIL Regular"/>
           <w:b w:val="0"/>
           <w:i w:val="0"/>
-          <w:color w:val="0066CC"/>
+          <w:color w:val="0000FF"/>
           <w:sz w:val="24"/>
           <w:u w:val="single"/>
         </w:rPr>
@@ -1528,7 +1567,7 @@
           <w:rFonts w:ascii="Charis SIL Regular" w:hAnsi="Charis SIL Regular" w:eastAsia="Charis SIL Regular"/>
           <w:b w:val="0"/>
           <w:i w:val="0"/>
-          <w:color w:val="0066CC"/>
+          <w:color w:val="0000FF"/>
           <w:sz w:val="24"/>
           <w:u w:val="single"/>
         </w:rPr>
@@ -1556,7 +1595,7 @@
           <w:rFonts w:ascii="Charis SIL Regular" w:hAnsi="Charis SIL Regular" w:eastAsia="Charis SIL Regular"/>
           <w:b w:val="0"/>
           <w:i w:val="0"/>
-          <w:color w:val="0066CC"/>
+          <w:color w:val="0000FF"/>
           <w:sz w:val="24"/>
           <w:u w:val="single"/>
         </w:rPr>
@@ -1574,7 +1613,7 @@
           <w:rFonts w:ascii="Charis SIL Regular" w:hAnsi="Charis SIL Regular" w:eastAsia="Charis SIL Regular"/>
           <w:b w:val="0"/>
           <w:i w:val="0"/>
-          <w:color w:val="0066CC"/>
+          <w:color w:val="0000FF"/>
           <w:sz w:val="24"/>
           <w:u w:val="single"/>
         </w:rPr>
@@ -1585,7 +1624,7 @@
           <w:rFonts w:ascii="Charis SIL Regular" w:hAnsi="Charis SIL Regular" w:eastAsia="Charis SIL Regular"/>
           <w:b w:val="0"/>
           <w:i w:val="0"/>
-          <w:color w:val="0066CC"/>
+          <w:color w:val="0000FF"/>
           <w:sz w:val="24"/>
           <w:u w:val="single"/>
         </w:rPr>
@@ -1610,7 +1649,7 @@
       </w:r>
       <w:r>
         <w:rPr>
-          <w:u w:val="single" w:color="0066cc"/>
+          <w:u w:val="single" w:color="0000ff"/>
           <w:rFonts w:ascii="Charis SIL Regular" w:hAnsi="Charis SIL Regular" w:eastAsia="Charis SIL Regular"/>
           <w:b w:val="0"/>
           <w:i w:val="0"/>
@@ -1628,7 +1667,7 @@
       </w:r>
       <w:r>
         <w:rPr>
-          <w:u w:val="single" w:color="0066cc"/>
+          <w:u w:val="single" w:color="0000ff"/>
           <w:rFonts w:ascii="Charis SIL Regular" w:hAnsi="Charis SIL Regular" w:eastAsia="Charis SIL Regular"/>
           <w:b w:val="0"/>
           <w:i w:val="0"/>
@@ -1646,7 +1685,7 @@
       </w:r>
       <w:r>
         <w:rPr>
-          <w:u w:val="single" w:color="0066cc"/>
+          <w:u w:val="single" w:color="0000ff"/>
           <w:rFonts w:ascii="Charis SIL Regular" w:hAnsi="Charis SIL Regular" w:eastAsia="Charis SIL Regular"/>
           <w:b w:val="0"/>
           <w:i w:val="0"/>
@@ -1674,7 +1713,7 @@
       </w:r>
       <w:r>
         <w:rPr>
-          <w:u w:val="single" w:color="0066cc"/>
+          <w:u w:val="single" w:color="0000ff"/>
           <w:rFonts w:ascii="Charis SIL Regular" w:hAnsi="Charis SIL Regular" w:eastAsia="Charis SIL Regular"/>
           <w:b w:val="0"/>
           <w:i w:val="0"/>
@@ -1692,7 +1731,7 @@
       </w:r>
       <w:r>
         <w:rPr>
-          <w:u w:val="single" w:color="0066cc"/>
+          <w:u w:val="single" w:color="0000ff"/>
           <w:rFonts w:ascii="Charis SIL Regular" w:hAnsi="Charis SIL Regular" w:eastAsia="Charis SIL Regular"/>
           <w:b w:val="0"/>
           <w:i w:val="0"/>
@@ -1710,7 +1749,7 @@
       </w:r>
       <w:r>
         <w:rPr>
-          <w:u w:val="single" w:color="0066cc"/>
+          <w:u w:val="single" w:color="0000ff"/>
           <w:rFonts w:ascii="Charis SIL Regular" w:hAnsi="Charis SIL Regular" w:eastAsia="Charis SIL Regular"/>
           <w:b w:val="0"/>
           <w:i w:val="0"/>
@@ -1741,7 +1780,7 @@
           <w:rFonts w:ascii="Charis SIL Regular" w:hAnsi="Charis SIL Regular" w:eastAsia="Charis SIL Regular"/>
           <w:b w:val="0"/>
           <w:i w:val="0"/>
-          <w:color w:val="0066CC"/>
+          <w:color w:val="0000FF"/>
           <w:sz w:val="24"/>
           <w:u w:val="single"/>
         </w:rPr>
@@ -1759,7 +1798,7 @@
           <w:rFonts w:ascii="Charis SIL Regular" w:hAnsi="Charis SIL Regular" w:eastAsia="Charis SIL Regular"/>
           <w:b w:val="0"/>
           <w:i w:val="0"/>
-          <w:color w:val="0066CC"/>
+          <w:color w:val="0000FF"/>
           <w:sz w:val="24"/>
           <w:u w:val="single"/>
         </w:rPr>
@@ -1770,7 +1809,7 @@
           <w:rFonts w:ascii="Charis SIL Regular" w:hAnsi="Charis SIL Regular" w:eastAsia="Charis SIL Regular"/>
           <w:b w:val="0"/>
           <w:i w:val="0"/>
-          <w:color w:val="0066CC"/>
+          <w:color w:val="0000FF"/>
           <w:sz w:val="24"/>
           <w:u w:val="single"/>
         </w:rPr>
@@ -1808,7 +1847,7 @@
       </w:r>
       <w:r>
         <w:rPr>
-          <w:u w:val="single" w:color="0066cc"/>
+          <w:u w:val="single" w:color="0000ff"/>
           <w:rFonts w:ascii="Charis SIL Regular" w:hAnsi="Charis SIL Regular" w:eastAsia="Charis SIL Regular"/>
           <w:b w:val="0"/>
           <w:i w:val="0"/>
@@ -1826,7 +1865,7 @@
       </w:r>
       <w:r>
         <w:rPr>
-          <w:u w:val="single" w:color="0066cc"/>
+          <w:u w:val="single" w:color="0000ff"/>
           <w:rFonts w:ascii="Charis SIL Regular" w:hAnsi="Charis SIL Regular" w:eastAsia="Charis SIL Regular"/>
           <w:b w:val="0"/>
           <w:i w:val="0"/>
@@ -1844,7 +1883,7 @@
       </w:r>
       <w:r>
         <w:rPr>
-          <w:u w:val="single" w:color="0066cc"/>
+          <w:u w:val="single" w:color="0000ff"/>
           <w:rFonts w:ascii="Charis SIL Regular" w:hAnsi="Charis SIL Regular" w:eastAsia="Charis SIL Regular"/>
           <w:b w:val="0"/>
           <w:i w:val="0"/>
@@ -1965,7 +2004,7 @@
           <w:rFonts w:ascii="Charis SIL Regular" w:hAnsi="Charis SIL Regular" w:eastAsia="Charis SIL Regular"/>
           <w:b w:val="0"/>
           <w:i w:val="0"/>
-          <w:color w:val="0066CC"/>
+          <w:color w:val="0000FF"/>
           <w:sz w:val="24"/>
           <w:u w:val="single"/>
         </w:rPr>
@@ -1983,7 +2022,7 @@
           <w:rFonts w:ascii="Charis SIL Regular" w:hAnsi="Charis SIL Regular" w:eastAsia="Charis SIL Regular"/>
           <w:b w:val="0"/>
           <w:i w:val="0"/>
-          <w:color w:val="0066CC"/>
+          <w:color w:val="0000FF"/>
           <w:sz w:val="24"/>
           <w:u w:val="single"/>
         </w:rPr>
@@ -1994,7 +2033,7 @@
           <w:rFonts w:ascii="Charis SIL Regular" w:hAnsi="Charis SIL Regular" w:eastAsia="Charis SIL Regular"/>
           <w:b w:val="0"/>
           <w:i w:val="0"/>
-          <w:color w:val="0066CC"/>
+          <w:color w:val="0000FF"/>
           <w:sz w:val="24"/>
           <w:u w:val="single"/>
         </w:rPr>
@@ -2012,7 +2051,7 @@
           <w:rFonts w:ascii="Charis SIL Regular" w:hAnsi="Charis SIL Regular" w:eastAsia="Charis SIL Regular"/>
           <w:b w:val="0"/>
           <w:i w:val="0"/>
-          <w:color w:val="0066CC"/>
+          <w:color w:val="0000FF"/>
           <w:sz w:val="24"/>
           <w:u w:val="single"/>
         </w:rPr>
@@ -2023,7 +2062,7 @@
           <w:rFonts w:ascii="Charis SIL Regular" w:hAnsi="Charis SIL Regular" w:eastAsia="Charis SIL Regular"/>
           <w:b w:val="0"/>
           <w:i w:val="0"/>
-          <w:color w:val="0066CC"/>
+          <w:color w:val="0000FF"/>
           <w:sz w:val="24"/>
           <w:u w:val="single"/>
         </w:rPr>
@@ -2041,7 +2080,7 @@
           <w:rFonts w:ascii="Charis SIL Regular" w:hAnsi="Charis SIL Regular" w:eastAsia="Charis SIL Regular"/>
           <w:b w:val="0"/>
           <w:i w:val="0"/>
-          <w:color w:val="0066CC"/>
+          <w:color w:val="0000FF"/>
           <w:sz w:val="24"/>
           <w:u w:val="single"/>
         </w:rPr>
@@ -2052,7 +2091,7 @@
           <w:rFonts w:ascii="Charis SIL Regular" w:hAnsi="Charis SIL Regular" w:eastAsia="Charis SIL Regular"/>
           <w:b w:val="0"/>
           <w:i w:val="0"/>
-          <w:color w:val="0066CC"/>
+          <w:color w:val="0000FF"/>
           <w:sz w:val="24"/>
           <w:u w:val="single"/>
         </w:rPr>
@@ -2090,7 +2129,7 @@
           <w:rFonts w:ascii="Charis SIL Regular" w:hAnsi="Charis SIL Regular" w:eastAsia="Charis SIL Regular"/>
           <w:b w:val="0"/>
           <w:i w:val="0"/>
-          <w:color w:val="0066CC"/>
+          <w:color w:val="0000FF"/>
           <w:sz w:val="24"/>
           <w:u w:val="single"/>
         </w:rPr>
@@ -2108,7 +2147,7 @@
           <w:rFonts w:ascii="Charis SIL Regular" w:hAnsi="Charis SIL Regular" w:eastAsia="Charis SIL Regular"/>
           <w:b w:val="0"/>
           <w:i w:val="0"/>
-          <w:color w:val="0066CC"/>
+          <w:color w:val="0000FF"/>
           <w:sz w:val="24"/>
           <w:u w:val="single"/>
         </w:rPr>
@@ -2119,7 +2158,7 @@
           <w:rFonts w:ascii="Charis SIL Regular" w:hAnsi="Charis SIL Regular" w:eastAsia="Charis SIL Regular"/>
           <w:b w:val="0"/>
           <w:i w:val="0"/>
-          <w:color w:val="0066CC"/>
+          <w:color w:val="0000FF"/>
           <w:sz w:val="24"/>
           <w:u w:val="single"/>
         </w:rPr>
@@ -2137,11 +2176,11 @@
           <w:rFonts w:ascii="Charis SIL Regular" w:hAnsi="Charis SIL Regular" w:eastAsia="Charis SIL Regular"/>
           <w:b w:val="0"/>
           <w:i w:val="0"/>
-          <w:color w:val="0066CC"/>
+          <w:color w:val="0000FF"/>
           <w:sz w:val="24"/>
           <w:u w:val="single"/>
         </w:rPr>
-        <w:hyperlink r:id="rId11" w:history="1">
+        <w:hyperlink r:id="rId15" w:history="1">
           <w:r>
             <w:rPr>
               <w:rStyle w:val="Hyperlink"/>
@@ -2155,11 +2194,11 @@
           <w:rFonts w:ascii="Charis SIL Regular" w:hAnsi="Charis SIL Regular" w:eastAsia="Charis SIL Regular"/>
           <w:b w:val="0"/>
           <w:i w:val="0"/>
-          <w:color w:val="0066CC"/>
+          <w:color w:val="0000FF"/>
           <w:sz w:val="24"/>
           <w:u w:val="single"/>
         </w:rPr>
-        <w:hyperlink r:id="rId11" w:history="1">
+        <w:hyperlink r:id="rId15" w:history="1">
           <w:r>
             <w:rPr>
               <w:rStyle w:val="Hyperlink"/>
@@ -2170,7 +2209,7 @@
       </w:r>
       <w:r>
         <w:rPr>
-          <w:u w:val="single" w:color="0066cc"/>
+          <w:u w:val="single" w:color="0000ff"/>
           <w:rFonts w:ascii="Charis SIL Regular" w:hAnsi="Charis SIL Regular" w:eastAsia="Charis SIL Regular"/>
           <w:b w:val="0"/>
           <w:i w:val="0"/>
@@ -2188,7 +2227,7 @@
       </w:r>
       <w:r>
         <w:rPr>
-          <w:u w:val="single" w:color="0066cc"/>
+          <w:u w:val="single" w:color="0000ff"/>
           <w:rFonts w:ascii="Charis SIL Regular" w:hAnsi="Charis SIL Regular" w:eastAsia="Charis SIL Regular"/>
           <w:b w:val="0"/>
           <w:i w:val="0"/>
@@ -2206,7 +2245,7 @@
       </w:r>
       <w:r>
         <w:rPr>
-          <w:u w:val="single" w:color="0066cc"/>
+          <w:u w:val="single" w:color="0000ff"/>
           <w:rFonts w:ascii="Charis SIL Regular" w:hAnsi="Charis SIL Regular" w:eastAsia="Charis SIL Regular"/>
           <w:b w:val="0"/>
           <w:i w:val="0"/>
@@ -2267,7 +2306,7 @@
           <w:rFonts w:ascii="Charis SIL Regular" w:hAnsi="Charis SIL Regular" w:eastAsia="Charis SIL Regular"/>
           <w:b w:val="0"/>
           <w:i w:val="0"/>
-          <w:color w:val="0066CC"/>
+          <w:color w:val="0000FF"/>
           <w:sz w:val="24"/>
           <w:u w:val="single"/>
         </w:rPr>
@@ -2291,7 +2330,7 @@
           <w:rFonts w:ascii="Charis SIL Regular" w:hAnsi="Charis SIL Regular" w:eastAsia="Charis SIL Regular"/>
           <w:b w:val="0"/>
           <w:i w:val="0"/>
-          <w:color w:val="0066CC"/>
+          <w:color w:val="0000FF"/>
           <w:sz w:val="24"/>
           <w:u w:val="single"/>
         </w:rPr>
@@ -2302,7 +2341,7 @@
           <w:rFonts w:ascii="Charis SIL Regular" w:hAnsi="Charis SIL Regular" w:eastAsia="Charis SIL Regular"/>
           <w:b w:val="0"/>
           <w:i w:val="0"/>
-          <w:color w:val="0066CC"/>
+          <w:color w:val="0000FF"/>
           <w:sz w:val="24"/>
           <w:u w:val="single"/>
         </w:rPr>
@@ -2326,7 +2365,7 @@
           <w:rFonts w:ascii="Charis SIL Regular" w:hAnsi="Charis SIL Regular" w:eastAsia="Charis SIL Regular"/>
           <w:b w:val="0"/>
           <w:i w:val="0"/>
-          <w:color w:val="0066CC"/>
+          <w:color w:val="0000FF"/>
           <w:sz w:val="24"/>
           <w:u w:val="single"/>
         </w:rPr>
@@ -2337,7 +2376,7 @@
           <w:rFonts w:ascii="Charis SIL Regular" w:hAnsi="Charis SIL Regular" w:eastAsia="Charis SIL Regular"/>
           <w:b w:val="0"/>
           <w:i w:val="0"/>
-          <w:color w:val="0066CC"/>
+          <w:color w:val="0000FF"/>
           <w:sz w:val="24"/>
           <w:u w:val="single"/>
         </w:rPr>
@@ -2358,7 +2397,7 @@
           <w:rFonts w:ascii="Charis SIL Regular" w:hAnsi="Charis SIL Regular" w:eastAsia="Charis SIL Regular"/>
           <w:b w:val="0"/>
           <w:i w:val="0"/>
-          <w:color w:val="0066CC"/>
+          <w:color w:val="0000FF"/>
           <w:sz w:val="24"/>
           <w:u w:val="single"/>
         </w:rPr>
@@ -2382,7 +2421,7 @@
           <w:rFonts w:ascii="Charis SIL Regular" w:hAnsi="Charis SIL Regular" w:eastAsia="Charis SIL Regular"/>
           <w:b w:val="0"/>
           <w:i w:val="0"/>
-          <w:color w:val="0066CC"/>
+          <w:color w:val="0000FF"/>
           <w:sz w:val="24"/>
           <w:u w:val="single"/>
         </w:rPr>
@@ -2393,7 +2432,7 @@
           <w:rFonts w:ascii="Charis SIL Regular" w:hAnsi="Charis SIL Regular" w:eastAsia="Charis SIL Regular"/>
           <w:b w:val="0"/>
           <w:i w:val="0"/>
-          <w:color w:val="0066CC"/>
+          <w:color w:val="0000FF"/>
           <w:sz w:val="24"/>
           <w:u w:val="single"/>
         </w:rPr>
@@ -2417,7 +2456,7 @@
           <w:rFonts w:ascii="Charis SIL Regular" w:hAnsi="Charis SIL Regular" w:eastAsia="Charis SIL Regular"/>
           <w:b w:val="0"/>
           <w:i w:val="0"/>
-          <w:color w:val="0066CC"/>
+          <w:color w:val="0000FF"/>
           <w:sz w:val="24"/>
           <w:u w:val="single"/>
         </w:rPr>
@@ -2428,7 +2467,7 @@
           <w:rFonts w:ascii="Charis SIL Regular" w:hAnsi="Charis SIL Regular" w:eastAsia="Charis SIL Regular"/>
           <w:b w:val="0"/>
           <w:i w:val="0"/>
-          <w:color w:val="0066CC"/>
+          <w:color w:val="0000FF"/>
           <w:sz w:val="24"/>
           <w:u w:val="single"/>
         </w:rPr>
@@ -2452,7 +2491,7 @@
           <w:rFonts w:ascii="Charis SIL Regular" w:hAnsi="Charis SIL Regular" w:eastAsia="Charis SIL Regular"/>
           <w:b w:val="0"/>
           <w:i w:val="0"/>
-          <w:color w:val="0066CC"/>
+          <w:color w:val="0000FF"/>
           <w:sz w:val="24"/>
           <w:u w:val="single"/>
         </w:rPr>
@@ -2463,7 +2502,7 @@
           <w:rFonts w:ascii="Charis SIL Regular" w:hAnsi="Charis SIL Regular" w:eastAsia="Charis SIL Regular"/>
           <w:b w:val="0"/>
           <w:i w:val="0"/>
-          <w:color w:val="0066CC"/>
+          <w:color w:val="0000FF"/>
           <w:sz w:val="24"/>
           <w:u w:val="single"/>
         </w:rPr>
@@ -2484,7 +2523,7 @@
           <w:rFonts w:ascii="Charis SIL Regular" w:hAnsi="Charis SIL Regular" w:eastAsia="Charis SIL Regular"/>
           <w:b w:val="0"/>
           <w:i w:val="0"/>
-          <w:color w:val="0066CC"/>
+          <w:color w:val="0000FF"/>
           <w:sz w:val="24"/>
           <w:u w:val="single"/>
         </w:rPr>
@@ -2495,7 +2534,7 @@
           <w:rFonts w:ascii="Charis SIL Regular" w:hAnsi="Charis SIL Regular" w:eastAsia="Charis SIL Regular"/>
           <w:b w:val="0"/>
           <w:i w:val="0"/>
-          <w:color w:val="0066CC"/>
+          <w:color w:val="0000FF"/>
           <w:sz w:val="24"/>
           <w:u w:val="single"/>
         </w:rPr>
@@ -2516,7 +2555,7 @@
           <w:rFonts w:ascii="Charis SIL Regular" w:hAnsi="Charis SIL Regular" w:eastAsia="Charis SIL Regular"/>
           <w:b w:val="0"/>
           <w:i w:val="0"/>
-          <w:color w:val="0066CC"/>
+          <w:color w:val="0000FF"/>
           <w:sz w:val="24"/>
           <w:u w:val="single"/>
         </w:rPr>
@@ -2540,7 +2579,7 @@
           <w:rFonts w:ascii="Charis SIL Regular" w:hAnsi="Charis SIL Regular" w:eastAsia="Charis SIL Regular"/>
           <w:b w:val="0"/>
           <w:i w:val="0"/>
-          <w:color w:val="0066CC"/>
+          <w:color w:val="0000FF"/>
           <w:sz w:val="24"/>
           <w:u w:val="single"/>
         </w:rPr>
@@ -2551,7 +2590,7 @@
           <w:rFonts w:ascii="Charis SIL Regular" w:hAnsi="Charis SIL Regular" w:eastAsia="Charis SIL Regular"/>
           <w:b w:val="0"/>
           <w:i w:val="0"/>
-          <w:color w:val="0066CC"/>
+          <w:color w:val="0000FF"/>
           <w:sz w:val="24"/>
           <w:u w:val="single"/>
         </w:rPr>
@@ -2575,7 +2614,7 @@
           <w:rFonts w:ascii="Charis SIL Regular" w:hAnsi="Charis SIL Regular" w:eastAsia="Charis SIL Regular"/>
           <w:b w:val="0"/>
           <w:i w:val="0"/>
-          <w:color w:val="0066CC"/>
+          <w:color w:val="0000FF"/>
           <w:sz w:val="24"/>
           <w:u w:val="single"/>
         </w:rPr>
@@ -2586,7 +2625,7 @@
           <w:rFonts w:ascii="Charis SIL Regular" w:hAnsi="Charis SIL Regular" w:eastAsia="Charis SIL Regular"/>
           <w:b w:val="0"/>
           <w:i w:val="0"/>
-          <w:color w:val="0066CC"/>
+          <w:color w:val="0000FF"/>
           <w:sz w:val="24"/>
           <w:u w:val="single"/>
         </w:rPr>
@@ -2610,7 +2649,7 @@
           <w:rFonts w:ascii="Charis SIL Regular" w:hAnsi="Charis SIL Regular" w:eastAsia="Charis SIL Regular"/>
           <w:b w:val="0"/>
           <w:i w:val="0"/>
-          <w:color w:val="0066CC"/>
+          <w:color w:val="0000FF"/>
           <w:sz w:val="24"/>
           <w:u w:val="single"/>
         </w:rPr>
@@ -2634,7 +2673,7 @@
           <w:rFonts w:ascii="Charis SIL Regular" w:hAnsi="Charis SIL Regular" w:eastAsia="Charis SIL Regular"/>
           <w:b w:val="0"/>
           <w:i w:val="0"/>
-          <w:color w:val="0066CC"/>
+          <w:color w:val="0000FF"/>
           <w:sz w:val="24"/>
           <w:u w:val="single"/>
         </w:rPr>
@@ -2658,7 +2697,7 @@
           <w:rFonts w:ascii="Charis SIL Regular" w:hAnsi="Charis SIL Regular" w:eastAsia="Charis SIL Regular"/>
           <w:b w:val="0"/>
           <w:i w:val="0"/>
-          <w:color w:val="0066CC"/>
+          <w:color w:val="0000FF"/>
           <w:sz w:val="24"/>
           <w:u w:val="single"/>
         </w:rPr>
@@ -2669,7 +2708,7 @@
           <w:rFonts w:ascii="Charis SIL Regular" w:hAnsi="Charis SIL Regular" w:eastAsia="Charis SIL Regular"/>
           <w:b w:val="0"/>
           <w:i w:val="0"/>
-          <w:color w:val="0066CC"/>
+          <w:color w:val="0000FF"/>
           <w:sz w:val="24"/>
           <w:u w:val="single"/>
         </w:rPr>
@@ -2693,7 +2732,7 @@
           <w:rFonts w:ascii="Charis SIL Regular" w:hAnsi="Charis SIL Regular" w:eastAsia="Charis SIL Regular"/>
           <w:b w:val="0"/>
           <w:i w:val="0"/>
-          <w:color w:val="0066CC"/>
+          <w:color w:val="0000FF"/>
           <w:sz w:val="24"/>
           <w:u w:val="single"/>
         </w:rPr>
@@ -2717,7 +2756,7 @@
           <w:rFonts w:ascii="Charis SIL Regular" w:hAnsi="Charis SIL Regular" w:eastAsia="Charis SIL Regular"/>
           <w:b w:val="0"/>
           <w:i w:val="0"/>
-          <w:color w:val="0066CC"/>
+          <w:color w:val="0000FF"/>
           <w:sz w:val="24"/>
           <w:u w:val="single"/>
         </w:rPr>
@@ -2728,7 +2767,7 @@
           <w:rFonts w:ascii="Charis SIL Regular" w:hAnsi="Charis SIL Regular" w:eastAsia="Charis SIL Regular"/>
           <w:b w:val="0"/>
           <w:i w:val="0"/>
-          <w:color w:val="0066CC"/>
+          <w:color w:val="0000FF"/>
           <w:sz w:val="24"/>
           <w:u w:val="single"/>
         </w:rPr>
@@ -2752,7 +2791,7 @@
           <w:rFonts w:ascii="Charis SIL Regular" w:hAnsi="Charis SIL Regular" w:eastAsia="Charis SIL Regular"/>
           <w:b w:val="0"/>
           <w:i w:val="0"/>
-          <w:color w:val="0066CC"/>
+          <w:color w:val="0000FF"/>
           <w:sz w:val="24"/>
           <w:u w:val="single"/>
         </w:rPr>
@@ -2935,7 +2974,7 @@
           <w:rFonts w:ascii="Charis SIL Regular" w:hAnsi="Charis SIL Regular" w:eastAsia="Charis SIL Regular"/>
           <w:b w:val="0"/>
           <w:i w:val="0"/>
-          <w:color w:val="0066CC"/>
+          <w:color w:val="0000FF"/>
           <w:sz w:val="24"/>
           <w:u w:val="single"/>
         </w:rPr>
@@ -2953,7 +2992,7 @@
           <w:rFonts w:ascii="Charis SIL Regular" w:hAnsi="Charis SIL Regular" w:eastAsia="Charis SIL Regular"/>
           <w:b w:val="0"/>
           <w:i w:val="0"/>
-          <w:color w:val="0066CC"/>
+          <w:color w:val="0000FF"/>
           <w:sz w:val="24"/>
           <w:u w:val="single"/>
         </w:rPr>
@@ -2971,7 +3010,7 @@
           <w:rFonts w:ascii="Charis SIL Regular" w:hAnsi="Charis SIL Regular" w:eastAsia="Charis SIL Regular"/>
           <w:b w:val="0"/>
           <w:i w:val="0"/>
-          <w:color w:val="0066CC"/>
+          <w:color w:val="0000FF"/>
           <w:sz w:val="24"/>
           <w:u w:val="single"/>
         </w:rPr>
@@ -2989,7 +3028,7 @@
           <w:rFonts w:ascii="Charis SIL Regular" w:hAnsi="Charis SIL Regular" w:eastAsia="Charis SIL Regular"/>
           <w:b w:val="0"/>
           <w:i w:val="0"/>
-          <w:color w:val="0066CC"/>
+          <w:color w:val="0000FF"/>
           <w:sz w:val="24"/>
           <w:u w:val="single"/>
         </w:rPr>
@@ -3017,7 +3056,7 @@
           <w:rFonts w:ascii="Charis SIL Regular" w:hAnsi="Charis SIL Regular" w:eastAsia="Charis SIL Regular"/>
           <w:b w:val="0"/>
           <w:i w:val="0"/>
-          <w:color w:val="0066CC"/>
+          <w:color w:val="0000FF"/>
           <w:sz w:val="24"/>
           <w:u w:val="single"/>
         </w:rPr>
@@ -3035,11 +3074,11 @@
           <w:rFonts w:ascii="Charis SIL Regular" w:hAnsi="Charis SIL Regular" w:eastAsia="Charis SIL Regular"/>
           <w:b w:val="0"/>
           <w:i w:val="0"/>
-          <w:color w:val="0066CC"/>
+          <w:color w:val="0000FF"/>
           <w:sz w:val="24"/>
           <w:u w:val="single"/>
         </w:rPr>
-        <w:hyperlink r:id="rId16" w:history="1">
+        <w:hyperlink r:id="rId17" w:history="1">
           <w:r>
             <w:rPr>
               <w:rStyle w:val="Hyperlink"/>
@@ -3053,11 +3092,11 @@
           <w:rFonts w:ascii="Charis SIL Regular" w:hAnsi="Charis SIL Regular" w:eastAsia="Charis SIL Regular"/>
           <w:b w:val="0"/>
           <w:i w:val="0"/>
-          <w:color w:val="0066CC"/>
+          <w:color w:val="0000FF"/>
           <w:sz w:val="24"/>
           <w:u w:val="single"/>
         </w:rPr>
-        <w:hyperlink r:id="rId16" w:history="1">
+        <w:hyperlink r:id="rId17" w:history="1">
           <w:r>
             <w:rPr>
               <w:rStyle w:val="Hyperlink"/>
@@ -3081,11 +3120,11 @@
           <w:rFonts w:ascii="Charis SIL Regular" w:hAnsi="Charis SIL Regular" w:eastAsia="Charis SIL Regular"/>
           <w:b w:val="0"/>
           <w:i w:val="0"/>
-          <w:color w:val="0066CC"/>
+          <w:color w:val="0000FF"/>
           <w:sz w:val="24"/>
           <w:u w:val="single"/>
         </w:rPr>
-        <w:hyperlink r:id="rId16" w:history="1">
+        <w:hyperlink r:id="rId18" w:history="1">
           <w:r>
             <w:rPr>
               <w:rStyle w:val="Hyperlink"/>
@@ -3099,7 +3138,7 @@
           <w:rFonts w:ascii="Charis SIL Regular" w:hAnsi="Charis SIL Regular" w:eastAsia="Charis SIL Regular"/>
           <w:b w:val="0"/>
           <w:i w:val="0"/>
-          <w:color w:val="0066CC"/>
+          <w:color w:val="0000FF"/>
           <w:sz w:val="24"/>
           <w:u w:val="single"/>
         </w:rPr>
@@ -3110,7 +3149,7 @@
           <w:rFonts w:ascii="Charis SIL Regular" w:hAnsi="Charis SIL Regular" w:eastAsia="Charis SIL Regular"/>
           <w:b w:val="0"/>
           <w:i w:val="0"/>
-          <w:color w:val="0066CC"/>
+          <w:color w:val="0000FF"/>
           <w:sz w:val="24"/>
           <w:u w:val="single"/>
         </w:rPr>
@@ -3128,7 +3167,7 @@
           <w:rFonts w:ascii="Charis SIL Regular" w:hAnsi="Charis SIL Regular" w:eastAsia="Charis SIL Regular"/>
           <w:b w:val="0"/>
           <w:i w:val="0"/>
-          <w:color w:val="0066CC"/>
+          <w:color w:val="0000FF"/>
           <w:sz w:val="24"/>
           <w:u w:val="single"/>
         </w:rPr>
@@ -3246,7 +3285,7 @@
           <w:rFonts w:ascii="Charis SIL Regular" w:hAnsi="Charis SIL Regular" w:eastAsia="Charis SIL Regular"/>
           <w:b w:val="0"/>
           <w:i w:val="0"/>
-          <w:color w:val="0066CC"/>
+          <w:color w:val="0000FF"/>
           <w:sz w:val="24"/>
           <w:u w:val="single"/>
         </w:rPr>
@@ -3264,7 +3303,7 @@
           <w:rFonts w:ascii="Charis SIL Regular" w:hAnsi="Charis SIL Regular" w:eastAsia="Charis SIL Regular"/>
           <w:b w:val="0"/>
           <w:i w:val="0"/>
-          <w:color w:val="0066CC"/>
+          <w:color w:val="0000FF"/>
           <w:sz w:val="24"/>
           <w:u w:val="single"/>
         </w:rPr>
@@ -3275,7 +3314,7 @@
           <w:rFonts w:ascii="Charis SIL Regular" w:hAnsi="Charis SIL Regular" w:eastAsia="Charis SIL Regular"/>
           <w:b w:val="0"/>
           <w:i w:val="0"/>
-          <w:color w:val="0066CC"/>
+          <w:color w:val="0000FF"/>
           <w:sz w:val="24"/>
           <w:u w:val="single"/>
         </w:rPr>
@@ -3303,7 +3342,7 @@
           <w:rFonts w:ascii="Charis SIL Regular" w:hAnsi="Charis SIL Regular" w:eastAsia="Charis SIL Regular"/>
           <w:b w:val="0"/>
           <w:i w:val="0"/>
-          <w:color w:val="0066CC"/>
+          <w:color w:val="0000FF"/>
           <w:sz w:val="24"/>
           <w:u w:val="single"/>
         </w:rPr>
@@ -3321,7 +3360,7 @@
           <w:rFonts w:ascii="Charis SIL Regular" w:hAnsi="Charis SIL Regular" w:eastAsia="Charis SIL Regular"/>
           <w:b w:val="0"/>
           <w:i w:val="0"/>
-          <w:color w:val="0066CC"/>
+          <w:color w:val="0000FF"/>
           <w:sz w:val="24"/>
           <w:u w:val="single"/>
         </w:rPr>
@@ -3339,7 +3378,7 @@
           <w:rFonts w:ascii="Charis SIL Regular" w:hAnsi="Charis SIL Regular" w:eastAsia="Charis SIL Regular"/>
           <w:b w:val="0"/>
           <w:i w:val="0"/>
-          <w:color w:val="0066CC"/>
+          <w:color w:val="0000FF"/>
           <w:sz w:val="24"/>
           <w:u w:val="single"/>
         </w:rPr>
@@ -3447,7 +3486,7 @@
           <w:rFonts w:ascii="Charis SIL Regular" w:hAnsi="Charis SIL Regular" w:eastAsia="Charis SIL Regular"/>
           <w:b w:val="0"/>
           <w:i w:val="0"/>
-          <w:color w:val="0066CC"/>
+          <w:color w:val="0000FF"/>
           <w:sz w:val="24"/>
           <w:u w:val="single"/>
         </w:rPr>
@@ -3465,7 +3504,7 @@
           <w:rFonts w:ascii="Charis SIL Regular" w:hAnsi="Charis SIL Regular" w:eastAsia="Charis SIL Regular"/>
           <w:b w:val="0"/>
           <w:i w:val="0"/>
-          <w:color w:val="0066CC"/>
+          <w:color w:val="0000FF"/>
           <w:sz w:val="24"/>
           <w:u w:val="single"/>
         </w:rPr>
@@ -3476,7 +3515,7 @@
           <w:rFonts w:ascii="Charis SIL Regular" w:hAnsi="Charis SIL Regular" w:eastAsia="Charis SIL Regular"/>
           <w:b w:val="0"/>
           <w:i w:val="0"/>
-          <w:color w:val="0066CC"/>
+          <w:color w:val="0000FF"/>
           <w:sz w:val="24"/>
           <w:u w:val="single"/>
         </w:rPr>
@@ -3504,7 +3543,7 @@
           <w:rFonts w:ascii="Charis SIL Regular" w:hAnsi="Charis SIL Regular" w:eastAsia="Charis SIL Regular"/>
           <w:b w:val="0"/>
           <w:i w:val="0"/>
-          <w:color w:val="0066CC"/>
+          <w:color w:val="0000FF"/>
           <w:sz w:val="24"/>
           <w:u w:val="single"/>
         </w:rPr>
@@ -3522,7 +3561,7 @@
           <w:rFonts w:ascii="Charis SIL Regular" w:hAnsi="Charis SIL Regular" w:eastAsia="Charis SIL Regular"/>
           <w:b w:val="0"/>
           <w:i w:val="0"/>
-          <w:color w:val="0066CC"/>
+          <w:color w:val="0000FF"/>
           <w:sz w:val="24"/>
           <w:u w:val="single"/>
         </w:rPr>
@@ -3540,7 +3579,7 @@
           <w:rFonts w:ascii="Charis SIL Regular" w:hAnsi="Charis SIL Regular" w:eastAsia="Charis SIL Regular"/>
           <w:b w:val="0"/>
           <w:i w:val="0"/>
-          <w:color w:val="0066CC"/>
+          <w:color w:val="0000FF"/>
           <w:sz w:val="24"/>
           <w:u w:val="single"/>
         </w:rPr>
@@ -3558,7 +3597,7 @@
           <w:rFonts w:ascii="Charis SIL Regular" w:hAnsi="Charis SIL Regular" w:eastAsia="Charis SIL Regular"/>
           <w:b w:val="0"/>
           <w:i w:val="0"/>
-          <w:color w:val="0066CC"/>
+          <w:color w:val="0000FF"/>
           <w:sz w:val="24"/>
           <w:u w:val="single"/>
         </w:rPr>

--- a/EXPORTS/DOCX/published/niveau2/Dutch/Science.docx
+++ b/EXPORTS/DOCX/published/niveau2/Dutch/Science.docx
@@ -991,7 +991,7 @@
           <w:sz w:val="24"/>
           <w:u w:val="single"/>
         </w:rPr>
-        <w:hyperlink r:id="rId10" w:history="1">
+        <w:hyperlink r:id="rId11" w:history="1">
           <w:r>
             <w:rPr>
               <w:rStyle w:val="Hyperlink"/>
@@ -2180,7 +2180,7 @@
           <w:sz w:val="24"/>
           <w:u w:val="single"/>
         </w:rPr>
-        <w:hyperlink r:id="rId15" w:history="1">
+        <w:hyperlink r:id="rId11" w:history="1">
           <w:r>
             <w:rPr>
               <w:rStyle w:val="Hyperlink"/>
@@ -2198,7 +2198,7 @@
           <w:sz w:val="24"/>
           <w:u w:val="single"/>
         </w:rPr>
-        <w:hyperlink r:id="rId15" w:history="1">
+        <w:hyperlink r:id="rId11" w:history="1">
           <w:r>
             <w:rPr>
               <w:rStyle w:val="Hyperlink"/>
@@ -3171,7 +3171,7 @@
           <w:sz w:val="24"/>
           <w:u w:val="single"/>
         </w:rPr>
-        <w:hyperlink r:id="rId18" w:history="1">
+        <w:hyperlink r:id="rId16" w:history="1">
           <w:r>
             <w:rPr>
               <w:rStyle w:val="Hyperlink"/>

--- a/EXPORTS/DOCX/published/niveau2/Dutch/Science.docx
+++ b/EXPORTS/DOCX/published/niveau2/Dutch/Science.docx
@@ -1020,7 +1020,7 @@
           <w:sz w:val="24"/>
           <w:u w:val="single"/>
         </w:rPr>
-        <w:hyperlink r:id="rId10" w:history="1">
+        <w:hyperlink r:id="rId11" w:history="1">
           <w:r>
             <w:rPr>
               <w:rStyle w:val="Hyperlink"/>
@@ -1067,7 +1067,7 @@
           <w:sz w:val="24"/>
           <w:u w:val="single"/>
         </w:rPr>
-        <w:hyperlink r:id="rId11" w:history="1">
+        <w:hyperlink r:id="rId10" w:history="1">
           <w:r>
             <w:rPr>
               <w:rStyle w:val="Hyperlink"/>
@@ -1085,7 +1085,7 @@
           <w:sz w:val="24"/>
           <w:u w:val="single"/>
         </w:rPr>
-        <w:hyperlink r:id="rId11" w:history="1">
+        <w:hyperlink r:id="rId10" w:history="1">
           <w:r>
             <w:rPr>
               <w:rStyle w:val="Hyperlink"/>
@@ -1103,7 +1103,7 @@
           <w:sz w:val="24"/>
           <w:u w:val="single"/>
         </w:rPr>
-        <w:hyperlink r:id="rId11" w:history="1">
+        <w:hyperlink r:id="rId10" w:history="1">
           <w:r>
             <w:rPr>
               <w:rStyle w:val="Hyperlink"/>
@@ -1121,7 +1121,7 @@
           <w:sz w:val="24"/>
           <w:u w:val="single"/>
         </w:rPr>
-        <w:hyperlink r:id="rId11" w:history="1">
+        <w:hyperlink r:id="rId10" w:history="1">
           <w:r>
             <w:rPr>
               <w:rStyle w:val="Hyperlink"/>
@@ -1713,67 +1713,13 @@
       </w:r>
       <w:r>
         <w:rPr>
-          <w:u w:val="single" w:color="0000ff"/>
           <w:rFonts w:ascii="Charis SIL Regular" w:hAnsi="Charis SIL Regular" w:eastAsia="Charis SIL Regular"/>
           <w:b w:val="0"/>
           <w:i w:val="0"/>
           <w:color w:val="000000"/>
           <w:sz w:val="24"/>
         </w:rPr>
-        <w:hyperlink r:id="rId13" w:history="1">
-          <w:r>
-            <w:rPr>
-              <w:rStyle w:val="Hyperlink"/>
-            </w:rPr>
-            <w:t>vinden in h</w:t>
-          </w:r>
-        </w:hyperlink>
-      </w:r>
-      <w:r>
-        <w:rPr>
-          <w:u w:val="single" w:color="0000ff"/>
-          <w:rFonts w:ascii="Charis SIL Regular" w:hAnsi="Charis SIL Regular" w:eastAsia="Charis SIL Regular"/>
-          <w:b w:val="0"/>
-          <w:i w:val="0"/>
-          <w:color w:val="000000"/>
-          <w:sz w:val="24"/>
-        </w:rPr>
-        <w:hyperlink r:id="rId13" w:history="1">
-          <w:r>
-            <w:rPr>
-              <w:rStyle w:val="Hyperlink"/>
-            </w:rPr>
-            <w:t>e</w:t>
-          </w:r>
-        </w:hyperlink>
-      </w:r>
-      <w:r>
-        <w:rPr>
-          <w:u w:val="single" w:color="0000ff"/>
-          <w:rFonts w:ascii="Charis SIL Regular" w:hAnsi="Charis SIL Regular" w:eastAsia="Charis SIL Regular"/>
-          <w:b w:val="0"/>
-          <w:i w:val="0"/>
-          <w:color w:val="000000"/>
-          <w:sz w:val="24"/>
-        </w:rPr>
-        <w:hyperlink r:id="rId13" w:history="1">
-          <w:r>
-            <w:rPr>
-              <w:rStyle w:val="Hyperlink"/>
-            </w:rPr>
-            <w:t>t provi</w:t>
-          </w:r>
-        </w:hyperlink>
-      </w:r>
-      <w:r>
-        <w:rPr>
-          <w:rFonts w:ascii="Charis SIL Regular" w:hAnsi="Charis SIL Regular" w:eastAsia="Charis SIL Regular"/>
-          <w:b w:val="0"/>
-          <w:i w:val="0"/>
-          <w:color w:val="000000"/>
-          <w:sz w:val="24"/>
-        </w:rPr>
-        <w:t xml:space="preserve">nciale </w:t>
+        <w:t xml:space="preserve">vinden in het provinciale </w:t>
       </w:r>
       <w:r>
         <w:rPr>
@@ -2180,7 +2126,7 @@
           <w:sz w:val="24"/>
           <w:u w:val="single"/>
         </w:rPr>
-        <w:hyperlink r:id="rId11" w:history="1">
+        <w:hyperlink r:id="rId15" w:history="1">
           <w:r>
             <w:rPr>
               <w:rStyle w:val="Hyperlink"/>
@@ -2198,7 +2144,7 @@
           <w:sz w:val="24"/>
           <w:u w:val="single"/>
         </w:rPr>
-        <w:hyperlink r:id="rId11" w:history="1">
+        <w:hyperlink r:id="rId15" w:history="1">
           <w:r>
             <w:rPr>
               <w:rStyle w:val="Hyperlink"/>
@@ -3096,7 +3042,7 @@
           <w:sz w:val="24"/>
           <w:u w:val="single"/>
         </w:rPr>
-        <w:hyperlink r:id="rId17" w:history="1">
+        <w:hyperlink r:id="rId16" w:history="1">
           <w:r>
             <w:rPr>
               <w:rStyle w:val="Hyperlink"/>
@@ -3113,7 +3059,14 @@
           <w:color w:val="000000"/>
           <w:sz w:val="24"/>
         </w:rPr>
-        <w:t xml:space="preserve">, </w:t>
+        <w:hyperlink r:id="rId16" w:history="1">
+          <w:r>
+            <w:rPr>
+              <w:rStyle w:val="Hyperlink"/>
+            </w:rPr>
+            <w:t xml:space="preserve">, </w:t>
+          </w:r>
+        </w:hyperlink>
       </w:r>
       <w:r>
         <w:rPr>
@@ -3124,7 +3077,7 @@
           <w:sz w:val="24"/>
           <w:u w:val="single"/>
         </w:rPr>
-        <w:hyperlink r:id="rId18" w:history="1">
+        <w:hyperlink r:id="rId16" w:history="1">
           <w:r>
             <w:rPr>
               <w:rStyle w:val="Hyperlink"/>
@@ -3153,7 +3106,7 @@
           <w:sz w:val="24"/>
           <w:u w:val="single"/>
         </w:rPr>
-        <w:hyperlink r:id="rId18" w:history="1">
+        <w:hyperlink r:id="rId16" w:history="1">
           <w:r>
             <w:rPr>
               <w:rStyle w:val="Hyperlink"/>
@@ -3289,7 +3242,7 @@
           <w:sz w:val="24"/>
           <w:u w:val="single"/>
         </w:rPr>
-        <w:hyperlink r:id="rId19" w:history="1">
+        <w:hyperlink r:id="rId18" w:history="1">
           <w:r>
             <w:rPr>
               <w:rStyle w:val="Hyperlink"/>
@@ -3318,7 +3271,7 @@
           <w:sz w:val="24"/>
           <w:u w:val="single"/>
         </w:rPr>
-        <w:hyperlink r:id="rId19" w:history="1">
+        <w:hyperlink r:id="rId18" w:history="1">
           <w:r>
             <w:rPr>
               <w:rStyle w:val="Hyperlink"/>
@@ -3346,7 +3299,7 @@
           <w:sz w:val="24"/>
           <w:u w:val="single"/>
         </w:rPr>
-        <w:hyperlink r:id="rId20" w:history="1">
+        <w:hyperlink r:id="rId19" w:history="1">
           <w:r>
             <w:rPr>
               <w:rStyle w:val="Hyperlink"/>
@@ -3364,7 +3317,7 @@
           <w:sz w:val="24"/>
           <w:u w:val="single"/>
         </w:rPr>
-        <w:hyperlink r:id="rId20" w:history="1">
+        <w:hyperlink r:id="rId19" w:history="1">
           <w:r>
             <w:rPr>
               <w:rStyle w:val="Hyperlink"/>
@@ -3382,7 +3335,7 @@
           <w:sz w:val="24"/>
           <w:u w:val="single"/>
         </w:rPr>
-        <w:hyperlink r:id="rId20" w:history="1">
+        <w:hyperlink r:id="rId19" w:history="1">
           <w:r>
             <w:rPr>
               <w:rStyle w:val="Hyperlink"/>
@@ -3490,7 +3443,7 @@
           <w:sz w:val="24"/>
           <w:u w:val="single"/>
         </w:rPr>
-        <w:hyperlink r:id="rId21" w:history="1">
+        <w:hyperlink r:id="rId20" w:history="1">
           <w:r>
             <w:rPr>
               <w:rStyle w:val="Hyperlink"/>
@@ -3519,7 +3472,7 @@
           <w:sz w:val="24"/>
           <w:u w:val="single"/>
         </w:rPr>
-        <w:hyperlink r:id="rId21" w:history="1">
+        <w:hyperlink r:id="rId20" w:history="1">
           <w:r>
             <w:rPr>
               <w:rStyle w:val="Hyperlink"/>
@@ -3547,7 +3500,7 @@
           <w:sz w:val="24"/>
           <w:u w:val="single"/>
         </w:rPr>
-        <w:hyperlink r:id="rId22" w:history="1">
+        <w:hyperlink r:id="rId21" w:history="1">
           <w:r>
             <w:rPr>
               <w:rStyle w:val="Hyperlink"/>
@@ -3565,7 +3518,7 @@
           <w:sz w:val="24"/>
           <w:u w:val="single"/>
         </w:rPr>
-        <w:hyperlink r:id="rId22" w:history="1">
+        <w:hyperlink r:id="rId21" w:history="1">
           <w:r>
             <w:rPr>
               <w:rStyle w:val="Hyperlink"/>
@@ -3583,7 +3536,7 @@
           <w:sz w:val="24"/>
           <w:u w:val="single"/>
         </w:rPr>
-        <w:hyperlink r:id="rId22" w:history="1">
+        <w:hyperlink r:id="rId21" w:history="1">
           <w:r>
             <w:rPr>
               <w:rStyle w:val="Hyperlink"/>
@@ -3601,7 +3554,7 @@
           <w:sz w:val="24"/>
           <w:u w:val="single"/>
         </w:rPr>
-        <w:hyperlink r:id="rId22" w:history="1">
+        <w:hyperlink r:id="rId21" w:history="1">
           <w:r>
             <w:rPr>
               <w:rStyle w:val="Hyperlink"/>

--- a/EXPORTS/DOCX/published/niveau2/Dutch/Science.docx
+++ b/EXPORTS/DOCX/published/niveau2/Dutch/Science.docx
@@ -1018,7 +1018,6 @@
           <w:i w:val="0"/>
           <w:color w:val="0000FF"/>
           <w:sz w:val="24"/>
-          <w:u w:val="single"/>
         </w:rPr>
         <w:hyperlink r:id="rId11" w:history="1">
           <w:r>
@@ -1067,7 +1066,7 @@
           <w:sz w:val="24"/>
           <w:u w:val="single"/>
         </w:rPr>
-        <w:hyperlink r:id="rId10" w:history="1">
+        <w:hyperlink r:id="rId11" w:history="1">
           <w:r>
             <w:rPr>
               <w:rStyle w:val="Hyperlink"/>
@@ -1085,7 +1084,7 @@
           <w:sz w:val="24"/>
           <w:u w:val="single"/>
         </w:rPr>
-        <w:hyperlink r:id="rId10" w:history="1">
+        <w:hyperlink r:id="rId11" w:history="1">
           <w:r>
             <w:rPr>
               <w:rStyle w:val="Hyperlink"/>
@@ -1103,7 +1102,7 @@
           <w:sz w:val="24"/>
           <w:u w:val="single"/>
         </w:rPr>
-        <w:hyperlink r:id="rId10" w:history="1">
+        <w:hyperlink r:id="rId11" w:history="1">
           <w:r>
             <w:rPr>
               <w:rStyle w:val="Hyperlink"/>
@@ -1121,7 +1120,7 @@
           <w:sz w:val="24"/>
           <w:u w:val="single"/>
         </w:rPr>
-        <w:hyperlink r:id="rId10" w:history="1">
+        <w:hyperlink r:id="rId11" w:history="1">
           <w:r>
             <w:rPr>
               <w:rStyle w:val="Hyperlink"/>
@@ -1713,13 +1712,49 @@
       </w:r>
       <w:r>
         <w:rPr>
+          <w:u w:val="single" w:color="0000ff"/>
           <w:rFonts w:ascii="Charis SIL Regular" w:hAnsi="Charis SIL Regular" w:eastAsia="Charis SIL Regular"/>
           <w:b w:val="0"/>
           <w:i w:val="0"/>
           <w:color w:val="000000"/>
           <w:sz w:val="24"/>
         </w:rPr>
-        <w:t xml:space="preserve">vinden in het provinciale </w:t>
+        <w:hyperlink r:id="rId13" w:history="1">
+          <w:r>
+            <w:rPr>
+              <w:rStyle w:val="Hyperlink"/>
+            </w:rPr>
+            <w:t>vinden in h</w:t>
+          </w:r>
+        </w:hyperlink>
+      </w:r>
+      <w:r>
+        <w:rPr>
+          <w:u w:val="single" w:color="0000ff"/>
+          <w:rFonts w:ascii="Charis SIL Regular" w:hAnsi="Charis SIL Regular" w:eastAsia="Charis SIL Regular"/>
+          <w:b w:val="0"/>
+          <w:i w:val="0"/>
+          <w:color w:val="000000"/>
+          <w:sz w:val="24"/>
+        </w:rPr>
+        <w:hyperlink r:id="rId13" w:history="1">
+          <w:r>
+            <w:rPr>
+              <w:rStyle w:val="Hyperlink"/>
+            </w:rPr>
+            <w:t>e</w:t>
+          </w:r>
+        </w:hyperlink>
+      </w:r>
+      <w:r>
+        <w:rPr>
+          <w:rFonts w:ascii="Charis SIL Regular" w:hAnsi="Charis SIL Regular" w:eastAsia="Charis SIL Regular"/>
+          <w:b w:val="0"/>
+          <w:i w:val="0"/>
+          <w:color w:val="000000"/>
+          <w:sz w:val="24"/>
+        </w:rPr>
+        <w:t xml:space="preserve">t provinciale </w:t>
       </w:r>
       <w:r>
         <w:rPr>
@@ -2126,7 +2161,7 @@
           <w:sz w:val="24"/>
           <w:u w:val="single"/>
         </w:rPr>
-        <w:hyperlink r:id="rId15" w:history="1">
+        <w:hyperlink r:id="rId11" w:history="1">
           <w:r>
             <w:rPr>
               <w:rStyle w:val="Hyperlink"/>
@@ -2144,7 +2179,7 @@
           <w:sz w:val="24"/>
           <w:u w:val="single"/>
         </w:rPr>
-        <w:hyperlink r:id="rId15" w:history="1">
+        <w:hyperlink r:id="rId11" w:history="1">
           <w:r>
             <w:rPr>
               <w:rStyle w:val="Hyperlink"/>
@@ -3042,7 +3077,7 @@
           <w:sz w:val="24"/>
           <w:u w:val="single"/>
         </w:rPr>
-        <w:hyperlink r:id="rId16" w:history="1">
+        <w:hyperlink r:id="rId17" w:history="1">
           <w:r>
             <w:rPr>
               <w:rStyle w:val="Hyperlink"/>
@@ -3053,20 +3088,14 @@
       </w:r>
       <w:r>
         <w:rPr>
+          <w:u w:val="single" w:color="0000ff"/>
           <w:rFonts w:ascii="Charis SIL Regular" w:hAnsi="Charis SIL Regular" w:eastAsia="Charis SIL Regular"/>
           <w:b w:val="0"/>
           <w:i w:val="0"/>
           <w:color w:val="000000"/>
           <w:sz w:val="24"/>
         </w:rPr>
-        <w:hyperlink r:id="rId16" w:history="1">
-          <w:r>
-            <w:rPr>
-              <w:rStyle w:val="Hyperlink"/>
-            </w:rPr>
-            <w:t xml:space="preserve">, </w:t>
-          </w:r>
-        </w:hyperlink>
+        <w:t xml:space="preserve">, </w:t>
       </w:r>
       <w:r>
         <w:rPr>
@@ -3077,7 +3106,7 @@
           <w:sz w:val="24"/>
           <w:u w:val="single"/>
         </w:rPr>
-        <w:hyperlink r:id="rId16" w:history="1">
+        <w:hyperlink r:id="rId18" w:history="1">
           <w:r>
             <w:rPr>
               <w:rStyle w:val="Hyperlink"/>
@@ -3106,7 +3135,7 @@
           <w:sz w:val="24"/>
           <w:u w:val="single"/>
         </w:rPr>
-        <w:hyperlink r:id="rId16" w:history="1">
+        <w:hyperlink r:id="rId18" w:history="1">
           <w:r>
             <w:rPr>
               <w:rStyle w:val="Hyperlink"/>
@@ -3124,7 +3153,7 @@
           <w:sz w:val="24"/>
           <w:u w:val="single"/>
         </w:rPr>
-        <w:hyperlink r:id="rId16" w:history="1">
+        <w:hyperlink r:id="rId18" w:history="1">
           <w:r>
             <w:rPr>
               <w:rStyle w:val="Hyperlink"/>
@@ -3242,7 +3271,7 @@
           <w:sz w:val="24"/>
           <w:u w:val="single"/>
         </w:rPr>
-        <w:hyperlink r:id="rId18" w:history="1">
+        <w:hyperlink r:id="rId19" w:history="1">
           <w:r>
             <w:rPr>
               <w:rStyle w:val="Hyperlink"/>
@@ -3271,7 +3300,7 @@
           <w:sz w:val="24"/>
           <w:u w:val="single"/>
         </w:rPr>
-        <w:hyperlink r:id="rId18" w:history="1">
+        <w:hyperlink r:id="rId19" w:history="1">
           <w:r>
             <w:rPr>
               <w:rStyle w:val="Hyperlink"/>
@@ -3299,7 +3328,7 @@
           <w:sz w:val="24"/>
           <w:u w:val="single"/>
         </w:rPr>
-        <w:hyperlink r:id="rId19" w:history="1">
+        <w:hyperlink r:id="rId20" w:history="1">
           <w:r>
             <w:rPr>
               <w:rStyle w:val="Hyperlink"/>
@@ -3317,7 +3346,7 @@
           <w:sz w:val="24"/>
           <w:u w:val="single"/>
         </w:rPr>
-        <w:hyperlink r:id="rId19" w:history="1">
+        <w:hyperlink r:id="rId20" w:history="1">
           <w:r>
             <w:rPr>
               <w:rStyle w:val="Hyperlink"/>
@@ -3335,7 +3364,7 @@
           <w:sz w:val="24"/>
           <w:u w:val="single"/>
         </w:rPr>
-        <w:hyperlink r:id="rId19" w:history="1">
+        <w:hyperlink r:id="rId20" w:history="1">
           <w:r>
             <w:rPr>
               <w:rStyle w:val="Hyperlink"/>
@@ -3443,7 +3472,7 @@
           <w:sz w:val="24"/>
           <w:u w:val="single"/>
         </w:rPr>
-        <w:hyperlink r:id="rId20" w:history="1">
+        <w:hyperlink r:id="rId21" w:history="1">
           <w:r>
             <w:rPr>
               <w:rStyle w:val="Hyperlink"/>
@@ -3472,7 +3501,7 @@
           <w:sz w:val="24"/>
           <w:u w:val="single"/>
         </w:rPr>
-        <w:hyperlink r:id="rId20" w:history="1">
+        <w:hyperlink r:id="rId21" w:history="1">
           <w:r>
             <w:rPr>
               <w:rStyle w:val="Hyperlink"/>
@@ -3500,7 +3529,7 @@
           <w:sz w:val="24"/>
           <w:u w:val="single"/>
         </w:rPr>
-        <w:hyperlink r:id="rId21" w:history="1">
+        <w:hyperlink r:id="rId22" w:history="1">
           <w:r>
             <w:rPr>
               <w:rStyle w:val="Hyperlink"/>
@@ -3518,7 +3547,7 @@
           <w:sz w:val="24"/>
           <w:u w:val="single"/>
         </w:rPr>
-        <w:hyperlink r:id="rId21" w:history="1">
+        <w:hyperlink r:id="rId22" w:history="1">
           <w:r>
             <w:rPr>
               <w:rStyle w:val="Hyperlink"/>
@@ -3536,7 +3565,7 @@
           <w:sz w:val="24"/>
           <w:u w:val="single"/>
         </w:rPr>
-        <w:hyperlink r:id="rId21" w:history="1">
+        <w:hyperlink r:id="rId22" w:history="1">
           <w:r>
             <w:rPr>
               <w:rStyle w:val="Hyperlink"/>
@@ -3554,7 +3583,7 @@
           <w:sz w:val="24"/>
           <w:u w:val="single"/>
         </w:rPr>
-        <w:hyperlink r:id="rId21" w:history="1">
+        <w:hyperlink r:id="rId22" w:history="1">
           <w:r>
             <w:rPr>
               <w:rStyle w:val="Hyperlink"/>

--- a/EXPORTS/DOCX/published/niveau2/Dutch/Science.docx
+++ b/EXPORTS/DOCX/published/niveau2/Dutch/Science.docx
@@ -850,7 +850,7 @@
           <w:sz w:val="24"/>
           <w:u w:val="single"/>
         </w:rPr>
-        <w:hyperlink r:id="rId11" w:history="1">
+        <w:hyperlink r:id="rId10" w:history="1">
           <w:r>
             <w:rPr>
               <w:rStyle w:val="Hyperlink"/>
@@ -897,7 +897,7 @@
           <w:sz w:val="24"/>
           <w:u w:val="single"/>
         </w:rPr>
-        <w:hyperlink r:id="rId11" w:history="1">
+        <w:hyperlink r:id="rId10" w:history="1">
           <w:r>
             <w:rPr>
               <w:rStyle w:val="Hyperlink"/>
@@ -1018,8 +1018,9 @@
           <w:i w:val="0"/>
           <w:color w:val="0000FF"/>
           <w:sz w:val="24"/>
+          <w:u w:val="single"/>
         </w:rPr>
-        <w:hyperlink r:id="rId11" w:history="1">
+        <w:hyperlink r:id="rId10" w:history="1">
           <w:r>
             <w:rPr>
               <w:rStyle w:val="Hyperlink"/>
@@ -1066,7 +1067,7 @@
           <w:sz w:val="24"/>
           <w:u w:val="single"/>
         </w:rPr>
-        <w:hyperlink r:id="rId11" w:history="1">
+        <w:hyperlink r:id="rId10" w:history="1">
           <w:r>
             <w:rPr>
               <w:rStyle w:val="Hyperlink"/>
@@ -3088,7 +3089,6 @@
       </w:r>
       <w:r>
         <w:rPr>
-          <w:u w:val="single" w:color="0000ff"/>
           <w:rFonts w:ascii="Charis SIL Regular" w:hAnsi="Charis SIL Regular" w:eastAsia="Charis SIL Regular"/>
           <w:b w:val="0"/>
           <w:i w:val="0"/>

--- a/EXPORTS/DOCX/published/niveau2/Dutch/Science.docx
+++ b/EXPORTS/DOCX/published/niveau2/Dutch/Science.docx
@@ -850,7 +850,7 @@
           <w:sz w:val="24"/>
           <w:u w:val="single"/>
         </w:rPr>
-        <w:hyperlink r:id="rId10" w:history="1">
+        <w:hyperlink r:id="rId11" w:history="1">
           <w:r>
             <w:rPr>
               <w:rStyle w:val="Hyperlink"/>
@@ -897,7 +897,7 @@
           <w:sz w:val="24"/>
           <w:u w:val="single"/>
         </w:rPr>
-        <w:hyperlink r:id="rId10" w:history="1">
+        <w:hyperlink r:id="rId11" w:history="1">
           <w:r>
             <w:rPr>
               <w:rStyle w:val="Hyperlink"/>
@@ -1067,7 +1067,7 @@
           <w:sz w:val="24"/>
           <w:u w:val="single"/>
         </w:rPr>
-        <w:hyperlink r:id="rId10" w:history="1">
+        <w:hyperlink r:id="rId11" w:history="1">
           <w:r>
             <w:rPr>
               <w:rStyle w:val="Hyperlink"/>
@@ -1749,13 +1749,31 @@
       </w:r>
       <w:r>
         <w:rPr>
+          <w:u w:val="single" w:color="0000ff"/>
           <w:rFonts w:ascii="Charis SIL Regular" w:hAnsi="Charis SIL Regular" w:eastAsia="Charis SIL Regular"/>
           <w:b w:val="0"/>
           <w:i w:val="0"/>
           <w:color w:val="000000"/>
           <w:sz w:val="24"/>
         </w:rPr>
-        <w:t xml:space="preserve">t provinciale </w:t>
+        <w:hyperlink r:id="rId13" w:history="1">
+          <w:r>
+            <w:rPr>
+              <w:rStyle w:val="Hyperlink"/>
+            </w:rPr>
+            <w:t>t provi</w:t>
+          </w:r>
+        </w:hyperlink>
+      </w:r>
+      <w:r>
+        <w:rPr>
+          <w:rFonts w:ascii="Charis SIL Regular" w:hAnsi="Charis SIL Regular" w:eastAsia="Charis SIL Regular"/>
+          <w:b w:val="0"/>
+          <w:i w:val="0"/>
+          <w:color w:val="000000"/>
+          <w:sz w:val="24"/>
+        </w:rPr>
+        <w:t xml:space="preserve">nciale </w:t>
       </w:r>
       <w:r>
         <w:rPr>
@@ -3060,7 +3078,7 @@
           <w:sz w:val="24"/>
           <w:u w:val="single"/>
         </w:rPr>
-        <w:hyperlink r:id="rId17" w:history="1">
+        <w:hyperlink r:id="rId16" w:history="1">
           <w:r>
             <w:rPr>
               <w:rStyle w:val="Hyperlink"/>
@@ -3078,7 +3096,7 @@
           <w:sz w:val="24"/>
           <w:u w:val="single"/>
         </w:rPr>
-        <w:hyperlink r:id="rId17" w:history="1">
+        <w:hyperlink r:id="rId16" w:history="1">
           <w:r>
             <w:rPr>
               <w:rStyle w:val="Hyperlink"/>
@@ -3106,7 +3124,7 @@
           <w:sz w:val="24"/>
           <w:u w:val="single"/>
         </w:rPr>
-        <w:hyperlink r:id="rId18" w:history="1">
+        <w:hyperlink r:id="rId16" w:history="1">
           <w:r>
             <w:rPr>
               <w:rStyle w:val="Hyperlink"/>

--- a/EXPORTS/DOCX/published/niveau2/Dutch/Science.docx
+++ b/EXPORTS/DOCX/published/niveau2/Dutch/Science.docx
@@ -1749,31 +1749,13 @@
       </w:r>
       <w:r>
         <w:rPr>
-          <w:u w:val="single" w:color="0000ff"/>
           <w:rFonts w:ascii="Charis SIL Regular" w:hAnsi="Charis SIL Regular" w:eastAsia="Charis SIL Regular"/>
           <w:b w:val="0"/>
           <w:i w:val="0"/>
           <w:color w:val="000000"/>
           <w:sz w:val="24"/>
         </w:rPr>
-        <w:hyperlink r:id="rId13" w:history="1">
-          <w:r>
-            <w:rPr>
-              <w:rStyle w:val="Hyperlink"/>
-            </w:rPr>
-            <w:t>t provi</w:t>
-          </w:r>
-        </w:hyperlink>
-      </w:r>
-      <w:r>
-        <w:rPr>
-          <w:rFonts w:ascii="Charis SIL Regular" w:hAnsi="Charis SIL Regular" w:eastAsia="Charis SIL Regular"/>
-          <w:b w:val="0"/>
-          <w:i w:val="0"/>
-          <w:color w:val="000000"/>
-          <w:sz w:val="24"/>
-        </w:rPr>
-        <w:t xml:space="preserve">nciale </w:t>
+        <w:t xml:space="preserve">t provinciale </w:t>
       </w:r>
       <w:r>
         <w:rPr>
@@ -3107,6 +3089,7 @@
       </w:r>
       <w:r>
         <w:rPr>
+          <w:u w:val="single" w:color="0000ff"/>
           <w:rFonts w:ascii="Charis SIL Regular" w:hAnsi="Charis SIL Regular" w:eastAsia="Charis SIL Regular"/>
           <w:b w:val="0"/>
           <w:i w:val="0"/>
@@ -3153,7 +3136,7 @@
           <w:sz w:val="24"/>
           <w:u w:val="single"/>
         </w:rPr>
-        <w:hyperlink r:id="rId18" w:history="1">
+        <w:hyperlink r:id="rId16" w:history="1">
           <w:r>
             <w:rPr>
               <w:rStyle w:val="Hyperlink"/>
@@ -3171,7 +3154,7 @@
           <w:sz w:val="24"/>
           <w:u w:val="single"/>
         </w:rPr>
-        <w:hyperlink r:id="rId18" w:history="1">
+        <w:hyperlink r:id="rId16" w:history="1">
           <w:r>
             <w:rPr>
               <w:rStyle w:val="Hyperlink"/>
@@ -3289,7 +3272,7 @@
           <w:sz w:val="24"/>
           <w:u w:val="single"/>
         </w:rPr>
-        <w:hyperlink r:id="rId19" w:history="1">
+        <w:hyperlink r:id="rId18" w:history="1">
           <w:r>
             <w:rPr>
               <w:rStyle w:val="Hyperlink"/>
@@ -3318,7 +3301,7 @@
           <w:sz w:val="24"/>
           <w:u w:val="single"/>
         </w:rPr>
-        <w:hyperlink r:id="rId19" w:history="1">
+        <w:hyperlink r:id="rId18" w:history="1">
           <w:r>
             <w:rPr>
               <w:rStyle w:val="Hyperlink"/>
@@ -3346,7 +3329,7 @@
           <w:sz w:val="24"/>
           <w:u w:val="single"/>
         </w:rPr>
-        <w:hyperlink r:id="rId20" w:history="1">
+        <w:hyperlink r:id="rId19" w:history="1">
           <w:r>
             <w:rPr>
               <w:rStyle w:val="Hyperlink"/>
@@ -3364,7 +3347,7 @@
           <w:sz w:val="24"/>
           <w:u w:val="single"/>
         </w:rPr>
-        <w:hyperlink r:id="rId20" w:history="1">
+        <w:hyperlink r:id="rId19" w:history="1">
           <w:r>
             <w:rPr>
               <w:rStyle w:val="Hyperlink"/>
@@ -3382,7 +3365,7 @@
           <w:sz w:val="24"/>
           <w:u w:val="single"/>
         </w:rPr>
-        <w:hyperlink r:id="rId20" w:history="1">
+        <w:hyperlink r:id="rId19" w:history="1">
           <w:r>
             <w:rPr>
               <w:rStyle w:val="Hyperlink"/>
@@ -3490,7 +3473,7 @@
           <w:sz w:val="24"/>
           <w:u w:val="single"/>
         </w:rPr>
-        <w:hyperlink r:id="rId21" w:history="1">
+        <w:hyperlink r:id="rId20" w:history="1">
           <w:r>
             <w:rPr>
               <w:rStyle w:val="Hyperlink"/>
@@ -3519,7 +3502,7 @@
           <w:sz w:val="24"/>
           <w:u w:val="single"/>
         </w:rPr>
-        <w:hyperlink r:id="rId21" w:history="1">
+        <w:hyperlink r:id="rId20" w:history="1">
           <w:r>
             <w:rPr>
               <w:rStyle w:val="Hyperlink"/>
@@ -3547,7 +3530,7 @@
           <w:sz w:val="24"/>
           <w:u w:val="single"/>
         </w:rPr>
-        <w:hyperlink r:id="rId22" w:history="1">
+        <w:hyperlink r:id="rId21" w:history="1">
           <w:r>
             <w:rPr>
               <w:rStyle w:val="Hyperlink"/>
@@ -3565,7 +3548,7 @@
           <w:sz w:val="24"/>
           <w:u w:val="single"/>
         </w:rPr>
-        <w:hyperlink r:id="rId22" w:history="1">
+        <w:hyperlink r:id="rId21" w:history="1">
           <w:r>
             <w:rPr>
               <w:rStyle w:val="Hyperlink"/>
@@ -3583,7 +3566,7 @@
           <w:sz w:val="24"/>
           <w:u w:val="single"/>
         </w:rPr>
-        <w:hyperlink r:id="rId22" w:history="1">
+        <w:hyperlink r:id="rId21" w:history="1">
           <w:r>
             <w:rPr>
               <w:rStyle w:val="Hyperlink"/>
@@ -3601,7 +3584,7 @@
           <w:sz w:val="24"/>
           <w:u w:val="single"/>
         </w:rPr>
-        <w:hyperlink r:id="rId22" w:history="1">
+        <w:hyperlink r:id="rId21" w:history="1">
           <w:r>
             <w:rPr>
               <w:rStyle w:val="Hyperlink"/>

--- a/EXPORTS/DOCX/published/niveau2/Dutch/Science.docx
+++ b/EXPORTS/DOCX/published/niveau2/Dutch/Science.docx
@@ -283,46 +283,7 @@
           <w:color w:val="000000"/>
           <w:sz w:val="24"/>
         </w:rPr>
-        <w:t xml:space="preserve"> in Leiden en de Homo erectus fossielen die tijdens deze o</w:t>
-      </w:r>
-      <w:r>
-        <w:rPr>
-          <w:u w:val="single" w:color="0000ff"/>
-          <w:rFonts w:ascii="Charis SIL Regular" w:hAnsi="Charis SIL Regular" w:eastAsia="Charis SIL Regular"/>
-          <w:b w:val="0"/>
-          <w:i w:val="0"/>
-          <w:color w:val="000000"/>
-          <w:sz w:val="24"/>
-        </w:rPr>
-        <w:t>p</w:t>
-      </w:r>
-      <w:r>
-        <w:rPr>
-          <w:u w:val="single" w:color="0000ff"/>
-          <w:rFonts w:ascii="Charis SIL Regular" w:hAnsi="Charis SIL Regular" w:eastAsia="Charis SIL Regular"/>
-          <w:b w:val="0"/>
-          <w:i w:val="0"/>
-          <w:color w:val="000000"/>
-          <w:sz w:val="24"/>
-        </w:rPr>
-        <w:hyperlink r:id="rId9" w:history="1">
-          <w:r>
-            <w:rPr>
-              <w:rStyle w:val="Hyperlink"/>
-            </w:rPr>
-            <w:t>gravinge</w:t>
-          </w:r>
-        </w:hyperlink>
-      </w:r>
-      <w:r>
-        <w:rPr>
-          <w:rFonts w:ascii="Charis SIL Regular" w:hAnsi="Charis SIL Regular" w:eastAsia="Charis SIL Regular"/>
-          <w:b w:val="0"/>
-          <w:i w:val="0"/>
-          <w:color w:val="000000"/>
-          <w:sz w:val="24"/>
-        </w:rPr>
-        <w:t xml:space="preserve">n </w:t>
+        <w:t xml:space="preserve"> in Leiden en de Homo erectus fossielen die tijdens deze opgravingen </w:t>
       </w:r>
       <w:r>
         <w:rPr>
@@ -879,7 +840,7 @@
           <w:sz w:val="24"/>
           <w:u w:val="single"/>
         </w:rPr>
-        <w:hyperlink r:id="rId10" w:history="1">
+        <w:hyperlink r:id="rId11" w:history="1">
           <w:r>
             <w:rPr>
               <w:rStyle w:val="Hyperlink"/>
@@ -1049,7 +1010,7 @@
           <w:sz w:val="24"/>
           <w:u w:val="single"/>
         </w:rPr>
-        <w:hyperlink r:id="rId10" w:history="1">
+        <w:hyperlink r:id="rId11" w:history="1">
           <w:r>
             <w:rPr>
               <w:rStyle w:val="Hyperlink"/>
@@ -3089,14 +3050,20 @@
       </w:r>
       <w:r>
         <w:rPr>
-          <w:u w:val="single" w:color="0000ff"/>
           <w:rFonts w:ascii="Charis SIL Regular" w:hAnsi="Charis SIL Regular" w:eastAsia="Charis SIL Regular"/>
           <w:b w:val="0"/>
           <w:i w:val="0"/>
           <w:color w:val="000000"/>
           <w:sz w:val="24"/>
         </w:rPr>
-        <w:t xml:space="preserve">, </w:t>
+        <w:hyperlink r:id="rId16" w:history="1">
+          <w:r>
+            <w:rPr>
+              <w:rStyle w:val="Hyperlink"/>
+            </w:rPr>
+            <w:t xml:space="preserve">, </w:t>
+          </w:r>
+        </w:hyperlink>
       </w:r>
       <w:r>
         <w:rPr>
@@ -3136,7 +3103,7 @@
           <w:sz w:val="24"/>
           <w:u w:val="single"/>
         </w:rPr>
-        <w:hyperlink r:id="rId16" w:history="1">
+        <w:hyperlink r:id="rId18" w:history="1">
           <w:r>
             <w:rPr>
               <w:rStyle w:val="Hyperlink"/>
@@ -3154,7 +3121,7 @@
           <w:sz w:val="24"/>
           <w:u w:val="single"/>
         </w:rPr>
-        <w:hyperlink r:id="rId16" w:history="1">
+        <w:hyperlink r:id="rId18" w:history="1">
           <w:r>
             <w:rPr>
               <w:rStyle w:val="Hyperlink"/>
@@ -3272,7 +3239,7 @@
           <w:sz w:val="24"/>
           <w:u w:val="single"/>
         </w:rPr>
-        <w:hyperlink r:id="rId18" w:history="1">
+        <w:hyperlink r:id="rId19" w:history="1">
           <w:r>
             <w:rPr>
               <w:rStyle w:val="Hyperlink"/>
@@ -3301,7 +3268,7 @@
           <w:sz w:val="24"/>
           <w:u w:val="single"/>
         </w:rPr>
-        <w:hyperlink r:id="rId18" w:history="1">
+        <w:hyperlink r:id="rId19" w:history="1">
           <w:r>
             <w:rPr>
               <w:rStyle w:val="Hyperlink"/>
@@ -3329,7 +3296,7 @@
           <w:sz w:val="24"/>
           <w:u w:val="single"/>
         </w:rPr>
-        <w:hyperlink r:id="rId19" w:history="1">
+        <w:hyperlink r:id="rId20" w:history="1">
           <w:r>
             <w:rPr>
               <w:rStyle w:val="Hyperlink"/>
@@ -3347,7 +3314,7 @@
           <w:sz w:val="24"/>
           <w:u w:val="single"/>
         </w:rPr>
-        <w:hyperlink r:id="rId19" w:history="1">
+        <w:hyperlink r:id="rId20" w:history="1">
           <w:r>
             <w:rPr>
               <w:rStyle w:val="Hyperlink"/>
@@ -3365,7 +3332,7 @@
           <w:sz w:val="24"/>
           <w:u w:val="single"/>
         </w:rPr>
-        <w:hyperlink r:id="rId19" w:history="1">
+        <w:hyperlink r:id="rId20" w:history="1">
           <w:r>
             <w:rPr>
               <w:rStyle w:val="Hyperlink"/>
@@ -3473,7 +3440,7 @@
           <w:sz w:val="24"/>
           <w:u w:val="single"/>
         </w:rPr>
-        <w:hyperlink r:id="rId20" w:history="1">
+        <w:hyperlink r:id="rId21" w:history="1">
           <w:r>
             <w:rPr>
               <w:rStyle w:val="Hyperlink"/>
@@ -3502,7 +3469,7 @@
           <w:sz w:val="24"/>
           <w:u w:val="single"/>
         </w:rPr>
-        <w:hyperlink r:id="rId20" w:history="1">
+        <w:hyperlink r:id="rId21" w:history="1">
           <w:r>
             <w:rPr>
               <w:rStyle w:val="Hyperlink"/>
@@ -3530,7 +3497,7 @@
           <w:sz w:val="24"/>
           <w:u w:val="single"/>
         </w:rPr>
-        <w:hyperlink r:id="rId21" w:history="1">
+        <w:hyperlink r:id="rId22" w:history="1">
           <w:r>
             <w:rPr>
               <w:rStyle w:val="Hyperlink"/>
@@ -3548,7 +3515,7 @@
           <w:sz w:val="24"/>
           <w:u w:val="single"/>
         </w:rPr>
-        <w:hyperlink r:id="rId21" w:history="1">
+        <w:hyperlink r:id="rId22" w:history="1">
           <w:r>
             <w:rPr>
               <w:rStyle w:val="Hyperlink"/>
@@ -3566,7 +3533,7 @@
           <w:sz w:val="24"/>
           <w:u w:val="single"/>
         </w:rPr>
-        <w:hyperlink r:id="rId21" w:history="1">
+        <w:hyperlink r:id="rId22" w:history="1">
           <w:r>
             <w:rPr>
               <w:rStyle w:val="Hyperlink"/>
@@ -3584,7 +3551,7 @@
           <w:sz w:val="24"/>
           <w:u w:val="single"/>
         </w:rPr>
-        <w:hyperlink r:id="rId21" w:history="1">
+        <w:hyperlink r:id="rId22" w:history="1">
           <w:r>
             <w:rPr>
               <w:rStyle w:val="Hyperlink"/>

--- a/EXPORTS/DOCX/published/niveau2/Dutch/Science.docx
+++ b/EXPORTS/DOCX/published/niveau2/Dutch/Science.docx
@@ -283,7 +283,46 @@
           <w:color w:val="000000"/>
           <w:sz w:val="24"/>
         </w:rPr>
-        <w:t xml:space="preserve"> in Leiden en de Homo erectus fossielen die tijdens deze opgravingen </w:t>
+        <w:t xml:space="preserve"> in Leiden en de Homo erectus fossielen die tijdens deze o</w:t>
+      </w:r>
+      <w:r>
+        <w:rPr>
+          <w:u w:val="single" w:color="0000ff"/>
+          <w:rFonts w:ascii="Charis SIL Regular" w:hAnsi="Charis SIL Regular" w:eastAsia="Charis SIL Regular"/>
+          <w:b w:val="0"/>
+          <w:i w:val="0"/>
+          <w:color w:val="000000"/>
+          <w:sz w:val="24"/>
+        </w:rPr>
+        <w:t>p</w:t>
+      </w:r>
+      <w:r>
+        <w:rPr>
+          <w:u w:val="single" w:color="0000ff"/>
+          <w:rFonts w:ascii="Charis SIL Regular" w:hAnsi="Charis SIL Regular" w:eastAsia="Charis SIL Regular"/>
+          <w:b w:val="0"/>
+          <w:i w:val="0"/>
+          <w:color w:val="000000"/>
+          <w:sz w:val="24"/>
+        </w:rPr>
+        <w:hyperlink r:id="rId9" w:history="1">
+          <w:r>
+            <w:rPr>
+              <w:rStyle w:val="Hyperlink"/>
+            </w:rPr>
+            <w:t>gravinge</w:t>
+          </w:r>
+        </w:hyperlink>
+      </w:r>
+      <w:r>
+        <w:rPr>
+          <w:rFonts w:ascii="Charis SIL Regular" w:hAnsi="Charis SIL Regular" w:eastAsia="Charis SIL Regular"/>
+          <w:b w:val="0"/>
+          <w:i w:val="0"/>
+          <w:color w:val="000000"/>
+          <w:sz w:val="24"/>
+        </w:rPr>
+        <w:t xml:space="preserve">n </w:t>
       </w:r>
       <w:r>
         <w:rPr>
@@ -858,7 +897,7 @@
           <w:sz w:val="24"/>
           <w:u w:val="single"/>
         </w:rPr>
-        <w:hyperlink r:id="rId11" w:history="1">
+        <w:hyperlink r:id="rId10" w:history="1">
           <w:r>
             <w:rPr>
               <w:rStyle w:val="Hyperlink"/>
@@ -905,7 +944,7 @@
           <w:sz w:val="24"/>
           <w:u w:val="single"/>
         </w:rPr>
-        <w:hyperlink r:id="rId10" w:history="1">
+        <w:hyperlink r:id="rId11" w:history="1">
           <w:r>
             <w:rPr>
               <w:rStyle w:val="Hyperlink"/>
@@ -952,7 +991,7 @@
           <w:sz w:val="24"/>
           <w:u w:val="single"/>
         </w:rPr>
-        <w:hyperlink r:id="rId11" w:history="1">
+        <w:hyperlink r:id="rId10" w:history="1">
           <w:r>
             <w:rPr>
               <w:rStyle w:val="Hyperlink"/>
@@ -1010,7 +1049,7 @@
           <w:sz w:val="24"/>
           <w:u w:val="single"/>
         </w:rPr>
-        <w:hyperlink r:id="rId11" w:history="1">
+        <w:hyperlink r:id="rId10" w:history="1">
           <w:r>
             <w:rPr>
               <w:rStyle w:val="Hyperlink"/>
@@ -1028,7 +1067,7 @@
           <w:sz w:val="24"/>
           <w:u w:val="single"/>
         </w:rPr>
-        <w:hyperlink r:id="rId11" w:history="1">
+        <w:hyperlink r:id="rId10" w:history="1">
           <w:r>
             <w:rPr>
               <w:rStyle w:val="Hyperlink"/>
@@ -1046,7 +1085,7 @@
           <w:sz w:val="24"/>
           <w:u w:val="single"/>
         </w:rPr>
-        <w:hyperlink r:id="rId11" w:history="1">
+        <w:hyperlink r:id="rId10" w:history="1">
           <w:r>
             <w:rPr>
               <w:rStyle w:val="Hyperlink"/>
@@ -1064,7 +1103,7 @@
           <w:sz w:val="24"/>
           <w:u w:val="single"/>
         </w:rPr>
-        <w:hyperlink r:id="rId11" w:history="1">
+        <w:hyperlink r:id="rId10" w:history="1">
           <w:r>
             <w:rPr>
               <w:rStyle w:val="Hyperlink"/>
@@ -1082,7 +1121,7 @@
           <w:sz w:val="24"/>
           <w:u w:val="single"/>
         </w:rPr>
-        <w:hyperlink r:id="rId11" w:history="1">
+        <w:hyperlink r:id="rId10" w:history="1">
           <w:r>
             <w:rPr>
               <w:rStyle w:val="Hyperlink"/>
@@ -1674,49 +1713,13 @@
       </w:r>
       <w:r>
         <w:rPr>
-          <w:u w:val="single" w:color="0000ff"/>
           <w:rFonts w:ascii="Charis SIL Regular" w:hAnsi="Charis SIL Regular" w:eastAsia="Charis SIL Regular"/>
           <w:b w:val="0"/>
           <w:i w:val="0"/>
           <w:color w:val="000000"/>
           <w:sz w:val="24"/>
         </w:rPr>
-        <w:hyperlink r:id="rId13" w:history="1">
-          <w:r>
-            <w:rPr>
-              <w:rStyle w:val="Hyperlink"/>
-            </w:rPr>
-            <w:t>vinden in h</w:t>
-          </w:r>
-        </w:hyperlink>
-      </w:r>
-      <w:r>
-        <w:rPr>
-          <w:u w:val="single" w:color="0000ff"/>
-          <w:rFonts w:ascii="Charis SIL Regular" w:hAnsi="Charis SIL Regular" w:eastAsia="Charis SIL Regular"/>
-          <w:b w:val="0"/>
-          <w:i w:val="0"/>
-          <w:color w:val="000000"/>
-          <w:sz w:val="24"/>
-        </w:rPr>
-        <w:hyperlink r:id="rId13" w:history="1">
-          <w:r>
-            <w:rPr>
-              <w:rStyle w:val="Hyperlink"/>
-            </w:rPr>
-            <w:t>e</w:t>
-          </w:r>
-        </w:hyperlink>
-      </w:r>
-      <w:r>
-        <w:rPr>
-          <w:rFonts w:ascii="Charis SIL Regular" w:hAnsi="Charis SIL Regular" w:eastAsia="Charis SIL Regular"/>
-          <w:b w:val="0"/>
-          <w:i w:val="0"/>
-          <w:color w:val="000000"/>
-          <w:sz w:val="24"/>
-        </w:rPr>
-        <w:t xml:space="preserve">t provinciale </w:t>
+        <w:t xml:space="preserve">vinden in het provinciale </w:t>
       </w:r>
       <w:r>
         <w:rPr>
@@ -2076,14 +2079,7 @@
           <w:sz w:val="24"/>
           <w:u w:val="single"/>
         </w:rPr>
-        <w:hyperlink r:id="rId11" w:history="1">
-          <w:r>
-            <w:rPr>
-              <w:rStyle w:val="Hyperlink"/>
-            </w:rPr>
-            <w:t>Bataviaasch</w:t>
-          </w:r>
-        </w:hyperlink>
+        <w:t>Bataviaasch Gen</w:t>
       </w:r>
       <w:r>
         <w:rPr>
@@ -2094,36 +2090,7 @@
           <w:sz w:val="24"/>
           <w:u w:val="single"/>
         </w:rPr>
-        <w:t xml:space="preserve"> </w:t>
-      </w:r>
-      <w:r>
-        <w:rPr>
-          <w:rFonts w:ascii="Charis SIL Regular" w:hAnsi="Charis SIL Regular" w:eastAsia="Charis SIL Regular"/>
-          <w:b w:val="0"/>
-          <w:i w:val="0"/>
-          <w:color w:val="0000FF"/>
-          <w:sz w:val="24"/>
-          <w:u w:val="single"/>
-        </w:rPr>
-        <w:hyperlink r:id="rId11" w:history="1">
-          <w:r>
-            <w:rPr>
-              <w:rStyle w:val="Hyperlink"/>
-            </w:rPr>
-            <w:t>Gen</w:t>
-          </w:r>
-        </w:hyperlink>
-      </w:r>
-      <w:r>
-        <w:rPr>
-          <w:rFonts w:ascii="Charis SIL Regular" w:hAnsi="Charis SIL Regular" w:eastAsia="Charis SIL Regular"/>
-          <w:b w:val="0"/>
-          <w:i w:val="0"/>
-          <w:color w:val="0000FF"/>
-          <w:sz w:val="24"/>
-          <w:u w:val="single"/>
-        </w:rPr>
-        <w:hyperlink r:id="rId11" w:history="1">
+        <w:hyperlink r:id="rId15" w:history="1">
           <w:r>
             <w:rPr>
               <w:rStyle w:val="Hyperlink"/>
@@ -2141,7 +2108,7 @@
           <w:sz w:val="24"/>
           <w:u w:val="single"/>
         </w:rPr>
-        <w:hyperlink r:id="rId11" w:history="1">
+        <w:hyperlink r:id="rId15" w:history="1">
           <w:r>
             <w:rPr>
               <w:rStyle w:val="Hyperlink"/>
@@ -3050,20 +3017,14 @@
       </w:r>
       <w:r>
         <w:rPr>
+          <w:u w:val="single" w:color="0000ff"/>
           <w:rFonts w:ascii="Charis SIL Regular" w:hAnsi="Charis SIL Regular" w:eastAsia="Charis SIL Regular"/>
           <w:b w:val="0"/>
           <w:i w:val="0"/>
           <w:color w:val="000000"/>
           <w:sz w:val="24"/>
         </w:rPr>
-        <w:hyperlink r:id="rId16" w:history="1">
-          <w:r>
-            <w:rPr>
-              <w:rStyle w:val="Hyperlink"/>
-            </w:rPr>
-            <w:t xml:space="preserve">, </w:t>
-          </w:r>
-        </w:hyperlink>
+        <w:t xml:space="preserve">, </w:t>
       </w:r>
       <w:r>
         <w:rPr>
@@ -3103,7 +3064,7 @@
           <w:sz w:val="24"/>
           <w:u w:val="single"/>
         </w:rPr>
-        <w:hyperlink r:id="rId18" w:history="1">
+        <w:hyperlink r:id="rId16" w:history="1">
           <w:r>
             <w:rPr>
               <w:rStyle w:val="Hyperlink"/>
@@ -3121,7 +3082,7 @@
           <w:sz w:val="24"/>
           <w:u w:val="single"/>
         </w:rPr>
-        <w:hyperlink r:id="rId18" w:history="1">
+        <w:hyperlink r:id="rId16" w:history="1">
           <w:r>
             <w:rPr>
               <w:rStyle w:val="Hyperlink"/>
@@ -3239,7 +3200,7 @@
           <w:sz w:val="24"/>
           <w:u w:val="single"/>
         </w:rPr>
-        <w:hyperlink r:id="rId19" w:history="1">
+        <w:hyperlink r:id="rId18" w:history="1">
           <w:r>
             <w:rPr>
               <w:rStyle w:val="Hyperlink"/>
@@ -3268,7 +3229,7 @@
           <w:sz w:val="24"/>
           <w:u w:val="single"/>
         </w:rPr>
-        <w:hyperlink r:id="rId19" w:history="1">
+        <w:hyperlink r:id="rId18" w:history="1">
           <w:r>
             <w:rPr>
               <w:rStyle w:val="Hyperlink"/>
@@ -3296,7 +3257,7 @@
           <w:sz w:val="24"/>
           <w:u w:val="single"/>
         </w:rPr>
-        <w:hyperlink r:id="rId20" w:history="1">
+        <w:hyperlink r:id="rId19" w:history="1">
           <w:r>
             <w:rPr>
               <w:rStyle w:val="Hyperlink"/>
@@ -3314,7 +3275,7 @@
           <w:sz w:val="24"/>
           <w:u w:val="single"/>
         </w:rPr>
-        <w:hyperlink r:id="rId20" w:history="1">
+        <w:hyperlink r:id="rId19" w:history="1">
           <w:r>
             <w:rPr>
               <w:rStyle w:val="Hyperlink"/>
@@ -3332,7 +3293,7 @@
           <w:sz w:val="24"/>
           <w:u w:val="single"/>
         </w:rPr>
-        <w:hyperlink r:id="rId20" w:history="1">
+        <w:hyperlink r:id="rId19" w:history="1">
           <w:r>
             <w:rPr>
               <w:rStyle w:val="Hyperlink"/>
@@ -3440,7 +3401,7 @@
           <w:sz w:val="24"/>
           <w:u w:val="single"/>
         </w:rPr>
-        <w:hyperlink r:id="rId21" w:history="1">
+        <w:hyperlink r:id="rId20" w:history="1">
           <w:r>
             <w:rPr>
               <w:rStyle w:val="Hyperlink"/>
@@ -3469,7 +3430,7 @@
           <w:sz w:val="24"/>
           <w:u w:val="single"/>
         </w:rPr>
-        <w:hyperlink r:id="rId21" w:history="1">
+        <w:hyperlink r:id="rId20" w:history="1">
           <w:r>
             <w:rPr>
               <w:rStyle w:val="Hyperlink"/>
@@ -3497,7 +3458,7 @@
           <w:sz w:val="24"/>
           <w:u w:val="single"/>
         </w:rPr>
-        <w:hyperlink r:id="rId22" w:history="1">
+        <w:hyperlink r:id="rId21" w:history="1">
           <w:r>
             <w:rPr>
               <w:rStyle w:val="Hyperlink"/>
@@ -3515,7 +3476,7 @@
           <w:sz w:val="24"/>
           <w:u w:val="single"/>
         </w:rPr>
-        <w:hyperlink r:id="rId22" w:history="1">
+        <w:hyperlink r:id="rId21" w:history="1">
           <w:r>
             <w:rPr>
               <w:rStyle w:val="Hyperlink"/>
@@ -3533,7 +3494,7 @@
           <w:sz w:val="24"/>
           <w:u w:val="single"/>
         </w:rPr>
-        <w:hyperlink r:id="rId22" w:history="1">
+        <w:hyperlink r:id="rId21" w:history="1">
           <w:r>
             <w:rPr>
               <w:rStyle w:val="Hyperlink"/>
@@ -3551,7 +3512,7 @@
           <w:sz w:val="24"/>
           <w:u w:val="single"/>
         </w:rPr>
-        <w:hyperlink r:id="rId22" w:history="1">
+        <w:hyperlink r:id="rId21" w:history="1">
           <w:r>
             <w:rPr>
               <w:rStyle w:val="Hyperlink"/>

--- a/EXPORTS/DOCX/published/niveau2/Dutch/Science.docx
+++ b/EXPORTS/DOCX/published/niveau2/Dutch/Science.docx
@@ -879,7 +879,7 @@
           <w:sz w:val="24"/>
           <w:u w:val="single"/>
         </w:rPr>
-        <w:hyperlink r:id="rId11" w:history="1">
+        <w:hyperlink r:id="rId10" w:history="1">
           <w:r>
             <w:rPr>
               <w:rStyle w:val="Hyperlink"/>
@@ -897,7 +897,7 @@
           <w:sz w:val="24"/>
           <w:u w:val="single"/>
         </w:rPr>
-        <w:hyperlink r:id="rId10" w:history="1">
+        <w:hyperlink r:id="rId11" w:history="1">
           <w:r>
             <w:rPr>
               <w:rStyle w:val="Hyperlink"/>
@@ -944,7 +944,7 @@
           <w:sz w:val="24"/>
           <w:u w:val="single"/>
         </w:rPr>
-        <w:hyperlink r:id="rId11" w:history="1">
+        <w:hyperlink r:id="rId10" w:history="1">
           <w:r>
             <w:rPr>
               <w:rStyle w:val="Hyperlink"/>
@@ -991,7 +991,7 @@
           <w:sz w:val="24"/>
           <w:u w:val="single"/>
         </w:rPr>
-        <w:hyperlink r:id="rId10" w:history="1">
+        <w:hyperlink r:id="rId11" w:history="1">
           <w:r>
             <w:rPr>
               <w:rStyle w:val="Hyperlink"/>
@@ -1036,7 +1036,6 @@
           <w:i w:val="0"/>
           <w:color w:val="0000FF"/>
           <w:sz w:val="24"/>
-          <w:u w:val="single"/>
         </w:rPr>
         <w:t xml:space="preserve"> </w:t>
       </w:r>
@@ -1067,7 +1066,7 @@
           <w:sz w:val="24"/>
           <w:u w:val="single"/>
         </w:rPr>
-        <w:hyperlink r:id="rId10" w:history="1">
+        <w:hyperlink r:id="rId11" w:history="1">
           <w:r>
             <w:rPr>
               <w:rStyle w:val="Hyperlink"/>
@@ -1085,7 +1084,7 @@
           <w:sz w:val="24"/>
           <w:u w:val="single"/>
         </w:rPr>
-        <w:hyperlink r:id="rId10" w:history="1">
+        <w:hyperlink r:id="rId11" w:history="1">
           <w:r>
             <w:rPr>
               <w:rStyle w:val="Hyperlink"/>
@@ -1103,7 +1102,7 @@
           <w:sz w:val="24"/>
           <w:u w:val="single"/>
         </w:rPr>
-        <w:hyperlink r:id="rId10" w:history="1">
+        <w:hyperlink r:id="rId11" w:history="1">
           <w:r>
             <w:rPr>
               <w:rStyle w:val="Hyperlink"/>
@@ -1121,7 +1120,7 @@
           <w:sz w:val="24"/>
           <w:u w:val="single"/>
         </w:rPr>
-        <w:hyperlink r:id="rId10" w:history="1">
+        <w:hyperlink r:id="rId11" w:history="1">
           <w:r>
             <w:rPr>
               <w:rStyle w:val="Hyperlink"/>
@@ -1166,162 +1165,7 @@
           <w:color w:val="000000"/>
           <w:sz w:val="24"/>
         </w:rPr>
-        <w:t xml:space="preserve">Ook de Koninklijke </w:t>
-      </w:r>
-      <w:r>
-        <w:rPr>
-          <w:u w:val="single" w:color="0000ff"/>
-          <w:rFonts w:ascii="Charis SIL Regular" w:hAnsi="Charis SIL Regular" w:eastAsia="Charis SIL Regular"/>
-          <w:b w:val="0"/>
-          <w:i w:val="0"/>
-          <w:color w:val="000000"/>
-          <w:sz w:val="24"/>
-        </w:rPr>
-        <w:hyperlink r:id="rId11" w:history="1">
-          <w:r>
-            <w:rPr>
-              <w:rStyle w:val="Hyperlink"/>
-            </w:rPr>
-            <w:t>Nederlandse</w:t>
-          </w:r>
-        </w:hyperlink>
-      </w:r>
-      <w:r>
-        <w:rPr>
-          <w:u w:val="single" w:color="0000ff"/>
-          <w:rFonts w:ascii="Charis SIL Regular" w:hAnsi="Charis SIL Regular" w:eastAsia="Charis SIL Regular"/>
-          <w:b w:val="0"/>
-          <w:i w:val="0"/>
-          <w:color w:val="000000"/>
-          <w:sz w:val="24"/>
-        </w:rPr>
-        <w:t xml:space="preserve"> </w:t>
-      </w:r>
-      <w:r>
-        <w:rPr>
-          <w:u w:val="single" w:color="0000ff"/>
-          <w:rFonts w:ascii="Charis SIL Regular" w:hAnsi="Charis SIL Regular" w:eastAsia="Charis SIL Regular"/>
-          <w:b w:val="0"/>
-          <w:i w:val="0"/>
-          <w:color w:val="000000"/>
-          <w:sz w:val="24"/>
-        </w:rPr>
-        <w:hyperlink r:id="rId11" w:history="1">
-          <w:r>
-            <w:rPr>
-              <w:rStyle w:val="Hyperlink"/>
-            </w:rPr>
-            <w:t>Academie va</w:t>
-          </w:r>
-        </w:hyperlink>
-      </w:r>
-      <w:r>
-        <w:rPr>
-          <w:u w:val="single" w:color="0000ff"/>
-          <w:rFonts w:ascii="Charis SIL Regular" w:hAnsi="Charis SIL Regular" w:eastAsia="Charis SIL Regular"/>
-          <w:b w:val="0"/>
-          <w:i w:val="0"/>
-          <w:color w:val="000000"/>
-          <w:sz w:val="24"/>
-        </w:rPr>
-        <w:hyperlink r:id="rId11" w:history="1">
-          <w:r>
-            <w:rPr>
-              <w:rStyle w:val="Hyperlink"/>
-            </w:rPr>
-            <w:t>n</w:t>
-          </w:r>
-        </w:hyperlink>
-      </w:r>
-      <w:r>
-        <w:rPr>
-          <w:u w:val="single" w:color="0000ff"/>
-          <w:rFonts w:ascii="Charis SIL Regular" w:hAnsi="Charis SIL Regular" w:eastAsia="Charis SIL Regular"/>
-          <w:b w:val="0"/>
-          <w:i w:val="0"/>
-          <w:color w:val="000000"/>
-          <w:sz w:val="24"/>
-        </w:rPr>
-        <w:hyperlink r:id="rId11" w:history="1">
-          <w:r>
-            <w:rPr>
-              <w:rStyle w:val="Hyperlink"/>
-            </w:rPr>
-            <w:t xml:space="preserve"> W</w:t>
-          </w:r>
-        </w:hyperlink>
-      </w:r>
-      <w:r>
-        <w:rPr>
-          <w:u w:val="single" w:color="0000ff"/>
-          <w:rFonts w:ascii="Charis SIL Regular" w:hAnsi="Charis SIL Regular" w:eastAsia="Charis SIL Regular"/>
-          <w:b w:val="0"/>
-          <w:i w:val="0"/>
-          <w:color w:val="000000"/>
-          <w:sz w:val="24"/>
-        </w:rPr>
-        <w:hyperlink r:id="rId11" w:history="1">
-          <w:r>
-            <w:rPr>
-              <w:rStyle w:val="Hyperlink"/>
-            </w:rPr>
-            <w:t>e</w:t>
-          </w:r>
-        </w:hyperlink>
-      </w:r>
-      <w:r>
-        <w:rPr>
-          <w:u w:val="single" w:color="0000ff"/>
-          <w:rFonts w:ascii="Charis SIL Regular" w:hAnsi="Charis SIL Regular" w:eastAsia="Charis SIL Regular"/>
-          <w:b w:val="0"/>
-          <w:i w:val="0"/>
-          <w:color w:val="000000"/>
-          <w:sz w:val="24"/>
-        </w:rPr>
-        <w:hyperlink r:id="rId11" w:history="1">
-          <w:r>
-            <w:rPr>
-              <w:rStyle w:val="Hyperlink"/>
-            </w:rPr>
-            <w:t>tenscha</w:t>
-          </w:r>
-        </w:hyperlink>
-      </w:r>
-      <w:r>
-        <w:rPr>
-          <w:u w:val="single" w:color="0000ff"/>
-          <w:rFonts w:ascii="Charis SIL Regular" w:hAnsi="Charis SIL Regular" w:eastAsia="Charis SIL Regular"/>
-          <w:b w:val="0"/>
-          <w:i w:val="0"/>
-          <w:color w:val="000000"/>
-          <w:sz w:val="24"/>
-        </w:rPr>
-        <w:hyperlink r:id="rId11" w:history="1">
-          <w:r>
-            <w:rPr>
-              <w:rStyle w:val="Hyperlink"/>
-            </w:rPr>
-            <w:t>p</w:t>
-          </w:r>
-        </w:hyperlink>
-      </w:r>
-      <w:r>
-        <w:rPr>
-          <w:u w:val="single" w:color="0000ff"/>
-          <w:rFonts w:ascii="Charis SIL Regular" w:hAnsi="Charis SIL Regular" w:eastAsia="Charis SIL Regular"/>
-          <w:b w:val="0"/>
-          <w:i w:val="0"/>
-          <w:color w:val="000000"/>
-          <w:sz w:val="24"/>
-        </w:rPr>
-        <w:hyperlink r:id="rId11" w:history="1">
-          <w:r>
-            <w:rPr>
-              <w:rStyle w:val="Hyperlink"/>
-            </w:rPr>
-            <w:t>pe</w:t>
-          </w:r>
-        </w:hyperlink>
+        <w:t>Ook de Koninklijke Nederlandse Academie van Wetenschappe</w:t>
       </w:r>
       <w:r>
         <w:rPr>
@@ -1713,13 +1557,67 @@
       </w:r>
       <w:r>
         <w:rPr>
+          <w:u w:val="single" w:color="0000ff"/>
           <w:rFonts w:ascii="Charis SIL Regular" w:hAnsi="Charis SIL Regular" w:eastAsia="Charis SIL Regular"/>
           <w:b w:val="0"/>
           <w:i w:val="0"/>
           <w:color w:val="000000"/>
           <w:sz w:val="24"/>
         </w:rPr>
-        <w:t xml:space="preserve">vinden in het provinciale </w:t>
+        <w:hyperlink r:id="rId13" w:history="1">
+          <w:r>
+            <w:rPr>
+              <w:rStyle w:val="Hyperlink"/>
+            </w:rPr>
+            <w:t>vinden in h</w:t>
+          </w:r>
+        </w:hyperlink>
+      </w:r>
+      <w:r>
+        <w:rPr>
+          <w:u w:val="single" w:color="0000ff"/>
+          <w:rFonts w:ascii="Charis SIL Regular" w:hAnsi="Charis SIL Regular" w:eastAsia="Charis SIL Regular"/>
+          <w:b w:val="0"/>
+          <w:i w:val="0"/>
+          <w:color w:val="000000"/>
+          <w:sz w:val="24"/>
+        </w:rPr>
+        <w:hyperlink r:id="rId13" w:history="1">
+          <w:r>
+            <w:rPr>
+              <w:rStyle w:val="Hyperlink"/>
+            </w:rPr>
+            <w:t>e</w:t>
+          </w:r>
+        </w:hyperlink>
+      </w:r>
+      <w:r>
+        <w:rPr>
+          <w:u w:val="single" w:color="0000ff"/>
+          <w:rFonts w:ascii="Charis SIL Regular" w:hAnsi="Charis SIL Regular" w:eastAsia="Charis SIL Regular"/>
+          <w:b w:val="0"/>
+          <w:i w:val="0"/>
+          <w:color w:val="000000"/>
+          <w:sz w:val="24"/>
+        </w:rPr>
+        <w:hyperlink r:id="rId13" w:history="1">
+          <w:r>
+            <w:rPr>
+              <w:rStyle w:val="Hyperlink"/>
+            </w:rPr>
+            <w:t>t provi</w:t>
+          </w:r>
+        </w:hyperlink>
+      </w:r>
+      <w:r>
+        <w:rPr>
+          <w:rFonts w:ascii="Charis SIL Regular" w:hAnsi="Charis SIL Regular" w:eastAsia="Charis SIL Regular"/>
+          <w:b w:val="0"/>
+          <w:i w:val="0"/>
+          <w:color w:val="000000"/>
+          <w:sz w:val="24"/>
+        </w:rPr>
+        <w:t xml:space="preserve">nciale </w:t>
       </w:r>
       <w:r>
         <w:rPr>
@@ -2079,7 +1977,43 @@
           <w:sz w:val="24"/>
           <w:u w:val="single"/>
         </w:rPr>
-        <w:t>Bataviaasch Gen</w:t>
+        <w:hyperlink r:id="rId11" w:history="1">
+          <w:r>
+            <w:rPr>
+              <w:rStyle w:val="Hyperlink"/>
+            </w:rPr>
+            <w:t>Bataviaasch</w:t>
+          </w:r>
+        </w:hyperlink>
+      </w:r>
+      <w:r>
+        <w:rPr>
+          <w:rFonts w:ascii="Charis SIL Regular" w:hAnsi="Charis SIL Regular" w:eastAsia="Charis SIL Regular"/>
+          <w:b w:val="0"/>
+          <w:i w:val="0"/>
+          <w:color w:val="0000FF"/>
+          <w:sz w:val="24"/>
+          <w:u w:val="single"/>
+        </w:rPr>
+        <w:t xml:space="preserve"> </w:t>
+      </w:r>
+      <w:r>
+        <w:rPr>
+          <w:rFonts w:ascii="Charis SIL Regular" w:hAnsi="Charis SIL Regular" w:eastAsia="Charis SIL Regular"/>
+          <w:b w:val="0"/>
+          <w:i w:val="0"/>
+          <w:color w:val="0000FF"/>
+          <w:sz w:val="24"/>
+          <w:u w:val="single"/>
+        </w:rPr>
+        <w:hyperlink r:id="rId11" w:history="1">
+          <w:r>
+            <w:rPr>
+              <w:rStyle w:val="Hyperlink"/>
+            </w:rPr>
+            <w:t>Gen</w:t>
+          </w:r>
+        </w:hyperlink>
       </w:r>
       <w:r>
         <w:rPr>
@@ -2988,7 +2922,7 @@
           <w:sz w:val="24"/>
           <w:u w:val="single"/>
         </w:rPr>
-        <w:hyperlink r:id="rId16" w:history="1">
+        <w:hyperlink r:id="rId17" w:history="1">
           <w:r>
             <w:rPr>
               <w:rStyle w:val="Hyperlink"/>
@@ -3006,7 +2940,7 @@
           <w:sz w:val="24"/>
           <w:u w:val="single"/>
         </w:rPr>
-        <w:hyperlink r:id="rId16" w:history="1">
+        <w:hyperlink r:id="rId17" w:history="1">
           <w:r>
             <w:rPr>
               <w:rStyle w:val="Hyperlink"/>
@@ -3017,7 +2951,6 @@
       </w:r>
       <w:r>
         <w:rPr>
-          <w:u w:val="single" w:color="0000ff"/>
           <w:rFonts w:ascii="Charis SIL Regular" w:hAnsi="Charis SIL Regular" w:eastAsia="Charis SIL Regular"/>
           <w:b w:val="0"/>
           <w:i w:val="0"/>
@@ -3035,7 +2968,7 @@
           <w:sz w:val="24"/>
           <w:u w:val="single"/>
         </w:rPr>
-        <w:hyperlink r:id="rId16" w:history="1">
+        <w:hyperlink r:id="rId18" w:history="1">
           <w:r>
             <w:rPr>
               <w:rStyle w:val="Hyperlink"/>
@@ -3064,7 +2997,7 @@
           <w:sz w:val="24"/>
           <w:u w:val="single"/>
         </w:rPr>
-        <w:hyperlink r:id="rId16" w:history="1">
+        <w:hyperlink r:id="rId18" w:history="1">
           <w:r>
             <w:rPr>
               <w:rStyle w:val="Hyperlink"/>
@@ -3082,7 +3015,7 @@
           <w:sz w:val="24"/>
           <w:u w:val="single"/>
         </w:rPr>
-        <w:hyperlink r:id="rId16" w:history="1">
+        <w:hyperlink r:id="rId18" w:history="1">
           <w:r>
             <w:rPr>
               <w:rStyle w:val="Hyperlink"/>
@@ -3200,7 +3133,7 @@
           <w:sz w:val="24"/>
           <w:u w:val="single"/>
         </w:rPr>
-        <w:hyperlink r:id="rId18" w:history="1">
+        <w:hyperlink r:id="rId19" w:history="1">
           <w:r>
             <w:rPr>
               <w:rStyle w:val="Hyperlink"/>
@@ -3229,7 +3162,7 @@
           <w:sz w:val="24"/>
           <w:u w:val="single"/>
         </w:rPr>
-        <w:hyperlink r:id="rId18" w:history="1">
+        <w:hyperlink r:id="rId19" w:history="1">
           <w:r>
             <w:rPr>
               <w:rStyle w:val="Hyperlink"/>
@@ -3257,7 +3190,7 @@
           <w:sz w:val="24"/>
           <w:u w:val="single"/>
         </w:rPr>
-        <w:hyperlink r:id="rId19" w:history="1">
+        <w:hyperlink r:id="rId20" w:history="1">
           <w:r>
             <w:rPr>
               <w:rStyle w:val="Hyperlink"/>
@@ -3275,7 +3208,7 @@
           <w:sz w:val="24"/>
           <w:u w:val="single"/>
         </w:rPr>
-        <w:hyperlink r:id="rId19" w:history="1">
+        <w:hyperlink r:id="rId20" w:history="1">
           <w:r>
             <w:rPr>
               <w:rStyle w:val="Hyperlink"/>
@@ -3293,7 +3226,7 @@
           <w:sz w:val="24"/>
           <w:u w:val="single"/>
         </w:rPr>
-        <w:hyperlink r:id="rId19" w:history="1">
+        <w:hyperlink r:id="rId20" w:history="1">
           <w:r>
             <w:rPr>
               <w:rStyle w:val="Hyperlink"/>
@@ -3401,7 +3334,7 @@
           <w:sz w:val="24"/>
           <w:u w:val="single"/>
         </w:rPr>
-        <w:hyperlink r:id="rId20" w:history="1">
+        <w:hyperlink r:id="rId21" w:history="1">
           <w:r>
             <w:rPr>
               <w:rStyle w:val="Hyperlink"/>
@@ -3430,7 +3363,7 @@
           <w:sz w:val="24"/>
           <w:u w:val="single"/>
         </w:rPr>
-        <w:hyperlink r:id="rId20" w:history="1">
+        <w:hyperlink r:id="rId21" w:history="1">
           <w:r>
             <w:rPr>
               <w:rStyle w:val="Hyperlink"/>
@@ -3458,7 +3391,7 @@
           <w:sz w:val="24"/>
           <w:u w:val="single"/>
         </w:rPr>
-        <w:hyperlink r:id="rId21" w:history="1">
+        <w:hyperlink r:id="rId22" w:history="1">
           <w:r>
             <w:rPr>
               <w:rStyle w:val="Hyperlink"/>
@@ -3476,7 +3409,7 @@
           <w:sz w:val="24"/>
           <w:u w:val="single"/>
         </w:rPr>
-        <w:hyperlink r:id="rId21" w:history="1">
+        <w:hyperlink r:id="rId22" w:history="1">
           <w:r>
             <w:rPr>
               <w:rStyle w:val="Hyperlink"/>
@@ -3494,7 +3427,7 @@
           <w:sz w:val="24"/>
           <w:u w:val="single"/>
         </w:rPr>
-        <w:hyperlink r:id="rId21" w:history="1">
+        <w:hyperlink r:id="rId22" w:history="1">
           <w:r>
             <w:rPr>
               <w:rStyle w:val="Hyperlink"/>
@@ -3512,7 +3445,7 @@
           <w:sz w:val="24"/>
           <w:u w:val="single"/>
         </w:rPr>
-        <w:hyperlink r:id="rId21" w:history="1">
+        <w:hyperlink r:id="rId22" w:history="1">
           <w:r>
             <w:rPr>
               <w:rStyle w:val="Hyperlink"/>

--- a/EXPORTS/DOCX/published/niveau2/Dutch/Science.docx
+++ b/EXPORTS/DOCX/published/niveau2/Dutch/Science.docx
@@ -294,25 +294,7 @@
           <w:color w:val="000000"/>
           <w:sz w:val="24"/>
         </w:rPr>
-        <w:t>p</w:t>
-      </w:r>
-      <w:r>
-        <w:rPr>
-          <w:u w:val="single" w:color="0000ff"/>
-          <w:rFonts w:ascii="Charis SIL Regular" w:hAnsi="Charis SIL Regular" w:eastAsia="Charis SIL Regular"/>
-          <w:b w:val="0"/>
-          <w:i w:val="0"/>
-          <w:color w:val="000000"/>
-          <w:sz w:val="24"/>
-        </w:rPr>
-        <w:hyperlink r:id="rId9" w:history="1">
-          <w:r>
-            <w:rPr>
-              <w:rStyle w:val="Hyperlink"/>
-            </w:rPr>
-            <w:t>gravinge</w:t>
-          </w:r>
-        </w:hyperlink>
+        <w:t>pgravinge</w:t>
       </w:r>
       <w:r>
         <w:rPr>
@@ -897,7 +879,7 @@
           <w:sz w:val="24"/>
           <w:u w:val="single"/>
         </w:rPr>
-        <w:hyperlink r:id="rId11" w:history="1">
+        <w:hyperlink r:id="rId10" w:history="1">
           <w:r>
             <w:rPr>
               <w:rStyle w:val="Hyperlink"/>
@@ -1036,6 +1018,7 @@
           <w:i w:val="0"/>
           <w:color w:val="0000FF"/>
           <w:sz w:val="24"/>
+          <w:u w:val="single"/>
         </w:rPr>
         <w:t xml:space="preserve"> </w:t>
       </w:r>
@@ -1048,7 +1031,7 @@
           <w:sz w:val="24"/>
           <w:u w:val="single"/>
         </w:rPr>
-        <w:hyperlink r:id="rId10" w:history="1">
+        <w:hyperlink r:id="rId11" w:history="1">
           <w:r>
             <w:rPr>
               <w:rStyle w:val="Hyperlink"/>
@@ -1165,7 +1148,162 @@
           <w:color w:val="000000"/>
           <w:sz w:val="24"/>
         </w:rPr>
-        <w:t>Ook de Koninklijke Nederlandse Academie van Wetenschappe</w:t>
+        <w:t xml:space="preserve">Ook de Koninklijke </w:t>
+      </w:r>
+      <w:r>
+        <w:rPr>
+          <w:u w:val="single" w:color="0000ff"/>
+          <w:rFonts w:ascii="Charis SIL Regular" w:hAnsi="Charis SIL Regular" w:eastAsia="Charis SIL Regular"/>
+          <w:b w:val="0"/>
+          <w:i w:val="0"/>
+          <w:color w:val="000000"/>
+          <w:sz w:val="24"/>
+        </w:rPr>
+        <w:hyperlink r:id="rId11" w:history="1">
+          <w:r>
+            <w:rPr>
+              <w:rStyle w:val="Hyperlink"/>
+            </w:rPr>
+            <w:t>Nederlandse</w:t>
+          </w:r>
+        </w:hyperlink>
+      </w:r>
+      <w:r>
+        <w:rPr>
+          <w:u w:val="single" w:color="0000ff"/>
+          <w:rFonts w:ascii="Charis SIL Regular" w:hAnsi="Charis SIL Regular" w:eastAsia="Charis SIL Regular"/>
+          <w:b w:val="0"/>
+          <w:i w:val="0"/>
+          <w:color w:val="000000"/>
+          <w:sz w:val="24"/>
+        </w:rPr>
+        <w:t xml:space="preserve"> </w:t>
+      </w:r>
+      <w:r>
+        <w:rPr>
+          <w:u w:val="single" w:color="0000ff"/>
+          <w:rFonts w:ascii="Charis SIL Regular" w:hAnsi="Charis SIL Regular" w:eastAsia="Charis SIL Regular"/>
+          <w:b w:val="0"/>
+          <w:i w:val="0"/>
+          <w:color w:val="000000"/>
+          <w:sz w:val="24"/>
+        </w:rPr>
+        <w:hyperlink r:id="rId11" w:history="1">
+          <w:r>
+            <w:rPr>
+              <w:rStyle w:val="Hyperlink"/>
+            </w:rPr>
+            <w:t>Academie va</w:t>
+          </w:r>
+        </w:hyperlink>
+      </w:r>
+      <w:r>
+        <w:rPr>
+          <w:u w:val="single" w:color="0000ff"/>
+          <w:rFonts w:ascii="Charis SIL Regular" w:hAnsi="Charis SIL Regular" w:eastAsia="Charis SIL Regular"/>
+          <w:b w:val="0"/>
+          <w:i w:val="0"/>
+          <w:color w:val="000000"/>
+          <w:sz w:val="24"/>
+        </w:rPr>
+        <w:hyperlink r:id="rId11" w:history="1">
+          <w:r>
+            <w:rPr>
+              <w:rStyle w:val="Hyperlink"/>
+            </w:rPr>
+            <w:t>n</w:t>
+          </w:r>
+        </w:hyperlink>
+      </w:r>
+      <w:r>
+        <w:rPr>
+          <w:u w:val="single" w:color="0000ff"/>
+          <w:rFonts w:ascii="Charis SIL Regular" w:hAnsi="Charis SIL Regular" w:eastAsia="Charis SIL Regular"/>
+          <w:b w:val="0"/>
+          <w:i w:val="0"/>
+          <w:color w:val="000000"/>
+          <w:sz w:val="24"/>
+        </w:rPr>
+        <w:hyperlink r:id="rId11" w:history="1">
+          <w:r>
+            <w:rPr>
+              <w:rStyle w:val="Hyperlink"/>
+            </w:rPr>
+            <w:t xml:space="preserve"> W</w:t>
+          </w:r>
+        </w:hyperlink>
+      </w:r>
+      <w:r>
+        <w:rPr>
+          <w:u w:val="single" w:color="0000ff"/>
+          <w:rFonts w:ascii="Charis SIL Regular" w:hAnsi="Charis SIL Regular" w:eastAsia="Charis SIL Regular"/>
+          <w:b w:val="0"/>
+          <w:i w:val="0"/>
+          <w:color w:val="000000"/>
+          <w:sz w:val="24"/>
+        </w:rPr>
+        <w:hyperlink r:id="rId11" w:history="1">
+          <w:r>
+            <w:rPr>
+              <w:rStyle w:val="Hyperlink"/>
+            </w:rPr>
+            <w:t>e</w:t>
+          </w:r>
+        </w:hyperlink>
+      </w:r>
+      <w:r>
+        <w:rPr>
+          <w:u w:val="single" w:color="0000ff"/>
+          <w:rFonts w:ascii="Charis SIL Regular" w:hAnsi="Charis SIL Regular" w:eastAsia="Charis SIL Regular"/>
+          <w:b w:val="0"/>
+          <w:i w:val="0"/>
+          <w:color w:val="000000"/>
+          <w:sz w:val="24"/>
+        </w:rPr>
+        <w:hyperlink r:id="rId11" w:history="1">
+          <w:r>
+            <w:rPr>
+              <w:rStyle w:val="Hyperlink"/>
+            </w:rPr>
+            <w:t>tenscha</w:t>
+          </w:r>
+        </w:hyperlink>
+      </w:r>
+      <w:r>
+        <w:rPr>
+          <w:u w:val="single" w:color="0000ff"/>
+          <w:rFonts w:ascii="Charis SIL Regular" w:hAnsi="Charis SIL Regular" w:eastAsia="Charis SIL Regular"/>
+          <w:b w:val="0"/>
+          <w:i w:val="0"/>
+          <w:color w:val="000000"/>
+          <w:sz w:val="24"/>
+        </w:rPr>
+        <w:hyperlink r:id="rId11" w:history="1">
+          <w:r>
+            <w:rPr>
+              <w:rStyle w:val="Hyperlink"/>
+            </w:rPr>
+            <w:t>p</w:t>
+          </w:r>
+        </w:hyperlink>
+      </w:r>
+      <w:r>
+        <w:rPr>
+          <w:u w:val="single" w:color="0000ff"/>
+          <w:rFonts w:ascii="Charis SIL Regular" w:hAnsi="Charis SIL Regular" w:eastAsia="Charis SIL Regular"/>
+          <w:b w:val="0"/>
+          <w:i w:val="0"/>
+          <w:color w:val="000000"/>
+          <w:sz w:val="24"/>
+        </w:rPr>
+        <w:hyperlink r:id="rId11" w:history="1">
+          <w:r>
+            <w:rPr>
+              <w:rStyle w:val="Hyperlink"/>
+            </w:rPr>
+            <w:t>pe</w:t>
+          </w:r>
+        </w:hyperlink>
       </w:r>
       <w:r>
         <w:rPr>
@@ -1593,31 +1731,13 @@
       </w:r>
       <w:r>
         <w:rPr>
-          <w:u w:val="single" w:color="0000ff"/>
           <w:rFonts w:ascii="Charis SIL Regular" w:hAnsi="Charis SIL Regular" w:eastAsia="Charis SIL Regular"/>
           <w:b w:val="0"/>
           <w:i w:val="0"/>
           <w:color w:val="000000"/>
           <w:sz w:val="24"/>
         </w:rPr>
-        <w:hyperlink r:id="rId13" w:history="1">
-          <w:r>
-            <w:rPr>
-              <w:rStyle w:val="Hyperlink"/>
-            </w:rPr>
-            <w:t>t provi</w:t>
-          </w:r>
-        </w:hyperlink>
-      </w:r>
-      <w:r>
-        <w:rPr>
-          <w:rFonts w:ascii="Charis SIL Regular" w:hAnsi="Charis SIL Regular" w:eastAsia="Charis SIL Regular"/>
-          <w:b w:val="0"/>
-          <w:i w:val="0"/>
-          <w:color w:val="000000"/>
-          <w:sz w:val="24"/>
-        </w:rPr>
-        <w:t xml:space="preserve">nciale </w:t>
+        <w:t xml:space="preserve">t provinciale </w:t>
       </w:r>
       <w:r>
         <w:rPr>
@@ -2024,7 +2144,7 @@
           <w:sz w:val="24"/>
           <w:u w:val="single"/>
         </w:rPr>
-        <w:hyperlink r:id="rId15" w:history="1">
+        <w:hyperlink r:id="rId11" w:history="1">
           <w:r>
             <w:rPr>
               <w:rStyle w:val="Hyperlink"/>
@@ -2042,7 +2162,7 @@
           <w:sz w:val="24"/>
           <w:u w:val="single"/>
         </w:rPr>
-        <w:hyperlink r:id="rId15" w:history="1">
+        <w:hyperlink r:id="rId11" w:history="1">
           <w:r>
             <w:rPr>
               <w:rStyle w:val="Hyperlink"/>
@@ -2940,7 +3060,7 @@
           <w:sz w:val="24"/>
           <w:u w:val="single"/>
         </w:rPr>
-        <w:hyperlink r:id="rId17" w:history="1">
+        <w:hyperlink r:id="rId16" w:history="1">
           <w:r>
             <w:rPr>
               <w:rStyle w:val="Hyperlink"/>
@@ -2957,7 +3077,14 @@
           <w:color w:val="000000"/>
           <w:sz w:val="24"/>
         </w:rPr>
-        <w:t xml:space="preserve">, </w:t>
+        <w:hyperlink r:id="rId16" w:history="1">
+          <w:r>
+            <w:rPr>
+              <w:rStyle w:val="Hyperlink"/>
+            </w:rPr>
+            <w:t xml:space="preserve">, </w:t>
+          </w:r>
+        </w:hyperlink>
       </w:r>
       <w:r>
         <w:rPr>
@@ -2968,7 +3095,7 @@
           <w:sz w:val="24"/>
           <w:u w:val="single"/>
         </w:rPr>
-        <w:hyperlink r:id="rId18" w:history="1">
+        <w:hyperlink r:id="rId16" w:history="1">
           <w:r>
             <w:rPr>
               <w:rStyle w:val="Hyperlink"/>
@@ -2997,7 +3124,7 @@
           <w:sz w:val="24"/>
           <w:u w:val="single"/>
         </w:rPr>
-        <w:hyperlink r:id="rId18" w:history="1">
+        <w:hyperlink r:id="rId16" w:history="1">
           <w:r>
             <w:rPr>
               <w:rStyle w:val="Hyperlink"/>
@@ -3015,7 +3142,7 @@
           <w:sz w:val="24"/>
           <w:u w:val="single"/>
         </w:rPr>
-        <w:hyperlink r:id="rId18" w:history="1">
+        <w:hyperlink r:id="rId16" w:history="1">
           <w:r>
             <w:rPr>
               <w:rStyle w:val="Hyperlink"/>
@@ -3133,7 +3260,7 @@
           <w:sz w:val="24"/>
           <w:u w:val="single"/>
         </w:rPr>
-        <w:hyperlink r:id="rId19" w:history="1">
+        <w:hyperlink r:id="rId18" w:history="1">
           <w:r>
             <w:rPr>
               <w:rStyle w:val="Hyperlink"/>
@@ -3162,7 +3289,7 @@
           <w:sz w:val="24"/>
           <w:u w:val="single"/>
         </w:rPr>
-        <w:hyperlink r:id="rId19" w:history="1">
+        <w:hyperlink r:id="rId18" w:history="1">
           <w:r>
             <w:rPr>
               <w:rStyle w:val="Hyperlink"/>
@@ -3190,7 +3317,7 @@
           <w:sz w:val="24"/>
           <w:u w:val="single"/>
         </w:rPr>
-        <w:hyperlink r:id="rId20" w:history="1">
+        <w:hyperlink r:id="rId19" w:history="1">
           <w:r>
             <w:rPr>
               <w:rStyle w:val="Hyperlink"/>
@@ -3208,7 +3335,7 @@
           <w:sz w:val="24"/>
           <w:u w:val="single"/>
         </w:rPr>
-        <w:hyperlink r:id="rId20" w:history="1">
+        <w:hyperlink r:id="rId19" w:history="1">
           <w:r>
             <w:rPr>
               <w:rStyle w:val="Hyperlink"/>
@@ -3226,7 +3353,7 @@
           <w:sz w:val="24"/>
           <w:u w:val="single"/>
         </w:rPr>
-        <w:hyperlink r:id="rId20" w:history="1">
+        <w:hyperlink r:id="rId19" w:history="1">
           <w:r>
             <w:rPr>
               <w:rStyle w:val="Hyperlink"/>
@@ -3334,7 +3461,7 @@
           <w:sz w:val="24"/>
           <w:u w:val="single"/>
         </w:rPr>
-        <w:hyperlink r:id="rId21" w:history="1">
+        <w:hyperlink r:id="rId20" w:history="1">
           <w:r>
             <w:rPr>
               <w:rStyle w:val="Hyperlink"/>
@@ -3363,7 +3490,7 @@
           <w:sz w:val="24"/>
           <w:u w:val="single"/>
         </w:rPr>
-        <w:hyperlink r:id="rId21" w:history="1">
+        <w:hyperlink r:id="rId20" w:history="1">
           <w:r>
             <w:rPr>
               <w:rStyle w:val="Hyperlink"/>
@@ -3391,7 +3518,7 @@
           <w:sz w:val="24"/>
           <w:u w:val="single"/>
         </w:rPr>
-        <w:hyperlink r:id="rId22" w:history="1">
+        <w:hyperlink r:id="rId21" w:history="1">
           <w:r>
             <w:rPr>
               <w:rStyle w:val="Hyperlink"/>
@@ -3409,7 +3536,7 @@
           <w:sz w:val="24"/>
           <w:u w:val="single"/>
         </w:rPr>
-        <w:hyperlink r:id="rId22" w:history="1">
+        <w:hyperlink r:id="rId21" w:history="1">
           <w:r>
             <w:rPr>
               <w:rStyle w:val="Hyperlink"/>
@@ -3427,7 +3554,7 @@
           <w:sz w:val="24"/>
           <w:u w:val="single"/>
         </w:rPr>
-        <w:hyperlink r:id="rId22" w:history="1">
+        <w:hyperlink r:id="rId21" w:history="1">
           <w:r>
             <w:rPr>
               <w:rStyle w:val="Hyperlink"/>
@@ -3445,7 +3572,7 @@
           <w:sz w:val="24"/>
           <w:u w:val="single"/>
         </w:rPr>
-        <w:hyperlink r:id="rId22" w:history="1">
+        <w:hyperlink r:id="rId21" w:history="1">
           <w:r>
             <w:rPr>
               <w:rStyle w:val="Hyperlink"/>

--- a/EXPORTS/DOCX/published/niveau2/Dutch/Science.docx
+++ b/EXPORTS/DOCX/published/niveau2/Dutch/Science.docx
@@ -283,28 +283,7 @@
           <w:color w:val="000000"/>
           <w:sz w:val="24"/>
         </w:rPr>
-        <w:t xml:space="preserve"> in Leiden en de Homo erectus fossielen die tijdens deze o</w:t>
-      </w:r>
-      <w:r>
-        <w:rPr>
-          <w:u w:val="single" w:color="0000ff"/>
-          <w:rFonts w:ascii="Charis SIL Regular" w:hAnsi="Charis SIL Regular" w:eastAsia="Charis SIL Regular"/>
-          <w:b w:val="0"/>
-          <w:i w:val="0"/>
-          <w:color w:val="000000"/>
-          <w:sz w:val="24"/>
-        </w:rPr>
-        <w:t>pgravinge</w:t>
-      </w:r>
-      <w:r>
-        <w:rPr>
-          <w:rFonts w:ascii="Charis SIL Regular" w:hAnsi="Charis SIL Regular" w:eastAsia="Charis SIL Regular"/>
-          <w:b w:val="0"/>
-          <w:i w:val="0"/>
-          <w:color w:val="000000"/>
-          <w:sz w:val="24"/>
-        </w:rPr>
-        <w:t xml:space="preserve">n </w:t>
+        <w:t xml:space="preserve"> in Leiden en de Homo erectus fossielen die tijdens deze opgravingen </w:t>
       </w:r>
       <w:r>
         <w:rPr>
@@ -879,7 +858,7 @@
           <w:sz w:val="24"/>
           <w:u w:val="single"/>
         </w:rPr>
-        <w:hyperlink r:id="rId10" w:history="1">
+        <w:hyperlink r:id="rId11" w:history="1">
           <w:r>
             <w:rPr>
               <w:rStyle w:val="Hyperlink"/>
@@ -1018,7 +997,6 @@
           <w:i w:val="0"/>
           <w:color w:val="0000FF"/>
           <w:sz w:val="24"/>
-          <w:u w:val="single"/>
         </w:rPr>
         <w:t xml:space="preserve"> </w:t>
       </w:r>
@@ -1031,7 +1009,7 @@
           <w:sz w:val="24"/>
           <w:u w:val="single"/>
         </w:rPr>
-        <w:hyperlink r:id="rId11" w:history="1">
+        <w:hyperlink r:id="rId10" w:history="1">
           <w:r>
             <w:rPr>
               <w:rStyle w:val="Hyperlink"/>
@@ -1148,162 +1126,7 @@
           <w:color w:val="000000"/>
           <w:sz w:val="24"/>
         </w:rPr>
-        <w:t xml:space="preserve">Ook de Koninklijke </w:t>
-      </w:r>
-      <w:r>
-        <w:rPr>
-          <w:u w:val="single" w:color="0000ff"/>
-          <w:rFonts w:ascii="Charis SIL Regular" w:hAnsi="Charis SIL Regular" w:eastAsia="Charis SIL Regular"/>
-          <w:b w:val="0"/>
-          <w:i w:val="0"/>
-          <w:color w:val="000000"/>
-          <w:sz w:val="24"/>
-        </w:rPr>
-        <w:hyperlink r:id="rId11" w:history="1">
-          <w:r>
-            <w:rPr>
-              <w:rStyle w:val="Hyperlink"/>
-            </w:rPr>
-            <w:t>Nederlandse</w:t>
-          </w:r>
-        </w:hyperlink>
-      </w:r>
-      <w:r>
-        <w:rPr>
-          <w:u w:val="single" w:color="0000ff"/>
-          <w:rFonts w:ascii="Charis SIL Regular" w:hAnsi="Charis SIL Regular" w:eastAsia="Charis SIL Regular"/>
-          <w:b w:val="0"/>
-          <w:i w:val="0"/>
-          <w:color w:val="000000"/>
-          <w:sz w:val="24"/>
-        </w:rPr>
-        <w:t xml:space="preserve"> </w:t>
-      </w:r>
-      <w:r>
-        <w:rPr>
-          <w:u w:val="single" w:color="0000ff"/>
-          <w:rFonts w:ascii="Charis SIL Regular" w:hAnsi="Charis SIL Regular" w:eastAsia="Charis SIL Regular"/>
-          <w:b w:val="0"/>
-          <w:i w:val="0"/>
-          <w:color w:val="000000"/>
-          <w:sz w:val="24"/>
-        </w:rPr>
-        <w:hyperlink r:id="rId11" w:history="1">
-          <w:r>
-            <w:rPr>
-              <w:rStyle w:val="Hyperlink"/>
-            </w:rPr>
-            <w:t>Academie va</w:t>
-          </w:r>
-        </w:hyperlink>
-      </w:r>
-      <w:r>
-        <w:rPr>
-          <w:u w:val="single" w:color="0000ff"/>
-          <w:rFonts w:ascii="Charis SIL Regular" w:hAnsi="Charis SIL Regular" w:eastAsia="Charis SIL Regular"/>
-          <w:b w:val="0"/>
-          <w:i w:val="0"/>
-          <w:color w:val="000000"/>
-          <w:sz w:val="24"/>
-        </w:rPr>
-        <w:hyperlink r:id="rId11" w:history="1">
-          <w:r>
-            <w:rPr>
-              <w:rStyle w:val="Hyperlink"/>
-            </w:rPr>
-            <w:t>n</w:t>
-          </w:r>
-        </w:hyperlink>
-      </w:r>
-      <w:r>
-        <w:rPr>
-          <w:u w:val="single" w:color="0000ff"/>
-          <w:rFonts w:ascii="Charis SIL Regular" w:hAnsi="Charis SIL Regular" w:eastAsia="Charis SIL Regular"/>
-          <w:b w:val="0"/>
-          <w:i w:val="0"/>
-          <w:color w:val="000000"/>
-          <w:sz w:val="24"/>
-        </w:rPr>
-        <w:hyperlink r:id="rId11" w:history="1">
-          <w:r>
-            <w:rPr>
-              <w:rStyle w:val="Hyperlink"/>
-            </w:rPr>
-            <w:t xml:space="preserve"> W</w:t>
-          </w:r>
-        </w:hyperlink>
-      </w:r>
-      <w:r>
-        <w:rPr>
-          <w:u w:val="single" w:color="0000ff"/>
-          <w:rFonts w:ascii="Charis SIL Regular" w:hAnsi="Charis SIL Regular" w:eastAsia="Charis SIL Regular"/>
-          <w:b w:val="0"/>
-          <w:i w:val="0"/>
-          <w:color w:val="000000"/>
-          <w:sz w:val="24"/>
-        </w:rPr>
-        <w:hyperlink r:id="rId11" w:history="1">
-          <w:r>
-            <w:rPr>
-              <w:rStyle w:val="Hyperlink"/>
-            </w:rPr>
-            <w:t>e</w:t>
-          </w:r>
-        </w:hyperlink>
-      </w:r>
-      <w:r>
-        <w:rPr>
-          <w:u w:val="single" w:color="0000ff"/>
-          <w:rFonts w:ascii="Charis SIL Regular" w:hAnsi="Charis SIL Regular" w:eastAsia="Charis SIL Regular"/>
-          <w:b w:val="0"/>
-          <w:i w:val="0"/>
-          <w:color w:val="000000"/>
-          <w:sz w:val="24"/>
-        </w:rPr>
-        <w:hyperlink r:id="rId11" w:history="1">
-          <w:r>
-            <w:rPr>
-              <w:rStyle w:val="Hyperlink"/>
-            </w:rPr>
-            <w:t>tenscha</w:t>
-          </w:r>
-        </w:hyperlink>
-      </w:r>
-      <w:r>
-        <w:rPr>
-          <w:u w:val="single" w:color="0000ff"/>
-          <w:rFonts w:ascii="Charis SIL Regular" w:hAnsi="Charis SIL Regular" w:eastAsia="Charis SIL Regular"/>
-          <w:b w:val="0"/>
-          <w:i w:val="0"/>
-          <w:color w:val="000000"/>
-          <w:sz w:val="24"/>
-        </w:rPr>
-        <w:hyperlink r:id="rId11" w:history="1">
-          <w:r>
-            <w:rPr>
-              <w:rStyle w:val="Hyperlink"/>
-            </w:rPr>
-            <w:t>p</w:t>
-          </w:r>
-        </w:hyperlink>
-      </w:r>
-      <w:r>
-        <w:rPr>
-          <w:u w:val="single" w:color="0000ff"/>
-          <w:rFonts w:ascii="Charis SIL Regular" w:hAnsi="Charis SIL Regular" w:eastAsia="Charis SIL Regular"/>
-          <w:b w:val="0"/>
-          <w:i w:val="0"/>
-          <w:color w:val="000000"/>
-          <w:sz w:val="24"/>
-        </w:rPr>
-        <w:hyperlink r:id="rId11" w:history="1">
-          <w:r>
-            <w:rPr>
-              <w:rStyle w:val="Hyperlink"/>
-            </w:rPr>
-            <w:t>pe</w:t>
-          </w:r>
-        </w:hyperlink>
+        <w:t>Ook de Koninklijke Nederlandse Academie van Wetenschappe</w:t>
       </w:r>
       <w:r>
         <w:rPr>
@@ -1731,13 +1554,31 @@
       </w:r>
       <w:r>
         <w:rPr>
+          <w:u w:val="single" w:color="0000ff"/>
           <w:rFonts w:ascii="Charis SIL Regular" w:hAnsi="Charis SIL Regular" w:eastAsia="Charis SIL Regular"/>
           <w:b w:val="0"/>
           <w:i w:val="0"/>
           <w:color w:val="000000"/>
           <w:sz w:val="24"/>
         </w:rPr>
-        <w:t xml:space="preserve">t provinciale </w:t>
+        <w:hyperlink r:id="rId13" w:history="1">
+          <w:r>
+            <w:rPr>
+              <w:rStyle w:val="Hyperlink"/>
+            </w:rPr>
+            <w:t>t provi</w:t>
+          </w:r>
+        </w:hyperlink>
+      </w:r>
+      <w:r>
+        <w:rPr>
+          <w:rFonts w:ascii="Charis SIL Regular" w:hAnsi="Charis SIL Regular" w:eastAsia="Charis SIL Regular"/>
+          <w:b w:val="0"/>
+          <w:i w:val="0"/>
+          <w:color w:val="000000"/>
+          <w:sz w:val="24"/>
+        </w:rPr>
+        <w:t xml:space="preserve">nciale </w:t>
       </w:r>
       <w:r>
         <w:rPr>
@@ -2144,7 +1985,7 @@
           <w:sz w:val="24"/>
           <w:u w:val="single"/>
         </w:rPr>
-        <w:hyperlink r:id="rId11" w:history="1">
+        <w:hyperlink r:id="rId15" w:history="1">
           <w:r>
             <w:rPr>
               <w:rStyle w:val="Hyperlink"/>
@@ -2162,7 +2003,7 @@
           <w:sz w:val="24"/>
           <w:u w:val="single"/>
         </w:rPr>
-        <w:hyperlink r:id="rId11" w:history="1">
+        <w:hyperlink r:id="rId15" w:history="1">
           <w:r>
             <w:rPr>
               <w:rStyle w:val="Hyperlink"/>
@@ -3042,7 +2883,7 @@
           <w:sz w:val="24"/>
           <w:u w:val="single"/>
         </w:rPr>
-        <w:hyperlink r:id="rId17" w:history="1">
+        <w:hyperlink r:id="rId16" w:history="1">
           <w:r>
             <w:rPr>
               <w:rStyle w:val="Hyperlink"/>
@@ -3077,14 +2918,7 @@
           <w:color w:val="000000"/>
           <w:sz w:val="24"/>
         </w:rPr>
-        <w:hyperlink r:id="rId16" w:history="1">
-          <w:r>
-            <w:rPr>
-              <w:rStyle w:val="Hyperlink"/>
-            </w:rPr>
-            <w:t xml:space="preserve">, </w:t>
-          </w:r>
-        </w:hyperlink>
+        <w:t xml:space="preserve">, </w:t>
       </w:r>
       <w:r>
         <w:rPr>
@@ -3124,7 +2958,7 @@
           <w:sz w:val="24"/>
           <w:u w:val="single"/>
         </w:rPr>
-        <w:hyperlink r:id="rId16" w:history="1">
+        <w:hyperlink r:id="rId18" w:history="1">
           <w:r>
             <w:rPr>
               <w:rStyle w:val="Hyperlink"/>
@@ -3142,7 +2976,7 @@
           <w:sz w:val="24"/>
           <w:u w:val="single"/>
         </w:rPr>
-        <w:hyperlink r:id="rId16" w:history="1">
+        <w:hyperlink r:id="rId18" w:history="1">
           <w:r>
             <w:rPr>
               <w:rStyle w:val="Hyperlink"/>
@@ -3260,7 +3094,7 @@
           <w:sz w:val="24"/>
           <w:u w:val="single"/>
         </w:rPr>
-        <w:hyperlink r:id="rId18" w:history="1">
+        <w:hyperlink r:id="rId19" w:history="1">
           <w:r>
             <w:rPr>
               <w:rStyle w:val="Hyperlink"/>
@@ -3289,7 +3123,7 @@
           <w:sz w:val="24"/>
           <w:u w:val="single"/>
         </w:rPr>
-        <w:hyperlink r:id="rId18" w:history="1">
+        <w:hyperlink r:id="rId19" w:history="1">
           <w:r>
             <w:rPr>
               <w:rStyle w:val="Hyperlink"/>
@@ -3317,7 +3151,7 @@
           <w:sz w:val="24"/>
           <w:u w:val="single"/>
         </w:rPr>
-        <w:hyperlink r:id="rId19" w:history="1">
+        <w:hyperlink r:id="rId20" w:history="1">
           <w:r>
             <w:rPr>
               <w:rStyle w:val="Hyperlink"/>
@@ -3335,7 +3169,7 @@
           <w:sz w:val="24"/>
           <w:u w:val="single"/>
         </w:rPr>
-        <w:hyperlink r:id="rId19" w:history="1">
+        <w:hyperlink r:id="rId20" w:history="1">
           <w:r>
             <w:rPr>
               <w:rStyle w:val="Hyperlink"/>
@@ -3353,7 +3187,7 @@
           <w:sz w:val="24"/>
           <w:u w:val="single"/>
         </w:rPr>
-        <w:hyperlink r:id="rId19" w:history="1">
+        <w:hyperlink r:id="rId20" w:history="1">
           <w:r>
             <w:rPr>
               <w:rStyle w:val="Hyperlink"/>
@@ -3461,7 +3295,7 @@
           <w:sz w:val="24"/>
           <w:u w:val="single"/>
         </w:rPr>
-        <w:hyperlink r:id="rId20" w:history="1">
+        <w:hyperlink r:id="rId21" w:history="1">
           <w:r>
             <w:rPr>
               <w:rStyle w:val="Hyperlink"/>
@@ -3490,7 +3324,7 @@
           <w:sz w:val="24"/>
           <w:u w:val="single"/>
         </w:rPr>
-        <w:hyperlink r:id="rId20" w:history="1">
+        <w:hyperlink r:id="rId21" w:history="1">
           <w:r>
             <w:rPr>
               <w:rStyle w:val="Hyperlink"/>
@@ -3518,7 +3352,7 @@
           <w:sz w:val="24"/>
           <w:u w:val="single"/>
         </w:rPr>
-        <w:hyperlink r:id="rId21" w:history="1">
+        <w:hyperlink r:id="rId22" w:history="1">
           <w:r>
             <w:rPr>
               <w:rStyle w:val="Hyperlink"/>
@@ -3536,7 +3370,7 @@
           <w:sz w:val="24"/>
           <w:u w:val="single"/>
         </w:rPr>
-        <w:hyperlink r:id="rId21" w:history="1">
+        <w:hyperlink r:id="rId22" w:history="1">
           <w:r>
             <w:rPr>
               <w:rStyle w:val="Hyperlink"/>
@@ -3554,7 +3388,7 @@
           <w:sz w:val="24"/>
           <w:u w:val="single"/>
         </w:rPr>
-        <w:hyperlink r:id="rId21" w:history="1">
+        <w:hyperlink r:id="rId22" w:history="1">
           <w:r>
             <w:rPr>
               <w:rStyle w:val="Hyperlink"/>
@@ -3572,7 +3406,7 @@
           <w:sz w:val="24"/>
           <w:u w:val="single"/>
         </w:rPr>
-        <w:hyperlink r:id="rId21" w:history="1">
+        <w:hyperlink r:id="rId22" w:history="1">
           <w:r>
             <w:rPr>
               <w:rStyle w:val="Hyperlink"/>

--- a/EXPORTS/DOCX/published/niveau2/Dutch/Science.docx
+++ b/EXPORTS/DOCX/published/niveau2/Dutch/Science.docx
@@ -283,7 +283,46 @@
           <w:color w:val="000000"/>
           <w:sz w:val="24"/>
         </w:rPr>
-        <w:t xml:space="preserve"> in Leiden en de Homo erectus fossielen die tijdens deze opgravingen </w:t>
+        <w:t xml:space="preserve"> in Leiden en de Homo erectus fossielen die tijdens deze o</w:t>
+      </w:r>
+      <w:r>
+        <w:rPr>
+          <w:u w:val="single" w:color="0000ff"/>
+          <w:rFonts w:ascii="Charis SIL Regular" w:hAnsi="Charis SIL Regular" w:eastAsia="Charis SIL Regular"/>
+          <w:b w:val="0"/>
+          <w:i w:val="0"/>
+          <w:color w:val="000000"/>
+          <w:sz w:val="24"/>
+        </w:rPr>
+        <w:t>p</w:t>
+      </w:r>
+      <w:r>
+        <w:rPr>
+          <w:u w:val="single" w:color="0000ff"/>
+          <w:rFonts w:ascii="Charis SIL Regular" w:hAnsi="Charis SIL Regular" w:eastAsia="Charis SIL Regular"/>
+          <w:b w:val="0"/>
+          <w:i w:val="0"/>
+          <w:color w:val="000000"/>
+          <w:sz w:val="24"/>
+        </w:rPr>
+        <w:hyperlink r:id="rId9" w:history="1">
+          <w:r>
+            <w:rPr>
+              <w:rStyle w:val="Hyperlink"/>
+            </w:rPr>
+            <w:t>gravinge</w:t>
+          </w:r>
+        </w:hyperlink>
+      </w:r>
+      <w:r>
+        <w:rPr>
+          <w:rFonts w:ascii="Charis SIL Regular" w:hAnsi="Charis SIL Regular" w:eastAsia="Charis SIL Regular"/>
+          <w:b w:val="0"/>
+          <w:i w:val="0"/>
+          <w:color w:val="000000"/>
+          <w:sz w:val="24"/>
+        </w:rPr>
+        <w:t xml:space="preserve">n </w:t>
       </w:r>
       <w:r>
         <w:rPr>
@@ -997,6 +1036,7 @@
           <w:i w:val="0"/>
           <w:color w:val="0000FF"/>
           <w:sz w:val="24"/>
+          <w:u w:val="single"/>
         </w:rPr>
         <w:t xml:space="preserve"> </w:t>
       </w:r>
@@ -1126,7 +1166,162 @@
           <w:color w:val="000000"/>
           <w:sz w:val="24"/>
         </w:rPr>
-        <w:t>Ook de Koninklijke Nederlandse Academie van Wetenschappe</w:t>
+        <w:t xml:space="preserve">Ook de Koninklijke </w:t>
+      </w:r>
+      <w:r>
+        <w:rPr>
+          <w:u w:val="single" w:color="0000ff"/>
+          <w:rFonts w:ascii="Charis SIL Regular" w:hAnsi="Charis SIL Regular" w:eastAsia="Charis SIL Regular"/>
+          <w:b w:val="0"/>
+          <w:i w:val="0"/>
+          <w:color w:val="000000"/>
+          <w:sz w:val="24"/>
+        </w:rPr>
+        <w:hyperlink r:id="rId11" w:history="1">
+          <w:r>
+            <w:rPr>
+              <w:rStyle w:val="Hyperlink"/>
+            </w:rPr>
+            <w:t>Nederlandse</w:t>
+          </w:r>
+        </w:hyperlink>
+      </w:r>
+      <w:r>
+        <w:rPr>
+          <w:u w:val="single" w:color="0000ff"/>
+          <w:rFonts w:ascii="Charis SIL Regular" w:hAnsi="Charis SIL Regular" w:eastAsia="Charis SIL Regular"/>
+          <w:b w:val="0"/>
+          <w:i w:val="0"/>
+          <w:color w:val="000000"/>
+          <w:sz w:val="24"/>
+        </w:rPr>
+        <w:t xml:space="preserve"> </w:t>
+      </w:r>
+      <w:r>
+        <w:rPr>
+          <w:u w:val="single" w:color="0000ff"/>
+          <w:rFonts w:ascii="Charis SIL Regular" w:hAnsi="Charis SIL Regular" w:eastAsia="Charis SIL Regular"/>
+          <w:b w:val="0"/>
+          <w:i w:val="0"/>
+          <w:color w:val="000000"/>
+          <w:sz w:val="24"/>
+        </w:rPr>
+        <w:hyperlink r:id="rId11" w:history="1">
+          <w:r>
+            <w:rPr>
+              <w:rStyle w:val="Hyperlink"/>
+            </w:rPr>
+            <w:t>Academie va</w:t>
+          </w:r>
+        </w:hyperlink>
+      </w:r>
+      <w:r>
+        <w:rPr>
+          <w:u w:val="single" w:color="0000ff"/>
+          <w:rFonts w:ascii="Charis SIL Regular" w:hAnsi="Charis SIL Regular" w:eastAsia="Charis SIL Regular"/>
+          <w:b w:val="0"/>
+          <w:i w:val="0"/>
+          <w:color w:val="000000"/>
+          <w:sz w:val="24"/>
+        </w:rPr>
+        <w:hyperlink r:id="rId11" w:history="1">
+          <w:r>
+            <w:rPr>
+              <w:rStyle w:val="Hyperlink"/>
+            </w:rPr>
+            <w:t>n</w:t>
+          </w:r>
+        </w:hyperlink>
+      </w:r>
+      <w:r>
+        <w:rPr>
+          <w:u w:val="single" w:color="0000ff"/>
+          <w:rFonts w:ascii="Charis SIL Regular" w:hAnsi="Charis SIL Regular" w:eastAsia="Charis SIL Regular"/>
+          <w:b w:val="0"/>
+          <w:i w:val="0"/>
+          <w:color w:val="000000"/>
+          <w:sz w:val="24"/>
+        </w:rPr>
+        <w:hyperlink r:id="rId11" w:history="1">
+          <w:r>
+            <w:rPr>
+              <w:rStyle w:val="Hyperlink"/>
+            </w:rPr>
+            <w:t xml:space="preserve"> W</w:t>
+          </w:r>
+        </w:hyperlink>
+      </w:r>
+      <w:r>
+        <w:rPr>
+          <w:u w:val="single" w:color="0000ff"/>
+          <w:rFonts w:ascii="Charis SIL Regular" w:hAnsi="Charis SIL Regular" w:eastAsia="Charis SIL Regular"/>
+          <w:b w:val="0"/>
+          <w:i w:val="0"/>
+          <w:color w:val="000000"/>
+          <w:sz w:val="24"/>
+        </w:rPr>
+        <w:hyperlink r:id="rId11" w:history="1">
+          <w:r>
+            <w:rPr>
+              <w:rStyle w:val="Hyperlink"/>
+            </w:rPr>
+            <w:t>e</w:t>
+          </w:r>
+        </w:hyperlink>
+      </w:r>
+      <w:r>
+        <w:rPr>
+          <w:u w:val="single" w:color="0000ff"/>
+          <w:rFonts w:ascii="Charis SIL Regular" w:hAnsi="Charis SIL Regular" w:eastAsia="Charis SIL Regular"/>
+          <w:b w:val="0"/>
+          <w:i w:val="0"/>
+          <w:color w:val="000000"/>
+          <w:sz w:val="24"/>
+        </w:rPr>
+        <w:hyperlink r:id="rId11" w:history="1">
+          <w:r>
+            <w:rPr>
+              <w:rStyle w:val="Hyperlink"/>
+            </w:rPr>
+            <w:t>tenscha</w:t>
+          </w:r>
+        </w:hyperlink>
+      </w:r>
+      <w:r>
+        <w:rPr>
+          <w:u w:val="single" w:color="0000ff"/>
+          <w:rFonts w:ascii="Charis SIL Regular" w:hAnsi="Charis SIL Regular" w:eastAsia="Charis SIL Regular"/>
+          <w:b w:val="0"/>
+          <w:i w:val="0"/>
+          <w:color w:val="000000"/>
+          <w:sz w:val="24"/>
+        </w:rPr>
+        <w:hyperlink r:id="rId11" w:history="1">
+          <w:r>
+            <w:rPr>
+              <w:rStyle w:val="Hyperlink"/>
+            </w:rPr>
+            <w:t>p</w:t>
+          </w:r>
+        </w:hyperlink>
+      </w:r>
+      <w:r>
+        <w:rPr>
+          <w:u w:val="single" w:color="0000ff"/>
+          <w:rFonts w:ascii="Charis SIL Regular" w:hAnsi="Charis SIL Regular" w:eastAsia="Charis SIL Regular"/>
+          <w:b w:val="0"/>
+          <w:i w:val="0"/>
+          <w:color w:val="000000"/>
+          <w:sz w:val="24"/>
+        </w:rPr>
+        <w:hyperlink r:id="rId11" w:history="1">
+          <w:r>
+            <w:rPr>
+              <w:rStyle w:val="Hyperlink"/>
+            </w:rPr>
+            <w:t>pe</w:t>
+          </w:r>
+        </w:hyperlink>
       </w:r>
       <w:r>
         <w:rPr>
@@ -1985,7 +2180,7 @@
           <w:sz w:val="24"/>
           <w:u w:val="single"/>
         </w:rPr>
-        <w:hyperlink r:id="rId15" w:history="1">
+        <w:hyperlink r:id="rId11" w:history="1">
           <w:r>
             <w:rPr>
               <w:rStyle w:val="Hyperlink"/>
@@ -2003,7 +2198,7 @@
           <w:sz w:val="24"/>
           <w:u w:val="single"/>
         </w:rPr>
-        <w:hyperlink r:id="rId15" w:history="1">
+        <w:hyperlink r:id="rId11" w:history="1">
           <w:r>
             <w:rPr>
               <w:rStyle w:val="Hyperlink"/>
@@ -2883,7 +3078,7 @@
           <w:sz w:val="24"/>
           <w:u w:val="single"/>
         </w:rPr>
-        <w:hyperlink r:id="rId16" w:history="1">
+        <w:hyperlink r:id="rId17" w:history="1">
           <w:r>
             <w:rPr>
               <w:rStyle w:val="Hyperlink"/>
@@ -2912,13 +3107,21 @@
       </w:r>
       <w:r>
         <w:rPr>
+          <w:u w:val="single" w:color="0000ff"/>
           <w:rFonts w:ascii="Charis SIL Regular" w:hAnsi="Charis SIL Regular" w:eastAsia="Charis SIL Regular"/>
           <w:b w:val="0"/>
           <w:i w:val="0"/>
           <w:color w:val="000000"/>
           <w:sz w:val="24"/>
         </w:rPr>
-        <w:t xml:space="preserve">, </w:t>
+        <w:hyperlink r:id="rId16" w:history="1">
+          <w:r>
+            <w:rPr>
+              <w:rStyle w:val="Hyperlink"/>
+            </w:rPr>
+            <w:t xml:space="preserve">, </w:t>
+          </w:r>
+        </w:hyperlink>
       </w:r>
       <w:r>
         <w:rPr>
@@ -2958,7 +3161,7 @@
           <w:sz w:val="24"/>
           <w:u w:val="single"/>
         </w:rPr>
-        <w:hyperlink r:id="rId18" w:history="1">
+        <w:hyperlink r:id="rId16" w:history="1">
           <w:r>
             <w:rPr>
               <w:rStyle w:val="Hyperlink"/>
@@ -2976,7 +3179,7 @@
           <w:sz w:val="24"/>
           <w:u w:val="single"/>
         </w:rPr>
-        <w:hyperlink r:id="rId18" w:history="1">
+        <w:hyperlink r:id="rId16" w:history="1">
           <w:r>
             <w:rPr>
               <w:rStyle w:val="Hyperlink"/>
@@ -3094,7 +3297,7 @@
           <w:sz w:val="24"/>
           <w:u w:val="single"/>
         </w:rPr>
-        <w:hyperlink r:id="rId19" w:history="1">
+        <w:hyperlink r:id="rId18" w:history="1">
           <w:r>
             <w:rPr>
               <w:rStyle w:val="Hyperlink"/>
@@ -3123,7 +3326,7 @@
           <w:sz w:val="24"/>
           <w:u w:val="single"/>
         </w:rPr>
-        <w:hyperlink r:id="rId19" w:history="1">
+        <w:hyperlink r:id="rId18" w:history="1">
           <w:r>
             <w:rPr>
               <w:rStyle w:val="Hyperlink"/>
@@ -3151,7 +3354,7 @@
           <w:sz w:val="24"/>
           <w:u w:val="single"/>
         </w:rPr>
-        <w:hyperlink r:id="rId20" w:history="1">
+        <w:hyperlink r:id="rId19" w:history="1">
           <w:r>
             <w:rPr>
               <w:rStyle w:val="Hyperlink"/>
@@ -3169,7 +3372,7 @@
           <w:sz w:val="24"/>
           <w:u w:val="single"/>
         </w:rPr>
-        <w:hyperlink r:id="rId20" w:history="1">
+        <w:hyperlink r:id="rId19" w:history="1">
           <w:r>
             <w:rPr>
               <w:rStyle w:val="Hyperlink"/>
@@ -3187,7 +3390,7 @@
           <w:sz w:val="24"/>
           <w:u w:val="single"/>
         </w:rPr>
-        <w:hyperlink r:id="rId20" w:history="1">
+        <w:hyperlink r:id="rId19" w:history="1">
           <w:r>
             <w:rPr>
               <w:rStyle w:val="Hyperlink"/>
@@ -3295,7 +3498,7 @@
           <w:sz w:val="24"/>
           <w:u w:val="single"/>
         </w:rPr>
-        <w:hyperlink r:id="rId21" w:history="1">
+        <w:hyperlink r:id="rId20" w:history="1">
           <w:r>
             <w:rPr>
               <w:rStyle w:val="Hyperlink"/>
@@ -3324,7 +3527,7 @@
           <w:sz w:val="24"/>
           <w:u w:val="single"/>
         </w:rPr>
-        <w:hyperlink r:id="rId21" w:history="1">
+        <w:hyperlink r:id="rId20" w:history="1">
           <w:r>
             <w:rPr>
               <w:rStyle w:val="Hyperlink"/>
@@ -3352,7 +3555,7 @@
           <w:sz w:val="24"/>
           <w:u w:val="single"/>
         </w:rPr>
-        <w:hyperlink r:id="rId22" w:history="1">
+        <w:hyperlink r:id="rId21" w:history="1">
           <w:r>
             <w:rPr>
               <w:rStyle w:val="Hyperlink"/>
@@ -3370,7 +3573,7 @@
           <w:sz w:val="24"/>
           <w:u w:val="single"/>
         </w:rPr>
-        <w:hyperlink r:id="rId22" w:history="1">
+        <w:hyperlink r:id="rId21" w:history="1">
           <w:r>
             <w:rPr>
               <w:rStyle w:val="Hyperlink"/>
@@ -3388,7 +3591,7 @@
           <w:sz w:val="24"/>
           <w:u w:val="single"/>
         </w:rPr>
-        <w:hyperlink r:id="rId22" w:history="1">
+        <w:hyperlink r:id="rId21" w:history="1">
           <w:r>
             <w:rPr>
               <w:rStyle w:val="Hyperlink"/>
@@ -3406,7 +3609,7 @@
           <w:sz w:val="24"/>
           <w:u w:val="single"/>
         </w:rPr>
-        <w:hyperlink r:id="rId22" w:history="1">
+        <w:hyperlink r:id="rId21" w:history="1">
           <w:r>
             <w:rPr>
               <w:rStyle w:val="Hyperlink"/>

--- a/EXPORTS/DOCX/published/niveau2/Dutch/Science.docx
+++ b/EXPORTS/DOCX/published/niveau2/Dutch/Science.docx
@@ -1121,7 +1121,7 @@
           <w:sz w:val="24"/>
           <w:u w:val="single"/>
         </w:rPr>
-        <w:hyperlink r:id="rId11" w:history="1">
+        <w:hyperlink r:id="rId10" w:history="1">
           <w:r>
             <w:rPr>
               <w:rStyle w:val="Hyperlink"/>
@@ -1749,31 +1749,13 @@
       </w:r>
       <w:r>
         <w:rPr>
-          <w:u w:val="single" w:color="0000ff"/>
           <w:rFonts w:ascii="Charis SIL Regular" w:hAnsi="Charis SIL Regular" w:eastAsia="Charis SIL Regular"/>
           <w:b w:val="0"/>
           <w:i w:val="0"/>
           <w:color w:val="000000"/>
           <w:sz w:val="24"/>
         </w:rPr>
-        <w:hyperlink r:id="rId13" w:history="1">
-          <w:r>
-            <w:rPr>
-              <w:rStyle w:val="Hyperlink"/>
-            </w:rPr>
-            <w:t>t provi</w:t>
-          </w:r>
-        </w:hyperlink>
-      </w:r>
-      <w:r>
-        <w:rPr>
-          <w:rFonts w:ascii="Charis SIL Regular" w:hAnsi="Charis SIL Regular" w:eastAsia="Charis SIL Regular"/>
-          <w:b w:val="0"/>
-          <w:i w:val="0"/>
-          <w:color w:val="000000"/>
-          <w:sz w:val="24"/>
-        </w:rPr>
-        <w:t xml:space="preserve">nciale </w:t>
+        <w:t xml:space="preserve">t provinciale </w:t>
       </w:r>
       <w:r>
         <w:rPr>
@@ -3078,7 +3060,7 @@
           <w:sz w:val="24"/>
           <w:u w:val="single"/>
         </w:rPr>
-        <w:hyperlink r:id="rId17" w:history="1">
+        <w:hyperlink r:id="rId16" w:history="1">
           <w:r>
             <w:rPr>
               <w:rStyle w:val="Hyperlink"/>
@@ -3107,21 +3089,13 @@
       </w:r>
       <w:r>
         <w:rPr>
-          <w:u w:val="single" w:color="0000ff"/>
           <w:rFonts w:ascii="Charis SIL Regular" w:hAnsi="Charis SIL Regular" w:eastAsia="Charis SIL Regular"/>
           <w:b w:val="0"/>
           <w:i w:val="0"/>
           <w:color w:val="000000"/>
           <w:sz w:val="24"/>
         </w:rPr>
-        <w:hyperlink r:id="rId16" w:history="1">
-          <w:r>
-            <w:rPr>
-              <w:rStyle w:val="Hyperlink"/>
-            </w:rPr>
-            <w:t xml:space="preserve">, </w:t>
-          </w:r>
-        </w:hyperlink>
+        <w:t xml:space="preserve">, </w:t>
       </w:r>
       <w:r>
         <w:rPr>

--- a/EXPORTS/DOCX/published/niveau2/Dutch/Science.docx
+++ b/EXPORTS/DOCX/published/niveau2/Dutch/Science.docx
@@ -971,9 +971,8 @@
           <w:i w:val="0"/>
           <w:color w:val="0000FF"/>
           <w:sz w:val="24"/>
-          <w:u w:val="single"/>
         </w:rPr>
-        <w:hyperlink r:id="rId10" w:history="1">
+        <w:hyperlink r:id="rId11" w:history="1">
           <w:r>
             <w:rPr>
               <w:rStyle w:val="Hyperlink"/>
@@ -1121,7 +1120,7 @@
           <w:sz w:val="24"/>
           <w:u w:val="single"/>
         </w:rPr>
-        <w:hyperlink r:id="rId10" w:history="1">
+        <w:hyperlink r:id="rId11" w:history="1">
           <w:r>
             <w:rPr>
               <w:rStyle w:val="Hyperlink"/>
@@ -3060,7 +3059,7 @@
           <w:sz w:val="24"/>
           <w:u w:val="single"/>
         </w:rPr>
-        <w:hyperlink r:id="rId16" w:history="1">
+        <w:hyperlink r:id="rId17" w:history="1">
           <w:r>
             <w:rPr>
               <w:rStyle w:val="Hyperlink"/>
@@ -3089,13 +3088,21 @@
       </w:r>
       <w:r>
         <w:rPr>
+          <w:u w:val="single" w:color="0000ff"/>
           <w:rFonts w:ascii="Charis SIL Regular" w:hAnsi="Charis SIL Regular" w:eastAsia="Charis SIL Regular"/>
           <w:b w:val="0"/>
           <w:i w:val="0"/>
           <w:color w:val="000000"/>
           <w:sz w:val="24"/>
         </w:rPr>
-        <w:t xml:space="preserve">, </w:t>
+        <w:hyperlink r:id="rId16" w:history="1">
+          <w:r>
+            <w:rPr>
+              <w:rStyle w:val="Hyperlink"/>
+            </w:rPr>
+            <w:t xml:space="preserve">, </w:t>
+          </w:r>
+        </w:hyperlink>
       </w:r>
       <w:r>
         <w:rPr>

--- a/EXPORTS/DOCX/published/niveau2/Dutch/Science.docx
+++ b/EXPORTS/DOCX/published/niveau2/Dutch/Science.docx
@@ -897,7 +897,7 @@
           <w:sz w:val="24"/>
           <w:u w:val="single"/>
         </w:rPr>
-        <w:hyperlink r:id="rId11" w:history="1">
+        <w:hyperlink r:id="rId10" w:history="1">
           <w:r>
             <w:rPr>
               <w:rStyle w:val="Hyperlink"/>
@@ -1748,13 +1748,31 @@
       </w:r>
       <w:r>
         <w:rPr>
+          <w:u w:val="single" w:color="0000ff"/>
           <w:rFonts w:ascii="Charis SIL Regular" w:hAnsi="Charis SIL Regular" w:eastAsia="Charis SIL Regular"/>
           <w:b w:val="0"/>
           <w:i w:val="0"/>
           <w:color w:val="000000"/>
           <w:sz w:val="24"/>
         </w:rPr>
-        <w:t xml:space="preserve">t provinciale </w:t>
+        <w:hyperlink r:id="rId13" w:history="1">
+          <w:r>
+            <w:rPr>
+              <w:rStyle w:val="Hyperlink"/>
+            </w:rPr>
+            <w:t>t provi</w:t>
+          </w:r>
+        </w:hyperlink>
+      </w:r>
+      <w:r>
+        <w:rPr>
+          <w:rFonts w:ascii="Charis SIL Regular" w:hAnsi="Charis SIL Regular" w:eastAsia="Charis SIL Regular"/>
+          <w:b w:val="0"/>
+          <w:i w:val="0"/>
+          <w:color w:val="000000"/>
+          <w:sz w:val="24"/>
+        </w:rPr>
+        <w:t xml:space="preserve">nciale </w:t>
       </w:r>
       <w:r>
         <w:rPr>
@@ -2141,7 +2159,6 @@
           <w:i w:val="0"/>
           <w:color w:val="0000FF"/>
           <w:sz w:val="24"/>
-          <w:u w:val="single"/>
         </w:rPr>
         <w:hyperlink r:id="rId11" w:history="1">
           <w:r>
@@ -3077,7 +3094,7 @@
           <w:sz w:val="24"/>
           <w:u w:val="single"/>
         </w:rPr>
-        <w:hyperlink r:id="rId16" w:history="1">
+        <w:hyperlink r:id="rId17" w:history="1">
           <w:r>
             <w:rPr>
               <w:rStyle w:val="Hyperlink"/>
@@ -3095,14 +3112,7 @@
           <w:color w:val="000000"/>
           <w:sz w:val="24"/>
         </w:rPr>
-        <w:hyperlink r:id="rId16" w:history="1">
-          <w:r>
-            <w:rPr>
-              <w:rStyle w:val="Hyperlink"/>
-            </w:rPr>
-            <w:t xml:space="preserve">, </w:t>
-          </w:r>
-        </w:hyperlink>
+        <w:t xml:space="preserve">, </w:t>
       </w:r>
       <w:r>
         <w:rPr>
@@ -3113,7 +3123,7 @@
           <w:sz w:val="24"/>
           <w:u w:val="single"/>
         </w:rPr>
-        <w:hyperlink r:id="rId16" w:history="1">
+        <w:hyperlink r:id="rId18" w:history="1">
           <w:r>
             <w:rPr>
               <w:rStyle w:val="Hyperlink"/>
@@ -3142,7 +3152,7 @@
           <w:sz w:val="24"/>
           <w:u w:val="single"/>
         </w:rPr>
-        <w:hyperlink r:id="rId16" w:history="1">
+        <w:hyperlink r:id="rId18" w:history="1">
           <w:r>
             <w:rPr>
               <w:rStyle w:val="Hyperlink"/>
@@ -3160,7 +3170,7 @@
           <w:sz w:val="24"/>
           <w:u w:val="single"/>
         </w:rPr>
-        <w:hyperlink r:id="rId16" w:history="1">
+        <w:hyperlink r:id="rId18" w:history="1">
           <w:r>
             <w:rPr>
               <w:rStyle w:val="Hyperlink"/>
@@ -3278,7 +3288,7 @@
           <w:sz w:val="24"/>
           <w:u w:val="single"/>
         </w:rPr>
-        <w:hyperlink r:id="rId18" w:history="1">
+        <w:hyperlink r:id="rId19" w:history="1">
           <w:r>
             <w:rPr>
               <w:rStyle w:val="Hyperlink"/>
@@ -3307,7 +3317,7 @@
           <w:sz w:val="24"/>
           <w:u w:val="single"/>
         </w:rPr>
-        <w:hyperlink r:id="rId18" w:history="1">
+        <w:hyperlink r:id="rId19" w:history="1">
           <w:r>
             <w:rPr>
               <w:rStyle w:val="Hyperlink"/>
@@ -3335,7 +3345,7 @@
           <w:sz w:val="24"/>
           <w:u w:val="single"/>
         </w:rPr>
-        <w:hyperlink r:id="rId19" w:history="1">
+        <w:hyperlink r:id="rId20" w:history="1">
           <w:r>
             <w:rPr>
               <w:rStyle w:val="Hyperlink"/>
@@ -3353,7 +3363,7 @@
           <w:sz w:val="24"/>
           <w:u w:val="single"/>
         </w:rPr>
-        <w:hyperlink r:id="rId19" w:history="1">
+        <w:hyperlink r:id="rId20" w:history="1">
           <w:r>
             <w:rPr>
               <w:rStyle w:val="Hyperlink"/>
@@ -3371,7 +3381,7 @@
           <w:sz w:val="24"/>
           <w:u w:val="single"/>
         </w:rPr>
-        <w:hyperlink r:id="rId19" w:history="1">
+        <w:hyperlink r:id="rId20" w:history="1">
           <w:r>
             <w:rPr>
               <w:rStyle w:val="Hyperlink"/>
@@ -3479,7 +3489,7 @@
           <w:sz w:val="24"/>
           <w:u w:val="single"/>
         </w:rPr>
-        <w:hyperlink r:id="rId20" w:history="1">
+        <w:hyperlink r:id="rId21" w:history="1">
           <w:r>
             <w:rPr>
               <w:rStyle w:val="Hyperlink"/>
@@ -3508,7 +3518,7 @@
           <w:sz w:val="24"/>
           <w:u w:val="single"/>
         </w:rPr>
-        <w:hyperlink r:id="rId20" w:history="1">
+        <w:hyperlink r:id="rId21" w:history="1">
           <w:r>
             <w:rPr>
               <w:rStyle w:val="Hyperlink"/>
@@ -3536,7 +3546,7 @@
           <w:sz w:val="24"/>
           <w:u w:val="single"/>
         </w:rPr>
-        <w:hyperlink r:id="rId21" w:history="1">
+        <w:hyperlink r:id="rId22" w:history="1">
           <w:r>
             <w:rPr>
               <w:rStyle w:val="Hyperlink"/>
@@ -3554,7 +3564,7 @@
           <w:sz w:val="24"/>
           <w:u w:val="single"/>
         </w:rPr>
-        <w:hyperlink r:id="rId21" w:history="1">
+        <w:hyperlink r:id="rId22" w:history="1">
           <w:r>
             <w:rPr>
               <w:rStyle w:val="Hyperlink"/>
@@ -3572,7 +3582,7 @@
           <w:sz w:val="24"/>
           <w:u w:val="single"/>
         </w:rPr>
-        <w:hyperlink r:id="rId21" w:history="1">
+        <w:hyperlink r:id="rId22" w:history="1">
           <w:r>
             <w:rPr>
               <w:rStyle w:val="Hyperlink"/>
@@ -3590,7 +3600,7 @@
           <w:sz w:val="24"/>
           <w:u w:val="single"/>
         </w:rPr>
-        <w:hyperlink r:id="rId21" w:history="1">
+        <w:hyperlink r:id="rId22" w:history="1">
           <w:r>
             <w:rPr>
               <w:rStyle w:val="Hyperlink"/>

--- a/EXPORTS/DOCX/published/niveau2/Dutch/Science.docx
+++ b/EXPORTS/DOCX/published/niveau2/Dutch/Science.docx
@@ -971,8 +971,9 @@
           <w:i w:val="0"/>
           <w:color w:val="0000FF"/>
           <w:sz w:val="24"/>
+          <w:u w:val="single"/>
         </w:rPr>
-        <w:hyperlink r:id="rId11" w:history="1">
+        <w:hyperlink r:id="rId10" w:history="1">
           <w:r>
             <w:rPr>
               <w:rStyle w:val="Hyperlink"/>
@@ -1019,7 +1020,7 @@
           <w:sz w:val="24"/>
           <w:u w:val="single"/>
         </w:rPr>
-        <w:hyperlink r:id="rId10" w:history="1">
+        <w:hyperlink r:id="rId11" w:history="1">
           <w:r>
             <w:rPr>
               <w:rStyle w:val="Hyperlink"/>
@@ -1035,7 +1036,6 @@
           <w:i w:val="0"/>
           <w:color w:val="0000FF"/>
           <w:sz w:val="24"/>
-          <w:u w:val="single"/>
         </w:rPr>
         <w:t xml:space="preserve"> </w:t>
       </w:r>
@@ -2159,6 +2159,7 @@
           <w:i w:val="0"/>
           <w:color w:val="0000FF"/>
           <w:sz w:val="24"/>
+          <w:u w:val="single"/>
         </w:rPr>
         <w:hyperlink r:id="rId11" w:history="1">
           <w:r>
@@ -2178,7 +2179,7 @@
           <w:sz w:val="24"/>
           <w:u w:val="single"/>
         </w:rPr>
-        <w:hyperlink r:id="rId11" w:history="1">
+        <w:hyperlink r:id="rId15" w:history="1">
           <w:r>
             <w:rPr>
               <w:rStyle w:val="Hyperlink"/>
@@ -2196,7 +2197,7 @@
           <w:sz w:val="24"/>
           <w:u w:val="single"/>
         </w:rPr>
-        <w:hyperlink r:id="rId11" w:history="1">
+        <w:hyperlink r:id="rId15" w:history="1">
           <w:r>
             <w:rPr>
               <w:rStyle w:val="Hyperlink"/>
@@ -3076,7 +3077,7 @@
           <w:sz w:val="24"/>
           <w:u w:val="single"/>
         </w:rPr>
-        <w:hyperlink r:id="rId17" w:history="1">
+        <w:hyperlink r:id="rId16" w:history="1">
           <w:r>
             <w:rPr>
               <w:rStyle w:val="Hyperlink"/>
@@ -3094,7 +3095,7 @@
           <w:sz w:val="24"/>
           <w:u w:val="single"/>
         </w:rPr>
-        <w:hyperlink r:id="rId17" w:history="1">
+        <w:hyperlink r:id="rId16" w:history="1">
           <w:r>
             <w:rPr>
               <w:rStyle w:val="Hyperlink"/>
@@ -3105,7 +3106,6 @@
       </w:r>
       <w:r>
         <w:rPr>
-          <w:u w:val="single" w:color="0000ff"/>
           <w:rFonts w:ascii="Charis SIL Regular" w:hAnsi="Charis SIL Regular" w:eastAsia="Charis SIL Regular"/>
           <w:b w:val="0"/>
           <w:i w:val="0"/>

--- a/EXPORTS/DOCX/published/niveau2/Dutch/Science.docx
+++ b/EXPORTS/DOCX/published/niveau2/Dutch/Science.docx
@@ -832,14 +832,7 @@
           <w:sz w:val="24"/>
           <w:u w:val="single"/>
         </w:rPr>
-        <w:hyperlink r:id="rId11" w:history="1">
-          <w:r>
-            <w:rPr>
-              <w:rStyle w:val="Hyperlink"/>
-            </w:rPr>
-            <w:t>Bataviaas</w:t>
-          </w:r>
-        </w:hyperlink>
+        <w:t>Bataviaas</w:t>
       </w:r>
       <w:r>
         <w:rPr>
@@ -850,7 +843,7 @@
           <w:sz w:val="24"/>
           <w:u w:val="single"/>
         </w:rPr>
-        <w:hyperlink r:id="rId11" w:history="1">
+        <w:hyperlink r:id="rId10" w:history="1">
           <w:r>
             <w:rPr>
               <w:rStyle w:val="Hyperlink"/>
@@ -897,7 +890,7 @@
           <w:sz w:val="24"/>
           <w:u w:val="single"/>
         </w:rPr>
-        <w:hyperlink r:id="rId10" w:history="1">
+        <w:hyperlink r:id="rId11" w:history="1">
           <w:r>
             <w:rPr>
               <w:rStyle w:val="Hyperlink"/>
@@ -1020,7 +1013,7 @@
           <w:sz w:val="24"/>
           <w:u w:val="single"/>
         </w:rPr>
-        <w:hyperlink r:id="rId11" w:history="1">
+        <w:hyperlink r:id="rId10" w:history="1">
           <w:r>
             <w:rPr>
               <w:rStyle w:val="Hyperlink"/>
@@ -1036,6 +1029,7 @@
           <w:i w:val="0"/>
           <w:color w:val="0000FF"/>
           <w:sz w:val="24"/>
+          <w:u w:val="single"/>
         </w:rPr>
         <w:t xml:space="preserve"> </w:t>
       </w:r>
@@ -1748,31 +1742,13 @@
       </w:r>
       <w:r>
         <w:rPr>
-          <w:u w:val="single" w:color="0000ff"/>
           <w:rFonts w:ascii="Charis SIL Regular" w:hAnsi="Charis SIL Regular" w:eastAsia="Charis SIL Regular"/>
           <w:b w:val="0"/>
           <w:i w:val="0"/>
           <w:color w:val="000000"/>
           <w:sz w:val="24"/>
         </w:rPr>
-        <w:hyperlink r:id="rId13" w:history="1">
-          <w:r>
-            <w:rPr>
-              <w:rStyle w:val="Hyperlink"/>
-            </w:rPr>
-            <w:t>t provi</w:t>
-          </w:r>
-        </w:hyperlink>
-      </w:r>
-      <w:r>
-        <w:rPr>
-          <w:rFonts w:ascii="Charis SIL Regular" w:hAnsi="Charis SIL Regular" w:eastAsia="Charis SIL Regular"/>
-          <w:b w:val="0"/>
-          <w:i w:val="0"/>
-          <w:color w:val="000000"/>
-          <w:sz w:val="24"/>
-        </w:rPr>
-        <w:t xml:space="preserve">nciale </w:t>
+        <w:t xml:space="preserve">t provinciale </w:t>
       </w:r>
       <w:r>
         <w:rPr>
@@ -2179,7 +2155,7 @@
           <w:sz w:val="24"/>
           <w:u w:val="single"/>
         </w:rPr>
-        <w:hyperlink r:id="rId15" w:history="1">
+        <w:hyperlink r:id="rId11" w:history="1">
           <w:r>
             <w:rPr>
               <w:rStyle w:val="Hyperlink"/>
@@ -2197,7 +2173,7 @@
           <w:sz w:val="24"/>
           <w:u w:val="single"/>
         </w:rPr>
-        <w:hyperlink r:id="rId15" w:history="1">
+        <w:hyperlink r:id="rId11" w:history="1">
           <w:r>
             <w:rPr>
               <w:rStyle w:val="Hyperlink"/>
@@ -3123,7 +3099,7 @@
           <w:sz w:val="24"/>
           <w:u w:val="single"/>
         </w:rPr>
-        <w:hyperlink r:id="rId18" w:history="1">
+        <w:hyperlink r:id="rId16" w:history="1">
           <w:r>
             <w:rPr>
               <w:rStyle w:val="Hyperlink"/>
@@ -3152,7 +3128,7 @@
           <w:sz w:val="24"/>
           <w:u w:val="single"/>
         </w:rPr>
-        <w:hyperlink r:id="rId18" w:history="1">
+        <w:hyperlink r:id="rId16" w:history="1">
           <w:r>
             <w:rPr>
               <w:rStyle w:val="Hyperlink"/>
@@ -3170,7 +3146,7 @@
           <w:sz w:val="24"/>
           <w:u w:val="single"/>
         </w:rPr>
-        <w:hyperlink r:id="rId18" w:history="1">
+        <w:hyperlink r:id="rId16" w:history="1">
           <w:r>
             <w:rPr>
               <w:rStyle w:val="Hyperlink"/>
@@ -3288,7 +3264,7 @@
           <w:sz w:val="24"/>
           <w:u w:val="single"/>
         </w:rPr>
-        <w:hyperlink r:id="rId19" w:history="1">
+        <w:hyperlink r:id="rId18" w:history="1">
           <w:r>
             <w:rPr>
               <w:rStyle w:val="Hyperlink"/>
@@ -3317,7 +3293,7 @@
           <w:sz w:val="24"/>
           <w:u w:val="single"/>
         </w:rPr>
-        <w:hyperlink r:id="rId19" w:history="1">
+        <w:hyperlink r:id="rId18" w:history="1">
           <w:r>
             <w:rPr>
               <w:rStyle w:val="Hyperlink"/>
@@ -3345,7 +3321,7 @@
           <w:sz w:val="24"/>
           <w:u w:val="single"/>
         </w:rPr>
-        <w:hyperlink r:id="rId20" w:history="1">
+        <w:hyperlink r:id="rId19" w:history="1">
           <w:r>
             <w:rPr>
               <w:rStyle w:val="Hyperlink"/>
@@ -3363,7 +3339,7 @@
           <w:sz w:val="24"/>
           <w:u w:val="single"/>
         </w:rPr>
-        <w:hyperlink r:id="rId20" w:history="1">
+        <w:hyperlink r:id="rId19" w:history="1">
           <w:r>
             <w:rPr>
               <w:rStyle w:val="Hyperlink"/>
@@ -3381,7 +3357,7 @@
           <w:sz w:val="24"/>
           <w:u w:val="single"/>
         </w:rPr>
-        <w:hyperlink r:id="rId20" w:history="1">
+        <w:hyperlink r:id="rId19" w:history="1">
           <w:r>
             <w:rPr>
               <w:rStyle w:val="Hyperlink"/>
@@ -3489,7 +3465,7 @@
           <w:sz w:val="24"/>
           <w:u w:val="single"/>
         </w:rPr>
-        <w:hyperlink r:id="rId21" w:history="1">
+        <w:hyperlink r:id="rId20" w:history="1">
           <w:r>
             <w:rPr>
               <w:rStyle w:val="Hyperlink"/>
@@ -3518,7 +3494,7 @@
           <w:sz w:val="24"/>
           <w:u w:val="single"/>
         </w:rPr>
-        <w:hyperlink r:id="rId21" w:history="1">
+        <w:hyperlink r:id="rId20" w:history="1">
           <w:r>
             <w:rPr>
               <w:rStyle w:val="Hyperlink"/>
@@ -3546,7 +3522,7 @@
           <w:sz w:val="24"/>
           <w:u w:val="single"/>
         </w:rPr>
-        <w:hyperlink r:id="rId22" w:history="1">
+        <w:hyperlink r:id="rId21" w:history="1">
           <w:r>
             <w:rPr>
               <w:rStyle w:val="Hyperlink"/>
@@ -3564,7 +3540,7 @@
           <w:sz w:val="24"/>
           <w:u w:val="single"/>
         </w:rPr>
-        <w:hyperlink r:id="rId22" w:history="1">
+        <w:hyperlink r:id="rId21" w:history="1">
           <w:r>
             <w:rPr>
               <w:rStyle w:val="Hyperlink"/>
@@ -3582,7 +3558,7 @@
           <w:sz w:val="24"/>
           <w:u w:val="single"/>
         </w:rPr>
-        <w:hyperlink r:id="rId22" w:history="1">
+        <w:hyperlink r:id="rId21" w:history="1">
           <w:r>
             <w:rPr>
               <w:rStyle w:val="Hyperlink"/>
@@ -3600,7 +3576,7 @@
           <w:sz w:val="24"/>
           <w:u w:val="single"/>
         </w:rPr>
-        <w:hyperlink r:id="rId22" w:history="1">
+        <w:hyperlink r:id="rId21" w:history="1">
           <w:r>
             <w:rPr>
               <w:rStyle w:val="Hyperlink"/>

--- a/EXPORTS/DOCX/published/niveau2/Dutch/Science.docx
+++ b/EXPORTS/DOCX/published/niveau2/Dutch/Science.docx
@@ -832,7 +832,14 @@
           <w:sz w:val="24"/>
           <w:u w:val="single"/>
         </w:rPr>
-        <w:t>Bataviaas</w:t>
+        <w:hyperlink r:id="rId11" w:history="1">
+          <w:r>
+            <w:rPr>
+              <w:rStyle w:val="Hyperlink"/>
+            </w:rPr>
+            <w:t>Bataviaas</w:t>
+          </w:r>
+        </w:hyperlink>
       </w:r>
       <w:r>
         <w:rPr>
@@ -843,7 +850,7 @@
           <w:sz w:val="24"/>
           <w:u w:val="single"/>
         </w:rPr>
-        <w:hyperlink r:id="rId10" w:history="1">
+        <w:hyperlink r:id="rId11" w:history="1">
           <w:r>
             <w:rPr>
               <w:rStyle w:val="Hyperlink"/>
@@ -2135,7 +2142,6 @@
           <w:i w:val="0"/>
           <w:color w:val="0000FF"/>
           <w:sz w:val="24"/>
-          <w:u w:val="single"/>
         </w:rPr>
         <w:hyperlink r:id="rId11" w:history="1">
           <w:r>
@@ -3053,7 +3059,7 @@
           <w:sz w:val="24"/>
           <w:u w:val="single"/>
         </w:rPr>
-        <w:hyperlink r:id="rId16" w:history="1">
+        <w:hyperlink r:id="rId17" w:history="1">
           <w:r>
             <w:rPr>
               <w:rStyle w:val="Hyperlink"/>
@@ -3071,7 +3077,7 @@
           <w:sz w:val="24"/>
           <w:u w:val="single"/>
         </w:rPr>
-        <w:hyperlink r:id="rId16" w:history="1">
+        <w:hyperlink r:id="rId17" w:history="1">
           <w:r>
             <w:rPr>
               <w:rStyle w:val="Hyperlink"/>
@@ -3082,6 +3088,7 @@
       </w:r>
       <w:r>
         <w:rPr>
+          <w:u w:val="single" w:color="0000ff"/>
           <w:rFonts w:ascii="Charis SIL Regular" w:hAnsi="Charis SIL Regular" w:eastAsia="Charis SIL Regular"/>
           <w:b w:val="0"/>
           <w:i w:val="0"/>
@@ -3099,7 +3106,7 @@
           <w:sz w:val="24"/>
           <w:u w:val="single"/>
         </w:rPr>
-        <w:hyperlink r:id="rId16" w:history="1">
+        <w:hyperlink r:id="rId18" w:history="1">
           <w:r>
             <w:rPr>
               <w:rStyle w:val="Hyperlink"/>
@@ -3128,7 +3135,7 @@
           <w:sz w:val="24"/>
           <w:u w:val="single"/>
         </w:rPr>
-        <w:hyperlink r:id="rId16" w:history="1">
+        <w:hyperlink r:id="rId18" w:history="1">
           <w:r>
             <w:rPr>
               <w:rStyle w:val="Hyperlink"/>
@@ -3146,7 +3153,7 @@
           <w:sz w:val="24"/>
           <w:u w:val="single"/>
         </w:rPr>
-        <w:hyperlink r:id="rId16" w:history="1">
+        <w:hyperlink r:id="rId18" w:history="1">
           <w:r>
             <w:rPr>
               <w:rStyle w:val="Hyperlink"/>
@@ -3264,7 +3271,7 @@
           <w:sz w:val="24"/>
           <w:u w:val="single"/>
         </w:rPr>
-        <w:hyperlink r:id="rId18" w:history="1">
+        <w:hyperlink r:id="rId19" w:history="1">
           <w:r>
             <w:rPr>
               <w:rStyle w:val="Hyperlink"/>
@@ -3293,7 +3300,7 @@
           <w:sz w:val="24"/>
           <w:u w:val="single"/>
         </w:rPr>
-        <w:hyperlink r:id="rId18" w:history="1">
+        <w:hyperlink r:id="rId19" w:history="1">
           <w:r>
             <w:rPr>
               <w:rStyle w:val="Hyperlink"/>
@@ -3321,7 +3328,7 @@
           <w:sz w:val="24"/>
           <w:u w:val="single"/>
         </w:rPr>
-        <w:hyperlink r:id="rId19" w:history="1">
+        <w:hyperlink r:id="rId20" w:history="1">
           <w:r>
             <w:rPr>
               <w:rStyle w:val="Hyperlink"/>
@@ -3339,7 +3346,7 @@
           <w:sz w:val="24"/>
           <w:u w:val="single"/>
         </w:rPr>
-        <w:hyperlink r:id="rId19" w:history="1">
+        <w:hyperlink r:id="rId20" w:history="1">
           <w:r>
             <w:rPr>
               <w:rStyle w:val="Hyperlink"/>
@@ -3357,7 +3364,7 @@
           <w:sz w:val="24"/>
           <w:u w:val="single"/>
         </w:rPr>
-        <w:hyperlink r:id="rId19" w:history="1">
+        <w:hyperlink r:id="rId20" w:history="1">
           <w:r>
             <w:rPr>
               <w:rStyle w:val="Hyperlink"/>
@@ -3465,7 +3472,7 @@
           <w:sz w:val="24"/>
           <w:u w:val="single"/>
         </w:rPr>
-        <w:hyperlink r:id="rId20" w:history="1">
+        <w:hyperlink r:id="rId21" w:history="1">
           <w:r>
             <w:rPr>
               <w:rStyle w:val="Hyperlink"/>
@@ -3494,7 +3501,7 @@
           <w:sz w:val="24"/>
           <w:u w:val="single"/>
         </w:rPr>
-        <w:hyperlink r:id="rId20" w:history="1">
+        <w:hyperlink r:id="rId21" w:history="1">
           <w:r>
             <w:rPr>
               <w:rStyle w:val="Hyperlink"/>
@@ -3522,7 +3529,7 @@
           <w:sz w:val="24"/>
           <w:u w:val="single"/>
         </w:rPr>
-        <w:hyperlink r:id="rId21" w:history="1">
+        <w:hyperlink r:id="rId22" w:history="1">
           <w:r>
             <w:rPr>
               <w:rStyle w:val="Hyperlink"/>
@@ -3540,7 +3547,7 @@
           <w:sz w:val="24"/>
           <w:u w:val="single"/>
         </w:rPr>
-        <w:hyperlink r:id="rId21" w:history="1">
+        <w:hyperlink r:id="rId22" w:history="1">
           <w:r>
             <w:rPr>
               <w:rStyle w:val="Hyperlink"/>
@@ -3558,7 +3565,7 @@
           <w:sz w:val="24"/>
           <w:u w:val="single"/>
         </w:rPr>
-        <w:hyperlink r:id="rId21" w:history="1">
+        <w:hyperlink r:id="rId22" w:history="1">
           <w:r>
             <w:rPr>
               <w:rStyle w:val="Hyperlink"/>
@@ -3576,7 +3583,7 @@
           <w:sz w:val="24"/>
           <w:u w:val="single"/>
         </w:rPr>
-        <w:hyperlink r:id="rId21" w:history="1">
+        <w:hyperlink r:id="rId22" w:history="1">
           <w:r>
             <w:rPr>
               <w:rStyle w:val="Hyperlink"/>

--- a/EXPORTS/DOCX/published/niveau2/Dutch/Science.docx
+++ b/EXPORTS/DOCX/published/niveau2/Dutch/Science.docx
@@ -832,14 +832,7 @@
           <w:sz w:val="24"/>
           <w:u w:val="single"/>
         </w:rPr>
-        <w:hyperlink r:id="rId11" w:history="1">
-          <w:r>
-            <w:rPr>
-              <w:rStyle w:val="Hyperlink"/>
-            </w:rPr>
-            <w:t>Bataviaas</w:t>
-          </w:r>
-        </w:hyperlink>
+        <w:t>Bataviaas</w:t>
       </w:r>
       <w:r>
         <w:rPr>
@@ -850,7 +843,7 @@
           <w:sz w:val="24"/>
           <w:u w:val="single"/>
         </w:rPr>
-        <w:hyperlink r:id="rId11" w:history="1">
+        <w:hyperlink r:id="rId10" w:history="1">
           <w:r>
             <w:rPr>
               <w:rStyle w:val="Hyperlink"/>
@@ -944,7 +937,7 @@
           <w:sz w:val="24"/>
           <w:u w:val="single"/>
         </w:rPr>
-        <w:hyperlink r:id="rId10" w:history="1">
+        <w:hyperlink r:id="rId11" w:history="1">
           <w:r>
             <w:rPr>
               <w:rStyle w:val="Hyperlink"/>
@@ -973,7 +966,7 @@
           <w:sz w:val="24"/>
           <w:u w:val="single"/>
         </w:rPr>
-        <w:hyperlink r:id="rId10" w:history="1">
+        <w:hyperlink r:id="rId11" w:history="1">
           <w:r>
             <w:rPr>
               <w:rStyle w:val="Hyperlink"/>
@@ -1020,7 +1013,7 @@
           <w:sz w:val="24"/>
           <w:u w:val="single"/>
         </w:rPr>
-        <w:hyperlink r:id="rId10" w:history="1">
+        <w:hyperlink r:id="rId11" w:history="1">
           <w:r>
             <w:rPr>
               <w:rStyle w:val="Hyperlink"/>
@@ -1049,7 +1042,7 @@
           <w:sz w:val="24"/>
           <w:u w:val="single"/>
         </w:rPr>
-        <w:hyperlink r:id="rId10" w:history="1">
+        <w:hyperlink r:id="rId11" w:history="1">
           <w:r>
             <w:rPr>
               <w:rStyle w:val="Hyperlink"/>
@@ -1713,49 +1706,13 @@
       </w:r>
       <w:r>
         <w:rPr>
-          <w:u w:val="single" w:color="0000ff"/>
           <w:rFonts w:ascii="Charis SIL Regular" w:hAnsi="Charis SIL Regular" w:eastAsia="Charis SIL Regular"/>
           <w:b w:val="0"/>
           <w:i w:val="0"/>
           <w:color w:val="000000"/>
           <w:sz w:val="24"/>
         </w:rPr>
-        <w:hyperlink r:id="rId13" w:history="1">
-          <w:r>
-            <w:rPr>
-              <w:rStyle w:val="Hyperlink"/>
-            </w:rPr>
-            <w:t>vinden in h</w:t>
-          </w:r>
-        </w:hyperlink>
-      </w:r>
-      <w:r>
-        <w:rPr>
-          <w:u w:val="single" w:color="0000ff"/>
-          <w:rFonts w:ascii="Charis SIL Regular" w:hAnsi="Charis SIL Regular" w:eastAsia="Charis SIL Regular"/>
-          <w:b w:val="0"/>
-          <w:i w:val="0"/>
-          <w:color w:val="000000"/>
-          <w:sz w:val="24"/>
-        </w:rPr>
-        <w:hyperlink r:id="rId13" w:history="1">
-          <w:r>
-            <w:rPr>
-              <w:rStyle w:val="Hyperlink"/>
-            </w:rPr>
-            <w:t>e</w:t>
-          </w:r>
-        </w:hyperlink>
-      </w:r>
-      <w:r>
-        <w:rPr>
-          <w:rFonts w:ascii="Charis SIL Regular" w:hAnsi="Charis SIL Regular" w:eastAsia="Charis SIL Regular"/>
-          <w:b w:val="0"/>
-          <w:i w:val="0"/>
-          <w:color w:val="000000"/>
-          <w:sz w:val="24"/>
-        </w:rPr>
-        <w:t xml:space="preserve">t provinciale </w:t>
+        <w:t xml:space="preserve">vinden in het provinciale </w:t>
       </w:r>
       <w:r>
         <w:rPr>
@@ -2115,14 +2072,7 @@
           <w:sz w:val="24"/>
           <w:u w:val="single"/>
         </w:rPr>
-        <w:hyperlink r:id="rId11" w:history="1">
-          <w:r>
-            <w:rPr>
-              <w:rStyle w:val="Hyperlink"/>
-            </w:rPr>
-            <w:t>Bataviaasch</w:t>
-          </w:r>
-        </w:hyperlink>
+        <w:t>Bataviaasch Gen</w:t>
       </w:r>
       <w:r>
         <w:rPr>
@@ -2133,35 +2083,7 @@
           <w:sz w:val="24"/>
           <w:u w:val="single"/>
         </w:rPr>
-        <w:t xml:space="preserve"> </w:t>
-      </w:r>
-      <w:r>
-        <w:rPr>
-          <w:rFonts w:ascii="Charis SIL Regular" w:hAnsi="Charis SIL Regular" w:eastAsia="Charis SIL Regular"/>
-          <w:b w:val="0"/>
-          <w:i w:val="0"/>
-          <w:color w:val="0000FF"/>
-          <w:sz w:val="24"/>
-        </w:rPr>
-        <w:hyperlink r:id="rId11" w:history="1">
-          <w:r>
-            <w:rPr>
-              <w:rStyle w:val="Hyperlink"/>
-            </w:rPr>
-            <w:t>Gen</w:t>
-          </w:r>
-        </w:hyperlink>
-      </w:r>
-      <w:r>
-        <w:rPr>
-          <w:rFonts w:ascii="Charis SIL Regular" w:hAnsi="Charis SIL Regular" w:eastAsia="Charis SIL Regular"/>
-          <w:b w:val="0"/>
-          <w:i w:val="0"/>
-          <w:color w:val="0000FF"/>
-          <w:sz w:val="24"/>
-          <w:u w:val="single"/>
-        </w:rPr>
-        <w:hyperlink r:id="rId11" w:history="1">
+        <w:hyperlink r:id="rId15" w:history="1">
           <w:r>
             <w:rPr>
               <w:rStyle w:val="Hyperlink"/>
@@ -2179,7 +2101,7 @@
           <w:sz w:val="24"/>
           <w:u w:val="single"/>
         </w:rPr>
-        <w:hyperlink r:id="rId11" w:history="1">
+        <w:hyperlink r:id="rId15" w:history="1">
           <w:r>
             <w:rPr>
               <w:rStyle w:val="Hyperlink"/>

--- a/EXPORTS/DOCX/published/niveau2/Dutch/Science.docx
+++ b/EXPORTS/DOCX/published/niveau2/Dutch/Science.docx
@@ -832,7 +832,14 @@
           <w:sz w:val="24"/>
           <w:u w:val="single"/>
         </w:rPr>
-        <w:t>Bataviaas</w:t>
+        <w:hyperlink r:id="rId11" w:history="1">
+          <w:r>
+            <w:rPr>
+              <w:rStyle w:val="Hyperlink"/>
+            </w:rPr>
+            <w:t>Bataviaas</w:t>
+          </w:r>
+        </w:hyperlink>
       </w:r>
       <w:r>
         <w:rPr>
@@ -843,7 +850,7 @@
           <w:sz w:val="24"/>
           <w:u w:val="single"/>
         </w:rPr>
-        <w:hyperlink r:id="rId10" w:history="1">
+        <w:hyperlink r:id="rId11" w:history="1">
           <w:r>
             <w:rPr>
               <w:rStyle w:val="Hyperlink"/>
@@ -937,7 +944,7 @@
           <w:sz w:val="24"/>
           <w:u w:val="single"/>
         </w:rPr>
-        <w:hyperlink r:id="rId11" w:history="1">
+        <w:hyperlink r:id="rId10" w:history="1">
           <w:r>
             <w:rPr>
               <w:rStyle w:val="Hyperlink"/>
@@ -966,7 +973,7 @@
           <w:sz w:val="24"/>
           <w:u w:val="single"/>
         </w:rPr>
-        <w:hyperlink r:id="rId11" w:history="1">
+        <w:hyperlink r:id="rId10" w:history="1">
           <w:r>
             <w:rPr>
               <w:rStyle w:val="Hyperlink"/>
@@ -1013,7 +1020,7 @@
           <w:sz w:val="24"/>
           <w:u w:val="single"/>
         </w:rPr>
-        <w:hyperlink r:id="rId11" w:history="1">
+        <w:hyperlink r:id="rId10" w:history="1">
           <w:r>
             <w:rPr>
               <w:rStyle w:val="Hyperlink"/>
@@ -1042,7 +1049,7 @@
           <w:sz w:val="24"/>
           <w:u w:val="single"/>
         </w:rPr>
-        <w:hyperlink r:id="rId11" w:history="1">
+        <w:hyperlink r:id="rId10" w:history="1">
           <w:r>
             <w:rPr>
               <w:rStyle w:val="Hyperlink"/>
@@ -1706,13 +1713,67 @@
       </w:r>
       <w:r>
         <w:rPr>
+          <w:u w:val="single" w:color="0000ff"/>
           <w:rFonts w:ascii="Charis SIL Regular" w:hAnsi="Charis SIL Regular" w:eastAsia="Charis SIL Regular"/>
           <w:b w:val="0"/>
           <w:i w:val="0"/>
           <w:color w:val="000000"/>
           <w:sz w:val="24"/>
         </w:rPr>
-        <w:t xml:space="preserve">vinden in het provinciale </w:t>
+        <w:hyperlink r:id="rId13" w:history="1">
+          <w:r>
+            <w:rPr>
+              <w:rStyle w:val="Hyperlink"/>
+            </w:rPr>
+            <w:t>vinden in h</w:t>
+          </w:r>
+        </w:hyperlink>
+      </w:r>
+      <w:r>
+        <w:rPr>
+          <w:u w:val="single" w:color="0000ff"/>
+          <w:rFonts w:ascii="Charis SIL Regular" w:hAnsi="Charis SIL Regular" w:eastAsia="Charis SIL Regular"/>
+          <w:b w:val="0"/>
+          <w:i w:val="0"/>
+          <w:color w:val="000000"/>
+          <w:sz w:val="24"/>
+        </w:rPr>
+        <w:hyperlink r:id="rId13" w:history="1">
+          <w:r>
+            <w:rPr>
+              <w:rStyle w:val="Hyperlink"/>
+            </w:rPr>
+            <w:t>e</w:t>
+          </w:r>
+        </w:hyperlink>
+      </w:r>
+      <w:r>
+        <w:rPr>
+          <w:u w:val="single" w:color="0000ff"/>
+          <w:rFonts w:ascii="Charis SIL Regular" w:hAnsi="Charis SIL Regular" w:eastAsia="Charis SIL Regular"/>
+          <w:b w:val="0"/>
+          <w:i w:val="0"/>
+          <w:color w:val="000000"/>
+          <w:sz w:val="24"/>
+        </w:rPr>
+        <w:hyperlink r:id="rId13" w:history="1">
+          <w:r>
+            <w:rPr>
+              <w:rStyle w:val="Hyperlink"/>
+            </w:rPr>
+            <w:t>t provi</w:t>
+          </w:r>
+        </w:hyperlink>
+      </w:r>
+      <w:r>
+        <w:rPr>
+          <w:rFonts w:ascii="Charis SIL Regular" w:hAnsi="Charis SIL Regular" w:eastAsia="Charis SIL Regular"/>
+          <w:b w:val="0"/>
+          <w:i w:val="0"/>
+          <w:color w:val="000000"/>
+          <w:sz w:val="24"/>
+        </w:rPr>
+        <w:t xml:space="preserve">nciale </w:t>
       </w:r>
       <w:r>
         <w:rPr>
@@ -2072,7 +2133,14 @@
           <w:sz w:val="24"/>
           <w:u w:val="single"/>
         </w:rPr>
-        <w:t>Bataviaasch Gen</w:t>
+        <w:hyperlink r:id="rId11" w:history="1">
+          <w:r>
+            <w:rPr>
+              <w:rStyle w:val="Hyperlink"/>
+            </w:rPr>
+            <w:t>Bataviaasch</w:t>
+          </w:r>
+        </w:hyperlink>
       </w:r>
       <w:r>
         <w:rPr>
@@ -2083,7 +2151,36 @@
           <w:sz w:val="24"/>
           <w:u w:val="single"/>
         </w:rPr>
-        <w:hyperlink r:id="rId15" w:history="1">
+        <w:t xml:space="preserve"> </w:t>
+      </w:r>
+      <w:r>
+        <w:rPr>
+          <w:rFonts w:ascii="Charis SIL Regular" w:hAnsi="Charis SIL Regular" w:eastAsia="Charis SIL Regular"/>
+          <w:b w:val="0"/>
+          <w:i w:val="0"/>
+          <w:color w:val="0000FF"/>
+          <w:sz w:val="24"/>
+          <w:u w:val="single"/>
+        </w:rPr>
+        <w:hyperlink r:id="rId11" w:history="1">
+          <w:r>
+            <w:rPr>
+              <w:rStyle w:val="Hyperlink"/>
+            </w:rPr>
+            <w:t>Gen</w:t>
+          </w:r>
+        </w:hyperlink>
+      </w:r>
+      <w:r>
+        <w:rPr>
+          <w:rFonts w:ascii="Charis SIL Regular" w:hAnsi="Charis SIL Regular" w:eastAsia="Charis SIL Regular"/>
+          <w:b w:val="0"/>
+          <w:i w:val="0"/>
+          <w:color w:val="0000FF"/>
+          <w:sz w:val="24"/>
+          <w:u w:val="single"/>
+        </w:rPr>
+        <w:hyperlink r:id="rId11" w:history="1">
           <w:r>
             <w:rPr>
               <w:rStyle w:val="Hyperlink"/>
@@ -2101,7 +2198,7 @@
           <w:sz w:val="24"/>
           <w:u w:val="single"/>
         </w:rPr>
-        <w:hyperlink r:id="rId15" w:history="1">
+        <w:hyperlink r:id="rId11" w:history="1">
           <w:r>
             <w:rPr>
               <w:rStyle w:val="Hyperlink"/>
@@ -2981,7 +3078,7 @@
           <w:sz w:val="24"/>
           <w:u w:val="single"/>
         </w:rPr>
-        <w:hyperlink r:id="rId17" w:history="1">
+        <w:hyperlink r:id="rId16" w:history="1">
           <w:r>
             <w:rPr>
               <w:rStyle w:val="Hyperlink"/>
@@ -2999,7 +3096,7 @@
           <w:sz w:val="24"/>
           <w:u w:val="single"/>
         </w:rPr>
-        <w:hyperlink r:id="rId17" w:history="1">
+        <w:hyperlink r:id="rId16" w:history="1">
           <w:r>
             <w:rPr>
               <w:rStyle w:val="Hyperlink"/>
@@ -3010,7 +3107,6 @@
       </w:r>
       <w:r>
         <w:rPr>
-          <w:u w:val="single" w:color="0000ff"/>
           <w:rFonts w:ascii="Charis SIL Regular" w:hAnsi="Charis SIL Regular" w:eastAsia="Charis SIL Regular"/>
           <w:b w:val="0"/>
           <w:i w:val="0"/>
@@ -3028,7 +3124,7 @@
           <w:sz w:val="24"/>
           <w:u w:val="single"/>
         </w:rPr>
-        <w:hyperlink r:id="rId18" w:history="1">
+        <w:hyperlink r:id="rId16" w:history="1">
           <w:r>
             <w:rPr>
               <w:rStyle w:val="Hyperlink"/>
@@ -3057,7 +3153,7 @@
           <w:sz w:val="24"/>
           <w:u w:val="single"/>
         </w:rPr>
-        <w:hyperlink r:id="rId18" w:history="1">
+        <w:hyperlink r:id="rId16" w:history="1">
           <w:r>
             <w:rPr>
               <w:rStyle w:val="Hyperlink"/>
@@ -3075,7 +3171,7 @@
           <w:sz w:val="24"/>
           <w:u w:val="single"/>
         </w:rPr>
-        <w:hyperlink r:id="rId18" w:history="1">
+        <w:hyperlink r:id="rId16" w:history="1">
           <w:r>
             <w:rPr>
               <w:rStyle w:val="Hyperlink"/>
@@ -3193,7 +3289,7 @@
           <w:sz w:val="24"/>
           <w:u w:val="single"/>
         </w:rPr>
-        <w:hyperlink r:id="rId19" w:history="1">
+        <w:hyperlink r:id="rId18" w:history="1">
           <w:r>
             <w:rPr>
               <w:rStyle w:val="Hyperlink"/>
@@ -3222,7 +3318,7 @@
           <w:sz w:val="24"/>
           <w:u w:val="single"/>
         </w:rPr>
-        <w:hyperlink r:id="rId19" w:history="1">
+        <w:hyperlink r:id="rId18" w:history="1">
           <w:r>
             <w:rPr>
               <w:rStyle w:val="Hyperlink"/>
@@ -3250,7 +3346,7 @@
           <w:sz w:val="24"/>
           <w:u w:val="single"/>
         </w:rPr>
-        <w:hyperlink r:id="rId20" w:history="1">
+        <w:hyperlink r:id="rId19" w:history="1">
           <w:r>
             <w:rPr>
               <w:rStyle w:val="Hyperlink"/>
@@ -3268,7 +3364,7 @@
           <w:sz w:val="24"/>
           <w:u w:val="single"/>
         </w:rPr>
-        <w:hyperlink r:id="rId20" w:history="1">
+        <w:hyperlink r:id="rId19" w:history="1">
           <w:r>
             <w:rPr>
               <w:rStyle w:val="Hyperlink"/>
@@ -3286,7 +3382,7 @@
           <w:sz w:val="24"/>
           <w:u w:val="single"/>
         </w:rPr>
-        <w:hyperlink r:id="rId20" w:history="1">
+        <w:hyperlink r:id="rId19" w:history="1">
           <w:r>
             <w:rPr>
               <w:rStyle w:val="Hyperlink"/>
@@ -3394,7 +3490,7 @@
           <w:sz w:val="24"/>
           <w:u w:val="single"/>
         </w:rPr>
-        <w:hyperlink r:id="rId21" w:history="1">
+        <w:hyperlink r:id="rId20" w:history="1">
           <w:r>
             <w:rPr>
               <w:rStyle w:val="Hyperlink"/>
@@ -3423,7 +3519,7 @@
           <w:sz w:val="24"/>
           <w:u w:val="single"/>
         </w:rPr>
-        <w:hyperlink r:id="rId21" w:history="1">
+        <w:hyperlink r:id="rId20" w:history="1">
           <w:r>
             <w:rPr>
               <w:rStyle w:val="Hyperlink"/>
@@ -3451,7 +3547,7 @@
           <w:sz w:val="24"/>
           <w:u w:val="single"/>
         </w:rPr>
-        <w:hyperlink r:id="rId22" w:history="1">
+        <w:hyperlink r:id="rId21" w:history="1">
           <w:r>
             <w:rPr>
               <w:rStyle w:val="Hyperlink"/>
@@ -3469,7 +3565,7 @@
           <w:sz w:val="24"/>
           <w:u w:val="single"/>
         </w:rPr>
-        <w:hyperlink r:id="rId22" w:history="1">
+        <w:hyperlink r:id="rId21" w:history="1">
           <w:r>
             <w:rPr>
               <w:rStyle w:val="Hyperlink"/>
@@ -3487,7 +3583,7 @@
           <w:sz w:val="24"/>
           <w:u w:val="single"/>
         </w:rPr>
-        <w:hyperlink r:id="rId22" w:history="1">
+        <w:hyperlink r:id="rId21" w:history="1">
           <w:r>
             <w:rPr>
               <w:rStyle w:val="Hyperlink"/>
@@ -3505,7 +3601,7 @@
           <w:sz w:val="24"/>
           <w:u w:val="single"/>
         </w:rPr>
-        <w:hyperlink r:id="rId22" w:history="1">
+        <w:hyperlink r:id="rId21" w:history="1">
           <w:r>
             <w:rPr>
               <w:rStyle w:val="Hyperlink"/>

--- a/EXPORTS/DOCX/published/niveau2/Dutch/Science.docx
+++ b/EXPORTS/DOCX/published/niveau2/Dutch/Science.docx
@@ -1103,7 +1103,7 @@
           <w:sz w:val="24"/>
           <w:u w:val="single"/>
         </w:rPr>
-        <w:hyperlink r:id="rId11" w:history="1">
+        <w:hyperlink r:id="rId10" w:history="1">
           <w:r>
             <w:rPr>
               <w:rStyle w:val="Hyperlink"/>
@@ -1121,7 +1121,7 @@
           <w:sz w:val="24"/>
           <w:u w:val="single"/>
         </w:rPr>
-        <w:hyperlink r:id="rId11" w:history="1">
+        <w:hyperlink r:id="rId10" w:history="1">
           <w:r>
             <w:rPr>
               <w:rStyle w:val="Hyperlink"/>
@@ -1749,31 +1749,13 @@
       </w:r>
       <w:r>
         <w:rPr>
-          <w:u w:val="single" w:color="0000ff"/>
           <w:rFonts w:ascii="Charis SIL Regular" w:hAnsi="Charis SIL Regular" w:eastAsia="Charis SIL Regular"/>
           <w:b w:val="0"/>
           <w:i w:val="0"/>
           <w:color w:val="000000"/>
           <w:sz w:val="24"/>
         </w:rPr>
-        <w:hyperlink r:id="rId13" w:history="1">
-          <w:r>
-            <w:rPr>
-              <w:rStyle w:val="Hyperlink"/>
-            </w:rPr>
-            <w:t>t provi</w:t>
-          </w:r>
-        </w:hyperlink>
-      </w:r>
-      <w:r>
-        <w:rPr>
-          <w:rFonts w:ascii="Charis SIL Regular" w:hAnsi="Charis SIL Regular" w:eastAsia="Charis SIL Regular"/>
-          <w:b w:val="0"/>
-          <w:i w:val="0"/>
-          <w:color w:val="000000"/>
-          <w:sz w:val="24"/>
-        </w:rPr>
-        <w:t xml:space="preserve">nciale </w:t>
+        <w:t xml:space="preserve">t provinciale </w:t>
       </w:r>
       <w:r>
         <w:rPr>
@@ -3078,7 +3060,7 @@
           <w:sz w:val="24"/>
           <w:u w:val="single"/>
         </w:rPr>
-        <w:hyperlink r:id="rId16" w:history="1">
+        <w:hyperlink r:id="rId17" w:history="1">
           <w:r>
             <w:rPr>
               <w:rStyle w:val="Hyperlink"/>
@@ -3096,7 +3078,7 @@
           <w:sz w:val="24"/>
           <w:u w:val="single"/>
         </w:rPr>
-        <w:hyperlink r:id="rId16" w:history="1">
+        <w:hyperlink r:id="rId17" w:history="1">
           <w:r>
             <w:rPr>
               <w:rStyle w:val="Hyperlink"/>
@@ -3107,6 +3089,7 @@
       </w:r>
       <w:r>
         <w:rPr>
+          <w:u w:val="single" w:color="0000ff"/>
           <w:rFonts w:ascii="Charis SIL Regular" w:hAnsi="Charis SIL Regular" w:eastAsia="Charis SIL Regular"/>
           <w:b w:val="0"/>
           <w:i w:val="0"/>
@@ -3124,7 +3107,7 @@
           <w:sz w:val="24"/>
           <w:u w:val="single"/>
         </w:rPr>
-        <w:hyperlink r:id="rId16" w:history="1">
+        <w:hyperlink r:id="rId18" w:history="1">
           <w:r>
             <w:rPr>
               <w:rStyle w:val="Hyperlink"/>
@@ -3153,7 +3136,7 @@
           <w:sz w:val="24"/>
           <w:u w:val="single"/>
         </w:rPr>
-        <w:hyperlink r:id="rId16" w:history="1">
+        <w:hyperlink r:id="rId18" w:history="1">
           <w:r>
             <w:rPr>
               <w:rStyle w:val="Hyperlink"/>
@@ -3171,7 +3154,7 @@
           <w:sz w:val="24"/>
           <w:u w:val="single"/>
         </w:rPr>
-        <w:hyperlink r:id="rId16" w:history="1">
+        <w:hyperlink r:id="rId18" w:history="1">
           <w:r>
             <w:rPr>
               <w:rStyle w:val="Hyperlink"/>
@@ -3289,7 +3272,7 @@
           <w:sz w:val="24"/>
           <w:u w:val="single"/>
         </w:rPr>
-        <w:hyperlink r:id="rId18" w:history="1">
+        <w:hyperlink r:id="rId19" w:history="1">
           <w:r>
             <w:rPr>
               <w:rStyle w:val="Hyperlink"/>
@@ -3318,7 +3301,7 @@
           <w:sz w:val="24"/>
           <w:u w:val="single"/>
         </w:rPr>
-        <w:hyperlink r:id="rId18" w:history="1">
+        <w:hyperlink r:id="rId19" w:history="1">
           <w:r>
             <w:rPr>
               <w:rStyle w:val="Hyperlink"/>
@@ -3346,7 +3329,7 @@
           <w:sz w:val="24"/>
           <w:u w:val="single"/>
         </w:rPr>
-        <w:hyperlink r:id="rId19" w:history="1">
+        <w:hyperlink r:id="rId20" w:history="1">
           <w:r>
             <w:rPr>
               <w:rStyle w:val="Hyperlink"/>
@@ -3364,7 +3347,7 @@
           <w:sz w:val="24"/>
           <w:u w:val="single"/>
         </w:rPr>
-        <w:hyperlink r:id="rId19" w:history="1">
+        <w:hyperlink r:id="rId20" w:history="1">
           <w:r>
             <w:rPr>
               <w:rStyle w:val="Hyperlink"/>
@@ -3382,7 +3365,7 @@
           <w:sz w:val="24"/>
           <w:u w:val="single"/>
         </w:rPr>
-        <w:hyperlink r:id="rId19" w:history="1">
+        <w:hyperlink r:id="rId20" w:history="1">
           <w:r>
             <w:rPr>
               <w:rStyle w:val="Hyperlink"/>
@@ -3490,7 +3473,7 @@
           <w:sz w:val="24"/>
           <w:u w:val="single"/>
         </w:rPr>
-        <w:hyperlink r:id="rId20" w:history="1">
+        <w:hyperlink r:id="rId21" w:history="1">
           <w:r>
             <w:rPr>
               <w:rStyle w:val="Hyperlink"/>
@@ -3519,7 +3502,7 @@
           <w:sz w:val="24"/>
           <w:u w:val="single"/>
         </w:rPr>
-        <w:hyperlink r:id="rId20" w:history="1">
+        <w:hyperlink r:id="rId21" w:history="1">
           <w:r>
             <w:rPr>
               <w:rStyle w:val="Hyperlink"/>
@@ -3547,7 +3530,7 @@
           <w:sz w:val="24"/>
           <w:u w:val="single"/>
         </w:rPr>
-        <w:hyperlink r:id="rId21" w:history="1">
+        <w:hyperlink r:id="rId22" w:history="1">
           <w:r>
             <w:rPr>
               <w:rStyle w:val="Hyperlink"/>
@@ -3565,7 +3548,7 @@
           <w:sz w:val="24"/>
           <w:u w:val="single"/>
         </w:rPr>
-        <w:hyperlink r:id="rId21" w:history="1">
+        <w:hyperlink r:id="rId22" w:history="1">
           <w:r>
             <w:rPr>
               <w:rStyle w:val="Hyperlink"/>
@@ -3583,7 +3566,7 @@
           <w:sz w:val="24"/>
           <w:u w:val="single"/>
         </w:rPr>
-        <w:hyperlink r:id="rId21" w:history="1">
+        <w:hyperlink r:id="rId22" w:history="1">
           <w:r>
             <w:rPr>
               <w:rStyle w:val="Hyperlink"/>
@@ -3601,7 +3584,7 @@
           <w:sz w:val="24"/>
           <w:u w:val="single"/>
         </w:rPr>
-        <w:hyperlink r:id="rId21" w:history="1">
+        <w:hyperlink r:id="rId22" w:history="1">
           <w:r>
             <w:rPr>
               <w:rStyle w:val="Hyperlink"/>

--- a/EXPORTS/DOCX/published/niveau2/Dutch/Science.docx
+++ b/EXPORTS/DOCX/published/niveau2/Dutch/Science.docx
@@ -283,46 +283,7 @@
           <w:color w:val="000000"/>
           <w:sz w:val="24"/>
         </w:rPr>
-        <w:t xml:space="preserve"> in Leiden en de Homo erectus fossielen die tijdens deze o</w:t>
-      </w:r>
-      <w:r>
-        <w:rPr>
-          <w:u w:val="single" w:color="0000ff"/>
-          <w:rFonts w:ascii="Charis SIL Regular" w:hAnsi="Charis SIL Regular" w:eastAsia="Charis SIL Regular"/>
-          <w:b w:val="0"/>
-          <w:i w:val="0"/>
-          <w:color w:val="000000"/>
-          <w:sz w:val="24"/>
-        </w:rPr>
-        <w:t>p</w:t>
-      </w:r>
-      <w:r>
-        <w:rPr>
-          <w:u w:val="single" w:color="0000ff"/>
-          <w:rFonts w:ascii="Charis SIL Regular" w:hAnsi="Charis SIL Regular" w:eastAsia="Charis SIL Regular"/>
-          <w:b w:val="0"/>
-          <w:i w:val="0"/>
-          <w:color w:val="000000"/>
-          <w:sz w:val="24"/>
-        </w:rPr>
-        <w:hyperlink r:id="rId9" w:history="1">
-          <w:r>
-            <w:rPr>
-              <w:rStyle w:val="Hyperlink"/>
-            </w:rPr>
-            <w:t>gravinge</w:t>
-          </w:r>
-        </w:hyperlink>
-      </w:r>
-      <w:r>
-        <w:rPr>
-          <w:rFonts w:ascii="Charis SIL Regular" w:hAnsi="Charis SIL Regular" w:eastAsia="Charis SIL Regular"/>
-          <w:b w:val="0"/>
-          <w:i w:val="0"/>
-          <w:color w:val="000000"/>
-          <w:sz w:val="24"/>
-        </w:rPr>
-        <w:t xml:space="preserve">n </w:t>
+        <w:t xml:space="preserve"> in Leiden en de Homo erectus fossielen die tijdens deze opgravingen </w:t>
       </w:r>
       <w:r>
         <w:rPr>
@@ -897,7 +858,7 @@
           <w:sz w:val="24"/>
           <w:u w:val="single"/>
         </w:rPr>
-        <w:hyperlink r:id="rId11" w:history="1">
+        <w:hyperlink r:id="rId10" w:history="1">
           <w:r>
             <w:rPr>
               <w:rStyle w:val="Hyperlink"/>
@@ -915,7 +876,7 @@
           <w:sz w:val="24"/>
           <w:u w:val="single"/>
         </w:rPr>
-        <w:hyperlink r:id="rId11" w:history="1">
+        <w:hyperlink r:id="rId10" w:history="1">
           <w:r>
             <w:rPr>
               <w:rStyle w:val="Hyperlink"/>
@@ -1020,7 +981,7 @@
           <w:sz w:val="24"/>
           <w:u w:val="single"/>
         </w:rPr>
-        <w:hyperlink r:id="rId10" w:history="1">
+        <w:hyperlink r:id="rId11" w:history="1">
           <w:r>
             <w:rPr>
               <w:rStyle w:val="Hyperlink"/>
@@ -1049,7 +1010,7 @@
           <w:sz w:val="24"/>
           <w:u w:val="single"/>
         </w:rPr>
-        <w:hyperlink r:id="rId10" w:history="1">
+        <w:hyperlink r:id="rId11" w:history="1">
           <w:r>
             <w:rPr>
               <w:rStyle w:val="Hyperlink"/>
@@ -1103,7 +1064,7 @@
           <w:sz w:val="24"/>
           <w:u w:val="single"/>
         </w:rPr>
-        <w:hyperlink r:id="rId10" w:history="1">
+        <w:hyperlink r:id="rId11" w:history="1">
           <w:r>
             <w:rPr>
               <w:rStyle w:val="Hyperlink"/>
@@ -1121,7 +1082,7 @@
           <w:sz w:val="24"/>
           <w:u w:val="single"/>
         </w:rPr>
-        <w:hyperlink r:id="rId10" w:history="1">
+        <w:hyperlink r:id="rId11" w:history="1">
           <w:r>
             <w:rPr>
               <w:rStyle w:val="Hyperlink"/>
@@ -1166,162 +1127,7 @@
           <w:color w:val="000000"/>
           <w:sz w:val="24"/>
         </w:rPr>
-        <w:t xml:space="preserve">Ook de Koninklijke </w:t>
-      </w:r>
-      <w:r>
-        <w:rPr>
-          <w:u w:val="single" w:color="0000ff"/>
-          <w:rFonts w:ascii="Charis SIL Regular" w:hAnsi="Charis SIL Regular" w:eastAsia="Charis SIL Regular"/>
-          <w:b w:val="0"/>
-          <w:i w:val="0"/>
-          <w:color w:val="000000"/>
-          <w:sz w:val="24"/>
-        </w:rPr>
-        <w:hyperlink r:id="rId11" w:history="1">
-          <w:r>
-            <w:rPr>
-              <w:rStyle w:val="Hyperlink"/>
-            </w:rPr>
-            <w:t>Nederlandse</w:t>
-          </w:r>
-        </w:hyperlink>
-      </w:r>
-      <w:r>
-        <w:rPr>
-          <w:u w:val="single" w:color="0000ff"/>
-          <w:rFonts w:ascii="Charis SIL Regular" w:hAnsi="Charis SIL Regular" w:eastAsia="Charis SIL Regular"/>
-          <w:b w:val="0"/>
-          <w:i w:val="0"/>
-          <w:color w:val="000000"/>
-          <w:sz w:val="24"/>
-        </w:rPr>
-        <w:t xml:space="preserve"> </w:t>
-      </w:r>
-      <w:r>
-        <w:rPr>
-          <w:u w:val="single" w:color="0000ff"/>
-          <w:rFonts w:ascii="Charis SIL Regular" w:hAnsi="Charis SIL Regular" w:eastAsia="Charis SIL Regular"/>
-          <w:b w:val="0"/>
-          <w:i w:val="0"/>
-          <w:color w:val="000000"/>
-          <w:sz w:val="24"/>
-        </w:rPr>
-        <w:hyperlink r:id="rId11" w:history="1">
-          <w:r>
-            <w:rPr>
-              <w:rStyle w:val="Hyperlink"/>
-            </w:rPr>
-            <w:t>Academie va</w:t>
-          </w:r>
-        </w:hyperlink>
-      </w:r>
-      <w:r>
-        <w:rPr>
-          <w:u w:val="single" w:color="0000ff"/>
-          <w:rFonts w:ascii="Charis SIL Regular" w:hAnsi="Charis SIL Regular" w:eastAsia="Charis SIL Regular"/>
-          <w:b w:val="0"/>
-          <w:i w:val="0"/>
-          <w:color w:val="000000"/>
-          <w:sz w:val="24"/>
-        </w:rPr>
-        <w:hyperlink r:id="rId11" w:history="1">
-          <w:r>
-            <w:rPr>
-              <w:rStyle w:val="Hyperlink"/>
-            </w:rPr>
-            <w:t>n</w:t>
-          </w:r>
-        </w:hyperlink>
-      </w:r>
-      <w:r>
-        <w:rPr>
-          <w:u w:val="single" w:color="0000ff"/>
-          <w:rFonts w:ascii="Charis SIL Regular" w:hAnsi="Charis SIL Regular" w:eastAsia="Charis SIL Regular"/>
-          <w:b w:val="0"/>
-          <w:i w:val="0"/>
-          <w:color w:val="000000"/>
-          <w:sz w:val="24"/>
-        </w:rPr>
-        <w:hyperlink r:id="rId11" w:history="1">
-          <w:r>
-            <w:rPr>
-              <w:rStyle w:val="Hyperlink"/>
-            </w:rPr>
-            <w:t xml:space="preserve"> W</w:t>
-          </w:r>
-        </w:hyperlink>
-      </w:r>
-      <w:r>
-        <w:rPr>
-          <w:u w:val="single" w:color="0000ff"/>
-          <w:rFonts w:ascii="Charis SIL Regular" w:hAnsi="Charis SIL Regular" w:eastAsia="Charis SIL Regular"/>
-          <w:b w:val="0"/>
-          <w:i w:val="0"/>
-          <w:color w:val="000000"/>
-          <w:sz w:val="24"/>
-        </w:rPr>
-        <w:hyperlink r:id="rId11" w:history="1">
-          <w:r>
-            <w:rPr>
-              <w:rStyle w:val="Hyperlink"/>
-            </w:rPr>
-            <w:t>e</w:t>
-          </w:r>
-        </w:hyperlink>
-      </w:r>
-      <w:r>
-        <w:rPr>
-          <w:u w:val="single" w:color="0000ff"/>
-          <w:rFonts w:ascii="Charis SIL Regular" w:hAnsi="Charis SIL Regular" w:eastAsia="Charis SIL Regular"/>
-          <w:b w:val="0"/>
-          <w:i w:val="0"/>
-          <w:color w:val="000000"/>
-          <w:sz w:val="24"/>
-        </w:rPr>
-        <w:hyperlink r:id="rId11" w:history="1">
-          <w:r>
-            <w:rPr>
-              <w:rStyle w:val="Hyperlink"/>
-            </w:rPr>
-            <w:t>tenscha</w:t>
-          </w:r>
-        </w:hyperlink>
-      </w:r>
-      <w:r>
-        <w:rPr>
-          <w:u w:val="single" w:color="0000ff"/>
-          <w:rFonts w:ascii="Charis SIL Regular" w:hAnsi="Charis SIL Regular" w:eastAsia="Charis SIL Regular"/>
-          <w:b w:val="0"/>
-          <w:i w:val="0"/>
-          <w:color w:val="000000"/>
-          <w:sz w:val="24"/>
-        </w:rPr>
-        <w:hyperlink r:id="rId11" w:history="1">
-          <w:r>
-            <w:rPr>
-              <w:rStyle w:val="Hyperlink"/>
-            </w:rPr>
-            <w:t>p</w:t>
-          </w:r>
-        </w:hyperlink>
-      </w:r>
-      <w:r>
-        <w:rPr>
-          <w:u w:val="single" w:color="0000ff"/>
-          <w:rFonts w:ascii="Charis SIL Regular" w:hAnsi="Charis SIL Regular" w:eastAsia="Charis SIL Regular"/>
-          <w:b w:val="0"/>
-          <w:i w:val="0"/>
-          <w:color w:val="000000"/>
-          <w:sz w:val="24"/>
-        </w:rPr>
-        <w:hyperlink r:id="rId11" w:history="1">
-          <w:r>
-            <w:rPr>
-              <w:rStyle w:val="Hyperlink"/>
-            </w:rPr>
-            <w:t>pe</w:t>
-          </w:r>
-        </w:hyperlink>
+        <w:t>Ook de Koninklijke Nederlandse Academie van Wetenschappe</w:t>
       </w:r>
       <w:r>
         <w:rPr>
@@ -1713,49 +1519,13 @@
       </w:r>
       <w:r>
         <w:rPr>
-          <w:u w:val="single" w:color="0000ff"/>
           <w:rFonts w:ascii="Charis SIL Regular" w:hAnsi="Charis SIL Regular" w:eastAsia="Charis SIL Regular"/>
           <w:b w:val="0"/>
           <w:i w:val="0"/>
           <w:color w:val="000000"/>
           <w:sz w:val="24"/>
         </w:rPr>
-        <w:hyperlink r:id="rId13" w:history="1">
-          <w:r>
-            <w:rPr>
-              <w:rStyle w:val="Hyperlink"/>
-            </w:rPr>
-            <w:t>vinden in h</w:t>
-          </w:r>
-        </w:hyperlink>
-      </w:r>
-      <w:r>
-        <w:rPr>
-          <w:u w:val="single" w:color="0000ff"/>
-          <w:rFonts w:ascii="Charis SIL Regular" w:hAnsi="Charis SIL Regular" w:eastAsia="Charis SIL Regular"/>
-          <w:b w:val="0"/>
-          <w:i w:val="0"/>
-          <w:color w:val="000000"/>
-          <w:sz w:val="24"/>
-        </w:rPr>
-        <w:hyperlink r:id="rId13" w:history="1">
-          <w:r>
-            <w:rPr>
-              <w:rStyle w:val="Hyperlink"/>
-            </w:rPr>
-            <w:t>e</w:t>
-          </w:r>
-        </w:hyperlink>
-      </w:r>
-      <w:r>
-        <w:rPr>
-          <w:rFonts w:ascii="Charis SIL Regular" w:hAnsi="Charis SIL Regular" w:eastAsia="Charis SIL Regular"/>
-          <w:b w:val="0"/>
-          <w:i w:val="0"/>
-          <w:color w:val="000000"/>
-          <w:sz w:val="24"/>
-        </w:rPr>
-        <w:t xml:space="preserve">t provinciale </w:t>
+        <w:t xml:space="preserve">vinden in het provinciale </w:t>
       </w:r>
       <w:r>
         <w:rPr>
@@ -2131,9 +1901,8 @@
           <w:i w:val="0"/>
           <w:color w:val="0000FF"/>
           <w:sz w:val="24"/>
-          <w:u w:val="single"/>
         </w:rPr>
-        <w:t xml:space="preserve"> </w:t>
+        <w:t xml:space="preserve"> Gen</w:t>
       </w:r>
       <w:r>
         <w:rPr>
@@ -2144,25 +1913,7 @@
           <w:sz w:val="24"/>
           <w:u w:val="single"/>
         </w:rPr>
-        <w:hyperlink r:id="rId11" w:history="1">
-          <w:r>
-            <w:rPr>
-              <w:rStyle w:val="Hyperlink"/>
-            </w:rPr>
-            <w:t>Gen</w:t>
-          </w:r>
-        </w:hyperlink>
-      </w:r>
-      <w:r>
-        <w:rPr>
-          <w:rFonts w:ascii="Charis SIL Regular" w:hAnsi="Charis SIL Regular" w:eastAsia="Charis SIL Regular"/>
-          <w:b w:val="0"/>
-          <w:i w:val="0"/>
-          <w:color w:val="0000FF"/>
-          <w:sz w:val="24"/>
-          <w:u w:val="single"/>
-        </w:rPr>
-        <w:hyperlink r:id="rId11" w:history="1">
+        <w:hyperlink r:id="rId15" w:history="1">
           <w:r>
             <w:rPr>
               <w:rStyle w:val="Hyperlink"/>
@@ -2180,7 +1931,7 @@
           <w:sz w:val="24"/>
           <w:u w:val="single"/>
         </w:rPr>
-        <w:hyperlink r:id="rId11" w:history="1">
+        <w:hyperlink r:id="rId15" w:history="1">
           <w:r>
             <w:rPr>
               <w:rStyle w:val="Hyperlink"/>
@@ -3078,7 +2829,7 @@
           <w:sz w:val="24"/>
           <w:u w:val="single"/>
         </w:rPr>
-        <w:hyperlink r:id="rId17" w:history="1">
+        <w:hyperlink r:id="rId16" w:history="1">
           <w:r>
             <w:rPr>
               <w:rStyle w:val="Hyperlink"/>
@@ -3096,7 +2847,14 @@
           <w:color w:val="000000"/>
           <w:sz w:val="24"/>
         </w:rPr>
-        <w:t xml:space="preserve">, </w:t>
+        <w:hyperlink r:id="rId16" w:history="1">
+          <w:r>
+            <w:rPr>
+              <w:rStyle w:val="Hyperlink"/>
+            </w:rPr>
+            <w:t xml:space="preserve">, </w:t>
+          </w:r>
+        </w:hyperlink>
       </w:r>
       <w:r>
         <w:rPr>
@@ -3107,7 +2865,7 @@
           <w:sz w:val="24"/>
           <w:u w:val="single"/>
         </w:rPr>
-        <w:hyperlink r:id="rId18" w:history="1">
+        <w:hyperlink r:id="rId16" w:history="1">
           <w:r>
             <w:rPr>
               <w:rStyle w:val="Hyperlink"/>
@@ -3136,7 +2894,7 @@
           <w:sz w:val="24"/>
           <w:u w:val="single"/>
         </w:rPr>
-        <w:hyperlink r:id="rId18" w:history="1">
+        <w:hyperlink r:id="rId16" w:history="1">
           <w:r>
             <w:rPr>
               <w:rStyle w:val="Hyperlink"/>
@@ -3154,7 +2912,7 @@
           <w:sz w:val="24"/>
           <w:u w:val="single"/>
         </w:rPr>
-        <w:hyperlink r:id="rId18" w:history="1">
+        <w:hyperlink r:id="rId16" w:history="1">
           <w:r>
             <w:rPr>
               <w:rStyle w:val="Hyperlink"/>
@@ -3272,7 +3030,7 @@
           <w:sz w:val="24"/>
           <w:u w:val="single"/>
         </w:rPr>
-        <w:hyperlink r:id="rId19" w:history="1">
+        <w:hyperlink r:id="rId18" w:history="1">
           <w:r>
             <w:rPr>
               <w:rStyle w:val="Hyperlink"/>
@@ -3301,7 +3059,7 @@
           <w:sz w:val="24"/>
           <w:u w:val="single"/>
         </w:rPr>
-        <w:hyperlink r:id="rId19" w:history="1">
+        <w:hyperlink r:id="rId18" w:history="1">
           <w:r>
             <w:rPr>
               <w:rStyle w:val="Hyperlink"/>
@@ -3329,7 +3087,7 @@
           <w:sz w:val="24"/>
           <w:u w:val="single"/>
         </w:rPr>
-        <w:hyperlink r:id="rId20" w:history="1">
+        <w:hyperlink r:id="rId19" w:history="1">
           <w:r>
             <w:rPr>
               <w:rStyle w:val="Hyperlink"/>
@@ -3347,7 +3105,7 @@
           <w:sz w:val="24"/>
           <w:u w:val="single"/>
         </w:rPr>
-        <w:hyperlink r:id="rId20" w:history="1">
+        <w:hyperlink r:id="rId19" w:history="1">
           <w:r>
             <w:rPr>
               <w:rStyle w:val="Hyperlink"/>
@@ -3365,7 +3123,7 @@
           <w:sz w:val="24"/>
           <w:u w:val="single"/>
         </w:rPr>
-        <w:hyperlink r:id="rId20" w:history="1">
+        <w:hyperlink r:id="rId19" w:history="1">
           <w:r>
             <w:rPr>
               <w:rStyle w:val="Hyperlink"/>
@@ -3473,7 +3231,7 @@
           <w:sz w:val="24"/>
           <w:u w:val="single"/>
         </w:rPr>
-        <w:hyperlink r:id="rId21" w:history="1">
+        <w:hyperlink r:id="rId20" w:history="1">
           <w:r>
             <w:rPr>
               <w:rStyle w:val="Hyperlink"/>
@@ -3502,7 +3260,7 @@
           <w:sz w:val="24"/>
           <w:u w:val="single"/>
         </w:rPr>
-        <w:hyperlink r:id="rId21" w:history="1">
+        <w:hyperlink r:id="rId20" w:history="1">
           <w:r>
             <w:rPr>
               <w:rStyle w:val="Hyperlink"/>
@@ -3530,7 +3288,7 @@
           <w:sz w:val="24"/>
           <w:u w:val="single"/>
         </w:rPr>
-        <w:hyperlink r:id="rId22" w:history="1">
+        <w:hyperlink r:id="rId21" w:history="1">
           <w:r>
             <w:rPr>
               <w:rStyle w:val="Hyperlink"/>
@@ -3548,7 +3306,7 @@
           <w:sz w:val="24"/>
           <w:u w:val="single"/>
         </w:rPr>
-        <w:hyperlink r:id="rId22" w:history="1">
+        <w:hyperlink r:id="rId21" w:history="1">
           <w:r>
             <w:rPr>
               <w:rStyle w:val="Hyperlink"/>
@@ -3566,7 +3324,7 @@
           <w:sz w:val="24"/>
           <w:u w:val="single"/>
         </w:rPr>
-        <w:hyperlink r:id="rId22" w:history="1">
+        <w:hyperlink r:id="rId21" w:history="1">
           <w:r>
             <w:rPr>
               <w:rStyle w:val="Hyperlink"/>
@@ -3584,7 +3342,7 @@
           <w:sz w:val="24"/>
           <w:u w:val="single"/>
         </w:rPr>
-        <w:hyperlink r:id="rId22" w:history="1">
+        <w:hyperlink r:id="rId21" w:history="1">
           <w:r>
             <w:rPr>
               <w:rStyle w:val="Hyperlink"/>

--- a/EXPORTS/DOCX/published/niveau2/Dutch/Science.docx
+++ b/EXPORTS/DOCX/published/niveau2/Dutch/Science.docx
@@ -283,7 +283,46 @@
           <w:color w:val="000000"/>
           <w:sz w:val="24"/>
         </w:rPr>
-        <w:t xml:space="preserve"> in Leiden en de Homo erectus fossielen die tijdens deze opgravingen </w:t>
+        <w:t xml:space="preserve"> in Leiden en de Homo erectus fossielen die tijdens deze o</w:t>
+      </w:r>
+      <w:r>
+        <w:rPr>
+          <w:u w:val="single" w:color="0000ff"/>
+          <w:rFonts w:ascii="Charis SIL Regular" w:hAnsi="Charis SIL Regular" w:eastAsia="Charis SIL Regular"/>
+          <w:b w:val="0"/>
+          <w:i w:val="0"/>
+          <w:color w:val="000000"/>
+          <w:sz w:val="24"/>
+        </w:rPr>
+        <w:t>p</w:t>
+      </w:r>
+      <w:r>
+        <w:rPr>
+          <w:u w:val="single" w:color="0000ff"/>
+          <w:rFonts w:ascii="Charis SIL Regular" w:hAnsi="Charis SIL Regular" w:eastAsia="Charis SIL Regular"/>
+          <w:b w:val="0"/>
+          <w:i w:val="0"/>
+          <w:color w:val="000000"/>
+          <w:sz w:val="24"/>
+        </w:rPr>
+        <w:hyperlink r:id="rId9" w:history="1">
+          <w:r>
+            <w:rPr>
+              <w:rStyle w:val="Hyperlink"/>
+            </w:rPr>
+            <w:t>gravinge</w:t>
+          </w:r>
+        </w:hyperlink>
+      </w:r>
+      <w:r>
+        <w:rPr>
+          <w:rFonts w:ascii="Charis SIL Regular" w:hAnsi="Charis SIL Regular" w:eastAsia="Charis SIL Regular"/>
+          <w:b w:val="0"/>
+          <w:i w:val="0"/>
+          <w:color w:val="000000"/>
+          <w:sz w:val="24"/>
+        </w:rPr>
+        <w:t xml:space="preserve">n </w:t>
       </w:r>
       <w:r>
         <w:rPr>
@@ -858,7 +897,7 @@
           <w:sz w:val="24"/>
           <w:u w:val="single"/>
         </w:rPr>
-        <w:hyperlink r:id="rId10" w:history="1">
+        <w:hyperlink r:id="rId11" w:history="1">
           <w:r>
             <w:rPr>
               <w:rStyle w:val="Hyperlink"/>
@@ -876,7 +915,7 @@
           <w:sz w:val="24"/>
           <w:u w:val="single"/>
         </w:rPr>
-        <w:hyperlink r:id="rId10" w:history="1">
+        <w:hyperlink r:id="rId11" w:history="1">
           <w:r>
             <w:rPr>
               <w:rStyle w:val="Hyperlink"/>
@@ -952,7 +991,7 @@
           <w:sz w:val="24"/>
           <w:u w:val="single"/>
         </w:rPr>
-        <w:hyperlink r:id="rId11" w:history="1">
+        <w:hyperlink r:id="rId10" w:history="1">
           <w:r>
             <w:rPr>
               <w:rStyle w:val="Hyperlink"/>
@@ -981,7 +1020,7 @@
           <w:sz w:val="24"/>
           <w:u w:val="single"/>
         </w:rPr>
-        <w:hyperlink r:id="rId11" w:history="1">
+        <w:hyperlink r:id="rId10" w:history="1">
           <w:r>
             <w:rPr>
               <w:rStyle w:val="Hyperlink"/>
@@ -1010,7 +1049,7 @@
           <w:sz w:val="24"/>
           <w:u w:val="single"/>
         </w:rPr>
-        <w:hyperlink r:id="rId11" w:history="1">
+        <w:hyperlink r:id="rId10" w:history="1">
           <w:r>
             <w:rPr>
               <w:rStyle w:val="Hyperlink"/>
@@ -1028,7 +1067,7 @@
           <w:sz w:val="24"/>
           <w:u w:val="single"/>
         </w:rPr>
-        <w:hyperlink r:id="rId11" w:history="1">
+        <w:hyperlink r:id="rId10" w:history="1">
           <w:r>
             <w:rPr>
               <w:rStyle w:val="Hyperlink"/>
@@ -1046,7 +1085,7 @@
           <w:sz w:val="24"/>
           <w:u w:val="single"/>
         </w:rPr>
-        <w:hyperlink r:id="rId11" w:history="1">
+        <w:hyperlink r:id="rId10" w:history="1">
           <w:r>
             <w:rPr>
               <w:rStyle w:val="Hyperlink"/>
@@ -1064,7 +1103,7 @@
           <w:sz w:val="24"/>
           <w:u w:val="single"/>
         </w:rPr>
-        <w:hyperlink r:id="rId11" w:history="1">
+        <w:hyperlink r:id="rId10" w:history="1">
           <w:r>
             <w:rPr>
               <w:rStyle w:val="Hyperlink"/>
@@ -1127,7 +1166,162 @@
           <w:color w:val="000000"/>
           <w:sz w:val="24"/>
         </w:rPr>
-        <w:t>Ook de Koninklijke Nederlandse Academie van Wetenschappe</w:t>
+        <w:t xml:space="preserve">Ook de Koninklijke </w:t>
+      </w:r>
+      <w:r>
+        <w:rPr>
+          <w:u w:val="single" w:color="0000ff"/>
+          <w:rFonts w:ascii="Charis SIL Regular" w:hAnsi="Charis SIL Regular" w:eastAsia="Charis SIL Regular"/>
+          <w:b w:val="0"/>
+          <w:i w:val="0"/>
+          <w:color w:val="000000"/>
+          <w:sz w:val="24"/>
+        </w:rPr>
+        <w:hyperlink r:id="rId11" w:history="1">
+          <w:r>
+            <w:rPr>
+              <w:rStyle w:val="Hyperlink"/>
+            </w:rPr>
+            <w:t>Nederlandse</w:t>
+          </w:r>
+        </w:hyperlink>
+      </w:r>
+      <w:r>
+        <w:rPr>
+          <w:u w:val="single" w:color="0000ff"/>
+          <w:rFonts w:ascii="Charis SIL Regular" w:hAnsi="Charis SIL Regular" w:eastAsia="Charis SIL Regular"/>
+          <w:b w:val="0"/>
+          <w:i w:val="0"/>
+          <w:color w:val="000000"/>
+          <w:sz w:val="24"/>
+        </w:rPr>
+        <w:t xml:space="preserve"> </w:t>
+      </w:r>
+      <w:r>
+        <w:rPr>
+          <w:u w:val="single" w:color="0000ff"/>
+          <w:rFonts w:ascii="Charis SIL Regular" w:hAnsi="Charis SIL Regular" w:eastAsia="Charis SIL Regular"/>
+          <w:b w:val="0"/>
+          <w:i w:val="0"/>
+          <w:color w:val="000000"/>
+          <w:sz w:val="24"/>
+        </w:rPr>
+        <w:hyperlink r:id="rId11" w:history="1">
+          <w:r>
+            <w:rPr>
+              <w:rStyle w:val="Hyperlink"/>
+            </w:rPr>
+            <w:t>Academie va</w:t>
+          </w:r>
+        </w:hyperlink>
+      </w:r>
+      <w:r>
+        <w:rPr>
+          <w:u w:val="single" w:color="0000ff"/>
+          <w:rFonts w:ascii="Charis SIL Regular" w:hAnsi="Charis SIL Regular" w:eastAsia="Charis SIL Regular"/>
+          <w:b w:val="0"/>
+          <w:i w:val="0"/>
+          <w:color w:val="000000"/>
+          <w:sz w:val="24"/>
+        </w:rPr>
+        <w:hyperlink r:id="rId11" w:history="1">
+          <w:r>
+            <w:rPr>
+              <w:rStyle w:val="Hyperlink"/>
+            </w:rPr>
+            <w:t>n</w:t>
+          </w:r>
+        </w:hyperlink>
+      </w:r>
+      <w:r>
+        <w:rPr>
+          <w:u w:val="single" w:color="0000ff"/>
+          <w:rFonts w:ascii="Charis SIL Regular" w:hAnsi="Charis SIL Regular" w:eastAsia="Charis SIL Regular"/>
+          <w:b w:val="0"/>
+          <w:i w:val="0"/>
+          <w:color w:val="000000"/>
+          <w:sz w:val="24"/>
+        </w:rPr>
+        <w:hyperlink r:id="rId11" w:history="1">
+          <w:r>
+            <w:rPr>
+              <w:rStyle w:val="Hyperlink"/>
+            </w:rPr>
+            <w:t xml:space="preserve"> W</w:t>
+          </w:r>
+        </w:hyperlink>
+      </w:r>
+      <w:r>
+        <w:rPr>
+          <w:u w:val="single" w:color="0000ff"/>
+          <w:rFonts w:ascii="Charis SIL Regular" w:hAnsi="Charis SIL Regular" w:eastAsia="Charis SIL Regular"/>
+          <w:b w:val="0"/>
+          <w:i w:val="0"/>
+          <w:color w:val="000000"/>
+          <w:sz w:val="24"/>
+        </w:rPr>
+        <w:hyperlink r:id="rId11" w:history="1">
+          <w:r>
+            <w:rPr>
+              <w:rStyle w:val="Hyperlink"/>
+            </w:rPr>
+            <w:t>e</w:t>
+          </w:r>
+        </w:hyperlink>
+      </w:r>
+      <w:r>
+        <w:rPr>
+          <w:u w:val="single" w:color="0000ff"/>
+          <w:rFonts w:ascii="Charis SIL Regular" w:hAnsi="Charis SIL Regular" w:eastAsia="Charis SIL Regular"/>
+          <w:b w:val="0"/>
+          <w:i w:val="0"/>
+          <w:color w:val="000000"/>
+          <w:sz w:val="24"/>
+        </w:rPr>
+        <w:hyperlink r:id="rId11" w:history="1">
+          <w:r>
+            <w:rPr>
+              <w:rStyle w:val="Hyperlink"/>
+            </w:rPr>
+            <w:t>tenscha</w:t>
+          </w:r>
+        </w:hyperlink>
+      </w:r>
+      <w:r>
+        <w:rPr>
+          <w:u w:val="single" w:color="0000ff"/>
+          <w:rFonts w:ascii="Charis SIL Regular" w:hAnsi="Charis SIL Regular" w:eastAsia="Charis SIL Regular"/>
+          <w:b w:val="0"/>
+          <w:i w:val="0"/>
+          <w:color w:val="000000"/>
+          <w:sz w:val="24"/>
+        </w:rPr>
+        <w:hyperlink r:id="rId11" w:history="1">
+          <w:r>
+            <w:rPr>
+              <w:rStyle w:val="Hyperlink"/>
+            </w:rPr>
+            <w:t>p</w:t>
+          </w:r>
+        </w:hyperlink>
+      </w:r>
+      <w:r>
+        <w:rPr>
+          <w:u w:val="single" w:color="0000ff"/>
+          <w:rFonts w:ascii="Charis SIL Regular" w:hAnsi="Charis SIL Regular" w:eastAsia="Charis SIL Regular"/>
+          <w:b w:val="0"/>
+          <w:i w:val="0"/>
+          <w:color w:val="000000"/>
+          <w:sz w:val="24"/>
+        </w:rPr>
+        <w:hyperlink r:id="rId11" w:history="1">
+          <w:r>
+            <w:rPr>
+              <w:rStyle w:val="Hyperlink"/>
+            </w:rPr>
+            <w:t>pe</w:t>
+          </w:r>
+        </w:hyperlink>
       </w:r>
       <w:r>
         <w:rPr>
@@ -1519,13 +1713,49 @@
       </w:r>
       <w:r>
         <w:rPr>
+          <w:u w:val="single" w:color="0000ff"/>
           <w:rFonts w:ascii="Charis SIL Regular" w:hAnsi="Charis SIL Regular" w:eastAsia="Charis SIL Regular"/>
           <w:b w:val="0"/>
           <w:i w:val="0"/>
           <w:color w:val="000000"/>
           <w:sz w:val="24"/>
         </w:rPr>
-        <w:t xml:space="preserve">vinden in het provinciale </w:t>
+        <w:hyperlink r:id="rId13" w:history="1">
+          <w:r>
+            <w:rPr>
+              <w:rStyle w:val="Hyperlink"/>
+            </w:rPr>
+            <w:t>vinden in h</w:t>
+          </w:r>
+        </w:hyperlink>
+      </w:r>
+      <w:r>
+        <w:rPr>
+          <w:u w:val="single" w:color="0000ff"/>
+          <w:rFonts w:ascii="Charis SIL Regular" w:hAnsi="Charis SIL Regular" w:eastAsia="Charis SIL Regular"/>
+          <w:b w:val="0"/>
+          <w:i w:val="0"/>
+          <w:color w:val="000000"/>
+          <w:sz w:val="24"/>
+        </w:rPr>
+        <w:hyperlink r:id="rId13" w:history="1">
+          <w:r>
+            <w:rPr>
+              <w:rStyle w:val="Hyperlink"/>
+            </w:rPr>
+            <w:t>e</w:t>
+          </w:r>
+        </w:hyperlink>
+      </w:r>
+      <w:r>
+        <w:rPr>
+          <w:rFonts w:ascii="Charis SIL Regular" w:hAnsi="Charis SIL Regular" w:eastAsia="Charis SIL Regular"/>
+          <w:b w:val="0"/>
+          <w:i w:val="0"/>
+          <w:color w:val="000000"/>
+          <w:sz w:val="24"/>
+        </w:rPr>
+        <w:t xml:space="preserve">t provinciale </w:t>
       </w:r>
       <w:r>
         <w:rPr>
@@ -1901,8 +2131,9 @@
           <w:i w:val="0"/>
           <w:color w:val="0000FF"/>
           <w:sz w:val="24"/>
+          <w:u w:val="single"/>
         </w:rPr>
-        <w:t xml:space="preserve"> Gen</w:t>
+        <w:t xml:space="preserve"> </w:t>
       </w:r>
       <w:r>
         <w:rPr>
@@ -1913,7 +2144,25 @@
           <w:sz w:val="24"/>
           <w:u w:val="single"/>
         </w:rPr>
-        <w:hyperlink r:id="rId15" w:history="1">
+        <w:hyperlink r:id="rId11" w:history="1">
+          <w:r>
+            <w:rPr>
+              <w:rStyle w:val="Hyperlink"/>
+            </w:rPr>
+            <w:t>Gen</w:t>
+          </w:r>
+        </w:hyperlink>
+      </w:r>
+      <w:r>
+        <w:rPr>
+          <w:rFonts w:ascii="Charis SIL Regular" w:hAnsi="Charis SIL Regular" w:eastAsia="Charis SIL Regular"/>
+          <w:b w:val="0"/>
+          <w:i w:val="0"/>
+          <w:color w:val="0000FF"/>
+          <w:sz w:val="24"/>
+          <w:u w:val="single"/>
+        </w:rPr>
+        <w:hyperlink r:id="rId11" w:history="1">
           <w:r>
             <w:rPr>
               <w:rStyle w:val="Hyperlink"/>
@@ -1931,7 +2180,7 @@
           <w:sz w:val="24"/>
           <w:u w:val="single"/>
         </w:rPr>
-        <w:hyperlink r:id="rId15" w:history="1">
+        <w:hyperlink r:id="rId11" w:history="1">
           <w:r>
             <w:rPr>
               <w:rStyle w:val="Hyperlink"/>
@@ -2829,7 +3078,7 @@
           <w:sz w:val="24"/>
           <w:u w:val="single"/>
         </w:rPr>
-        <w:hyperlink r:id="rId16" w:history="1">
+        <w:hyperlink r:id="rId17" w:history="1">
           <w:r>
             <w:rPr>
               <w:rStyle w:val="Hyperlink"/>
@@ -2847,14 +3096,7 @@
           <w:color w:val="000000"/>
           <w:sz w:val="24"/>
         </w:rPr>
-        <w:hyperlink r:id="rId16" w:history="1">
-          <w:r>
-            <w:rPr>
-              <w:rStyle w:val="Hyperlink"/>
-            </w:rPr>
-            <w:t xml:space="preserve">, </w:t>
-          </w:r>
-        </w:hyperlink>
+        <w:t xml:space="preserve">, </w:t>
       </w:r>
       <w:r>
         <w:rPr>
@@ -2865,7 +3107,7 @@
           <w:sz w:val="24"/>
           <w:u w:val="single"/>
         </w:rPr>
-        <w:hyperlink r:id="rId16" w:history="1">
+        <w:hyperlink r:id="rId18" w:history="1">
           <w:r>
             <w:rPr>
               <w:rStyle w:val="Hyperlink"/>
@@ -2894,7 +3136,7 @@
           <w:sz w:val="24"/>
           <w:u w:val="single"/>
         </w:rPr>
-        <w:hyperlink r:id="rId16" w:history="1">
+        <w:hyperlink r:id="rId18" w:history="1">
           <w:r>
             <w:rPr>
               <w:rStyle w:val="Hyperlink"/>
@@ -2912,7 +3154,7 @@
           <w:sz w:val="24"/>
           <w:u w:val="single"/>
         </w:rPr>
-        <w:hyperlink r:id="rId16" w:history="1">
+        <w:hyperlink r:id="rId18" w:history="1">
           <w:r>
             <w:rPr>
               <w:rStyle w:val="Hyperlink"/>
@@ -3030,7 +3272,7 @@
           <w:sz w:val="24"/>
           <w:u w:val="single"/>
         </w:rPr>
-        <w:hyperlink r:id="rId18" w:history="1">
+        <w:hyperlink r:id="rId19" w:history="1">
           <w:r>
             <w:rPr>
               <w:rStyle w:val="Hyperlink"/>
@@ -3059,7 +3301,7 @@
           <w:sz w:val="24"/>
           <w:u w:val="single"/>
         </w:rPr>
-        <w:hyperlink r:id="rId18" w:history="1">
+        <w:hyperlink r:id="rId19" w:history="1">
           <w:r>
             <w:rPr>
               <w:rStyle w:val="Hyperlink"/>
@@ -3087,7 +3329,7 @@
           <w:sz w:val="24"/>
           <w:u w:val="single"/>
         </w:rPr>
-        <w:hyperlink r:id="rId19" w:history="1">
+        <w:hyperlink r:id="rId20" w:history="1">
           <w:r>
             <w:rPr>
               <w:rStyle w:val="Hyperlink"/>
@@ -3105,7 +3347,7 @@
           <w:sz w:val="24"/>
           <w:u w:val="single"/>
         </w:rPr>
-        <w:hyperlink r:id="rId19" w:history="1">
+        <w:hyperlink r:id="rId20" w:history="1">
           <w:r>
             <w:rPr>
               <w:rStyle w:val="Hyperlink"/>
@@ -3123,7 +3365,7 @@
           <w:sz w:val="24"/>
           <w:u w:val="single"/>
         </w:rPr>
-        <w:hyperlink r:id="rId19" w:history="1">
+        <w:hyperlink r:id="rId20" w:history="1">
           <w:r>
             <w:rPr>
               <w:rStyle w:val="Hyperlink"/>
@@ -3231,7 +3473,7 @@
           <w:sz w:val="24"/>
           <w:u w:val="single"/>
         </w:rPr>
-        <w:hyperlink r:id="rId20" w:history="1">
+        <w:hyperlink r:id="rId21" w:history="1">
           <w:r>
             <w:rPr>
               <w:rStyle w:val="Hyperlink"/>
@@ -3260,7 +3502,7 @@
           <w:sz w:val="24"/>
           <w:u w:val="single"/>
         </w:rPr>
-        <w:hyperlink r:id="rId20" w:history="1">
+        <w:hyperlink r:id="rId21" w:history="1">
           <w:r>
             <w:rPr>
               <w:rStyle w:val="Hyperlink"/>
@@ -3288,7 +3530,7 @@
           <w:sz w:val="24"/>
           <w:u w:val="single"/>
         </w:rPr>
-        <w:hyperlink r:id="rId21" w:history="1">
+        <w:hyperlink r:id="rId22" w:history="1">
           <w:r>
             <w:rPr>
               <w:rStyle w:val="Hyperlink"/>
@@ -3306,7 +3548,7 @@
           <w:sz w:val="24"/>
           <w:u w:val="single"/>
         </w:rPr>
-        <w:hyperlink r:id="rId21" w:history="1">
+        <w:hyperlink r:id="rId22" w:history="1">
           <w:r>
             <w:rPr>
               <w:rStyle w:val="Hyperlink"/>
@@ -3324,7 +3566,7 @@
           <w:sz w:val="24"/>
           <w:u w:val="single"/>
         </w:rPr>
-        <w:hyperlink r:id="rId21" w:history="1">
+        <w:hyperlink r:id="rId22" w:history="1">
           <w:r>
             <w:rPr>
               <w:rStyle w:val="Hyperlink"/>
@@ -3342,7 +3584,7 @@
           <w:sz w:val="24"/>
           <w:u w:val="single"/>
         </w:rPr>
-        <w:hyperlink r:id="rId21" w:history="1">
+        <w:hyperlink r:id="rId22" w:history="1">
           <w:r>
             <w:rPr>
               <w:rStyle w:val="Hyperlink"/>

--- a/EXPORTS/DOCX/published/niveau2/Dutch/Science.docx
+++ b/EXPORTS/DOCX/published/niveau2/Dutch/Science.docx
@@ -944,7 +944,7 @@
           <w:sz w:val="24"/>
           <w:u w:val="single"/>
         </w:rPr>
-        <w:hyperlink r:id="rId10" w:history="1">
+        <w:hyperlink r:id="rId11" w:history="1">
           <w:r>
             <w:rPr>
               <w:rStyle w:val="Hyperlink"/>
@@ -973,7 +973,7 @@
           <w:sz w:val="24"/>
           <w:u w:val="single"/>
         </w:rPr>
-        <w:hyperlink r:id="rId10" w:history="1">
+        <w:hyperlink r:id="rId11" w:history="1">
           <w:r>
             <w:rPr>
               <w:rStyle w:val="Hyperlink"/>
@@ -991,7 +991,7 @@
           <w:sz w:val="24"/>
           <w:u w:val="single"/>
         </w:rPr>
-        <w:hyperlink r:id="rId10" w:history="1">
+        <w:hyperlink r:id="rId11" w:history="1">
           <w:r>
             <w:rPr>
               <w:rStyle w:val="Hyperlink"/>
@@ -1020,7 +1020,7 @@
           <w:sz w:val="24"/>
           <w:u w:val="single"/>
         </w:rPr>
-        <w:hyperlink r:id="rId10" w:history="1">
+        <w:hyperlink r:id="rId11" w:history="1">
           <w:r>
             <w:rPr>
               <w:rStyle w:val="Hyperlink"/>
@@ -1049,7 +1049,7 @@
           <w:sz w:val="24"/>
           <w:u w:val="single"/>
         </w:rPr>
-        <w:hyperlink r:id="rId10" w:history="1">
+        <w:hyperlink r:id="rId11" w:history="1">
           <w:r>
             <w:rPr>
               <w:rStyle w:val="Hyperlink"/>
@@ -1067,7 +1067,7 @@
           <w:sz w:val="24"/>
           <w:u w:val="single"/>
         </w:rPr>
-        <w:hyperlink r:id="rId10" w:history="1">
+        <w:hyperlink r:id="rId11" w:history="1">
           <w:r>
             <w:rPr>
               <w:rStyle w:val="Hyperlink"/>
@@ -1085,7 +1085,7 @@
           <w:sz w:val="24"/>
           <w:u w:val="single"/>
         </w:rPr>
-        <w:hyperlink r:id="rId10" w:history="1">
+        <w:hyperlink r:id="rId11" w:history="1">
           <w:r>
             <w:rPr>
               <w:rStyle w:val="Hyperlink"/>
@@ -1103,7 +1103,7 @@
           <w:sz w:val="24"/>
           <w:u w:val="single"/>
         </w:rPr>
-        <w:hyperlink r:id="rId10" w:history="1">
+        <w:hyperlink r:id="rId11" w:history="1">
           <w:r>
             <w:rPr>
               <w:rStyle w:val="Hyperlink"/>
@@ -1121,7 +1121,7 @@
           <w:sz w:val="24"/>
           <w:u w:val="single"/>
         </w:rPr>
-        <w:hyperlink r:id="rId11" w:history="1">
+        <w:hyperlink r:id="rId10" w:history="1">
           <w:r>
             <w:rPr>
               <w:rStyle w:val="Hyperlink"/>
@@ -3154,7 +3154,7 @@
           <w:sz w:val="24"/>
           <w:u w:val="single"/>
         </w:rPr>
-        <w:hyperlink r:id="rId18" w:history="1">
+        <w:hyperlink r:id="rId16" w:history="1">
           <w:r>
             <w:rPr>
               <w:rStyle w:val="Hyperlink"/>

--- a/EXPORTS/DOCX/published/niveau2/Dutch/Science.docx
+++ b/EXPORTS/DOCX/published/niveau2/Dutch/Science.docx
@@ -850,7 +850,7 @@
           <w:sz w:val="24"/>
           <w:u w:val="single"/>
         </w:rPr>
-        <w:hyperlink r:id="rId11" w:history="1">
+        <w:hyperlink r:id="rId10" w:history="1">
           <w:r>
             <w:rPr>
               <w:rStyle w:val="Hyperlink"/>
@@ -897,7 +897,7 @@
           <w:sz w:val="24"/>
           <w:u w:val="single"/>
         </w:rPr>
-        <w:hyperlink r:id="rId11" w:history="1">
+        <w:hyperlink r:id="rId10" w:history="1">
           <w:r>
             <w:rPr>
               <w:rStyle w:val="Hyperlink"/>
@@ -915,7 +915,7 @@
           <w:sz w:val="24"/>
           <w:u w:val="single"/>
         </w:rPr>
-        <w:hyperlink r:id="rId11" w:history="1">
+        <w:hyperlink r:id="rId10" w:history="1">
           <w:r>
             <w:rPr>
               <w:rStyle w:val="Hyperlink"/>
@@ -944,7 +944,7 @@
           <w:sz w:val="24"/>
           <w:u w:val="single"/>
         </w:rPr>
-        <w:hyperlink r:id="rId11" w:history="1">
+        <w:hyperlink r:id="rId10" w:history="1">
           <w:r>
             <w:rPr>
               <w:rStyle w:val="Hyperlink"/>
@@ -973,7 +973,7 @@
           <w:sz w:val="24"/>
           <w:u w:val="single"/>
         </w:rPr>
-        <w:hyperlink r:id="rId11" w:history="1">
+        <w:hyperlink r:id="rId10" w:history="1">
           <w:r>
             <w:rPr>
               <w:rStyle w:val="Hyperlink"/>
@@ -991,7 +991,7 @@
           <w:sz w:val="24"/>
           <w:u w:val="single"/>
         </w:rPr>
-        <w:hyperlink r:id="rId11" w:history="1">
+        <w:hyperlink r:id="rId10" w:history="1">
           <w:r>
             <w:rPr>
               <w:rStyle w:val="Hyperlink"/>
@@ -1020,7 +1020,7 @@
           <w:sz w:val="24"/>
           <w:u w:val="single"/>
         </w:rPr>
-        <w:hyperlink r:id="rId11" w:history="1">
+        <w:hyperlink r:id="rId10" w:history="1">
           <w:r>
             <w:rPr>
               <w:rStyle w:val="Hyperlink"/>
@@ -1085,7 +1085,7 @@
           <w:sz w:val="24"/>
           <w:u w:val="single"/>
         </w:rPr>
-        <w:hyperlink r:id="rId11" w:history="1">
+        <w:hyperlink r:id="rId10" w:history="1">
           <w:r>
             <w:rPr>
               <w:rStyle w:val="Hyperlink"/>
@@ -1103,7 +1103,7 @@
           <w:sz w:val="24"/>
           <w:u w:val="single"/>
         </w:rPr>
-        <w:hyperlink r:id="rId11" w:history="1">
+        <w:hyperlink r:id="rId10" w:history="1">
           <w:r>
             <w:rPr>
               <w:rStyle w:val="Hyperlink"/>
@@ -1121,7 +1121,7 @@
           <w:sz w:val="24"/>
           <w:u w:val="single"/>
         </w:rPr>
-        <w:hyperlink r:id="rId10" w:history="1">
+        <w:hyperlink r:id="rId11" w:history="1">
           <w:r>
             <w:rPr>
               <w:rStyle w:val="Hyperlink"/>
@@ -1166,162 +1166,7 @@
           <w:color w:val="000000"/>
           <w:sz w:val="24"/>
         </w:rPr>
-        <w:t xml:space="preserve">Ook de Koninklijke </w:t>
-      </w:r>
-      <w:r>
-        <w:rPr>
-          <w:u w:val="single" w:color="0000ff"/>
-          <w:rFonts w:ascii="Charis SIL Regular" w:hAnsi="Charis SIL Regular" w:eastAsia="Charis SIL Regular"/>
-          <w:b w:val="0"/>
-          <w:i w:val="0"/>
-          <w:color w:val="000000"/>
-          <w:sz w:val="24"/>
-        </w:rPr>
-        <w:hyperlink r:id="rId11" w:history="1">
-          <w:r>
-            <w:rPr>
-              <w:rStyle w:val="Hyperlink"/>
-            </w:rPr>
-            <w:t>Nederlandse</w:t>
-          </w:r>
-        </w:hyperlink>
-      </w:r>
-      <w:r>
-        <w:rPr>
-          <w:u w:val="single" w:color="0000ff"/>
-          <w:rFonts w:ascii="Charis SIL Regular" w:hAnsi="Charis SIL Regular" w:eastAsia="Charis SIL Regular"/>
-          <w:b w:val="0"/>
-          <w:i w:val="0"/>
-          <w:color w:val="000000"/>
-          <w:sz w:val="24"/>
-        </w:rPr>
-        <w:t xml:space="preserve"> </w:t>
-      </w:r>
-      <w:r>
-        <w:rPr>
-          <w:u w:val="single" w:color="0000ff"/>
-          <w:rFonts w:ascii="Charis SIL Regular" w:hAnsi="Charis SIL Regular" w:eastAsia="Charis SIL Regular"/>
-          <w:b w:val="0"/>
-          <w:i w:val="0"/>
-          <w:color w:val="000000"/>
-          <w:sz w:val="24"/>
-        </w:rPr>
-        <w:hyperlink r:id="rId11" w:history="1">
-          <w:r>
-            <w:rPr>
-              <w:rStyle w:val="Hyperlink"/>
-            </w:rPr>
-            <w:t>Academie va</w:t>
-          </w:r>
-        </w:hyperlink>
-      </w:r>
-      <w:r>
-        <w:rPr>
-          <w:u w:val="single" w:color="0000ff"/>
-          <w:rFonts w:ascii="Charis SIL Regular" w:hAnsi="Charis SIL Regular" w:eastAsia="Charis SIL Regular"/>
-          <w:b w:val="0"/>
-          <w:i w:val="0"/>
-          <w:color w:val="000000"/>
-          <w:sz w:val="24"/>
-        </w:rPr>
-        <w:hyperlink r:id="rId11" w:history="1">
-          <w:r>
-            <w:rPr>
-              <w:rStyle w:val="Hyperlink"/>
-            </w:rPr>
-            <w:t>n</w:t>
-          </w:r>
-        </w:hyperlink>
-      </w:r>
-      <w:r>
-        <w:rPr>
-          <w:u w:val="single" w:color="0000ff"/>
-          <w:rFonts w:ascii="Charis SIL Regular" w:hAnsi="Charis SIL Regular" w:eastAsia="Charis SIL Regular"/>
-          <w:b w:val="0"/>
-          <w:i w:val="0"/>
-          <w:color w:val="000000"/>
-          <w:sz w:val="24"/>
-        </w:rPr>
-        <w:hyperlink r:id="rId11" w:history="1">
-          <w:r>
-            <w:rPr>
-              <w:rStyle w:val="Hyperlink"/>
-            </w:rPr>
-            <w:t xml:space="preserve"> W</w:t>
-          </w:r>
-        </w:hyperlink>
-      </w:r>
-      <w:r>
-        <w:rPr>
-          <w:u w:val="single" w:color="0000ff"/>
-          <w:rFonts w:ascii="Charis SIL Regular" w:hAnsi="Charis SIL Regular" w:eastAsia="Charis SIL Regular"/>
-          <w:b w:val="0"/>
-          <w:i w:val="0"/>
-          <w:color w:val="000000"/>
-          <w:sz w:val="24"/>
-        </w:rPr>
-        <w:hyperlink r:id="rId11" w:history="1">
-          <w:r>
-            <w:rPr>
-              <w:rStyle w:val="Hyperlink"/>
-            </w:rPr>
-            <w:t>e</w:t>
-          </w:r>
-        </w:hyperlink>
-      </w:r>
-      <w:r>
-        <w:rPr>
-          <w:u w:val="single" w:color="0000ff"/>
-          <w:rFonts w:ascii="Charis SIL Regular" w:hAnsi="Charis SIL Regular" w:eastAsia="Charis SIL Regular"/>
-          <w:b w:val="0"/>
-          <w:i w:val="0"/>
-          <w:color w:val="000000"/>
-          <w:sz w:val="24"/>
-        </w:rPr>
-        <w:hyperlink r:id="rId11" w:history="1">
-          <w:r>
-            <w:rPr>
-              <w:rStyle w:val="Hyperlink"/>
-            </w:rPr>
-            <w:t>tenscha</w:t>
-          </w:r>
-        </w:hyperlink>
-      </w:r>
-      <w:r>
-        <w:rPr>
-          <w:u w:val="single" w:color="0000ff"/>
-          <w:rFonts w:ascii="Charis SIL Regular" w:hAnsi="Charis SIL Regular" w:eastAsia="Charis SIL Regular"/>
-          <w:b w:val="0"/>
-          <w:i w:val="0"/>
-          <w:color w:val="000000"/>
-          <w:sz w:val="24"/>
-        </w:rPr>
-        <w:hyperlink r:id="rId11" w:history="1">
-          <w:r>
-            <w:rPr>
-              <w:rStyle w:val="Hyperlink"/>
-            </w:rPr>
-            <w:t>p</w:t>
-          </w:r>
-        </w:hyperlink>
-      </w:r>
-      <w:r>
-        <w:rPr>
-          <w:u w:val="single" w:color="0000ff"/>
-          <w:rFonts w:ascii="Charis SIL Regular" w:hAnsi="Charis SIL Regular" w:eastAsia="Charis SIL Regular"/>
-          <w:b w:val="0"/>
-          <w:i w:val="0"/>
-          <w:color w:val="000000"/>
-          <w:sz w:val="24"/>
-        </w:rPr>
-        <w:hyperlink r:id="rId11" w:history="1">
-          <w:r>
-            <w:rPr>
-              <w:rStyle w:val="Hyperlink"/>
-            </w:rPr>
-            <w:t>pe</w:t>
-          </w:r>
-        </w:hyperlink>
+        <w:t>Ook de Koninklijke Nederlandse Academie van Wetenschappe</w:t>
       </w:r>
       <w:r>
         <w:rPr>
@@ -1713,49 +1558,13 @@
       </w:r>
       <w:r>
         <w:rPr>
-          <w:u w:val="single" w:color="0000ff"/>
           <w:rFonts w:ascii="Charis SIL Regular" w:hAnsi="Charis SIL Regular" w:eastAsia="Charis SIL Regular"/>
           <w:b w:val="0"/>
           <w:i w:val="0"/>
           <w:color w:val="000000"/>
           <w:sz w:val="24"/>
         </w:rPr>
-        <w:hyperlink r:id="rId13" w:history="1">
-          <w:r>
-            <w:rPr>
-              <w:rStyle w:val="Hyperlink"/>
-            </w:rPr>
-            <w:t>vinden in h</w:t>
-          </w:r>
-        </w:hyperlink>
-      </w:r>
-      <w:r>
-        <w:rPr>
-          <w:u w:val="single" w:color="0000ff"/>
-          <w:rFonts w:ascii="Charis SIL Regular" w:hAnsi="Charis SIL Regular" w:eastAsia="Charis SIL Regular"/>
-          <w:b w:val="0"/>
-          <w:i w:val="0"/>
-          <w:color w:val="000000"/>
-          <w:sz w:val="24"/>
-        </w:rPr>
-        <w:hyperlink r:id="rId13" w:history="1">
-          <w:r>
-            <w:rPr>
-              <w:rStyle w:val="Hyperlink"/>
-            </w:rPr>
-            <w:t>e</w:t>
-          </w:r>
-        </w:hyperlink>
-      </w:r>
-      <w:r>
-        <w:rPr>
-          <w:rFonts w:ascii="Charis SIL Regular" w:hAnsi="Charis SIL Regular" w:eastAsia="Charis SIL Regular"/>
-          <w:b w:val="0"/>
-          <w:i w:val="0"/>
-          <w:color w:val="000000"/>
-          <w:sz w:val="24"/>
-        </w:rPr>
-        <w:t xml:space="preserve">t provinciale </w:t>
+        <w:t xml:space="preserve">vinden in het provinciale </w:t>
       </w:r>
       <w:r>
         <w:rPr>
@@ -2115,14 +1924,7 @@
           <w:sz w:val="24"/>
           <w:u w:val="single"/>
         </w:rPr>
-        <w:hyperlink r:id="rId11" w:history="1">
-          <w:r>
-            <w:rPr>
-              <w:rStyle w:val="Hyperlink"/>
-            </w:rPr>
-            <w:t>Bataviaasch</w:t>
-          </w:r>
-        </w:hyperlink>
+        <w:t>Bataviaasch Gen</w:t>
       </w:r>
       <w:r>
         <w:rPr>
@@ -2133,36 +1935,7 @@
           <w:sz w:val="24"/>
           <w:u w:val="single"/>
         </w:rPr>
-        <w:t xml:space="preserve"> </w:t>
-      </w:r>
-      <w:r>
-        <w:rPr>
-          <w:rFonts w:ascii="Charis SIL Regular" w:hAnsi="Charis SIL Regular" w:eastAsia="Charis SIL Regular"/>
-          <w:b w:val="0"/>
-          <w:i w:val="0"/>
-          <w:color w:val="0000FF"/>
-          <w:sz w:val="24"/>
-          <w:u w:val="single"/>
-        </w:rPr>
-        <w:hyperlink r:id="rId11" w:history="1">
-          <w:r>
-            <w:rPr>
-              <w:rStyle w:val="Hyperlink"/>
-            </w:rPr>
-            <w:t>Gen</w:t>
-          </w:r>
-        </w:hyperlink>
-      </w:r>
-      <w:r>
-        <w:rPr>
-          <w:rFonts w:ascii="Charis SIL Regular" w:hAnsi="Charis SIL Regular" w:eastAsia="Charis SIL Regular"/>
-          <w:b w:val="0"/>
-          <w:i w:val="0"/>
-          <w:color w:val="0000FF"/>
-          <w:sz w:val="24"/>
-          <w:u w:val="single"/>
-        </w:rPr>
-        <w:hyperlink r:id="rId11" w:history="1">
+        <w:hyperlink r:id="rId15" w:history="1">
           <w:r>
             <w:rPr>
               <w:rStyle w:val="Hyperlink"/>
@@ -2180,7 +1953,7 @@
           <w:sz w:val="24"/>
           <w:u w:val="single"/>
         </w:rPr>
-        <w:hyperlink r:id="rId11" w:history="1">
+        <w:hyperlink r:id="rId15" w:history="1">
           <w:r>
             <w:rPr>
               <w:rStyle w:val="Hyperlink"/>
@@ -3060,7 +2833,7 @@
           <w:sz w:val="24"/>
           <w:u w:val="single"/>
         </w:rPr>
-        <w:hyperlink r:id="rId17" w:history="1">
+        <w:hyperlink r:id="rId16" w:history="1">
           <w:r>
             <w:rPr>
               <w:rStyle w:val="Hyperlink"/>
@@ -3078,7 +2851,7 @@
           <w:sz w:val="24"/>
           <w:u w:val="single"/>
         </w:rPr>
-        <w:hyperlink r:id="rId17" w:history="1">
+        <w:hyperlink r:id="rId16" w:history="1">
           <w:r>
             <w:rPr>
               <w:rStyle w:val="Hyperlink"/>
@@ -3089,7 +2862,6 @@
       </w:r>
       <w:r>
         <w:rPr>
-          <w:u w:val="single" w:color="0000ff"/>
           <w:rFonts w:ascii="Charis SIL Regular" w:hAnsi="Charis SIL Regular" w:eastAsia="Charis SIL Regular"/>
           <w:b w:val="0"/>
           <w:i w:val="0"/>
@@ -3107,7 +2879,7 @@
           <w:sz w:val="24"/>
           <w:u w:val="single"/>
         </w:rPr>
-        <w:hyperlink r:id="rId18" w:history="1">
+        <w:hyperlink r:id="rId16" w:history="1">
           <w:r>
             <w:rPr>
               <w:rStyle w:val="Hyperlink"/>
@@ -3136,7 +2908,7 @@
           <w:sz w:val="24"/>
           <w:u w:val="single"/>
         </w:rPr>
-        <w:hyperlink r:id="rId18" w:history="1">
+        <w:hyperlink r:id="rId16" w:history="1">
           <w:r>
             <w:rPr>
               <w:rStyle w:val="Hyperlink"/>
@@ -3272,7 +3044,7 @@
           <w:sz w:val="24"/>
           <w:u w:val="single"/>
         </w:rPr>
-        <w:hyperlink r:id="rId19" w:history="1">
+        <w:hyperlink r:id="rId18" w:history="1">
           <w:r>
             <w:rPr>
               <w:rStyle w:val="Hyperlink"/>
@@ -3301,7 +3073,7 @@
           <w:sz w:val="24"/>
           <w:u w:val="single"/>
         </w:rPr>
-        <w:hyperlink r:id="rId19" w:history="1">
+        <w:hyperlink r:id="rId18" w:history="1">
           <w:r>
             <w:rPr>
               <w:rStyle w:val="Hyperlink"/>
@@ -3329,7 +3101,7 @@
           <w:sz w:val="24"/>
           <w:u w:val="single"/>
         </w:rPr>
-        <w:hyperlink r:id="rId20" w:history="1">
+        <w:hyperlink r:id="rId19" w:history="1">
           <w:r>
             <w:rPr>
               <w:rStyle w:val="Hyperlink"/>
@@ -3347,7 +3119,7 @@
           <w:sz w:val="24"/>
           <w:u w:val="single"/>
         </w:rPr>
-        <w:hyperlink r:id="rId20" w:history="1">
+        <w:hyperlink r:id="rId19" w:history="1">
           <w:r>
             <w:rPr>
               <w:rStyle w:val="Hyperlink"/>
@@ -3365,7 +3137,7 @@
           <w:sz w:val="24"/>
           <w:u w:val="single"/>
         </w:rPr>
-        <w:hyperlink r:id="rId20" w:history="1">
+        <w:hyperlink r:id="rId19" w:history="1">
           <w:r>
             <w:rPr>
               <w:rStyle w:val="Hyperlink"/>
@@ -3473,7 +3245,7 @@
           <w:sz w:val="24"/>
           <w:u w:val="single"/>
         </w:rPr>
-        <w:hyperlink r:id="rId21" w:history="1">
+        <w:hyperlink r:id="rId20" w:history="1">
           <w:r>
             <w:rPr>
               <w:rStyle w:val="Hyperlink"/>
@@ -3502,7 +3274,7 @@
           <w:sz w:val="24"/>
           <w:u w:val="single"/>
         </w:rPr>
-        <w:hyperlink r:id="rId21" w:history="1">
+        <w:hyperlink r:id="rId20" w:history="1">
           <w:r>
             <w:rPr>
               <w:rStyle w:val="Hyperlink"/>
@@ -3530,7 +3302,7 @@
           <w:sz w:val="24"/>
           <w:u w:val="single"/>
         </w:rPr>
-        <w:hyperlink r:id="rId22" w:history="1">
+        <w:hyperlink r:id="rId21" w:history="1">
           <w:r>
             <w:rPr>
               <w:rStyle w:val="Hyperlink"/>
@@ -3548,7 +3320,7 @@
           <w:sz w:val="24"/>
           <w:u w:val="single"/>
         </w:rPr>
-        <w:hyperlink r:id="rId22" w:history="1">
+        <w:hyperlink r:id="rId21" w:history="1">
           <w:r>
             <w:rPr>
               <w:rStyle w:val="Hyperlink"/>
@@ -3566,7 +3338,7 @@
           <w:sz w:val="24"/>
           <w:u w:val="single"/>
         </w:rPr>
-        <w:hyperlink r:id="rId22" w:history="1">
+        <w:hyperlink r:id="rId21" w:history="1">
           <w:r>
             <w:rPr>
               <w:rStyle w:val="Hyperlink"/>
@@ -3584,7 +3356,7 @@
           <w:sz w:val="24"/>
           <w:u w:val="single"/>
         </w:rPr>
-        <w:hyperlink r:id="rId22" w:history="1">
+        <w:hyperlink r:id="rId21" w:history="1">
           <w:r>
             <w:rPr>
               <w:rStyle w:val="Hyperlink"/>

--- a/EXPORTS/DOCX/published/niveau2/Dutch/Science.docx
+++ b/EXPORTS/DOCX/published/niveau2/Dutch/Science.docx
@@ -1036,7 +1036,6 @@
           <w:i w:val="0"/>
           <w:color w:val="0000FF"/>
           <w:sz w:val="24"/>
-          <w:u w:val="single"/>
         </w:rPr>
         <w:t xml:space="preserve"> </w:t>
       </w:r>
@@ -1121,7 +1120,7 @@
           <w:sz w:val="24"/>
           <w:u w:val="single"/>
         </w:rPr>
-        <w:hyperlink r:id="rId10" w:history="1">
+        <w:hyperlink r:id="rId11" w:history="1">
           <w:r>
             <w:rPr>
               <w:rStyle w:val="Hyperlink"/>
@@ -1166,162 +1165,7 @@
           <w:color w:val="000000"/>
           <w:sz w:val="24"/>
         </w:rPr>
-        <w:t xml:space="preserve">Ook de Koninklijke </w:t>
-      </w:r>
-      <w:r>
-        <w:rPr>
-          <w:u w:val="single" w:color="0000ff"/>
-          <w:rFonts w:ascii="Charis SIL Regular" w:hAnsi="Charis SIL Regular" w:eastAsia="Charis SIL Regular"/>
-          <w:b w:val="0"/>
-          <w:i w:val="0"/>
-          <w:color w:val="000000"/>
-          <w:sz w:val="24"/>
-        </w:rPr>
-        <w:hyperlink r:id="rId11" w:history="1">
-          <w:r>
-            <w:rPr>
-              <w:rStyle w:val="Hyperlink"/>
-            </w:rPr>
-            <w:t>Nederlandse</w:t>
-          </w:r>
-        </w:hyperlink>
-      </w:r>
-      <w:r>
-        <w:rPr>
-          <w:u w:val="single" w:color="0000ff"/>
-          <w:rFonts w:ascii="Charis SIL Regular" w:hAnsi="Charis SIL Regular" w:eastAsia="Charis SIL Regular"/>
-          <w:b w:val="0"/>
-          <w:i w:val="0"/>
-          <w:color w:val="000000"/>
-          <w:sz w:val="24"/>
-        </w:rPr>
-        <w:t xml:space="preserve"> </w:t>
-      </w:r>
-      <w:r>
-        <w:rPr>
-          <w:u w:val="single" w:color="0000ff"/>
-          <w:rFonts w:ascii="Charis SIL Regular" w:hAnsi="Charis SIL Regular" w:eastAsia="Charis SIL Regular"/>
-          <w:b w:val="0"/>
-          <w:i w:val="0"/>
-          <w:color w:val="000000"/>
-          <w:sz w:val="24"/>
-        </w:rPr>
-        <w:hyperlink r:id="rId11" w:history="1">
-          <w:r>
-            <w:rPr>
-              <w:rStyle w:val="Hyperlink"/>
-            </w:rPr>
-            <w:t>Academie va</w:t>
-          </w:r>
-        </w:hyperlink>
-      </w:r>
-      <w:r>
-        <w:rPr>
-          <w:u w:val="single" w:color="0000ff"/>
-          <w:rFonts w:ascii="Charis SIL Regular" w:hAnsi="Charis SIL Regular" w:eastAsia="Charis SIL Regular"/>
-          <w:b w:val="0"/>
-          <w:i w:val="0"/>
-          <w:color w:val="000000"/>
-          <w:sz w:val="24"/>
-        </w:rPr>
-        <w:hyperlink r:id="rId11" w:history="1">
-          <w:r>
-            <w:rPr>
-              <w:rStyle w:val="Hyperlink"/>
-            </w:rPr>
-            <w:t>n</w:t>
-          </w:r>
-        </w:hyperlink>
-      </w:r>
-      <w:r>
-        <w:rPr>
-          <w:u w:val="single" w:color="0000ff"/>
-          <w:rFonts w:ascii="Charis SIL Regular" w:hAnsi="Charis SIL Regular" w:eastAsia="Charis SIL Regular"/>
-          <w:b w:val="0"/>
-          <w:i w:val="0"/>
-          <w:color w:val="000000"/>
-          <w:sz w:val="24"/>
-        </w:rPr>
-        <w:hyperlink r:id="rId11" w:history="1">
-          <w:r>
-            <w:rPr>
-              <w:rStyle w:val="Hyperlink"/>
-            </w:rPr>
-            <w:t xml:space="preserve"> W</w:t>
-          </w:r>
-        </w:hyperlink>
-      </w:r>
-      <w:r>
-        <w:rPr>
-          <w:u w:val="single" w:color="0000ff"/>
-          <w:rFonts w:ascii="Charis SIL Regular" w:hAnsi="Charis SIL Regular" w:eastAsia="Charis SIL Regular"/>
-          <w:b w:val="0"/>
-          <w:i w:val="0"/>
-          <w:color w:val="000000"/>
-          <w:sz w:val="24"/>
-        </w:rPr>
-        <w:hyperlink r:id="rId11" w:history="1">
-          <w:r>
-            <w:rPr>
-              <w:rStyle w:val="Hyperlink"/>
-            </w:rPr>
-            <w:t>e</w:t>
-          </w:r>
-        </w:hyperlink>
-      </w:r>
-      <w:r>
-        <w:rPr>
-          <w:u w:val="single" w:color="0000ff"/>
-          <w:rFonts w:ascii="Charis SIL Regular" w:hAnsi="Charis SIL Regular" w:eastAsia="Charis SIL Regular"/>
-          <w:b w:val="0"/>
-          <w:i w:val="0"/>
-          <w:color w:val="000000"/>
-          <w:sz w:val="24"/>
-        </w:rPr>
-        <w:hyperlink r:id="rId11" w:history="1">
-          <w:r>
-            <w:rPr>
-              <w:rStyle w:val="Hyperlink"/>
-            </w:rPr>
-            <w:t>tenscha</w:t>
-          </w:r>
-        </w:hyperlink>
-      </w:r>
-      <w:r>
-        <w:rPr>
-          <w:u w:val="single" w:color="0000ff"/>
-          <w:rFonts w:ascii="Charis SIL Regular" w:hAnsi="Charis SIL Regular" w:eastAsia="Charis SIL Regular"/>
-          <w:b w:val="0"/>
-          <w:i w:val="0"/>
-          <w:color w:val="000000"/>
-          <w:sz w:val="24"/>
-        </w:rPr>
-        <w:hyperlink r:id="rId11" w:history="1">
-          <w:r>
-            <w:rPr>
-              <w:rStyle w:val="Hyperlink"/>
-            </w:rPr>
-            <w:t>p</w:t>
-          </w:r>
-        </w:hyperlink>
-      </w:r>
-      <w:r>
-        <w:rPr>
-          <w:u w:val="single" w:color="0000ff"/>
-          <w:rFonts w:ascii="Charis SIL Regular" w:hAnsi="Charis SIL Regular" w:eastAsia="Charis SIL Regular"/>
-          <w:b w:val="0"/>
-          <w:i w:val="0"/>
-          <w:color w:val="000000"/>
-          <w:sz w:val="24"/>
-        </w:rPr>
-        <w:hyperlink r:id="rId11" w:history="1">
-          <w:r>
-            <w:rPr>
-              <w:rStyle w:val="Hyperlink"/>
-            </w:rPr>
-            <w:t>pe</w:t>
-          </w:r>
-        </w:hyperlink>
+        <w:t>Ook de Koninklijke Nederlandse Academie van Wetenschappe</w:t>
       </w:r>
       <w:r>
         <w:rPr>
@@ -2131,8 +1975,45 @@
           <w:i w:val="0"/>
           <w:color w:val="0000FF"/>
           <w:sz w:val="24"/>
+          <w:u w:val="single"/>
         </w:rPr>
-        <w:t>Bataviaasch Genootsc</w:t>
+        <w:hyperlink r:id="rId11" w:history="1">
+          <w:r>
+            <w:rPr>
+              <w:rStyle w:val="Hyperlink"/>
+            </w:rPr>
+            <w:t>Bataviaasch</w:t>
+          </w:r>
+        </w:hyperlink>
+      </w:r>
+      <w:r>
+        <w:rPr>
+          <w:rFonts w:ascii="Charis SIL Regular" w:hAnsi="Charis SIL Regular" w:eastAsia="Charis SIL Regular"/>
+          <w:b w:val="0"/>
+          <w:i w:val="0"/>
+          <w:color w:val="0000FF"/>
+          <w:sz w:val="24"/>
+          <w:u w:val="single"/>
+        </w:rPr>
+        <w:t xml:space="preserve"> </w:t>
+      </w:r>
+      <w:r>
+        <w:rPr>
+          <w:rFonts w:ascii="Charis SIL Regular" w:hAnsi="Charis SIL Regular" w:eastAsia="Charis SIL Regular"/>
+          <w:b w:val="0"/>
+          <w:i w:val="0"/>
+          <w:color w:val="0000FF"/>
+          <w:sz w:val="24"/>
+          <w:u w:val="single"/>
+        </w:rPr>
+        <w:hyperlink r:id="rId11" w:history="1">
+          <w:r>
+            <w:rPr>
+              <w:rStyle w:val="Hyperlink"/>
+            </w:rPr>
+            <w:t>Gen</w:t>
+          </w:r>
+        </w:hyperlink>
       </w:r>
       <w:r>
         <w:rPr>
@@ -2144,6 +2025,24 @@
           <w:u w:val="single"/>
         </w:rPr>
         <w:hyperlink r:id="rId15" w:history="1">
+          <w:r>
+            <w:rPr>
+              <w:rStyle w:val="Hyperlink"/>
+            </w:rPr>
+            <w:t>ootsc</w:t>
+          </w:r>
+        </w:hyperlink>
+      </w:r>
+      <w:r>
+        <w:rPr>
+          <w:rFonts w:ascii="Charis SIL Regular" w:hAnsi="Charis SIL Regular" w:eastAsia="Charis SIL Regular"/>
+          <w:b w:val="0"/>
+          <w:i w:val="0"/>
+          <w:color w:val="0000FF"/>
+          <w:sz w:val="24"/>
+          <w:u w:val="single"/>
+        </w:rPr>
+        <w:hyperlink r:id="rId11" w:history="1">
           <w:r>
             <w:rPr>
               <w:rStyle w:val="Hyperlink"/>

--- a/EXPORTS/DOCX/published/niveau2/Dutch/Science.docx
+++ b/EXPORTS/DOCX/published/niveau2/Dutch/Science.docx
@@ -897,7 +897,7 @@
           <w:sz w:val="24"/>
           <w:u w:val="single"/>
         </w:rPr>
-        <w:hyperlink r:id="rId11" w:history="1">
+        <w:hyperlink r:id="rId10" w:history="1">
           <w:r>
             <w:rPr>
               <w:rStyle w:val="Hyperlink"/>
@@ -944,14 +944,7 @@
           <w:sz w:val="24"/>
           <w:u w:val="single"/>
         </w:rPr>
-        <w:hyperlink r:id="rId10" w:history="1">
-          <w:r>
-            <w:rPr>
-              <w:rStyle w:val="Hyperlink"/>
-            </w:rPr>
-            <w:t>der</w:t>
-          </w:r>
-        </w:hyperlink>
+        <w:t xml:space="preserve">der </w:t>
       </w:r>
       <w:r>
         <w:rPr>
@@ -962,18 +955,7 @@
           <w:sz w:val="24"/>
           <w:u w:val="single"/>
         </w:rPr>
-        <w:t xml:space="preserve"> </w:t>
-      </w:r>
-      <w:r>
-        <w:rPr>
-          <w:rFonts w:ascii="Charis SIL Regular" w:hAnsi="Charis SIL Regular" w:eastAsia="Charis SIL Regular"/>
-          <w:b w:val="0"/>
-          <w:i w:val="0"/>
-          <w:color w:val="0000FF"/>
-          <w:sz w:val="24"/>
-          <w:u w:val="single"/>
-        </w:rPr>
-        <w:hyperlink r:id="rId10" w:history="1">
+        <w:hyperlink r:id="rId11" w:history="1">
           <w:r>
             <w:rPr>
               <w:rStyle w:val="Hyperlink"/>
@@ -1036,6 +1018,7 @@
           <w:i w:val="0"/>
           <w:color w:val="0000FF"/>
           <w:sz w:val="24"/>
+          <w:u w:val="single"/>
         </w:rPr>
         <w:t xml:space="preserve"> </w:t>
       </w:r>
@@ -1165,7 +1148,162 @@
           <w:color w:val="000000"/>
           <w:sz w:val="24"/>
         </w:rPr>
-        <w:t>Ook de Koninklijke Nederlandse Academie van Wetenschappe</w:t>
+        <w:t xml:space="preserve">Ook de Koninklijke </w:t>
+      </w:r>
+      <w:r>
+        <w:rPr>
+          <w:u w:val="single" w:color="0000ff"/>
+          <w:rFonts w:ascii="Charis SIL Regular" w:hAnsi="Charis SIL Regular" w:eastAsia="Charis SIL Regular"/>
+          <w:b w:val="0"/>
+          <w:i w:val="0"/>
+          <w:color w:val="000000"/>
+          <w:sz w:val="24"/>
+        </w:rPr>
+        <w:hyperlink r:id="rId11" w:history="1">
+          <w:r>
+            <w:rPr>
+              <w:rStyle w:val="Hyperlink"/>
+            </w:rPr>
+            <w:t>Nederlandse</w:t>
+          </w:r>
+        </w:hyperlink>
+      </w:r>
+      <w:r>
+        <w:rPr>
+          <w:u w:val="single" w:color="0000ff"/>
+          <w:rFonts w:ascii="Charis SIL Regular" w:hAnsi="Charis SIL Regular" w:eastAsia="Charis SIL Regular"/>
+          <w:b w:val="0"/>
+          <w:i w:val="0"/>
+          <w:color w:val="000000"/>
+          <w:sz w:val="24"/>
+        </w:rPr>
+        <w:t xml:space="preserve"> </w:t>
+      </w:r>
+      <w:r>
+        <w:rPr>
+          <w:u w:val="single" w:color="0000ff"/>
+          <w:rFonts w:ascii="Charis SIL Regular" w:hAnsi="Charis SIL Regular" w:eastAsia="Charis SIL Regular"/>
+          <w:b w:val="0"/>
+          <w:i w:val="0"/>
+          <w:color w:val="000000"/>
+          <w:sz w:val="24"/>
+        </w:rPr>
+        <w:hyperlink r:id="rId11" w:history="1">
+          <w:r>
+            <w:rPr>
+              <w:rStyle w:val="Hyperlink"/>
+            </w:rPr>
+            <w:t>Academie va</w:t>
+          </w:r>
+        </w:hyperlink>
+      </w:r>
+      <w:r>
+        <w:rPr>
+          <w:u w:val="single" w:color="0000ff"/>
+          <w:rFonts w:ascii="Charis SIL Regular" w:hAnsi="Charis SIL Regular" w:eastAsia="Charis SIL Regular"/>
+          <w:b w:val="0"/>
+          <w:i w:val="0"/>
+          <w:color w:val="000000"/>
+          <w:sz w:val="24"/>
+        </w:rPr>
+        <w:hyperlink r:id="rId11" w:history="1">
+          <w:r>
+            <w:rPr>
+              <w:rStyle w:val="Hyperlink"/>
+            </w:rPr>
+            <w:t>n</w:t>
+          </w:r>
+        </w:hyperlink>
+      </w:r>
+      <w:r>
+        <w:rPr>
+          <w:u w:val="single" w:color="0000ff"/>
+          <w:rFonts w:ascii="Charis SIL Regular" w:hAnsi="Charis SIL Regular" w:eastAsia="Charis SIL Regular"/>
+          <w:b w:val="0"/>
+          <w:i w:val="0"/>
+          <w:color w:val="000000"/>
+          <w:sz w:val="24"/>
+        </w:rPr>
+        <w:hyperlink r:id="rId11" w:history="1">
+          <w:r>
+            <w:rPr>
+              <w:rStyle w:val="Hyperlink"/>
+            </w:rPr>
+            <w:t xml:space="preserve"> W</w:t>
+          </w:r>
+        </w:hyperlink>
+      </w:r>
+      <w:r>
+        <w:rPr>
+          <w:u w:val="single" w:color="0000ff"/>
+          <w:rFonts w:ascii="Charis SIL Regular" w:hAnsi="Charis SIL Regular" w:eastAsia="Charis SIL Regular"/>
+          <w:b w:val="0"/>
+          <w:i w:val="0"/>
+          <w:color w:val="000000"/>
+          <w:sz w:val="24"/>
+        </w:rPr>
+        <w:hyperlink r:id="rId11" w:history="1">
+          <w:r>
+            <w:rPr>
+              <w:rStyle w:val="Hyperlink"/>
+            </w:rPr>
+            <w:t>e</w:t>
+          </w:r>
+        </w:hyperlink>
+      </w:r>
+      <w:r>
+        <w:rPr>
+          <w:u w:val="single" w:color="0000ff"/>
+          <w:rFonts w:ascii="Charis SIL Regular" w:hAnsi="Charis SIL Regular" w:eastAsia="Charis SIL Regular"/>
+          <w:b w:val="0"/>
+          <w:i w:val="0"/>
+          <w:color w:val="000000"/>
+          <w:sz w:val="24"/>
+        </w:rPr>
+        <w:hyperlink r:id="rId11" w:history="1">
+          <w:r>
+            <w:rPr>
+              <w:rStyle w:val="Hyperlink"/>
+            </w:rPr>
+            <w:t>tenscha</w:t>
+          </w:r>
+        </w:hyperlink>
+      </w:r>
+      <w:r>
+        <w:rPr>
+          <w:u w:val="single" w:color="0000ff"/>
+          <w:rFonts w:ascii="Charis SIL Regular" w:hAnsi="Charis SIL Regular" w:eastAsia="Charis SIL Regular"/>
+          <w:b w:val="0"/>
+          <w:i w:val="0"/>
+          <w:color w:val="000000"/>
+          <w:sz w:val="24"/>
+        </w:rPr>
+        <w:hyperlink r:id="rId11" w:history="1">
+          <w:r>
+            <w:rPr>
+              <w:rStyle w:val="Hyperlink"/>
+            </w:rPr>
+            <w:t>p</w:t>
+          </w:r>
+        </w:hyperlink>
+      </w:r>
+      <w:r>
+        <w:rPr>
+          <w:u w:val="single" w:color="0000ff"/>
+          <w:rFonts w:ascii="Charis SIL Regular" w:hAnsi="Charis SIL Regular" w:eastAsia="Charis SIL Regular"/>
+          <w:b w:val="0"/>
+          <w:i w:val="0"/>
+          <w:color w:val="000000"/>
+          <w:sz w:val="24"/>
+        </w:rPr>
+        <w:hyperlink r:id="rId11" w:history="1">
+          <w:r>
+            <w:rPr>
+              <w:rStyle w:val="Hyperlink"/>
+            </w:rPr>
+            <w:t>pe</w:t>
+          </w:r>
+        </w:hyperlink>
       </w:r>
       <w:r>
         <w:rPr>
@@ -1977,43 +2115,7 @@
           <w:sz w:val="24"/>
           <w:u w:val="single"/>
         </w:rPr>
-        <w:hyperlink r:id="rId11" w:history="1">
-          <w:r>
-            <w:rPr>
-              <w:rStyle w:val="Hyperlink"/>
-            </w:rPr>
-            <w:t>Bataviaasch</w:t>
-          </w:r>
-        </w:hyperlink>
-      </w:r>
-      <w:r>
-        <w:rPr>
-          <w:rFonts w:ascii="Charis SIL Regular" w:hAnsi="Charis SIL Regular" w:eastAsia="Charis SIL Regular"/>
-          <w:b w:val="0"/>
-          <w:i w:val="0"/>
-          <w:color w:val="0000FF"/>
-          <w:sz w:val="24"/>
-          <w:u w:val="single"/>
-        </w:rPr>
-        <w:t xml:space="preserve"> </w:t>
-      </w:r>
-      <w:r>
-        <w:rPr>
-          <w:rFonts w:ascii="Charis SIL Regular" w:hAnsi="Charis SIL Regular" w:eastAsia="Charis SIL Regular"/>
-          <w:b w:val="0"/>
-          <w:i w:val="0"/>
-          <w:color w:val="0000FF"/>
-          <w:sz w:val="24"/>
-          <w:u w:val="single"/>
-        </w:rPr>
-        <w:hyperlink r:id="rId11" w:history="1">
-          <w:r>
-            <w:rPr>
-              <w:rStyle w:val="Hyperlink"/>
-            </w:rPr>
-            <w:t>Gen</w:t>
-          </w:r>
-        </w:hyperlink>
+        <w:t>Bataviaasch Gen</w:t>
       </w:r>
       <w:r>
         <w:rPr>
@@ -2042,7 +2144,7 @@
           <w:sz w:val="24"/>
           <w:u w:val="single"/>
         </w:rPr>
-        <w:hyperlink r:id="rId11" w:history="1">
+        <w:hyperlink r:id="rId15" w:history="1">
           <w:r>
             <w:rPr>
               <w:rStyle w:val="Hyperlink"/>
@@ -2922,7 +3024,7 @@
           <w:sz w:val="24"/>
           <w:u w:val="single"/>
         </w:rPr>
-        <w:hyperlink r:id="rId16" w:history="1">
+        <w:hyperlink r:id="rId17" w:history="1">
           <w:r>
             <w:rPr>
               <w:rStyle w:val="Hyperlink"/>
@@ -2951,13 +3053,21 @@
       </w:r>
       <w:r>
         <w:rPr>
+          <w:u w:val="single" w:color="0000ff"/>
           <w:rFonts w:ascii="Charis SIL Regular" w:hAnsi="Charis SIL Regular" w:eastAsia="Charis SIL Regular"/>
           <w:b w:val="0"/>
           <w:i w:val="0"/>
           <w:color w:val="000000"/>
           <w:sz w:val="24"/>
         </w:rPr>
-        <w:t xml:space="preserve">, </w:t>
+        <w:hyperlink r:id="rId16" w:history="1">
+          <w:r>
+            <w:rPr>
+              <w:rStyle w:val="Hyperlink"/>
+            </w:rPr>
+            <w:t xml:space="preserve">, </w:t>
+          </w:r>
+        </w:hyperlink>
       </w:r>
       <w:r>
         <w:rPr>
@@ -2997,7 +3107,7 @@
           <w:sz w:val="24"/>
           <w:u w:val="single"/>
         </w:rPr>
-        <w:hyperlink r:id="rId18" w:history="1">
+        <w:hyperlink r:id="rId16" w:history="1">
           <w:r>
             <w:rPr>
               <w:rStyle w:val="Hyperlink"/>
@@ -3015,7 +3125,7 @@
           <w:sz w:val="24"/>
           <w:u w:val="single"/>
         </w:rPr>
-        <w:hyperlink r:id="rId18" w:history="1">
+        <w:hyperlink r:id="rId16" w:history="1">
           <w:r>
             <w:rPr>
               <w:rStyle w:val="Hyperlink"/>
@@ -3133,7 +3243,7 @@
           <w:sz w:val="24"/>
           <w:u w:val="single"/>
         </w:rPr>
-        <w:hyperlink r:id="rId19" w:history="1">
+        <w:hyperlink r:id="rId18" w:history="1">
           <w:r>
             <w:rPr>
               <w:rStyle w:val="Hyperlink"/>
@@ -3162,7 +3272,7 @@
           <w:sz w:val="24"/>
           <w:u w:val="single"/>
         </w:rPr>
-        <w:hyperlink r:id="rId19" w:history="1">
+        <w:hyperlink r:id="rId18" w:history="1">
           <w:r>
             <w:rPr>
               <w:rStyle w:val="Hyperlink"/>
@@ -3190,7 +3300,7 @@
           <w:sz w:val="24"/>
           <w:u w:val="single"/>
         </w:rPr>
-        <w:hyperlink r:id="rId20" w:history="1">
+        <w:hyperlink r:id="rId19" w:history="1">
           <w:r>
             <w:rPr>
               <w:rStyle w:val="Hyperlink"/>
@@ -3208,7 +3318,7 @@
           <w:sz w:val="24"/>
           <w:u w:val="single"/>
         </w:rPr>
-        <w:hyperlink r:id="rId20" w:history="1">
+        <w:hyperlink r:id="rId19" w:history="1">
           <w:r>
             <w:rPr>
               <w:rStyle w:val="Hyperlink"/>
@@ -3226,7 +3336,7 @@
           <w:sz w:val="24"/>
           <w:u w:val="single"/>
         </w:rPr>
-        <w:hyperlink r:id="rId20" w:history="1">
+        <w:hyperlink r:id="rId19" w:history="1">
           <w:r>
             <w:rPr>
               <w:rStyle w:val="Hyperlink"/>
@@ -3334,7 +3444,7 @@
           <w:sz w:val="24"/>
           <w:u w:val="single"/>
         </w:rPr>
-        <w:hyperlink r:id="rId21" w:history="1">
+        <w:hyperlink r:id="rId20" w:history="1">
           <w:r>
             <w:rPr>
               <w:rStyle w:val="Hyperlink"/>
@@ -3363,7 +3473,7 @@
           <w:sz w:val="24"/>
           <w:u w:val="single"/>
         </w:rPr>
-        <w:hyperlink r:id="rId21" w:history="1">
+        <w:hyperlink r:id="rId20" w:history="1">
           <w:r>
             <w:rPr>
               <w:rStyle w:val="Hyperlink"/>
@@ -3391,7 +3501,7 @@
           <w:sz w:val="24"/>
           <w:u w:val="single"/>
         </w:rPr>
-        <w:hyperlink r:id="rId22" w:history="1">
+        <w:hyperlink r:id="rId21" w:history="1">
           <w:r>
             <w:rPr>
               <w:rStyle w:val="Hyperlink"/>
@@ -3409,7 +3519,7 @@
           <w:sz w:val="24"/>
           <w:u w:val="single"/>
         </w:rPr>
-        <w:hyperlink r:id="rId22" w:history="1">
+        <w:hyperlink r:id="rId21" w:history="1">
           <w:r>
             <w:rPr>
               <w:rStyle w:val="Hyperlink"/>
@@ -3427,7 +3537,7 @@
           <w:sz w:val="24"/>
           <w:u w:val="single"/>
         </w:rPr>
-        <w:hyperlink r:id="rId22" w:history="1">
+        <w:hyperlink r:id="rId21" w:history="1">
           <w:r>
             <w:rPr>
               <w:rStyle w:val="Hyperlink"/>
@@ -3445,7 +3555,7 @@
           <w:sz w:val="24"/>
           <w:u w:val="single"/>
         </w:rPr>
-        <w:hyperlink r:id="rId22" w:history="1">
+        <w:hyperlink r:id="rId21" w:history="1">
           <w:r>
             <w:rPr>
               <w:rStyle w:val="Hyperlink"/>

--- a/EXPORTS/DOCX/published/niveau2/Dutch/Science.docx
+++ b/EXPORTS/DOCX/published/niveau2/Dutch/Science.docx
@@ -832,14 +832,7 @@
           <w:sz w:val="24"/>
           <w:u w:val="single"/>
         </w:rPr>
-        <w:hyperlink r:id="rId11" w:history="1">
-          <w:r>
-            <w:rPr>
-              <w:rStyle w:val="Hyperlink"/>
-            </w:rPr>
-            <w:t>Bataviaas</w:t>
-          </w:r>
-        </w:hyperlink>
+        <w:t>Bataviaas</w:t>
       </w:r>
       <w:r>
         <w:rPr>
@@ -850,7 +843,7 @@
           <w:sz w:val="24"/>
           <w:u w:val="single"/>
         </w:rPr>
-        <w:hyperlink r:id="rId11" w:history="1">
+        <w:hyperlink r:id="rId10" w:history="1">
           <w:r>
             <w:rPr>
               <w:rStyle w:val="Hyperlink"/>
@@ -944,7 +937,14 @@
           <w:sz w:val="24"/>
           <w:u w:val="single"/>
         </w:rPr>
-        <w:t xml:space="preserve">der </w:t>
+        <w:hyperlink r:id="rId10" w:history="1">
+          <w:r>
+            <w:rPr>
+              <w:rStyle w:val="Hyperlink"/>
+            </w:rPr>
+            <w:t>der</w:t>
+          </w:r>
+        </w:hyperlink>
       </w:r>
       <w:r>
         <w:rPr>
@@ -955,7 +955,18 @@
           <w:sz w:val="24"/>
           <w:u w:val="single"/>
         </w:rPr>
-        <w:hyperlink r:id="rId11" w:history="1">
+        <w:t xml:space="preserve"> </w:t>
+      </w:r>
+      <w:r>
+        <w:rPr>
+          <w:rFonts w:ascii="Charis SIL Regular" w:hAnsi="Charis SIL Regular" w:eastAsia="Charis SIL Regular"/>
+          <w:b w:val="0"/>
+          <w:i w:val="0"/>
+          <w:color w:val="0000FF"/>
+          <w:sz w:val="24"/>
+          <w:u w:val="single"/>
+        </w:rPr>
+        <w:hyperlink r:id="rId10" w:history="1">
           <w:r>
             <w:rPr>
               <w:rStyle w:val="Hyperlink"/>
@@ -1049,7 +1060,7 @@
           <w:sz w:val="24"/>
           <w:u w:val="single"/>
         </w:rPr>
-        <w:hyperlink r:id="rId11" w:history="1">
+        <w:hyperlink r:id="rId10" w:history="1">
           <w:r>
             <w:rPr>
               <w:rStyle w:val="Hyperlink"/>
@@ -1695,67 +1706,13 @@
       </w:r>
       <w:r>
         <w:rPr>
-          <w:u w:val="single" w:color="0000ff"/>
           <w:rFonts w:ascii="Charis SIL Regular" w:hAnsi="Charis SIL Regular" w:eastAsia="Charis SIL Regular"/>
           <w:b w:val="0"/>
           <w:i w:val="0"/>
           <w:color w:val="000000"/>
           <w:sz w:val="24"/>
         </w:rPr>
-        <w:hyperlink r:id="rId13" w:history="1">
-          <w:r>
-            <w:rPr>
-              <w:rStyle w:val="Hyperlink"/>
-            </w:rPr>
-            <w:t>vinden in h</w:t>
-          </w:r>
-        </w:hyperlink>
-      </w:r>
-      <w:r>
-        <w:rPr>
-          <w:u w:val="single" w:color="0000ff"/>
-          <w:rFonts w:ascii="Charis SIL Regular" w:hAnsi="Charis SIL Regular" w:eastAsia="Charis SIL Regular"/>
-          <w:b w:val="0"/>
-          <w:i w:val="0"/>
-          <w:color w:val="000000"/>
-          <w:sz w:val="24"/>
-        </w:rPr>
-        <w:hyperlink r:id="rId13" w:history="1">
-          <w:r>
-            <w:rPr>
-              <w:rStyle w:val="Hyperlink"/>
-            </w:rPr>
-            <w:t>e</w:t>
-          </w:r>
-        </w:hyperlink>
-      </w:r>
-      <w:r>
-        <w:rPr>
-          <w:u w:val="single" w:color="0000ff"/>
-          <w:rFonts w:ascii="Charis SIL Regular" w:hAnsi="Charis SIL Regular" w:eastAsia="Charis SIL Regular"/>
-          <w:b w:val="0"/>
-          <w:i w:val="0"/>
-          <w:color w:val="000000"/>
-          <w:sz w:val="24"/>
-        </w:rPr>
-        <w:hyperlink r:id="rId13" w:history="1">
-          <w:r>
-            <w:rPr>
-              <w:rStyle w:val="Hyperlink"/>
-            </w:rPr>
-            <w:t>t provi</w:t>
-          </w:r>
-        </w:hyperlink>
-      </w:r>
-      <w:r>
-        <w:rPr>
-          <w:rFonts w:ascii="Charis SIL Regular" w:hAnsi="Charis SIL Regular" w:eastAsia="Charis SIL Regular"/>
-          <w:b w:val="0"/>
-          <w:i w:val="0"/>
-          <w:color w:val="000000"/>
-          <w:sz w:val="24"/>
-        </w:rPr>
-        <w:t xml:space="preserve">nciale </w:t>
+        <w:t xml:space="preserve">vinden in het provinciale </w:t>
       </w:r>
       <w:r>
         <w:rPr>
@@ -3024,7 +2981,7 @@
           <w:sz w:val="24"/>
           <w:u w:val="single"/>
         </w:rPr>
-        <w:hyperlink r:id="rId17" w:history="1">
+        <w:hyperlink r:id="rId16" w:history="1">
           <w:r>
             <w:rPr>
               <w:rStyle w:val="Hyperlink"/>

--- a/EXPORTS/DOCX/published/niveau2/Dutch/Science.docx
+++ b/EXPORTS/DOCX/published/niveau2/Dutch/Science.docx
@@ -908,7 +908,7 @@
           <w:sz w:val="24"/>
           <w:u w:val="single"/>
         </w:rPr>
-        <w:hyperlink r:id="rId11" w:history="1">
+        <w:hyperlink r:id="rId10" w:history="1">
           <w:r>
             <w:rPr>
               <w:rStyle w:val="Hyperlink"/>
@@ -1060,7 +1060,7 @@
           <w:sz w:val="24"/>
           <w:u w:val="single"/>
         </w:rPr>
-        <w:hyperlink r:id="rId10" w:history="1">
+        <w:hyperlink r:id="rId11" w:history="1">
           <w:r>
             <w:rPr>
               <w:rStyle w:val="Hyperlink"/>
@@ -1706,13 +1706,49 @@
       </w:r>
       <w:r>
         <w:rPr>
+          <w:u w:val="single" w:color="0000ff"/>
           <w:rFonts w:ascii="Charis SIL Regular" w:hAnsi="Charis SIL Regular" w:eastAsia="Charis SIL Regular"/>
           <w:b w:val="0"/>
           <w:i w:val="0"/>
           <w:color w:val="000000"/>
           <w:sz w:val="24"/>
         </w:rPr>
-        <w:t xml:space="preserve">vinden in het provinciale </w:t>
+        <w:hyperlink r:id="rId13" w:history="1">
+          <w:r>
+            <w:rPr>
+              <w:rStyle w:val="Hyperlink"/>
+            </w:rPr>
+            <w:t>vinden in h</w:t>
+          </w:r>
+        </w:hyperlink>
+      </w:r>
+      <w:r>
+        <w:rPr>
+          <w:u w:val="single" w:color="0000ff"/>
+          <w:rFonts w:ascii="Charis SIL Regular" w:hAnsi="Charis SIL Regular" w:eastAsia="Charis SIL Regular"/>
+          <w:b w:val="0"/>
+          <w:i w:val="0"/>
+          <w:color w:val="000000"/>
+          <w:sz w:val="24"/>
+        </w:rPr>
+        <w:hyperlink r:id="rId13" w:history="1">
+          <w:r>
+            <w:rPr>
+              <w:rStyle w:val="Hyperlink"/>
+            </w:rPr>
+            <w:t>e</w:t>
+          </w:r>
+        </w:hyperlink>
+      </w:r>
+      <w:r>
+        <w:rPr>
+          <w:rFonts w:ascii="Charis SIL Regular" w:hAnsi="Charis SIL Regular" w:eastAsia="Charis SIL Regular"/>
+          <w:b w:val="0"/>
+          <w:i w:val="0"/>
+          <w:color w:val="000000"/>
+          <w:sz w:val="24"/>
+        </w:rPr>
+        <w:t xml:space="preserve">t provinciale </w:t>
       </w:r>
       <w:r>
         <w:rPr>
@@ -2072,7 +2108,14 @@
           <w:sz w:val="24"/>
           <w:u w:val="single"/>
         </w:rPr>
-        <w:t>Bataviaasch Gen</w:t>
+        <w:hyperlink r:id="rId11" w:history="1">
+          <w:r>
+            <w:rPr>
+              <w:rStyle w:val="Hyperlink"/>
+            </w:rPr>
+            <w:t>Bataviaasch</w:t>
+          </w:r>
+        </w:hyperlink>
       </w:r>
       <w:r>
         <w:rPr>
@@ -2083,7 +2126,36 @@
           <w:sz w:val="24"/>
           <w:u w:val="single"/>
         </w:rPr>
-        <w:hyperlink r:id="rId15" w:history="1">
+        <w:t xml:space="preserve"> </w:t>
+      </w:r>
+      <w:r>
+        <w:rPr>
+          <w:rFonts w:ascii="Charis SIL Regular" w:hAnsi="Charis SIL Regular" w:eastAsia="Charis SIL Regular"/>
+          <w:b w:val="0"/>
+          <w:i w:val="0"/>
+          <w:color w:val="0000FF"/>
+          <w:sz w:val="24"/>
+          <w:u w:val="single"/>
+        </w:rPr>
+        <w:hyperlink r:id="rId11" w:history="1">
+          <w:r>
+            <w:rPr>
+              <w:rStyle w:val="Hyperlink"/>
+            </w:rPr>
+            <w:t>Gen</w:t>
+          </w:r>
+        </w:hyperlink>
+      </w:r>
+      <w:r>
+        <w:rPr>
+          <w:rFonts w:ascii="Charis SIL Regular" w:hAnsi="Charis SIL Regular" w:eastAsia="Charis SIL Regular"/>
+          <w:b w:val="0"/>
+          <w:i w:val="0"/>
+          <w:color w:val="0000FF"/>
+          <w:sz w:val="24"/>
+          <w:u w:val="single"/>
+        </w:rPr>
+        <w:hyperlink r:id="rId11" w:history="1">
           <w:r>
             <w:rPr>
               <w:rStyle w:val="Hyperlink"/>
@@ -2101,7 +2173,7 @@
           <w:sz w:val="24"/>
           <w:u w:val="single"/>
         </w:rPr>
-        <w:hyperlink r:id="rId15" w:history="1">
+        <w:hyperlink r:id="rId11" w:history="1">
           <w:r>
             <w:rPr>
               <w:rStyle w:val="Hyperlink"/>
@@ -2981,7 +3053,7 @@
           <w:sz w:val="24"/>
           <w:u w:val="single"/>
         </w:rPr>
-        <w:hyperlink r:id="rId16" w:history="1">
+        <w:hyperlink r:id="rId17" w:history="1">
           <w:r>
             <w:rPr>
               <w:rStyle w:val="Hyperlink"/>

--- a/EXPORTS/DOCX/published/niveau2/Dutch/Science.docx
+++ b/EXPORTS/DOCX/published/niveau2/Dutch/Science.docx
@@ -832,7 +832,14 @@
           <w:sz w:val="24"/>
           <w:u w:val="single"/>
         </w:rPr>
-        <w:t>Bataviaas</w:t>
+        <w:hyperlink r:id="rId11" w:history="1">
+          <w:r>
+            <w:rPr>
+              <w:rStyle w:val="Hyperlink"/>
+            </w:rPr>
+            <w:t>Bataviaas</w:t>
+          </w:r>
+        </w:hyperlink>
       </w:r>
       <w:r>
         <w:rPr>
@@ -843,7 +850,7 @@
           <w:sz w:val="24"/>
           <w:u w:val="single"/>
         </w:rPr>
-        <w:hyperlink r:id="rId10" w:history="1">
+        <w:hyperlink r:id="rId11" w:history="1">
           <w:r>
             <w:rPr>
               <w:rStyle w:val="Hyperlink"/>
@@ -872,7 +879,7 @@
           <w:sz w:val="24"/>
           <w:u w:val="single"/>
         </w:rPr>
-        <w:hyperlink r:id="rId10" w:history="1">
+        <w:hyperlink r:id="rId11" w:history="1">
           <w:r>
             <w:rPr>
               <w:rStyle w:val="Hyperlink"/>
@@ -890,7 +897,7 @@
           <w:sz w:val="24"/>
           <w:u w:val="single"/>
         </w:rPr>
-        <w:hyperlink r:id="rId10" w:history="1">
+        <w:hyperlink r:id="rId11" w:history="1">
           <w:r>
             <w:rPr>
               <w:rStyle w:val="Hyperlink"/>
@@ -908,7 +915,7 @@
           <w:sz w:val="24"/>
           <w:u w:val="single"/>
         </w:rPr>
-        <w:hyperlink r:id="rId10" w:history="1">
+        <w:hyperlink r:id="rId11" w:history="1">
           <w:r>
             <w:rPr>
               <w:rStyle w:val="Hyperlink"/>
@@ -1706,49 +1713,13 @@
       </w:r>
       <w:r>
         <w:rPr>
-          <w:u w:val="single" w:color="0000ff"/>
           <w:rFonts w:ascii="Charis SIL Regular" w:hAnsi="Charis SIL Regular" w:eastAsia="Charis SIL Regular"/>
           <w:b w:val="0"/>
           <w:i w:val="0"/>
           <w:color w:val="000000"/>
           <w:sz w:val="24"/>
         </w:rPr>
-        <w:hyperlink r:id="rId13" w:history="1">
-          <w:r>
-            <w:rPr>
-              <w:rStyle w:val="Hyperlink"/>
-            </w:rPr>
-            <w:t>vinden in h</w:t>
-          </w:r>
-        </w:hyperlink>
-      </w:r>
-      <w:r>
-        <w:rPr>
-          <w:u w:val="single" w:color="0000ff"/>
-          <w:rFonts w:ascii="Charis SIL Regular" w:hAnsi="Charis SIL Regular" w:eastAsia="Charis SIL Regular"/>
-          <w:b w:val="0"/>
-          <w:i w:val="0"/>
-          <w:color w:val="000000"/>
-          <w:sz w:val="24"/>
-        </w:rPr>
-        <w:hyperlink r:id="rId13" w:history="1">
-          <w:r>
-            <w:rPr>
-              <w:rStyle w:val="Hyperlink"/>
-            </w:rPr>
-            <w:t>e</w:t>
-          </w:r>
-        </w:hyperlink>
-      </w:r>
-      <w:r>
-        <w:rPr>
-          <w:rFonts w:ascii="Charis SIL Regular" w:hAnsi="Charis SIL Regular" w:eastAsia="Charis SIL Regular"/>
-          <w:b w:val="0"/>
-          <w:i w:val="0"/>
-          <w:color w:val="000000"/>
-          <w:sz w:val="24"/>
-        </w:rPr>
-        <w:t xml:space="preserve">t provinciale </w:t>
+        <w:t xml:space="preserve">vinden in het provinciale </w:t>
       </w:r>
       <w:r>
         <w:rPr>
@@ -2155,7 +2126,7 @@
           <w:sz w:val="24"/>
           <w:u w:val="single"/>
         </w:rPr>
-        <w:hyperlink r:id="rId11" w:history="1">
+        <w:hyperlink r:id="rId15" w:history="1">
           <w:r>
             <w:rPr>
               <w:rStyle w:val="Hyperlink"/>

--- a/EXPORTS/DOCX/published/niveau2/Dutch/Science.docx
+++ b/EXPORTS/DOCX/published/niveau2/Dutch/Science.docx
@@ -850,7 +850,7 @@
           <w:sz w:val="24"/>
           <w:u w:val="single"/>
         </w:rPr>
-        <w:hyperlink r:id="rId11" w:history="1">
+        <w:hyperlink r:id="rId10" w:history="1">
           <w:r>
             <w:rPr>
               <w:rStyle w:val="Hyperlink"/>
@@ -879,7 +879,7 @@
           <w:sz w:val="24"/>
           <w:u w:val="single"/>
         </w:rPr>
-        <w:hyperlink r:id="rId11" w:history="1">
+        <w:hyperlink r:id="rId10" w:history="1">
           <w:r>
             <w:rPr>
               <w:rStyle w:val="Hyperlink"/>
@@ -897,7 +897,7 @@
           <w:sz w:val="24"/>
           <w:u w:val="single"/>
         </w:rPr>
-        <w:hyperlink r:id="rId11" w:history="1">
+        <w:hyperlink r:id="rId10" w:history="1">
           <w:r>
             <w:rPr>
               <w:rStyle w:val="Hyperlink"/>
@@ -915,7 +915,7 @@
           <w:sz w:val="24"/>
           <w:u w:val="single"/>
         </w:rPr>
-        <w:hyperlink r:id="rId11" w:history="1">
+        <w:hyperlink r:id="rId10" w:history="1">
           <w:r>
             <w:rPr>
               <w:rStyle w:val="Hyperlink"/>
@@ -944,7 +944,7 @@
           <w:sz w:val="24"/>
           <w:u w:val="single"/>
         </w:rPr>
-        <w:hyperlink r:id="rId10" w:history="1">
+        <w:hyperlink r:id="rId11" w:history="1">
           <w:r>
             <w:rPr>
               <w:rStyle w:val="Hyperlink"/>
@@ -991,7 +991,7 @@
           <w:sz w:val="24"/>
           <w:u w:val="single"/>
         </w:rPr>
-        <w:hyperlink r:id="rId11" w:history="1">
+        <w:hyperlink r:id="rId10" w:history="1">
           <w:r>
             <w:rPr>
               <w:rStyle w:val="Hyperlink"/>
@@ -1121,7 +1121,7 @@
           <w:sz w:val="24"/>
           <w:u w:val="single"/>
         </w:rPr>
-        <w:hyperlink r:id="rId11" w:history="1">
+        <w:hyperlink r:id="rId10" w:history="1">
           <w:r>
             <w:rPr>
               <w:rStyle w:val="Hyperlink"/>
@@ -1314,14 +1314,7 @@
           <w:color w:val="000000"/>
           <w:sz w:val="24"/>
         </w:rPr>
-        <w:hyperlink r:id="rId11" w:history="1">
-          <w:r>
-            <w:rPr>
-              <w:rStyle w:val="Hyperlink"/>
-            </w:rPr>
-            <w:t>pe</w:t>
-          </w:r>
-        </w:hyperlink>
+        <w:t>pe</w:t>
       </w:r>
       <w:r>
         <w:rPr>
@@ -1713,13 +1706,67 @@
       </w:r>
       <w:r>
         <w:rPr>
+          <w:u w:val="single" w:color="0000ff"/>
           <w:rFonts w:ascii="Charis SIL Regular" w:hAnsi="Charis SIL Regular" w:eastAsia="Charis SIL Regular"/>
           <w:b w:val="0"/>
           <w:i w:val="0"/>
           <w:color w:val="000000"/>
           <w:sz w:val="24"/>
         </w:rPr>
-        <w:t xml:space="preserve">vinden in het provinciale </w:t>
+        <w:hyperlink r:id="rId13" w:history="1">
+          <w:r>
+            <w:rPr>
+              <w:rStyle w:val="Hyperlink"/>
+            </w:rPr>
+            <w:t>vinden in h</w:t>
+          </w:r>
+        </w:hyperlink>
+      </w:r>
+      <w:r>
+        <w:rPr>
+          <w:u w:val="single" w:color="0000ff"/>
+          <w:rFonts w:ascii="Charis SIL Regular" w:hAnsi="Charis SIL Regular" w:eastAsia="Charis SIL Regular"/>
+          <w:b w:val="0"/>
+          <w:i w:val="0"/>
+          <w:color w:val="000000"/>
+          <w:sz w:val="24"/>
+        </w:rPr>
+        <w:hyperlink r:id="rId13" w:history="1">
+          <w:r>
+            <w:rPr>
+              <w:rStyle w:val="Hyperlink"/>
+            </w:rPr>
+            <w:t>e</w:t>
+          </w:r>
+        </w:hyperlink>
+      </w:r>
+      <w:r>
+        <w:rPr>
+          <w:u w:val="single" w:color="0000ff"/>
+          <w:rFonts w:ascii="Charis SIL Regular" w:hAnsi="Charis SIL Regular" w:eastAsia="Charis SIL Regular"/>
+          <w:b w:val="0"/>
+          <w:i w:val="0"/>
+          <w:color w:val="000000"/>
+          <w:sz w:val="24"/>
+        </w:rPr>
+        <w:hyperlink r:id="rId13" w:history="1">
+          <w:r>
+            <w:rPr>
+              <w:rStyle w:val="Hyperlink"/>
+            </w:rPr>
+            <w:t>t provi</w:t>
+          </w:r>
+        </w:hyperlink>
+      </w:r>
+      <w:r>
+        <w:rPr>
+          <w:rFonts w:ascii="Charis SIL Regular" w:hAnsi="Charis SIL Regular" w:eastAsia="Charis SIL Regular"/>
+          <w:b w:val="0"/>
+          <w:i w:val="0"/>
+          <w:color w:val="000000"/>
+          <w:sz w:val="24"/>
+        </w:rPr>
+        <w:t xml:space="preserve">nciale </w:t>
       </w:r>
       <w:r>
         <w:rPr>
@@ -2126,7 +2173,7 @@
           <w:sz w:val="24"/>
           <w:u w:val="single"/>
         </w:rPr>
-        <w:hyperlink r:id="rId15" w:history="1">
+        <w:hyperlink r:id="rId11" w:history="1">
           <w:r>
             <w:rPr>
               <w:rStyle w:val="Hyperlink"/>
@@ -3024,7 +3071,7 @@
           <w:sz w:val="24"/>
           <w:u w:val="single"/>
         </w:rPr>
-        <w:hyperlink r:id="rId17" w:history="1">
+        <w:hyperlink r:id="rId16" w:history="1">
           <w:r>
             <w:rPr>
               <w:rStyle w:val="Hyperlink"/>
@@ -3053,21 +3100,13 @@
       </w:r>
       <w:r>
         <w:rPr>
-          <w:u w:val="single" w:color="0000ff"/>
           <w:rFonts w:ascii="Charis SIL Regular" w:hAnsi="Charis SIL Regular" w:eastAsia="Charis SIL Regular"/>
           <w:b w:val="0"/>
           <w:i w:val="0"/>
           <w:color w:val="000000"/>
           <w:sz w:val="24"/>
         </w:rPr>
-        <w:hyperlink r:id="rId16" w:history="1">
-          <w:r>
-            <w:rPr>
-              <w:rStyle w:val="Hyperlink"/>
-            </w:rPr>
-            <w:t xml:space="preserve">, </w:t>
-          </w:r>
-        </w:hyperlink>
+        <w:t xml:space="preserve">, </w:t>
       </w:r>
       <w:r>
         <w:rPr>

--- a/EXPORTS/DOCX/published/niveau2/Dutch/Science.docx
+++ b/EXPORTS/DOCX/published/niveau2/Dutch/Science.docx
@@ -283,46 +283,7 @@
           <w:color w:val="000000"/>
           <w:sz w:val="24"/>
         </w:rPr>
-        <w:t xml:space="preserve"> in Leiden en de Homo erectus fossielen die tijdens deze o</w:t>
-      </w:r>
-      <w:r>
-        <w:rPr>
-          <w:u w:val="single" w:color="0000ff"/>
-          <w:rFonts w:ascii="Charis SIL Regular" w:hAnsi="Charis SIL Regular" w:eastAsia="Charis SIL Regular"/>
-          <w:b w:val="0"/>
-          <w:i w:val="0"/>
-          <w:color w:val="000000"/>
-          <w:sz w:val="24"/>
-        </w:rPr>
-        <w:t>p</w:t>
-      </w:r>
-      <w:r>
-        <w:rPr>
-          <w:u w:val="single" w:color="0000ff"/>
-          <w:rFonts w:ascii="Charis SIL Regular" w:hAnsi="Charis SIL Regular" w:eastAsia="Charis SIL Regular"/>
-          <w:b w:val="0"/>
-          <w:i w:val="0"/>
-          <w:color w:val="000000"/>
-          <w:sz w:val="24"/>
-        </w:rPr>
-        <w:hyperlink r:id="rId9" w:history="1">
-          <w:r>
-            <w:rPr>
-              <w:rStyle w:val="Hyperlink"/>
-            </w:rPr>
-            <w:t>gravinge</w:t>
-          </w:r>
-        </w:hyperlink>
-      </w:r>
-      <w:r>
-        <w:rPr>
-          <w:rFonts w:ascii="Charis SIL Regular" w:hAnsi="Charis SIL Regular" w:eastAsia="Charis SIL Regular"/>
-          <w:b w:val="0"/>
-          <w:i w:val="0"/>
-          <w:color w:val="000000"/>
-          <w:sz w:val="24"/>
-        </w:rPr>
-        <w:t xml:space="preserve">n </w:t>
+        <w:t xml:space="preserve"> in Leiden en de Homo erectus fossielen die tijdens deze opgravingen </w:t>
       </w:r>
       <w:r>
         <w:rPr>
@@ -850,7 +811,7 @@
           <w:sz w:val="24"/>
           <w:u w:val="single"/>
         </w:rPr>
-        <w:hyperlink r:id="rId10" w:history="1">
+        <w:hyperlink r:id="rId11" w:history="1">
           <w:r>
             <w:rPr>
               <w:rStyle w:val="Hyperlink"/>
@@ -897,7 +858,7 @@
           <w:sz w:val="24"/>
           <w:u w:val="single"/>
         </w:rPr>
-        <w:hyperlink r:id="rId10" w:history="1">
+        <w:hyperlink r:id="rId11" w:history="1">
           <w:r>
             <w:rPr>
               <w:rStyle w:val="Hyperlink"/>
@@ -915,7 +876,7 @@
           <w:sz w:val="24"/>
           <w:u w:val="single"/>
         </w:rPr>
-        <w:hyperlink r:id="rId10" w:history="1">
+        <w:hyperlink r:id="rId11" w:history="1">
           <w:r>
             <w:rPr>
               <w:rStyle w:val="Hyperlink"/>
@@ -944,7 +905,7 @@
           <w:sz w:val="24"/>
           <w:u w:val="single"/>
         </w:rPr>
-        <w:hyperlink r:id="rId11" w:history="1">
+        <w:hyperlink r:id="rId10" w:history="1">
           <w:r>
             <w:rPr>
               <w:rStyle w:val="Hyperlink"/>
@@ -991,7 +952,7 @@
           <w:sz w:val="24"/>
           <w:u w:val="single"/>
         </w:rPr>
-        <w:hyperlink r:id="rId10" w:history="1">
+        <w:hyperlink r:id="rId11" w:history="1">
           <w:r>
             <w:rPr>
               <w:rStyle w:val="Hyperlink"/>
@@ -1103,7 +1064,7 @@
           <w:sz w:val="24"/>
           <w:u w:val="single"/>
         </w:rPr>
-        <w:hyperlink r:id="rId11" w:history="1">
+        <w:hyperlink r:id="rId10" w:history="1">
           <w:r>
             <w:rPr>
               <w:rStyle w:val="Hyperlink"/>
@@ -1314,7 +1275,14 @@
           <w:color w:val="000000"/>
           <w:sz w:val="24"/>
         </w:rPr>
-        <w:t>pe</w:t>
+        <w:hyperlink r:id="rId11" w:history="1">
+          <w:r>
+            <w:rPr>
+              <w:rStyle w:val="Hyperlink"/>
+            </w:rPr>
+            <w:t>pe</w:t>
+          </w:r>
+        </w:hyperlink>
       </w:r>
       <w:r>
         <w:rPr>
@@ -2173,7 +2141,7 @@
           <w:sz w:val="24"/>
           <w:u w:val="single"/>
         </w:rPr>
-        <w:hyperlink r:id="rId11" w:history="1">
+        <w:hyperlink r:id="rId15" w:history="1">
           <w:r>
             <w:rPr>
               <w:rStyle w:val="Hyperlink"/>
@@ -2191,7 +2159,7 @@
           <w:sz w:val="24"/>
           <w:u w:val="single"/>
         </w:rPr>
-        <w:hyperlink r:id="rId11" w:history="1">
+        <w:hyperlink r:id="rId15" w:history="1">
           <w:r>
             <w:rPr>
               <w:rStyle w:val="Hyperlink"/>
@@ -3071,7 +3039,7 @@
           <w:sz w:val="24"/>
           <w:u w:val="single"/>
         </w:rPr>
-        <w:hyperlink r:id="rId16" w:history="1">
+        <w:hyperlink r:id="rId17" w:history="1">
           <w:r>
             <w:rPr>
               <w:rStyle w:val="Hyperlink"/>
@@ -3089,7 +3057,7 @@
           <w:sz w:val="24"/>
           <w:u w:val="single"/>
         </w:rPr>
-        <w:hyperlink r:id="rId16" w:history="1">
+        <w:hyperlink r:id="rId17" w:history="1">
           <w:r>
             <w:rPr>
               <w:rStyle w:val="Hyperlink"/>
@@ -3100,6 +3068,7 @@
       </w:r>
       <w:r>
         <w:rPr>
+          <w:u w:val="single" w:color="0000ff"/>
           <w:rFonts w:ascii="Charis SIL Regular" w:hAnsi="Charis SIL Regular" w:eastAsia="Charis SIL Regular"/>
           <w:b w:val="0"/>
           <w:i w:val="0"/>
@@ -3117,7 +3086,7 @@
           <w:sz w:val="24"/>
           <w:u w:val="single"/>
         </w:rPr>
-        <w:hyperlink r:id="rId16" w:history="1">
+        <w:hyperlink r:id="rId18" w:history="1">
           <w:r>
             <w:rPr>
               <w:rStyle w:val="Hyperlink"/>
@@ -3146,7 +3115,7 @@
           <w:sz w:val="24"/>
           <w:u w:val="single"/>
         </w:rPr>
-        <w:hyperlink r:id="rId16" w:history="1">
+        <w:hyperlink r:id="rId18" w:history="1">
           <w:r>
             <w:rPr>
               <w:rStyle w:val="Hyperlink"/>
@@ -3164,7 +3133,7 @@
           <w:sz w:val="24"/>
           <w:u w:val="single"/>
         </w:rPr>
-        <w:hyperlink r:id="rId16" w:history="1">
+        <w:hyperlink r:id="rId18" w:history="1">
           <w:r>
             <w:rPr>
               <w:rStyle w:val="Hyperlink"/>
@@ -3282,7 +3251,7 @@
           <w:sz w:val="24"/>
           <w:u w:val="single"/>
         </w:rPr>
-        <w:hyperlink r:id="rId18" w:history="1">
+        <w:hyperlink r:id="rId19" w:history="1">
           <w:r>
             <w:rPr>
               <w:rStyle w:val="Hyperlink"/>
@@ -3311,7 +3280,7 @@
           <w:sz w:val="24"/>
           <w:u w:val="single"/>
         </w:rPr>
-        <w:hyperlink r:id="rId18" w:history="1">
+        <w:hyperlink r:id="rId19" w:history="1">
           <w:r>
             <w:rPr>
               <w:rStyle w:val="Hyperlink"/>
@@ -3339,7 +3308,7 @@
           <w:sz w:val="24"/>
           <w:u w:val="single"/>
         </w:rPr>
-        <w:hyperlink r:id="rId19" w:history="1">
+        <w:hyperlink r:id="rId20" w:history="1">
           <w:r>
             <w:rPr>
               <w:rStyle w:val="Hyperlink"/>
@@ -3357,7 +3326,7 @@
           <w:sz w:val="24"/>
           <w:u w:val="single"/>
         </w:rPr>
-        <w:hyperlink r:id="rId19" w:history="1">
+        <w:hyperlink r:id="rId20" w:history="1">
           <w:r>
             <w:rPr>
               <w:rStyle w:val="Hyperlink"/>
@@ -3375,7 +3344,7 @@
           <w:sz w:val="24"/>
           <w:u w:val="single"/>
         </w:rPr>
-        <w:hyperlink r:id="rId19" w:history="1">
+        <w:hyperlink r:id="rId20" w:history="1">
           <w:r>
             <w:rPr>
               <w:rStyle w:val="Hyperlink"/>
@@ -3483,7 +3452,7 @@
           <w:sz w:val="24"/>
           <w:u w:val="single"/>
         </w:rPr>
-        <w:hyperlink r:id="rId20" w:history="1">
+        <w:hyperlink r:id="rId21" w:history="1">
           <w:r>
             <w:rPr>
               <w:rStyle w:val="Hyperlink"/>
@@ -3512,7 +3481,7 @@
           <w:sz w:val="24"/>
           <w:u w:val="single"/>
         </w:rPr>
-        <w:hyperlink r:id="rId20" w:history="1">
+        <w:hyperlink r:id="rId21" w:history="1">
           <w:r>
             <w:rPr>
               <w:rStyle w:val="Hyperlink"/>
@@ -3540,7 +3509,7 @@
           <w:sz w:val="24"/>
           <w:u w:val="single"/>
         </w:rPr>
-        <w:hyperlink r:id="rId21" w:history="1">
+        <w:hyperlink r:id="rId22" w:history="1">
           <w:r>
             <w:rPr>
               <w:rStyle w:val="Hyperlink"/>
@@ -3558,7 +3527,7 @@
           <w:sz w:val="24"/>
           <w:u w:val="single"/>
         </w:rPr>
-        <w:hyperlink r:id="rId21" w:history="1">
+        <w:hyperlink r:id="rId22" w:history="1">
           <w:r>
             <w:rPr>
               <w:rStyle w:val="Hyperlink"/>
@@ -3576,7 +3545,7 @@
           <w:sz w:val="24"/>
           <w:u w:val="single"/>
         </w:rPr>
-        <w:hyperlink r:id="rId21" w:history="1">
+        <w:hyperlink r:id="rId22" w:history="1">
           <w:r>
             <w:rPr>
               <w:rStyle w:val="Hyperlink"/>
@@ -3594,7 +3563,7 @@
           <w:sz w:val="24"/>
           <w:u w:val="single"/>
         </w:rPr>
-        <w:hyperlink r:id="rId21" w:history="1">
+        <w:hyperlink r:id="rId22" w:history="1">
           <w:r>
             <w:rPr>
               <w:rStyle w:val="Hyperlink"/>

--- a/EXPORTS/DOCX/published/niveau2/Dutch/Science.docx
+++ b/EXPORTS/DOCX/published/niveau2/Dutch/Science.docx
@@ -1028,7 +1028,7 @@
           <w:sz w:val="24"/>
           <w:u w:val="single"/>
         </w:rPr>
-        <w:hyperlink r:id="rId11" w:history="1">
+        <w:hyperlink r:id="rId10" w:history="1">
           <w:r>
             <w:rPr>
               <w:rStyle w:val="Hyperlink"/>
@@ -1046,7 +1046,7 @@
           <w:sz w:val="24"/>
           <w:u w:val="single"/>
         </w:rPr>
-        <w:hyperlink r:id="rId11" w:history="1">
+        <w:hyperlink r:id="rId10" w:history="1">
           <w:r>
             <w:rPr>
               <w:rStyle w:val="Hyperlink"/>
@@ -2092,63 +2092,8 @@
           <w:i w:val="0"/>
           <w:color w:val="0000FF"/>
           <w:sz w:val="24"/>
-          <w:u w:val="single"/>
         </w:rPr>
-        <w:hyperlink r:id="rId11" w:history="1">
-          <w:r>
-            <w:rPr>
-              <w:rStyle w:val="Hyperlink"/>
-            </w:rPr>
-            <w:t>Bataviaasch</w:t>
-          </w:r>
-        </w:hyperlink>
-      </w:r>
-      <w:r>
-        <w:rPr>
-          <w:rFonts w:ascii="Charis SIL Regular" w:hAnsi="Charis SIL Regular" w:eastAsia="Charis SIL Regular"/>
-          <w:b w:val="0"/>
-          <w:i w:val="0"/>
-          <w:color w:val="0000FF"/>
-          <w:sz w:val="24"/>
-          <w:u w:val="single"/>
-        </w:rPr>
-        <w:t xml:space="preserve"> </w:t>
-      </w:r>
-      <w:r>
-        <w:rPr>
-          <w:rFonts w:ascii="Charis SIL Regular" w:hAnsi="Charis SIL Regular" w:eastAsia="Charis SIL Regular"/>
-          <w:b w:val="0"/>
-          <w:i w:val="0"/>
-          <w:color w:val="0000FF"/>
-          <w:sz w:val="24"/>
-          <w:u w:val="single"/>
-        </w:rPr>
-        <w:hyperlink r:id="rId11" w:history="1">
-          <w:r>
-            <w:rPr>
-              <w:rStyle w:val="Hyperlink"/>
-            </w:rPr>
-            <w:t>Gen</w:t>
-          </w:r>
-        </w:hyperlink>
-      </w:r>
-      <w:r>
-        <w:rPr>
-          <w:rFonts w:ascii="Charis SIL Regular" w:hAnsi="Charis SIL Regular" w:eastAsia="Charis SIL Regular"/>
-          <w:b w:val="0"/>
-          <w:i w:val="0"/>
-          <w:color w:val="0000FF"/>
-          <w:sz w:val="24"/>
-          <w:u w:val="single"/>
-        </w:rPr>
-        <w:hyperlink r:id="rId15" w:history="1">
-          <w:r>
-            <w:rPr>
-              <w:rStyle w:val="Hyperlink"/>
-            </w:rPr>
-            <w:t>ootsc</w:t>
-          </w:r>
-        </w:hyperlink>
+        <w:t>Bataviaasch Genootsc</w:t>
       </w:r>
       <w:r>
         <w:rPr>

--- a/EXPORTS/DOCX/published/niveau2/Dutch/Science.docx
+++ b/EXPORTS/DOCX/published/niveau2/Dutch/Science.docx
@@ -283,7 +283,46 @@
           <w:color w:val="000000"/>
           <w:sz w:val="24"/>
         </w:rPr>
-        <w:t xml:space="preserve"> in Leiden en de Homo erectus fossielen die tijdens deze opgravingen </w:t>
+        <w:t xml:space="preserve"> in Leiden en de Homo erectus fossielen die tijdens deze o</w:t>
+      </w:r>
+      <w:r>
+        <w:rPr>
+          <w:u w:val="single" w:color="0000ff"/>
+          <w:rFonts w:ascii="Charis SIL Regular" w:hAnsi="Charis SIL Regular" w:eastAsia="Charis SIL Regular"/>
+          <w:b w:val="0"/>
+          <w:i w:val="0"/>
+          <w:color w:val="000000"/>
+          <w:sz w:val="24"/>
+        </w:rPr>
+        <w:t>p</w:t>
+      </w:r>
+      <w:r>
+        <w:rPr>
+          <w:u w:val="single" w:color="0000ff"/>
+          <w:rFonts w:ascii="Charis SIL Regular" w:hAnsi="Charis SIL Regular" w:eastAsia="Charis SIL Regular"/>
+          <w:b w:val="0"/>
+          <w:i w:val="0"/>
+          <w:color w:val="000000"/>
+          <w:sz w:val="24"/>
+        </w:rPr>
+        <w:hyperlink r:id="rId9" w:history="1">
+          <w:r>
+            <w:rPr>
+              <w:rStyle w:val="Hyperlink"/>
+            </w:rPr>
+            <w:t>gravinge</w:t>
+          </w:r>
+        </w:hyperlink>
+      </w:r>
+      <w:r>
+        <w:rPr>
+          <w:rFonts w:ascii="Charis SIL Regular" w:hAnsi="Charis SIL Regular" w:eastAsia="Charis SIL Regular"/>
+          <w:b w:val="0"/>
+          <w:i w:val="0"/>
+          <w:color w:val="000000"/>
+          <w:sz w:val="24"/>
+        </w:rPr>
+        <w:t xml:space="preserve">n </w:t>
       </w:r>
       <w:r>
         <w:rPr>
@@ -1028,7 +1067,7 @@
           <w:sz w:val="24"/>
           <w:u w:val="single"/>
         </w:rPr>
-        <w:hyperlink r:id="rId10" w:history="1">
+        <w:hyperlink r:id="rId11" w:history="1">
           <w:r>
             <w:rPr>
               <w:rStyle w:val="Hyperlink"/>
@@ -1046,7 +1085,7 @@
           <w:sz w:val="24"/>
           <w:u w:val="single"/>
         </w:rPr>
-        <w:hyperlink r:id="rId10" w:history="1">
+        <w:hyperlink r:id="rId11" w:history="1">
           <w:r>
             <w:rPr>
               <w:rStyle w:val="Hyperlink"/>
@@ -1064,7 +1103,7 @@
           <w:sz w:val="24"/>
           <w:u w:val="single"/>
         </w:rPr>
-        <w:hyperlink r:id="rId10" w:history="1">
+        <w:hyperlink r:id="rId11" w:history="1">
           <w:r>
             <w:rPr>
               <w:rStyle w:val="Hyperlink"/>
@@ -1710,31 +1749,13 @@
       </w:r>
       <w:r>
         <w:rPr>
-          <w:u w:val="single" w:color="0000ff"/>
           <w:rFonts w:ascii="Charis SIL Regular" w:hAnsi="Charis SIL Regular" w:eastAsia="Charis SIL Regular"/>
           <w:b w:val="0"/>
           <w:i w:val="0"/>
           <w:color w:val="000000"/>
           <w:sz w:val="24"/>
         </w:rPr>
-        <w:hyperlink r:id="rId13" w:history="1">
-          <w:r>
-            <w:rPr>
-              <w:rStyle w:val="Hyperlink"/>
-            </w:rPr>
-            <w:t>t provi</w:t>
-          </w:r>
-        </w:hyperlink>
-      </w:r>
-      <w:r>
-        <w:rPr>
-          <w:rFonts w:ascii="Charis SIL Regular" w:hAnsi="Charis SIL Regular" w:eastAsia="Charis SIL Regular"/>
-          <w:b w:val="0"/>
-          <w:i w:val="0"/>
-          <w:color w:val="000000"/>
-          <w:sz w:val="24"/>
-        </w:rPr>
-        <w:t xml:space="preserve">nciale </w:t>
+        <w:t xml:space="preserve">t provinciale </w:t>
       </w:r>
       <w:r>
         <w:rPr>
@@ -2092,8 +2113,63 @@
           <w:i w:val="0"/>
           <w:color w:val="0000FF"/>
           <w:sz w:val="24"/>
+          <w:u w:val="single"/>
         </w:rPr>
-        <w:t>Bataviaasch Genootsc</w:t>
+        <w:hyperlink r:id="rId11" w:history="1">
+          <w:r>
+            <w:rPr>
+              <w:rStyle w:val="Hyperlink"/>
+            </w:rPr>
+            <w:t>Bataviaasch</w:t>
+          </w:r>
+        </w:hyperlink>
+      </w:r>
+      <w:r>
+        <w:rPr>
+          <w:rFonts w:ascii="Charis SIL Regular" w:hAnsi="Charis SIL Regular" w:eastAsia="Charis SIL Regular"/>
+          <w:b w:val="0"/>
+          <w:i w:val="0"/>
+          <w:color w:val="0000FF"/>
+          <w:sz w:val="24"/>
+          <w:u w:val="single"/>
+        </w:rPr>
+        <w:t xml:space="preserve"> </w:t>
+      </w:r>
+      <w:r>
+        <w:rPr>
+          <w:rFonts w:ascii="Charis SIL Regular" w:hAnsi="Charis SIL Regular" w:eastAsia="Charis SIL Regular"/>
+          <w:b w:val="0"/>
+          <w:i w:val="0"/>
+          <w:color w:val="0000FF"/>
+          <w:sz w:val="24"/>
+          <w:u w:val="single"/>
+        </w:rPr>
+        <w:hyperlink r:id="rId11" w:history="1">
+          <w:r>
+            <w:rPr>
+              <w:rStyle w:val="Hyperlink"/>
+            </w:rPr>
+            <w:t>Gen</w:t>
+          </w:r>
+        </w:hyperlink>
+      </w:r>
+      <w:r>
+        <w:rPr>
+          <w:rFonts w:ascii="Charis SIL Regular" w:hAnsi="Charis SIL Regular" w:eastAsia="Charis SIL Regular"/>
+          <w:b w:val="0"/>
+          <w:i w:val="0"/>
+          <w:color w:val="0000FF"/>
+          <w:sz w:val="24"/>
+          <w:u w:val="single"/>
+        </w:rPr>
+        <w:hyperlink r:id="rId11" w:history="1">
+          <w:r>
+            <w:rPr>
+              <w:rStyle w:val="Hyperlink"/>
+            </w:rPr>
+            <w:t>ootsc</w:t>
+          </w:r>
+        </w:hyperlink>
       </w:r>
       <w:r>
         <w:rPr>
@@ -3013,7 +3089,6 @@
       </w:r>
       <w:r>
         <w:rPr>
-          <w:u w:val="single" w:color="0000ff"/>
           <w:rFonts w:ascii="Charis SIL Regular" w:hAnsi="Charis SIL Regular" w:eastAsia="Charis SIL Regular"/>
           <w:b w:val="0"/>
           <w:i w:val="0"/>

--- a/EXPORTS/DOCX/published/niveau2/Dutch/Science.docx
+++ b/EXPORTS/DOCX/published/niveau2/Dutch/Science.docx
@@ -942,9 +942,8 @@
           <w:i w:val="0"/>
           <w:color w:val="0000FF"/>
           <w:sz w:val="24"/>
-          <w:u w:val="single"/>
         </w:rPr>
-        <w:hyperlink r:id="rId10" w:history="1">
+        <w:hyperlink r:id="rId11" w:history="1">
           <w:r>
             <w:rPr>
               <w:rStyle w:val="Hyperlink"/>
@@ -1020,7 +1019,7 @@
           <w:sz w:val="24"/>
           <w:u w:val="single"/>
         </w:rPr>
-        <w:hyperlink r:id="rId10" w:history="1">
+        <w:hyperlink r:id="rId11" w:history="1">
           <w:r>
             <w:rPr>
               <w:rStyle w:val="Hyperlink"/>
@@ -1121,7 +1120,7 @@
           <w:sz w:val="24"/>
           <w:u w:val="single"/>
         </w:rPr>
-        <w:hyperlink r:id="rId10" w:history="1">
+        <w:hyperlink r:id="rId11" w:history="1">
           <w:r>
             <w:rPr>
               <w:rStyle w:val="Hyperlink"/>
@@ -1749,13 +1748,31 @@
       </w:r>
       <w:r>
         <w:rPr>
+          <w:u w:val="single" w:color="0000ff"/>
           <w:rFonts w:ascii="Charis SIL Regular" w:hAnsi="Charis SIL Regular" w:eastAsia="Charis SIL Regular"/>
           <w:b w:val="0"/>
           <w:i w:val="0"/>
           <w:color w:val="000000"/>
           <w:sz w:val="24"/>
         </w:rPr>
-        <w:t xml:space="preserve">t provinciale </w:t>
+        <w:hyperlink r:id="rId13" w:history="1">
+          <w:r>
+            <w:rPr>
+              <w:rStyle w:val="Hyperlink"/>
+            </w:rPr>
+            <w:t>t provi</w:t>
+          </w:r>
+        </w:hyperlink>
+      </w:r>
+      <w:r>
+        <w:rPr>
+          <w:rFonts w:ascii="Charis SIL Regular" w:hAnsi="Charis SIL Regular" w:eastAsia="Charis SIL Regular"/>
+          <w:b w:val="0"/>
+          <w:i w:val="0"/>
+          <w:color w:val="000000"/>
+          <w:sz w:val="24"/>
+        </w:rPr>
+        <w:t xml:space="preserve">nciale </w:t>
       </w:r>
       <w:r>
         <w:rPr>
@@ -2162,7 +2179,7 @@
           <w:sz w:val="24"/>
           <w:u w:val="single"/>
         </w:rPr>
-        <w:hyperlink r:id="rId11" w:history="1">
+        <w:hyperlink r:id="rId15" w:history="1">
           <w:r>
             <w:rPr>
               <w:rStyle w:val="Hyperlink"/>
@@ -3060,7 +3077,7 @@
           <w:sz w:val="24"/>
           <w:u w:val="single"/>
         </w:rPr>
-        <w:hyperlink r:id="rId17" w:history="1">
+        <w:hyperlink r:id="rId16" w:history="1">
           <w:r>
             <w:rPr>
               <w:rStyle w:val="Hyperlink"/>
@@ -3078,7 +3095,7 @@
           <w:sz w:val="24"/>
           <w:u w:val="single"/>
         </w:rPr>
-        <w:hyperlink r:id="rId17" w:history="1">
+        <w:hyperlink r:id="rId16" w:history="1">
           <w:r>
             <w:rPr>
               <w:rStyle w:val="Hyperlink"/>
@@ -3106,7 +3123,7 @@
           <w:sz w:val="24"/>
           <w:u w:val="single"/>
         </w:rPr>
-        <w:hyperlink r:id="rId18" w:history="1">
+        <w:hyperlink r:id="rId16" w:history="1">
           <w:r>
             <w:rPr>
               <w:rStyle w:val="Hyperlink"/>

--- a/EXPORTS/DOCX/published/niveau2/Dutch/Science.docx
+++ b/EXPORTS/DOCX/published/niveau2/Dutch/Science.docx
@@ -294,25 +294,7 @@
           <w:color w:val="000000"/>
           <w:sz w:val="24"/>
         </w:rPr>
-        <w:t>p</w:t>
-      </w:r>
-      <w:r>
-        <w:rPr>
-          <w:u w:val="single" w:color="0000ff"/>
-          <w:rFonts w:ascii="Charis SIL Regular" w:hAnsi="Charis SIL Regular" w:eastAsia="Charis SIL Regular"/>
-          <w:b w:val="0"/>
-          <w:i w:val="0"/>
-          <w:color w:val="000000"/>
-          <w:sz w:val="24"/>
-        </w:rPr>
-        <w:hyperlink r:id="rId9" w:history="1">
-          <w:r>
-            <w:rPr>
-              <w:rStyle w:val="Hyperlink"/>
-            </w:rPr>
-            <w:t>gravinge</w:t>
-          </w:r>
-        </w:hyperlink>
+        <w:t>pgravinge</w:t>
       </w:r>
       <w:r>
         <w:rPr>
@@ -942,8 +924,9 @@
           <w:i w:val="0"/>
           <w:color w:val="0000FF"/>
           <w:sz w:val="24"/>
+          <w:u w:val="single"/>
         </w:rPr>
-        <w:hyperlink r:id="rId11" w:history="1">
+        <w:hyperlink r:id="rId10" w:history="1">
           <w:r>
             <w:rPr>
               <w:rStyle w:val="Hyperlink"/>
@@ -1019,7 +1002,7 @@
           <w:sz w:val="24"/>
           <w:u w:val="single"/>
         </w:rPr>
-        <w:hyperlink r:id="rId11" w:history="1">
+        <w:hyperlink r:id="rId10" w:history="1">
           <w:r>
             <w:rPr>
               <w:rStyle w:val="Hyperlink"/>
@@ -1066,7 +1049,7 @@
           <w:sz w:val="24"/>
           <w:u w:val="single"/>
         </w:rPr>
-        <w:hyperlink r:id="rId11" w:history="1">
+        <w:hyperlink r:id="rId10" w:history="1">
           <w:r>
             <w:rPr>
               <w:rStyle w:val="Hyperlink"/>
@@ -1084,7 +1067,7 @@
           <w:sz w:val="24"/>
           <w:u w:val="single"/>
         </w:rPr>
-        <w:hyperlink r:id="rId11" w:history="1">
+        <w:hyperlink r:id="rId10" w:history="1">
           <w:r>
             <w:rPr>
               <w:rStyle w:val="Hyperlink"/>
@@ -1102,7 +1085,7 @@
           <w:sz w:val="24"/>
           <w:u w:val="single"/>
         </w:rPr>
-        <w:hyperlink r:id="rId11" w:history="1">
+        <w:hyperlink r:id="rId10" w:history="1">
           <w:r>
             <w:rPr>
               <w:rStyle w:val="Hyperlink"/>
@@ -1120,7 +1103,7 @@
           <w:sz w:val="24"/>
           <w:u w:val="single"/>
         </w:rPr>
-        <w:hyperlink r:id="rId11" w:history="1">
+        <w:hyperlink r:id="rId10" w:history="1">
           <w:r>
             <w:rPr>
               <w:rStyle w:val="Hyperlink"/>
@@ -1259,68 +1242,7 @@
           <w:color w:val="000000"/>
           <w:sz w:val="24"/>
         </w:rPr>
-        <w:hyperlink r:id="rId11" w:history="1">
-          <w:r>
-            <w:rPr>
-              <w:rStyle w:val="Hyperlink"/>
-            </w:rPr>
-            <w:t>e</w:t>
-          </w:r>
-        </w:hyperlink>
-      </w:r>
-      <w:r>
-        <w:rPr>
-          <w:u w:val="single" w:color="0000ff"/>
-          <w:rFonts w:ascii="Charis SIL Regular" w:hAnsi="Charis SIL Regular" w:eastAsia="Charis SIL Regular"/>
-          <w:b w:val="0"/>
-          <w:i w:val="0"/>
-          <w:color w:val="000000"/>
-          <w:sz w:val="24"/>
-        </w:rPr>
-        <w:hyperlink r:id="rId11" w:history="1">
-          <w:r>
-            <w:rPr>
-              <w:rStyle w:val="Hyperlink"/>
-            </w:rPr>
-            <w:t>tenscha</w:t>
-          </w:r>
-        </w:hyperlink>
-      </w:r>
-      <w:r>
-        <w:rPr>
-          <w:u w:val="single" w:color="0000ff"/>
-          <w:rFonts w:ascii="Charis SIL Regular" w:hAnsi="Charis SIL Regular" w:eastAsia="Charis SIL Regular"/>
-          <w:b w:val="0"/>
-          <w:i w:val="0"/>
-          <w:color w:val="000000"/>
-          <w:sz w:val="24"/>
-        </w:rPr>
-        <w:hyperlink r:id="rId11" w:history="1">
-          <w:r>
-            <w:rPr>
-              <w:rStyle w:val="Hyperlink"/>
-            </w:rPr>
-            <w:t>p</w:t>
-          </w:r>
-        </w:hyperlink>
-      </w:r>
-      <w:r>
-        <w:rPr>
-          <w:u w:val="single" w:color="0000ff"/>
-          <w:rFonts w:ascii="Charis SIL Regular" w:hAnsi="Charis SIL Regular" w:eastAsia="Charis SIL Regular"/>
-          <w:b w:val="0"/>
-          <w:i w:val="0"/>
-          <w:color w:val="000000"/>
-          <w:sz w:val="24"/>
-        </w:rPr>
-        <w:hyperlink r:id="rId11" w:history="1">
-          <w:r>
-            <w:rPr>
-              <w:rStyle w:val="Hyperlink"/>
-            </w:rPr>
-            <w:t>pe</w:t>
-          </w:r>
-        </w:hyperlink>
+        <w:t>etenschappe</w:t>
       </w:r>
       <w:r>
         <w:rPr>
@@ -2179,7 +2101,7 @@
           <w:sz w:val="24"/>
           <w:u w:val="single"/>
         </w:rPr>
-        <w:hyperlink r:id="rId15" w:history="1">
+        <w:hyperlink r:id="rId11" w:history="1">
           <w:r>
             <w:rPr>
               <w:rStyle w:val="Hyperlink"/>
@@ -3077,7 +2999,7 @@
           <w:sz w:val="24"/>
           <w:u w:val="single"/>
         </w:rPr>
-        <w:hyperlink r:id="rId16" w:history="1">
+        <w:hyperlink r:id="rId17" w:history="1">
           <w:r>
             <w:rPr>
               <w:rStyle w:val="Hyperlink"/>
@@ -3152,7 +3074,7 @@
           <w:sz w:val="24"/>
           <w:u w:val="single"/>
         </w:rPr>
-        <w:hyperlink r:id="rId18" w:history="1">
+        <w:hyperlink r:id="rId16" w:history="1">
           <w:r>
             <w:rPr>
               <w:rStyle w:val="Hyperlink"/>
@@ -3170,7 +3092,7 @@
           <w:sz w:val="24"/>
           <w:u w:val="single"/>
         </w:rPr>
-        <w:hyperlink r:id="rId18" w:history="1">
+        <w:hyperlink r:id="rId16" w:history="1">
           <w:r>
             <w:rPr>
               <w:rStyle w:val="Hyperlink"/>
@@ -3288,7 +3210,7 @@
           <w:sz w:val="24"/>
           <w:u w:val="single"/>
         </w:rPr>
-        <w:hyperlink r:id="rId19" w:history="1">
+        <w:hyperlink r:id="rId18" w:history="1">
           <w:r>
             <w:rPr>
               <w:rStyle w:val="Hyperlink"/>
@@ -3317,7 +3239,7 @@
           <w:sz w:val="24"/>
           <w:u w:val="single"/>
         </w:rPr>
-        <w:hyperlink r:id="rId19" w:history="1">
+        <w:hyperlink r:id="rId18" w:history="1">
           <w:r>
             <w:rPr>
               <w:rStyle w:val="Hyperlink"/>
@@ -3345,7 +3267,7 @@
           <w:sz w:val="24"/>
           <w:u w:val="single"/>
         </w:rPr>
-        <w:hyperlink r:id="rId20" w:history="1">
+        <w:hyperlink r:id="rId19" w:history="1">
           <w:r>
             <w:rPr>
               <w:rStyle w:val="Hyperlink"/>
@@ -3363,7 +3285,7 @@
           <w:sz w:val="24"/>
           <w:u w:val="single"/>
         </w:rPr>
-        <w:hyperlink r:id="rId20" w:history="1">
+        <w:hyperlink r:id="rId19" w:history="1">
           <w:r>
             <w:rPr>
               <w:rStyle w:val="Hyperlink"/>
@@ -3381,7 +3303,7 @@
           <w:sz w:val="24"/>
           <w:u w:val="single"/>
         </w:rPr>
-        <w:hyperlink r:id="rId20" w:history="1">
+        <w:hyperlink r:id="rId19" w:history="1">
           <w:r>
             <w:rPr>
               <w:rStyle w:val="Hyperlink"/>
@@ -3489,7 +3411,7 @@
           <w:sz w:val="24"/>
           <w:u w:val="single"/>
         </w:rPr>
-        <w:hyperlink r:id="rId21" w:history="1">
+        <w:hyperlink r:id="rId20" w:history="1">
           <w:r>
             <w:rPr>
               <w:rStyle w:val="Hyperlink"/>
@@ -3518,7 +3440,7 @@
           <w:sz w:val="24"/>
           <w:u w:val="single"/>
         </w:rPr>
-        <w:hyperlink r:id="rId21" w:history="1">
+        <w:hyperlink r:id="rId20" w:history="1">
           <w:r>
             <w:rPr>
               <w:rStyle w:val="Hyperlink"/>
@@ -3546,7 +3468,7 @@
           <w:sz w:val="24"/>
           <w:u w:val="single"/>
         </w:rPr>
-        <w:hyperlink r:id="rId22" w:history="1">
+        <w:hyperlink r:id="rId21" w:history="1">
           <w:r>
             <w:rPr>
               <w:rStyle w:val="Hyperlink"/>
@@ -3564,7 +3486,7 @@
           <w:sz w:val="24"/>
           <w:u w:val="single"/>
         </w:rPr>
-        <w:hyperlink r:id="rId22" w:history="1">
+        <w:hyperlink r:id="rId21" w:history="1">
           <w:r>
             <w:rPr>
               <w:rStyle w:val="Hyperlink"/>
@@ -3582,7 +3504,7 @@
           <w:sz w:val="24"/>
           <w:u w:val="single"/>
         </w:rPr>
-        <w:hyperlink r:id="rId22" w:history="1">
+        <w:hyperlink r:id="rId21" w:history="1">
           <w:r>
             <w:rPr>
               <w:rStyle w:val="Hyperlink"/>
@@ -3600,7 +3522,7 @@
           <w:sz w:val="24"/>
           <w:u w:val="single"/>
         </w:rPr>
-        <w:hyperlink r:id="rId22" w:history="1">
+        <w:hyperlink r:id="rId21" w:history="1">
           <w:r>
             <w:rPr>
               <w:rStyle w:val="Hyperlink"/>

--- a/EXPORTS/DOCX/published/niveau2/Dutch/Science.docx
+++ b/EXPORTS/DOCX/published/niveau2/Dutch/Science.docx
@@ -294,7 +294,25 @@
           <w:color w:val="000000"/>
           <w:sz w:val="24"/>
         </w:rPr>
-        <w:t>pgravinge</w:t>
+        <w:t>p</w:t>
+      </w:r>
+      <w:r>
+        <w:rPr>
+          <w:u w:val="single" w:color="0000ff"/>
+          <w:rFonts w:ascii="Charis SIL Regular" w:hAnsi="Charis SIL Regular" w:eastAsia="Charis SIL Regular"/>
+          <w:b w:val="0"/>
+          <w:i w:val="0"/>
+          <w:color w:val="000000"/>
+          <w:sz w:val="24"/>
+        </w:rPr>
+        <w:hyperlink r:id="rId9" w:history="1">
+          <w:r>
+            <w:rPr>
+              <w:rStyle w:val="Hyperlink"/>
+            </w:rPr>
+            <w:t>gravinge</w:t>
+          </w:r>
+        </w:hyperlink>
       </w:r>
       <w:r>
         <w:rPr>
@@ -1018,7 +1036,6 @@
           <w:i w:val="0"/>
           <w:color w:val="0000FF"/>
           <w:sz w:val="24"/>
-          <w:u w:val="single"/>
         </w:rPr>
         <w:t xml:space="preserve"> </w:t>
       </w:r>
@@ -1049,7 +1066,7 @@
           <w:sz w:val="24"/>
           <w:u w:val="single"/>
         </w:rPr>
-        <w:hyperlink r:id="rId10" w:history="1">
+        <w:hyperlink r:id="rId11" w:history="1">
           <w:r>
             <w:rPr>
               <w:rStyle w:val="Hyperlink"/>
@@ -1067,7 +1084,7 @@
           <w:sz w:val="24"/>
           <w:u w:val="single"/>
         </w:rPr>
-        <w:hyperlink r:id="rId10" w:history="1">
+        <w:hyperlink r:id="rId11" w:history="1">
           <w:r>
             <w:rPr>
               <w:rStyle w:val="Hyperlink"/>
@@ -1085,7 +1102,7 @@
           <w:sz w:val="24"/>
           <w:u w:val="single"/>
         </w:rPr>
-        <w:hyperlink r:id="rId10" w:history="1">
+        <w:hyperlink r:id="rId11" w:history="1">
           <w:r>
             <w:rPr>
               <w:rStyle w:val="Hyperlink"/>
@@ -1103,7 +1120,7 @@
           <w:sz w:val="24"/>
           <w:u w:val="single"/>
         </w:rPr>
-        <w:hyperlink r:id="rId10" w:history="1">
+        <w:hyperlink r:id="rId11" w:history="1">
           <w:r>
             <w:rPr>
               <w:rStyle w:val="Hyperlink"/>
@@ -1148,101 +1165,7 @@
           <w:color w:val="000000"/>
           <w:sz w:val="24"/>
         </w:rPr>
-        <w:t xml:space="preserve">Ook de Koninklijke </w:t>
-      </w:r>
-      <w:r>
-        <w:rPr>
-          <w:u w:val="single" w:color="0000ff"/>
-          <w:rFonts w:ascii="Charis SIL Regular" w:hAnsi="Charis SIL Regular" w:eastAsia="Charis SIL Regular"/>
-          <w:b w:val="0"/>
-          <w:i w:val="0"/>
-          <w:color w:val="000000"/>
-          <w:sz w:val="24"/>
-        </w:rPr>
-        <w:hyperlink r:id="rId11" w:history="1">
-          <w:r>
-            <w:rPr>
-              <w:rStyle w:val="Hyperlink"/>
-            </w:rPr>
-            <w:t>Nederlandse</w:t>
-          </w:r>
-        </w:hyperlink>
-      </w:r>
-      <w:r>
-        <w:rPr>
-          <w:u w:val="single" w:color="0000ff"/>
-          <w:rFonts w:ascii="Charis SIL Regular" w:hAnsi="Charis SIL Regular" w:eastAsia="Charis SIL Regular"/>
-          <w:b w:val="0"/>
-          <w:i w:val="0"/>
-          <w:color w:val="000000"/>
-          <w:sz w:val="24"/>
-        </w:rPr>
-        <w:t xml:space="preserve"> </w:t>
-      </w:r>
-      <w:r>
-        <w:rPr>
-          <w:u w:val="single" w:color="0000ff"/>
-          <w:rFonts w:ascii="Charis SIL Regular" w:hAnsi="Charis SIL Regular" w:eastAsia="Charis SIL Regular"/>
-          <w:b w:val="0"/>
-          <w:i w:val="0"/>
-          <w:color w:val="000000"/>
-          <w:sz w:val="24"/>
-        </w:rPr>
-        <w:hyperlink r:id="rId11" w:history="1">
-          <w:r>
-            <w:rPr>
-              <w:rStyle w:val="Hyperlink"/>
-            </w:rPr>
-            <w:t>Academie va</w:t>
-          </w:r>
-        </w:hyperlink>
-      </w:r>
-      <w:r>
-        <w:rPr>
-          <w:u w:val="single" w:color="0000ff"/>
-          <w:rFonts w:ascii="Charis SIL Regular" w:hAnsi="Charis SIL Regular" w:eastAsia="Charis SIL Regular"/>
-          <w:b w:val="0"/>
-          <w:i w:val="0"/>
-          <w:color w:val="000000"/>
-          <w:sz w:val="24"/>
-        </w:rPr>
-        <w:hyperlink r:id="rId11" w:history="1">
-          <w:r>
-            <w:rPr>
-              <w:rStyle w:val="Hyperlink"/>
-            </w:rPr>
-            <w:t>n</w:t>
-          </w:r>
-        </w:hyperlink>
-      </w:r>
-      <w:r>
-        <w:rPr>
-          <w:u w:val="single" w:color="0000ff"/>
-          <w:rFonts w:ascii="Charis SIL Regular" w:hAnsi="Charis SIL Regular" w:eastAsia="Charis SIL Regular"/>
-          <w:b w:val="0"/>
-          <w:i w:val="0"/>
-          <w:color w:val="000000"/>
-          <w:sz w:val="24"/>
-        </w:rPr>
-        <w:hyperlink r:id="rId11" w:history="1">
-          <w:r>
-            <w:rPr>
-              <w:rStyle w:val="Hyperlink"/>
-            </w:rPr>
-            <w:t xml:space="preserve"> W</w:t>
-          </w:r>
-        </w:hyperlink>
-      </w:r>
-      <w:r>
-        <w:rPr>
-          <w:u w:val="single" w:color="0000ff"/>
-          <w:rFonts w:ascii="Charis SIL Regular" w:hAnsi="Charis SIL Regular" w:eastAsia="Charis SIL Regular"/>
-          <w:b w:val="0"/>
-          <w:i w:val="0"/>
-          <w:color w:val="000000"/>
-          <w:sz w:val="24"/>
-        </w:rPr>
-        <w:t>etenschappe</w:t>
+        <w:t>Ook de Koninklijke Nederlandse Academie van Wetenschappe</w:t>
       </w:r>
       <w:r>
         <w:rPr>
@@ -2101,7 +2024,7 @@
           <w:sz w:val="24"/>
           <w:u w:val="single"/>
         </w:rPr>
-        <w:hyperlink r:id="rId11" w:history="1">
+        <w:hyperlink r:id="rId15" w:history="1">
           <w:r>
             <w:rPr>
               <w:rStyle w:val="Hyperlink"/>
@@ -3017,7 +2940,7 @@
           <w:sz w:val="24"/>
           <w:u w:val="single"/>
         </w:rPr>
-        <w:hyperlink r:id="rId16" w:history="1">
+        <w:hyperlink r:id="rId17" w:history="1">
           <w:r>
             <w:rPr>
               <w:rStyle w:val="Hyperlink"/>
@@ -3045,7 +2968,7 @@
           <w:sz w:val="24"/>
           <w:u w:val="single"/>
         </w:rPr>
-        <w:hyperlink r:id="rId16" w:history="1">
+        <w:hyperlink r:id="rId18" w:history="1">
           <w:r>
             <w:rPr>
               <w:rStyle w:val="Hyperlink"/>
@@ -3074,7 +2997,7 @@
           <w:sz w:val="24"/>
           <w:u w:val="single"/>
         </w:rPr>
-        <w:hyperlink r:id="rId16" w:history="1">
+        <w:hyperlink r:id="rId18" w:history="1">
           <w:r>
             <w:rPr>
               <w:rStyle w:val="Hyperlink"/>
@@ -3092,7 +3015,7 @@
           <w:sz w:val="24"/>
           <w:u w:val="single"/>
         </w:rPr>
-        <w:hyperlink r:id="rId16" w:history="1">
+        <w:hyperlink r:id="rId18" w:history="1">
           <w:r>
             <w:rPr>
               <w:rStyle w:val="Hyperlink"/>
@@ -3210,7 +3133,7 @@
           <w:sz w:val="24"/>
           <w:u w:val="single"/>
         </w:rPr>
-        <w:hyperlink r:id="rId18" w:history="1">
+        <w:hyperlink r:id="rId19" w:history="1">
           <w:r>
             <w:rPr>
               <w:rStyle w:val="Hyperlink"/>
@@ -3239,7 +3162,7 @@
           <w:sz w:val="24"/>
           <w:u w:val="single"/>
         </w:rPr>
-        <w:hyperlink r:id="rId18" w:history="1">
+        <w:hyperlink r:id="rId19" w:history="1">
           <w:r>
             <w:rPr>
               <w:rStyle w:val="Hyperlink"/>
@@ -3267,7 +3190,7 @@
           <w:sz w:val="24"/>
           <w:u w:val="single"/>
         </w:rPr>
-        <w:hyperlink r:id="rId19" w:history="1">
+        <w:hyperlink r:id="rId20" w:history="1">
           <w:r>
             <w:rPr>
               <w:rStyle w:val="Hyperlink"/>
@@ -3285,7 +3208,7 @@
           <w:sz w:val="24"/>
           <w:u w:val="single"/>
         </w:rPr>
-        <w:hyperlink r:id="rId19" w:history="1">
+        <w:hyperlink r:id="rId20" w:history="1">
           <w:r>
             <w:rPr>
               <w:rStyle w:val="Hyperlink"/>
@@ -3303,7 +3226,7 @@
           <w:sz w:val="24"/>
           <w:u w:val="single"/>
         </w:rPr>
-        <w:hyperlink r:id="rId19" w:history="1">
+        <w:hyperlink r:id="rId20" w:history="1">
           <w:r>
             <w:rPr>
               <w:rStyle w:val="Hyperlink"/>
@@ -3411,7 +3334,7 @@
           <w:sz w:val="24"/>
           <w:u w:val="single"/>
         </w:rPr>
-        <w:hyperlink r:id="rId20" w:history="1">
+        <w:hyperlink r:id="rId21" w:history="1">
           <w:r>
             <w:rPr>
               <w:rStyle w:val="Hyperlink"/>
@@ -3440,7 +3363,7 @@
           <w:sz w:val="24"/>
           <w:u w:val="single"/>
         </w:rPr>
-        <w:hyperlink r:id="rId20" w:history="1">
+        <w:hyperlink r:id="rId21" w:history="1">
           <w:r>
             <w:rPr>
               <w:rStyle w:val="Hyperlink"/>
@@ -3468,7 +3391,7 @@
           <w:sz w:val="24"/>
           <w:u w:val="single"/>
         </w:rPr>
-        <w:hyperlink r:id="rId21" w:history="1">
+        <w:hyperlink r:id="rId22" w:history="1">
           <w:r>
             <w:rPr>
               <w:rStyle w:val="Hyperlink"/>
@@ -3486,7 +3409,7 @@
           <w:sz w:val="24"/>
           <w:u w:val="single"/>
         </w:rPr>
-        <w:hyperlink r:id="rId21" w:history="1">
+        <w:hyperlink r:id="rId22" w:history="1">
           <w:r>
             <w:rPr>
               <w:rStyle w:val="Hyperlink"/>
@@ -3504,7 +3427,7 @@
           <w:sz w:val="24"/>
           <w:u w:val="single"/>
         </w:rPr>
-        <w:hyperlink r:id="rId21" w:history="1">
+        <w:hyperlink r:id="rId22" w:history="1">
           <w:r>
             <w:rPr>
               <w:rStyle w:val="Hyperlink"/>
@@ -3522,7 +3445,7 @@
           <w:sz w:val="24"/>
           <w:u w:val="single"/>
         </w:rPr>
-        <w:hyperlink r:id="rId21" w:history="1">
+        <w:hyperlink r:id="rId22" w:history="1">
           <w:r>
             <w:rPr>
               <w:rStyle w:val="Hyperlink"/>

--- a/EXPORTS/DOCX/published/niveau2/Dutch/Science.docx
+++ b/EXPORTS/DOCX/published/niveau2/Dutch/Science.docx
@@ -915,7 +915,7 @@
           <w:sz w:val="24"/>
           <w:u w:val="single"/>
         </w:rPr>
-        <w:hyperlink r:id="rId11" w:history="1">
+        <w:hyperlink r:id="rId10" w:history="1">
           <w:r>
             <w:rPr>
               <w:rStyle w:val="Hyperlink"/>
@@ -1036,6 +1036,7 @@
           <w:i w:val="0"/>
           <w:color w:val="0000FF"/>
           <w:sz w:val="24"/>
+          <w:u w:val="single"/>
         </w:rPr>
         <w:t xml:space="preserve"> </w:t>
       </w:r>
@@ -1165,7 +1166,162 @@
           <w:color w:val="000000"/>
           <w:sz w:val="24"/>
         </w:rPr>
-        <w:t>Ook de Koninklijke Nederlandse Academie van Wetenschappe</w:t>
+        <w:t xml:space="preserve">Ook de Koninklijke </w:t>
+      </w:r>
+      <w:r>
+        <w:rPr>
+          <w:u w:val="single" w:color="0000ff"/>
+          <w:rFonts w:ascii="Charis SIL Regular" w:hAnsi="Charis SIL Regular" w:eastAsia="Charis SIL Regular"/>
+          <w:b w:val="0"/>
+          <w:i w:val="0"/>
+          <w:color w:val="000000"/>
+          <w:sz w:val="24"/>
+        </w:rPr>
+        <w:hyperlink r:id="rId11" w:history="1">
+          <w:r>
+            <w:rPr>
+              <w:rStyle w:val="Hyperlink"/>
+            </w:rPr>
+            <w:t>Nederlandse</w:t>
+          </w:r>
+        </w:hyperlink>
+      </w:r>
+      <w:r>
+        <w:rPr>
+          <w:u w:val="single" w:color="0000ff"/>
+          <w:rFonts w:ascii="Charis SIL Regular" w:hAnsi="Charis SIL Regular" w:eastAsia="Charis SIL Regular"/>
+          <w:b w:val="0"/>
+          <w:i w:val="0"/>
+          <w:color w:val="000000"/>
+          <w:sz w:val="24"/>
+        </w:rPr>
+        <w:t xml:space="preserve"> </w:t>
+      </w:r>
+      <w:r>
+        <w:rPr>
+          <w:u w:val="single" w:color="0000ff"/>
+          <w:rFonts w:ascii="Charis SIL Regular" w:hAnsi="Charis SIL Regular" w:eastAsia="Charis SIL Regular"/>
+          <w:b w:val="0"/>
+          <w:i w:val="0"/>
+          <w:color w:val="000000"/>
+          <w:sz w:val="24"/>
+        </w:rPr>
+        <w:hyperlink r:id="rId11" w:history="1">
+          <w:r>
+            <w:rPr>
+              <w:rStyle w:val="Hyperlink"/>
+            </w:rPr>
+            <w:t>Academie va</w:t>
+          </w:r>
+        </w:hyperlink>
+      </w:r>
+      <w:r>
+        <w:rPr>
+          <w:u w:val="single" w:color="0000ff"/>
+          <w:rFonts w:ascii="Charis SIL Regular" w:hAnsi="Charis SIL Regular" w:eastAsia="Charis SIL Regular"/>
+          <w:b w:val="0"/>
+          <w:i w:val="0"/>
+          <w:color w:val="000000"/>
+          <w:sz w:val="24"/>
+        </w:rPr>
+        <w:hyperlink r:id="rId11" w:history="1">
+          <w:r>
+            <w:rPr>
+              <w:rStyle w:val="Hyperlink"/>
+            </w:rPr>
+            <w:t>n</w:t>
+          </w:r>
+        </w:hyperlink>
+      </w:r>
+      <w:r>
+        <w:rPr>
+          <w:u w:val="single" w:color="0000ff"/>
+          <w:rFonts w:ascii="Charis SIL Regular" w:hAnsi="Charis SIL Regular" w:eastAsia="Charis SIL Regular"/>
+          <w:b w:val="0"/>
+          <w:i w:val="0"/>
+          <w:color w:val="000000"/>
+          <w:sz w:val="24"/>
+        </w:rPr>
+        <w:hyperlink r:id="rId11" w:history="1">
+          <w:r>
+            <w:rPr>
+              <w:rStyle w:val="Hyperlink"/>
+            </w:rPr>
+            <w:t xml:space="preserve"> W</w:t>
+          </w:r>
+        </w:hyperlink>
+      </w:r>
+      <w:r>
+        <w:rPr>
+          <w:u w:val="single" w:color="0000ff"/>
+          <w:rFonts w:ascii="Charis SIL Regular" w:hAnsi="Charis SIL Regular" w:eastAsia="Charis SIL Regular"/>
+          <w:b w:val="0"/>
+          <w:i w:val="0"/>
+          <w:color w:val="000000"/>
+          <w:sz w:val="24"/>
+        </w:rPr>
+        <w:hyperlink r:id="rId11" w:history="1">
+          <w:r>
+            <w:rPr>
+              <w:rStyle w:val="Hyperlink"/>
+            </w:rPr>
+            <w:t>e</w:t>
+          </w:r>
+        </w:hyperlink>
+      </w:r>
+      <w:r>
+        <w:rPr>
+          <w:u w:val="single" w:color="0000ff"/>
+          <w:rFonts w:ascii="Charis SIL Regular" w:hAnsi="Charis SIL Regular" w:eastAsia="Charis SIL Regular"/>
+          <w:b w:val="0"/>
+          <w:i w:val="0"/>
+          <w:color w:val="000000"/>
+          <w:sz w:val="24"/>
+        </w:rPr>
+        <w:hyperlink r:id="rId11" w:history="1">
+          <w:r>
+            <w:rPr>
+              <w:rStyle w:val="Hyperlink"/>
+            </w:rPr>
+            <w:t>tenscha</w:t>
+          </w:r>
+        </w:hyperlink>
+      </w:r>
+      <w:r>
+        <w:rPr>
+          <w:u w:val="single" w:color="0000ff"/>
+          <w:rFonts w:ascii="Charis SIL Regular" w:hAnsi="Charis SIL Regular" w:eastAsia="Charis SIL Regular"/>
+          <w:b w:val="0"/>
+          <w:i w:val="0"/>
+          <w:color w:val="000000"/>
+          <w:sz w:val="24"/>
+        </w:rPr>
+        <w:hyperlink r:id="rId11" w:history="1">
+          <w:r>
+            <w:rPr>
+              <w:rStyle w:val="Hyperlink"/>
+            </w:rPr>
+            <w:t>p</w:t>
+          </w:r>
+        </w:hyperlink>
+      </w:r>
+      <w:r>
+        <w:rPr>
+          <w:u w:val="single" w:color="0000ff"/>
+          <w:rFonts w:ascii="Charis SIL Regular" w:hAnsi="Charis SIL Regular" w:eastAsia="Charis SIL Regular"/>
+          <w:b w:val="0"/>
+          <w:i w:val="0"/>
+          <w:color w:val="000000"/>
+          <w:sz w:val="24"/>
+        </w:rPr>
+        <w:hyperlink r:id="rId11" w:history="1">
+          <w:r>
+            <w:rPr>
+              <w:rStyle w:val="Hyperlink"/>
+            </w:rPr>
+            <w:t>pe</w:t>
+          </w:r>
+        </w:hyperlink>
       </w:r>
       <w:r>
         <w:rPr>
@@ -2024,7 +2180,7 @@
           <w:sz w:val="24"/>
           <w:u w:val="single"/>
         </w:rPr>
-        <w:hyperlink r:id="rId15" w:history="1">
+        <w:hyperlink r:id="rId11" w:history="1">
           <w:r>
             <w:rPr>
               <w:rStyle w:val="Hyperlink"/>
@@ -2042,7 +2198,7 @@
           <w:sz w:val="24"/>
           <w:u w:val="single"/>
         </w:rPr>
-        <w:hyperlink r:id="rId15" w:history="1">
+        <w:hyperlink r:id="rId11" w:history="1">
           <w:r>
             <w:rPr>
               <w:rStyle w:val="Hyperlink"/>
@@ -2922,7 +3078,7 @@
           <w:sz w:val="24"/>
           <w:u w:val="single"/>
         </w:rPr>
-        <w:hyperlink r:id="rId17" w:history="1">
+        <w:hyperlink r:id="rId16" w:history="1">
           <w:r>
             <w:rPr>
               <w:rStyle w:val="Hyperlink"/>
@@ -2940,7 +3096,7 @@
           <w:sz w:val="24"/>
           <w:u w:val="single"/>
         </w:rPr>
-        <w:hyperlink r:id="rId17" w:history="1">
+        <w:hyperlink r:id="rId16" w:history="1">
           <w:r>
             <w:rPr>
               <w:rStyle w:val="Hyperlink"/>
@@ -2968,7 +3124,7 @@
           <w:sz w:val="24"/>
           <w:u w:val="single"/>
         </w:rPr>
-        <w:hyperlink r:id="rId18" w:history="1">
+        <w:hyperlink r:id="rId16" w:history="1">
           <w:r>
             <w:rPr>
               <w:rStyle w:val="Hyperlink"/>
@@ -2997,7 +3153,7 @@
           <w:sz w:val="24"/>
           <w:u w:val="single"/>
         </w:rPr>
-        <w:hyperlink r:id="rId18" w:history="1">
+        <w:hyperlink r:id="rId16" w:history="1">
           <w:r>
             <w:rPr>
               <w:rStyle w:val="Hyperlink"/>
@@ -3015,7 +3171,7 @@
           <w:sz w:val="24"/>
           <w:u w:val="single"/>
         </w:rPr>
-        <w:hyperlink r:id="rId18" w:history="1">
+        <w:hyperlink r:id="rId16" w:history="1">
           <w:r>
             <w:rPr>
               <w:rStyle w:val="Hyperlink"/>
@@ -3133,7 +3289,7 @@
           <w:sz w:val="24"/>
           <w:u w:val="single"/>
         </w:rPr>
-        <w:hyperlink r:id="rId19" w:history="1">
+        <w:hyperlink r:id="rId18" w:history="1">
           <w:r>
             <w:rPr>
               <w:rStyle w:val="Hyperlink"/>
@@ -3162,7 +3318,7 @@
           <w:sz w:val="24"/>
           <w:u w:val="single"/>
         </w:rPr>
-        <w:hyperlink r:id="rId19" w:history="1">
+        <w:hyperlink r:id="rId18" w:history="1">
           <w:r>
             <w:rPr>
               <w:rStyle w:val="Hyperlink"/>
@@ -3190,7 +3346,7 @@
           <w:sz w:val="24"/>
           <w:u w:val="single"/>
         </w:rPr>
-        <w:hyperlink r:id="rId20" w:history="1">
+        <w:hyperlink r:id="rId19" w:history="1">
           <w:r>
             <w:rPr>
               <w:rStyle w:val="Hyperlink"/>
@@ -3208,7 +3364,7 @@
           <w:sz w:val="24"/>
           <w:u w:val="single"/>
         </w:rPr>
-        <w:hyperlink r:id="rId20" w:history="1">
+        <w:hyperlink r:id="rId19" w:history="1">
           <w:r>
             <w:rPr>
               <w:rStyle w:val="Hyperlink"/>
@@ -3226,7 +3382,7 @@
           <w:sz w:val="24"/>
           <w:u w:val="single"/>
         </w:rPr>
-        <w:hyperlink r:id="rId20" w:history="1">
+        <w:hyperlink r:id="rId19" w:history="1">
           <w:r>
             <w:rPr>
               <w:rStyle w:val="Hyperlink"/>
@@ -3334,7 +3490,7 @@
           <w:sz w:val="24"/>
           <w:u w:val="single"/>
         </w:rPr>
-        <w:hyperlink r:id="rId21" w:history="1">
+        <w:hyperlink r:id="rId20" w:history="1">
           <w:r>
             <w:rPr>
               <w:rStyle w:val="Hyperlink"/>
@@ -3363,7 +3519,7 @@
           <w:sz w:val="24"/>
           <w:u w:val="single"/>
         </w:rPr>
-        <w:hyperlink r:id="rId21" w:history="1">
+        <w:hyperlink r:id="rId20" w:history="1">
           <w:r>
             <w:rPr>
               <w:rStyle w:val="Hyperlink"/>
@@ -3391,7 +3547,7 @@
           <w:sz w:val="24"/>
           <w:u w:val="single"/>
         </w:rPr>
-        <w:hyperlink r:id="rId22" w:history="1">
+        <w:hyperlink r:id="rId21" w:history="1">
           <w:r>
             <w:rPr>
               <w:rStyle w:val="Hyperlink"/>
@@ -3409,7 +3565,7 @@
           <w:sz w:val="24"/>
           <w:u w:val="single"/>
         </w:rPr>
-        <w:hyperlink r:id="rId22" w:history="1">
+        <w:hyperlink r:id="rId21" w:history="1">
           <w:r>
             <w:rPr>
               <w:rStyle w:val="Hyperlink"/>
@@ -3427,7 +3583,7 @@
           <w:sz w:val="24"/>
           <w:u w:val="single"/>
         </w:rPr>
-        <w:hyperlink r:id="rId22" w:history="1">
+        <w:hyperlink r:id="rId21" w:history="1">
           <w:r>
             <w:rPr>
               <w:rStyle w:val="Hyperlink"/>
@@ -3445,7 +3601,7 @@
           <w:sz w:val="24"/>
           <w:u w:val="single"/>
         </w:rPr>
-        <w:hyperlink r:id="rId22" w:history="1">
+        <w:hyperlink r:id="rId21" w:history="1">
           <w:r>
             <w:rPr>
               <w:rStyle w:val="Hyperlink"/>

--- a/EXPORTS/DOCX/published/niveau2/Dutch/Science.docx
+++ b/EXPORTS/DOCX/published/niveau2/Dutch/Science.docx
@@ -915,7 +915,7 @@
           <w:sz w:val="24"/>
           <w:u w:val="single"/>
         </w:rPr>
-        <w:hyperlink r:id="rId10" w:history="1">
+        <w:hyperlink r:id="rId11" w:history="1">
           <w:r>
             <w:rPr>
               <w:rStyle w:val="Hyperlink"/>
@@ -942,9 +942,8 @@
           <w:i w:val="0"/>
           <w:color w:val="0000FF"/>
           <w:sz w:val="24"/>
-          <w:u w:val="single"/>
         </w:rPr>
-        <w:hyperlink r:id="rId10" w:history="1">
+        <w:hyperlink r:id="rId11" w:history="1">
           <w:r>
             <w:rPr>
               <w:rStyle w:val="Hyperlink"/>
@@ -1749,31 +1748,13 @@
       </w:r>
       <w:r>
         <w:rPr>
-          <w:u w:val="single" w:color="0000ff"/>
           <w:rFonts w:ascii="Charis SIL Regular" w:hAnsi="Charis SIL Regular" w:eastAsia="Charis SIL Regular"/>
           <w:b w:val="0"/>
           <w:i w:val="0"/>
           <w:color w:val="000000"/>
           <w:sz w:val="24"/>
         </w:rPr>
-        <w:hyperlink r:id="rId13" w:history="1">
-          <w:r>
-            <w:rPr>
-              <w:rStyle w:val="Hyperlink"/>
-            </w:rPr>
-            <w:t>t provi</w:t>
-          </w:r>
-        </w:hyperlink>
-      </w:r>
-      <w:r>
-        <w:rPr>
-          <w:rFonts w:ascii="Charis SIL Regular" w:hAnsi="Charis SIL Regular" w:eastAsia="Charis SIL Regular"/>
-          <w:b w:val="0"/>
-          <w:i w:val="0"/>
-          <w:color w:val="000000"/>
-          <w:sz w:val="24"/>
-        </w:rPr>
-        <w:t xml:space="preserve">nciale </w:t>
+        <w:t xml:space="preserve">t provinciale </w:t>
       </w:r>
       <w:r>
         <w:rPr>
@@ -3078,7 +3059,7 @@
           <w:sz w:val="24"/>
           <w:u w:val="single"/>
         </w:rPr>
-        <w:hyperlink r:id="rId16" w:history="1">
+        <w:hyperlink r:id="rId17" w:history="1">
           <w:r>
             <w:rPr>
               <w:rStyle w:val="Hyperlink"/>
@@ -3096,7 +3077,7 @@
           <w:sz w:val="24"/>
           <w:u w:val="single"/>
         </w:rPr>
-        <w:hyperlink r:id="rId16" w:history="1">
+        <w:hyperlink r:id="rId17" w:history="1">
           <w:r>
             <w:rPr>
               <w:rStyle w:val="Hyperlink"/>
@@ -3107,6 +3088,7 @@
       </w:r>
       <w:r>
         <w:rPr>
+          <w:u w:val="single" w:color="0000ff"/>
           <w:rFonts w:ascii="Charis SIL Regular" w:hAnsi="Charis SIL Regular" w:eastAsia="Charis SIL Regular"/>
           <w:b w:val="0"/>
           <w:i w:val="0"/>
@@ -3124,7 +3106,7 @@
           <w:sz w:val="24"/>
           <w:u w:val="single"/>
         </w:rPr>
-        <w:hyperlink r:id="rId16" w:history="1">
+        <w:hyperlink r:id="rId18" w:history="1">
           <w:r>
             <w:rPr>
               <w:rStyle w:val="Hyperlink"/>
@@ -3153,7 +3135,7 @@
           <w:sz w:val="24"/>
           <w:u w:val="single"/>
         </w:rPr>
-        <w:hyperlink r:id="rId16" w:history="1">
+        <w:hyperlink r:id="rId18" w:history="1">
           <w:r>
             <w:rPr>
               <w:rStyle w:val="Hyperlink"/>
@@ -3289,7 +3271,7 @@
           <w:sz w:val="24"/>
           <w:u w:val="single"/>
         </w:rPr>
-        <w:hyperlink r:id="rId18" w:history="1">
+        <w:hyperlink r:id="rId19" w:history="1">
           <w:r>
             <w:rPr>
               <w:rStyle w:val="Hyperlink"/>
@@ -3318,7 +3300,7 @@
           <w:sz w:val="24"/>
           <w:u w:val="single"/>
         </w:rPr>
-        <w:hyperlink r:id="rId18" w:history="1">
+        <w:hyperlink r:id="rId19" w:history="1">
           <w:r>
             <w:rPr>
               <w:rStyle w:val="Hyperlink"/>
@@ -3346,7 +3328,7 @@
           <w:sz w:val="24"/>
           <w:u w:val="single"/>
         </w:rPr>
-        <w:hyperlink r:id="rId19" w:history="1">
+        <w:hyperlink r:id="rId20" w:history="1">
           <w:r>
             <w:rPr>
               <w:rStyle w:val="Hyperlink"/>
@@ -3364,7 +3346,7 @@
           <w:sz w:val="24"/>
           <w:u w:val="single"/>
         </w:rPr>
-        <w:hyperlink r:id="rId19" w:history="1">
+        <w:hyperlink r:id="rId20" w:history="1">
           <w:r>
             <w:rPr>
               <w:rStyle w:val="Hyperlink"/>
@@ -3382,7 +3364,7 @@
           <w:sz w:val="24"/>
           <w:u w:val="single"/>
         </w:rPr>
-        <w:hyperlink r:id="rId19" w:history="1">
+        <w:hyperlink r:id="rId20" w:history="1">
           <w:r>
             <w:rPr>
               <w:rStyle w:val="Hyperlink"/>
@@ -3490,7 +3472,7 @@
           <w:sz w:val="24"/>
           <w:u w:val="single"/>
         </w:rPr>
-        <w:hyperlink r:id="rId20" w:history="1">
+        <w:hyperlink r:id="rId21" w:history="1">
           <w:r>
             <w:rPr>
               <w:rStyle w:val="Hyperlink"/>
@@ -3519,7 +3501,7 @@
           <w:sz w:val="24"/>
           <w:u w:val="single"/>
         </w:rPr>
-        <w:hyperlink r:id="rId20" w:history="1">
+        <w:hyperlink r:id="rId21" w:history="1">
           <w:r>
             <w:rPr>
               <w:rStyle w:val="Hyperlink"/>
@@ -3547,7 +3529,7 @@
           <w:sz w:val="24"/>
           <w:u w:val="single"/>
         </w:rPr>
-        <w:hyperlink r:id="rId21" w:history="1">
+        <w:hyperlink r:id="rId22" w:history="1">
           <w:r>
             <w:rPr>
               <w:rStyle w:val="Hyperlink"/>
@@ -3565,7 +3547,7 @@
           <w:sz w:val="24"/>
           <w:u w:val="single"/>
         </w:rPr>
-        <w:hyperlink r:id="rId21" w:history="1">
+        <w:hyperlink r:id="rId22" w:history="1">
           <w:r>
             <w:rPr>
               <w:rStyle w:val="Hyperlink"/>
@@ -3583,7 +3565,7 @@
           <w:sz w:val="24"/>
           <w:u w:val="single"/>
         </w:rPr>
-        <w:hyperlink r:id="rId21" w:history="1">
+        <w:hyperlink r:id="rId22" w:history="1">
           <w:r>
             <w:rPr>
               <w:rStyle w:val="Hyperlink"/>
@@ -3601,7 +3583,7 @@
           <w:sz w:val="24"/>
           <w:u w:val="single"/>
         </w:rPr>
-        <w:hyperlink r:id="rId21" w:history="1">
+        <w:hyperlink r:id="rId22" w:history="1">
           <w:r>
             <w:rPr>
               <w:rStyle w:val="Hyperlink"/>

--- a/EXPORTS/DOCX/published/niveau2/Dutch/Science.docx
+++ b/EXPORTS/DOCX/published/niveau2/Dutch/Science.docx
@@ -915,7 +915,7 @@
           <w:sz w:val="24"/>
           <w:u w:val="single"/>
         </w:rPr>
-        <w:hyperlink r:id="rId11" w:history="1">
+        <w:hyperlink r:id="rId10" w:history="1">
           <w:r>
             <w:rPr>
               <w:rStyle w:val="Hyperlink"/>
@@ -942,8 +942,9 @@
           <w:i w:val="0"/>
           <w:color w:val="0000FF"/>
           <w:sz w:val="24"/>
+          <w:u w:val="single"/>
         </w:rPr>
-        <w:hyperlink r:id="rId11" w:history="1">
+        <w:hyperlink r:id="rId10" w:history="1">
           <w:r>
             <w:rPr>
               <w:rStyle w:val="Hyperlink"/>
@@ -1712,49 +1713,13 @@
       </w:r>
       <w:r>
         <w:rPr>
-          <w:u w:val="single" w:color="0000ff"/>
           <w:rFonts w:ascii="Charis SIL Regular" w:hAnsi="Charis SIL Regular" w:eastAsia="Charis SIL Regular"/>
           <w:b w:val="0"/>
           <w:i w:val="0"/>
           <w:color w:val="000000"/>
           <w:sz w:val="24"/>
         </w:rPr>
-        <w:hyperlink r:id="rId13" w:history="1">
-          <w:r>
-            <w:rPr>
-              <w:rStyle w:val="Hyperlink"/>
-            </w:rPr>
-            <w:t>vinden in h</w:t>
-          </w:r>
-        </w:hyperlink>
-      </w:r>
-      <w:r>
-        <w:rPr>
-          <w:u w:val="single" w:color="0000ff"/>
-          <w:rFonts w:ascii="Charis SIL Regular" w:hAnsi="Charis SIL Regular" w:eastAsia="Charis SIL Regular"/>
-          <w:b w:val="0"/>
-          <w:i w:val="0"/>
-          <w:color w:val="000000"/>
-          <w:sz w:val="24"/>
-        </w:rPr>
-        <w:hyperlink r:id="rId13" w:history="1">
-          <w:r>
-            <w:rPr>
-              <w:rStyle w:val="Hyperlink"/>
-            </w:rPr>
-            <w:t>e</w:t>
-          </w:r>
-        </w:hyperlink>
-      </w:r>
-      <w:r>
-        <w:rPr>
-          <w:rFonts w:ascii="Charis SIL Regular" w:hAnsi="Charis SIL Regular" w:eastAsia="Charis SIL Regular"/>
-          <w:b w:val="0"/>
-          <w:i w:val="0"/>
-          <w:color w:val="000000"/>
-          <w:sz w:val="24"/>
-        </w:rPr>
-        <w:t xml:space="preserve">t provinciale </w:t>
+        <w:t xml:space="preserve">vinden in het provinciale </w:t>
       </w:r>
       <w:r>
         <w:rPr>
@@ -2161,7 +2126,7 @@
           <w:sz w:val="24"/>
           <w:u w:val="single"/>
         </w:rPr>
-        <w:hyperlink r:id="rId11" w:history="1">
+        <w:hyperlink r:id="rId15" w:history="1">
           <w:r>
             <w:rPr>
               <w:rStyle w:val="Hyperlink"/>
@@ -2179,7 +2144,7 @@
           <w:sz w:val="24"/>
           <w:u w:val="single"/>
         </w:rPr>
-        <w:hyperlink r:id="rId11" w:history="1">
+        <w:hyperlink r:id="rId15" w:history="1">
           <w:r>
             <w:rPr>
               <w:rStyle w:val="Hyperlink"/>
@@ -3088,7 +3053,6 @@
       </w:r>
       <w:r>
         <w:rPr>
-          <w:u w:val="single" w:color="0000ff"/>
           <w:rFonts w:ascii="Charis SIL Regular" w:hAnsi="Charis SIL Regular" w:eastAsia="Charis SIL Regular"/>
           <w:b w:val="0"/>
           <w:i w:val="0"/>

--- a/EXPORTS/DOCX/published/niveau2/Dutch/Science.docx
+++ b/EXPORTS/DOCX/published/niveau2/Dutch/Science.docx
@@ -283,46 +283,7 @@
           <w:color w:val="000000"/>
           <w:sz w:val="24"/>
         </w:rPr>
-        <w:t xml:space="preserve"> in Leiden en de Homo erectus fossielen die tijdens deze o</w:t>
-      </w:r>
-      <w:r>
-        <w:rPr>
-          <w:u w:val="single" w:color="0000ff"/>
-          <w:rFonts w:ascii="Charis SIL Regular" w:hAnsi="Charis SIL Regular" w:eastAsia="Charis SIL Regular"/>
-          <w:b w:val="0"/>
-          <w:i w:val="0"/>
-          <w:color w:val="000000"/>
-          <w:sz w:val="24"/>
-        </w:rPr>
-        <w:t>p</w:t>
-      </w:r>
-      <w:r>
-        <w:rPr>
-          <w:u w:val="single" w:color="0000ff"/>
-          <w:rFonts w:ascii="Charis SIL Regular" w:hAnsi="Charis SIL Regular" w:eastAsia="Charis SIL Regular"/>
-          <w:b w:val="0"/>
-          <w:i w:val="0"/>
-          <w:color w:val="000000"/>
-          <w:sz w:val="24"/>
-        </w:rPr>
-        <w:hyperlink r:id="rId9" w:history="1">
-          <w:r>
-            <w:rPr>
-              <w:rStyle w:val="Hyperlink"/>
-            </w:rPr>
-            <w:t>gravinge</w:t>
-          </w:r>
-        </w:hyperlink>
-      </w:r>
-      <w:r>
-        <w:rPr>
-          <w:rFonts w:ascii="Charis SIL Regular" w:hAnsi="Charis SIL Regular" w:eastAsia="Charis SIL Regular"/>
-          <w:b w:val="0"/>
-          <w:i w:val="0"/>
-          <w:color w:val="000000"/>
-          <w:sz w:val="24"/>
-        </w:rPr>
-        <w:t xml:space="preserve">n </w:t>
+        <w:t xml:space="preserve"> in Leiden en de Homo erectus fossielen die tijdens deze opgravingen </w:t>
       </w:r>
       <w:r>
         <w:rPr>
@@ -850,7 +811,7 @@
           <w:sz w:val="24"/>
           <w:u w:val="single"/>
         </w:rPr>
-        <w:hyperlink r:id="rId11" w:history="1">
+        <w:hyperlink r:id="rId10" w:history="1">
           <w:r>
             <w:rPr>
               <w:rStyle w:val="Hyperlink"/>
@@ -879,7 +840,7 @@
           <w:sz w:val="24"/>
           <w:u w:val="single"/>
         </w:rPr>
-        <w:hyperlink r:id="rId10" w:history="1">
+        <w:hyperlink r:id="rId11" w:history="1">
           <w:r>
             <w:rPr>
               <w:rStyle w:val="Hyperlink"/>
@@ -897,7 +858,7 @@
           <w:sz w:val="24"/>
           <w:u w:val="single"/>
         </w:rPr>
-        <w:hyperlink r:id="rId11" w:history="1">
+        <w:hyperlink r:id="rId10" w:history="1">
           <w:r>
             <w:rPr>
               <w:rStyle w:val="Hyperlink"/>
@@ -915,7 +876,7 @@
           <w:sz w:val="24"/>
           <w:u w:val="single"/>
         </w:rPr>
-        <w:hyperlink r:id="rId10" w:history="1">
+        <w:hyperlink r:id="rId11" w:history="1">
           <w:r>
             <w:rPr>
               <w:rStyle w:val="Hyperlink"/>
@@ -944,7 +905,7 @@
           <w:sz w:val="24"/>
           <w:u w:val="single"/>
         </w:rPr>
-        <w:hyperlink r:id="rId10" w:history="1">
+        <w:hyperlink r:id="rId11" w:history="1">
           <w:r>
             <w:rPr>
               <w:rStyle w:val="Hyperlink"/>
@@ -1085,7 +1046,7 @@
           <w:sz w:val="24"/>
           <w:u w:val="single"/>
         </w:rPr>
-        <w:hyperlink r:id="rId11" w:history="1">
+        <w:hyperlink r:id="rId10" w:history="1">
           <w:r>
             <w:rPr>
               <w:rStyle w:val="Hyperlink"/>
@@ -1166,162 +1127,7 @@
           <w:color w:val="000000"/>
           <w:sz w:val="24"/>
         </w:rPr>
-        <w:t xml:space="preserve">Ook de Koninklijke </w:t>
-      </w:r>
-      <w:r>
-        <w:rPr>
-          <w:u w:val="single" w:color="0000ff"/>
-          <w:rFonts w:ascii="Charis SIL Regular" w:hAnsi="Charis SIL Regular" w:eastAsia="Charis SIL Regular"/>
-          <w:b w:val="0"/>
-          <w:i w:val="0"/>
-          <w:color w:val="000000"/>
-          <w:sz w:val="24"/>
-        </w:rPr>
-        <w:hyperlink r:id="rId11" w:history="1">
-          <w:r>
-            <w:rPr>
-              <w:rStyle w:val="Hyperlink"/>
-            </w:rPr>
-            <w:t>Nederlandse</w:t>
-          </w:r>
-        </w:hyperlink>
-      </w:r>
-      <w:r>
-        <w:rPr>
-          <w:u w:val="single" w:color="0000ff"/>
-          <w:rFonts w:ascii="Charis SIL Regular" w:hAnsi="Charis SIL Regular" w:eastAsia="Charis SIL Regular"/>
-          <w:b w:val="0"/>
-          <w:i w:val="0"/>
-          <w:color w:val="000000"/>
-          <w:sz w:val="24"/>
-        </w:rPr>
-        <w:t xml:space="preserve"> </w:t>
-      </w:r>
-      <w:r>
-        <w:rPr>
-          <w:u w:val="single" w:color="0000ff"/>
-          <w:rFonts w:ascii="Charis SIL Regular" w:hAnsi="Charis SIL Regular" w:eastAsia="Charis SIL Regular"/>
-          <w:b w:val="0"/>
-          <w:i w:val="0"/>
-          <w:color w:val="000000"/>
-          <w:sz w:val="24"/>
-        </w:rPr>
-        <w:hyperlink r:id="rId11" w:history="1">
-          <w:r>
-            <w:rPr>
-              <w:rStyle w:val="Hyperlink"/>
-            </w:rPr>
-            <w:t>Academie va</w:t>
-          </w:r>
-        </w:hyperlink>
-      </w:r>
-      <w:r>
-        <w:rPr>
-          <w:u w:val="single" w:color="0000ff"/>
-          <w:rFonts w:ascii="Charis SIL Regular" w:hAnsi="Charis SIL Regular" w:eastAsia="Charis SIL Regular"/>
-          <w:b w:val="0"/>
-          <w:i w:val="0"/>
-          <w:color w:val="000000"/>
-          <w:sz w:val="24"/>
-        </w:rPr>
-        <w:hyperlink r:id="rId11" w:history="1">
-          <w:r>
-            <w:rPr>
-              <w:rStyle w:val="Hyperlink"/>
-            </w:rPr>
-            <w:t>n</w:t>
-          </w:r>
-        </w:hyperlink>
-      </w:r>
-      <w:r>
-        <w:rPr>
-          <w:u w:val="single" w:color="0000ff"/>
-          <w:rFonts w:ascii="Charis SIL Regular" w:hAnsi="Charis SIL Regular" w:eastAsia="Charis SIL Regular"/>
-          <w:b w:val="0"/>
-          <w:i w:val="0"/>
-          <w:color w:val="000000"/>
-          <w:sz w:val="24"/>
-        </w:rPr>
-        <w:hyperlink r:id="rId11" w:history="1">
-          <w:r>
-            <w:rPr>
-              <w:rStyle w:val="Hyperlink"/>
-            </w:rPr>
-            <w:t xml:space="preserve"> W</w:t>
-          </w:r>
-        </w:hyperlink>
-      </w:r>
-      <w:r>
-        <w:rPr>
-          <w:u w:val="single" w:color="0000ff"/>
-          <w:rFonts w:ascii="Charis SIL Regular" w:hAnsi="Charis SIL Regular" w:eastAsia="Charis SIL Regular"/>
-          <w:b w:val="0"/>
-          <w:i w:val="0"/>
-          <w:color w:val="000000"/>
-          <w:sz w:val="24"/>
-        </w:rPr>
-        <w:hyperlink r:id="rId11" w:history="1">
-          <w:r>
-            <w:rPr>
-              <w:rStyle w:val="Hyperlink"/>
-            </w:rPr>
-            <w:t>e</w:t>
-          </w:r>
-        </w:hyperlink>
-      </w:r>
-      <w:r>
-        <w:rPr>
-          <w:u w:val="single" w:color="0000ff"/>
-          <w:rFonts w:ascii="Charis SIL Regular" w:hAnsi="Charis SIL Regular" w:eastAsia="Charis SIL Regular"/>
-          <w:b w:val="0"/>
-          <w:i w:val="0"/>
-          <w:color w:val="000000"/>
-          <w:sz w:val="24"/>
-        </w:rPr>
-        <w:hyperlink r:id="rId11" w:history="1">
-          <w:r>
-            <w:rPr>
-              <w:rStyle w:val="Hyperlink"/>
-            </w:rPr>
-            <w:t>tenscha</w:t>
-          </w:r>
-        </w:hyperlink>
-      </w:r>
-      <w:r>
-        <w:rPr>
-          <w:u w:val="single" w:color="0000ff"/>
-          <w:rFonts w:ascii="Charis SIL Regular" w:hAnsi="Charis SIL Regular" w:eastAsia="Charis SIL Regular"/>
-          <w:b w:val="0"/>
-          <w:i w:val="0"/>
-          <w:color w:val="000000"/>
-          <w:sz w:val="24"/>
-        </w:rPr>
-        <w:hyperlink r:id="rId11" w:history="1">
-          <w:r>
-            <w:rPr>
-              <w:rStyle w:val="Hyperlink"/>
-            </w:rPr>
-            <w:t>p</w:t>
-          </w:r>
-        </w:hyperlink>
-      </w:r>
-      <w:r>
-        <w:rPr>
-          <w:u w:val="single" w:color="0000ff"/>
-          <w:rFonts w:ascii="Charis SIL Regular" w:hAnsi="Charis SIL Regular" w:eastAsia="Charis SIL Regular"/>
-          <w:b w:val="0"/>
-          <w:i w:val="0"/>
-          <w:color w:val="000000"/>
-          <w:sz w:val="24"/>
-        </w:rPr>
-        <w:hyperlink r:id="rId11" w:history="1">
-          <w:r>
-            <w:rPr>
-              <w:rStyle w:val="Hyperlink"/>
-            </w:rPr>
-            <w:t>pe</w:t>
-          </w:r>
-        </w:hyperlink>
+        <w:t>Ook de Koninklijke Nederlandse Academie van Wetenschappe</w:t>
       </w:r>
       <w:r>
         <w:rPr>
@@ -1713,13 +1519,67 @@
       </w:r>
       <w:r>
         <w:rPr>
+          <w:u w:val="single" w:color="0000ff"/>
           <w:rFonts w:ascii="Charis SIL Regular" w:hAnsi="Charis SIL Regular" w:eastAsia="Charis SIL Regular"/>
           <w:b w:val="0"/>
           <w:i w:val="0"/>
           <w:color w:val="000000"/>
           <w:sz w:val="24"/>
         </w:rPr>
-        <w:t xml:space="preserve">vinden in het provinciale </w:t>
+        <w:hyperlink r:id="rId13" w:history="1">
+          <w:r>
+            <w:rPr>
+              <w:rStyle w:val="Hyperlink"/>
+            </w:rPr>
+            <w:t>vinden in h</w:t>
+          </w:r>
+        </w:hyperlink>
+      </w:r>
+      <w:r>
+        <w:rPr>
+          <w:u w:val="single" w:color="0000ff"/>
+          <w:rFonts w:ascii="Charis SIL Regular" w:hAnsi="Charis SIL Regular" w:eastAsia="Charis SIL Regular"/>
+          <w:b w:val="0"/>
+          <w:i w:val="0"/>
+          <w:color w:val="000000"/>
+          <w:sz w:val="24"/>
+        </w:rPr>
+        <w:hyperlink r:id="rId13" w:history="1">
+          <w:r>
+            <w:rPr>
+              <w:rStyle w:val="Hyperlink"/>
+            </w:rPr>
+            <w:t>e</w:t>
+          </w:r>
+        </w:hyperlink>
+      </w:r>
+      <w:r>
+        <w:rPr>
+          <w:u w:val="single" w:color="0000ff"/>
+          <w:rFonts w:ascii="Charis SIL Regular" w:hAnsi="Charis SIL Regular" w:eastAsia="Charis SIL Regular"/>
+          <w:b w:val="0"/>
+          <w:i w:val="0"/>
+          <w:color w:val="000000"/>
+          <w:sz w:val="24"/>
+        </w:rPr>
+        <w:hyperlink r:id="rId13" w:history="1">
+          <w:r>
+            <w:rPr>
+              <w:rStyle w:val="Hyperlink"/>
+            </w:rPr>
+            <w:t>t provi</w:t>
+          </w:r>
+        </w:hyperlink>
+      </w:r>
+      <w:r>
+        <w:rPr>
+          <w:rFonts w:ascii="Charis SIL Regular" w:hAnsi="Charis SIL Regular" w:eastAsia="Charis SIL Regular"/>
+          <w:b w:val="0"/>
+          <w:i w:val="0"/>
+          <w:color w:val="000000"/>
+          <w:sz w:val="24"/>
+        </w:rPr>
+        <w:t xml:space="preserve">nciale </w:t>
       </w:r>
       <w:r>
         <w:rPr>
@@ -3117,7 +2977,7 @@
           <w:sz w:val="24"/>
           <w:u w:val="single"/>
         </w:rPr>
-        <w:hyperlink r:id="rId16" w:history="1">
+        <w:hyperlink r:id="rId18" w:history="1">
           <w:r>
             <w:rPr>
               <w:rStyle w:val="Hyperlink"/>

--- a/EXPORTS/DOCX/published/niveau2/Dutch/Science.docx
+++ b/EXPORTS/DOCX/published/niveau2/Dutch/Science.docx
@@ -283,7 +283,46 @@
           <w:color w:val="000000"/>
           <w:sz w:val="24"/>
         </w:rPr>
-        <w:t xml:space="preserve"> in Leiden en de Homo erectus fossielen die tijdens deze opgravingen </w:t>
+        <w:t xml:space="preserve"> in Leiden en de Homo erectus fossielen die tijdens deze o</w:t>
+      </w:r>
+      <w:r>
+        <w:rPr>
+          <w:u w:val="single" w:color="0000ff"/>
+          <w:rFonts w:ascii="Charis SIL Regular" w:hAnsi="Charis SIL Regular" w:eastAsia="Charis SIL Regular"/>
+          <w:b w:val="0"/>
+          <w:i w:val="0"/>
+          <w:color w:val="000000"/>
+          <w:sz w:val="24"/>
+        </w:rPr>
+        <w:t>p</w:t>
+      </w:r>
+      <w:r>
+        <w:rPr>
+          <w:u w:val="single" w:color="0000ff"/>
+          <w:rFonts w:ascii="Charis SIL Regular" w:hAnsi="Charis SIL Regular" w:eastAsia="Charis SIL Regular"/>
+          <w:b w:val="0"/>
+          <w:i w:val="0"/>
+          <w:color w:val="000000"/>
+          <w:sz w:val="24"/>
+        </w:rPr>
+        <w:hyperlink r:id="rId9" w:history="1">
+          <w:r>
+            <w:rPr>
+              <w:rStyle w:val="Hyperlink"/>
+            </w:rPr>
+            <w:t>gravinge</w:t>
+          </w:r>
+        </w:hyperlink>
+      </w:r>
+      <w:r>
+        <w:rPr>
+          <w:rFonts w:ascii="Charis SIL Regular" w:hAnsi="Charis SIL Regular" w:eastAsia="Charis SIL Regular"/>
+          <w:b w:val="0"/>
+          <w:i w:val="0"/>
+          <w:color w:val="000000"/>
+          <w:sz w:val="24"/>
+        </w:rPr>
+        <w:t xml:space="preserve">n </w:t>
       </w:r>
       <w:r>
         <w:rPr>
@@ -811,7 +850,7 @@
           <w:sz w:val="24"/>
           <w:u w:val="single"/>
         </w:rPr>
-        <w:hyperlink r:id="rId10" w:history="1">
+        <w:hyperlink r:id="rId11" w:history="1">
           <w:r>
             <w:rPr>
               <w:rStyle w:val="Hyperlink"/>
@@ -840,7 +879,7 @@
           <w:sz w:val="24"/>
           <w:u w:val="single"/>
         </w:rPr>
-        <w:hyperlink r:id="rId11" w:history="1">
+        <w:hyperlink r:id="rId10" w:history="1">
           <w:r>
             <w:rPr>
               <w:rStyle w:val="Hyperlink"/>
@@ -858,7 +897,7 @@
           <w:sz w:val="24"/>
           <w:u w:val="single"/>
         </w:rPr>
-        <w:hyperlink r:id="rId10" w:history="1">
+        <w:hyperlink r:id="rId11" w:history="1">
           <w:r>
             <w:rPr>
               <w:rStyle w:val="Hyperlink"/>
@@ -876,7 +915,7 @@
           <w:sz w:val="24"/>
           <w:u w:val="single"/>
         </w:rPr>
-        <w:hyperlink r:id="rId11" w:history="1">
+        <w:hyperlink r:id="rId10" w:history="1">
           <w:r>
             <w:rPr>
               <w:rStyle w:val="Hyperlink"/>
@@ -903,7 +942,6 @@
           <w:i w:val="0"/>
           <w:color w:val="0000FF"/>
           <w:sz w:val="24"/>
-          <w:u w:val="single"/>
         </w:rPr>
         <w:hyperlink r:id="rId11" w:history="1">
           <w:r>
@@ -1046,7 +1084,7 @@
           <w:sz w:val="24"/>
           <w:u w:val="single"/>
         </w:rPr>
-        <w:hyperlink r:id="rId10" w:history="1">
+        <w:hyperlink r:id="rId11" w:history="1">
           <w:r>
             <w:rPr>
               <w:rStyle w:val="Hyperlink"/>
@@ -1127,7 +1165,162 @@
           <w:color w:val="000000"/>
           <w:sz w:val="24"/>
         </w:rPr>
-        <w:t>Ook de Koninklijke Nederlandse Academie van Wetenschappe</w:t>
+        <w:t xml:space="preserve">Ook de Koninklijke </w:t>
+      </w:r>
+      <w:r>
+        <w:rPr>
+          <w:u w:val="single" w:color="0000ff"/>
+          <w:rFonts w:ascii="Charis SIL Regular" w:hAnsi="Charis SIL Regular" w:eastAsia="Charis SIL Regular"/>
+          <w:b w:val="0"/>
+          <w:i w:val="0"/>
+          <w:color w:val="000000"/>
+          <w:sz w:val="24"/>
+        </w:rPr>
+        <w:hyperlink r:id="rId11" w:history="1">
+          <w:r>
+            <w:rPr>
+              <w:rStyle w:val="Hyperlink"/>
+            </w:rPr>
+            <w:t>Nederlandse</w:t>
+          </w:r>
+        </w:hyperlink>
+      </w:r>
+      <w:r>
+        <w:rPr>
+          <w:u w:val="single" w:color="0000ff"/>
+          <w:rFonts w:ascii="Charis SIL Regular" w:hAnsi="Charis SIL Regular" w:eastAsia="Charis SIL Regular"/>
+          <w:b w:val="0"/>
+          <w:i w:val="0"/>
+          <w:color w:val="000000"/>
+          <w:sz w:val="24"/>
+        </w:rPr>
+        <w:t xml:space="preserve"> </w:t>
+      </w:r>
+      <w:r>
+        <w:rPr>
+          <w:u w:val="single" w:color="0000ff"/>
+          <w:rFonts w:ascii="Charis SIL Regular" w:hAnsi="Charis SIL Regular" w:eastAsia="Charis SIL Regular"/>
+          <w:b w:val="0"/>
+          <w:i w:val="0"/>
+          <w:color w:val="000000"/>
+          <w:sz w:val="24"/>
+        </w:rPr>
+        <w:hyperlink r:id="rId11" w:history="1">
+          <w:r>
+            <w:rPr>
+              <w:rStyle w:val="Hyperlink"/>
+            </w:rPr>
+            <w:t>Academie va</w:t>
+          </w:r>
+        </w:hyperlink>
+      </w:r>
+      <w:r>
+        <w:rPr>
+          <w:u w:val="single" w:color="0000ff"/>
+          <w:rFonts w:ascii="Charis SIL Regular" w:hAnsi="Charis SIL Regular" w:eastAsia="Charis SIL Regular"/>
+          <w:b w:val="0"/>
+          <w:i w:val="0"/>
+          <w:color w:val="000000"/>
+          <w:sz w:val="24"/>
+        </w:rPr>
+        <w:hyperlink r:id="rId11" w:history="1">
+          <w:r>
+            <w:rPr>
+              <w:rStyle w:val="Hyperlink"/>
+            </w:rPr>
+            <w:t>n</w:t>
+          </w:r>
+        </w:hyperlink>
+      </w:r>
+      <w:r>
+        <w:rPr>
+          <w:u w:val="single" w:color="0000ff"/>
+          <w:rFonts w:ascii="Charis SIL Regular" w:hAnsi="Charis SIL Regular" w:eastAsia="Charis SIL Regular"/>
+          <w:b w:val="0"/>
+          <w:i w:val="0"/>
+          <w:color w:val="000000"/>
+          <w:sz w:val="24"/>
+        </w:rPr>
+        <w:hyperlink r:id="rId11" w:history="1">
+          <w:r>
+            <w:rPr>
+              <w:rStyle w:val="Hyperlink"/>
+            </w:rPr>
+            <w:t xml:space="preserve"> W</w:t>
+          </w:r>
+        </w:hyperlink>
+      </w:r>
+      <w:r>
+        <w:rPr>
+          <w:u w:val="single" w:color="0000ff"/>
+          <w:rFonts w:ascii="Charis SIL Regular" w:hAnsi="Charis SIL Regular" w:eastAsia="Charis SIL Regular"/>
+          <w:b w:val="0"/>
+          <w:i w:val="0"/>
+          <w:color w:val="000000"/>
+          <w:sz w:val="24"/>
+        </w:rPr>
+        <w:hyperlink r:id="rId11" w:history="1">
+          <w:r>
+            <w:rPr>
+              <w:rStyle w:val="Hyperlink"/>
+            </w:rPr>
+            <w:t>e</w:t>
+          </w:r>
+        </w:hyperlink>
+      </w:r>
+      <w:r>
+        <w:rPr>
+          <w:u w:val="single" w:color="0000ff"/>
+          <w:rFonts w:ascii="Charis SIL Regular" w:hAnsi="Charis SIL Regular" w:eastAsia="Charis SIL Regular"/>
+          <w:b w:val="0"/>
+          <w:i w:val="0"/>
+          <w:color w:val="000000"/>
+          <w:sz w:val="24"/>
+        </w:rPr>
+        <w:hyperlink r:id="rId11" w:history="1">
+          <w:r>
+            <w:rPr>
+              <w:rStyle w:val="Hyperlink"/>
+            </w:rPr>
+            <w:t>tenscha</w:t>
+          </w:r>
+        </w:hyperlink>
+      </w:r>
+      <w:r>
+        <w:rPr>
+          <w:u w:val="single" w:color="0000ff"/>
+          <w:rFonts w:ascii="Charis SIL Regular" w:hAnsi="Charis SIL Regular" w:eastAsia="Charis SIL Regular"/>
+          <w:b w:val="0"/>
+          <w:i w:val="0"/>
+          <w:color w:val="000000"/>
+          <w:sz w:val="24"/>
+        </w:rPr>
+        <w:hyperlink r:id="rId11" w:history="1">
+          <w:r>
+            <w:rPr>
+              <w:rStyle w:val="Hyperlink"/>
+            </w:rPr>
+            <w:t>p</w:t>
+          </w:r>
+        </w:hyperlink>
+      </w:r>
+      <w:r>
+        <w:rPr>
+          <w:u w:val="single" w:color="0000ff"/>
+          <w:rFonts w:ascii="Charis SIL Regular" w:hAnsi="Charis SIL Regular" w:eastAsia="Charis SIL Regular"/>
+          <w:b w:val="0"/>
+          <w:i w:val="0"/>
+          <w:color w:val="000000"/>
+          <w:sz w:val="24"/>
+        </w:rPr>
+        <w:hyperlink r:id="rId11" w:history="1">
+          <w:r>
+            <w:rPr>
+              <w:rStyle w:val="Hyperlink"/>
+            </w:rPr>
+            <w:t>pe</w:t>
+          </w:r>
+        </w:hyperlink>
       </w:r>
       <w:r>
         <w:rPr>
@@ -2884,7 +3077,7 @@
           <w:sz w:val="24"/>
           <w:u w:val="single"/>
         </w:rPr>
-        <w:hyperlink r:id="rId17" w:history="1">
+        <w:hyperlink r:id="rId16" w:history="1">
           <w:r>
             <w:rPr>
               <w:rStyle w:val="Hyperlink"/>
@@ -2902,7 +3095,7 @@
           <w:sz w:val="24"/>
           <w:u w:val="single"/>
         </w:rPr>
-        <w:hyperlink r:id="rId17" w:history="1">
+        <w:hyperlink r:id="rId16" w:history="1">
           <w:r>
             <w:rPr>
               <w:rStyle w:val="Hyperlink"/>
@@ -2930,7 +3123,7 @@
           <w:sz w:val="24"/>
           <w:u w:val="single"/>
         </w:rPr>
-        <w:hyperlink r:id="rId18" w:history="1">
+        <w:hyperlink r:id="rId16" w:history="1">
           <w:r>
             <w:rPr>
               <w:rStyle w:val="Hyperlink"/>

--- a/EXPORTS/DOCX/published/niveau2/Dutch/Science.docx
+++ b/EXPORTS/DOCX/published/niveau2/Dutch/Science.docx
@@ -879,7 +879,7 @@
           <w:sz w:val="24"/>
           <w:u w:val="single"/>
         </w:rPr>
-        <w:hyperlink r:id="rId10" w:history="1">
+        <w:hyperlink r:id="rId11" w:history="1">
           <w:r>
             <w:rPr>
               <w:rStyle w:val="Hyperlink"/>
@@ -897,7 +897,7 @@
           <w:sz w:val="24"/>
           <w:u w:val="single"/>
         </w:rPr>
-        <w:hyperlink r:id="rId11" w:history="1">
+        <w:hyperlink r:id="rId10" w:history="1">
           <w:r>
             <w:rPr>
               <w:rStyle w:val="Hyperlink"/>
@@ -942,6 +942,7 @@
           <w:i w:val="0"/>
           <w:color w:val="0000FF"/>
           <w:sz w:val="24"/>
+          <w:u w:val="single"/>
         </w:rPr>
         <w:hyperlink r:id="rId11" w:history="1">
           <w:r>
@@ -3077,7 +3078,7 @@
           <w:sz w:val="24"/>
           <w:u w:val="single"/>
         </w:rPr>
-        <w:hyperlink r:id="rId16" w:history="1">
+        <w:hyperlink r:id="rId17" w:history="1">
           <w:r>
             <w:rPr>
               <w:rStyle w:val="Hyperlink"/>
@@ -3106,13 +3107,21 @@
       </w:r>
       <w:r>
         <w:rPr>
+          <w:u w:val="single" w:color="0000ff"/>
           <w:rFonts w:ascii="Charis SIL Regular" w:hAnsi="Charis SIL Regular" w:eastAsia="Charis SIL Regular"/>
           <w:b w:val="0"/>
           <w:i w:val="0"/>
           <w:color w:val="000000"/>
           <w:sz w:val="24"/>
         </w:rPr>
-        <w:t xml:space="preserve">, </w:t>
+        <w:hyperlink r:id="rId16" w:history="1">
+          <w:r>
+            <w:rPr>
+              <w:rStyle w:val="Hyperlink"/>
+            </w:rPr>
+            <w:t xml:space="preserve">, </w:t>
+          </w:r>
+        </w:hyperlink>
       </w:r>
       <w:r>
         <w:rPr>
@@ -3152,7 +3161,7 @@
           <w:sz w:val="24"/>
           <w:u w:val="single"/>
         </w:rPr>
-        <w:hyperlink r:id="rId18" w:history="1">
+        <w:hyperlink r:id="rId16" w:history="1">
           <w:r>
             <w:rPr>
               <w:rStyle w:val="Hyperlink"/>
@@ -3170,7 +3179,7 @@
           <w:sz w:val="24"/>
           <w:u w:val="single"/>
         </w:rPr>
-        <w:hyperlink r:id="rId18" w:history="1">
+        <w:hyperlink r:id="rId16" w:history="1">
           <w:r>
             <w:rPr>
               <w:rStyle w:val="Hyperlink"/>
@@ -3288,7 +3297,7 @@
           <w:sz w:val="24"/>
           <w:u w:val="single"/>
         </w:rPr>
-        <w:hyperlink r:id="rId19" w:history="1">
+        <w:hyperlink r:id="rId18" w:history="1">
           <w:r>
             <w:rPr>
               <w:rStyle w:val="Hyperlink"/>
@@ -3317,7 +3326,7 @@
           <w:sz w:val="24"/>
           <w:u w:val="single"/>
         </w:rPr>
-        <w:hyperlink r:id="rId19" w:history="1">
+        <w:hyperlink r:id="rId18" w:history="1">
           <w:r>
             <w:rPr>
               <w:rStyle w:val="Hyperlink"/>
@@ -3345,7 +3354,7 @@
           <w:sz w:val="24"/>
           <w:u w:val="single"/>
         </w:rPr>
-        <w:hyperlink r:id="rId20" w:history="1">
+        <w:hyperlink r:id="rId19" w:history="1">
           <w:r>
             <w:rPr>
               <w:rStyle w:val="Hyperlink"/>
@@ -3363,7 +3372,7 @@
           <w:sz w:val="24"/>
           <w:u w:val="single"/>
         </w:rPr>
-        <w:hyperlink r:id="rId20" w:history="1">
+        <w:hyperlink r:id="rId19" w:history="1">
           <w:r>
             <w:rPr>
               <w:rStyle w:val="Hyperlink"/>
@@ -3381,7 +3390,7 @@
           <w:sz w:val="24"/>
           <w:u w:val="single"/>
         </w:rPr>
-        <w:hyperlink r:id="rId20" w:history="1">
+        <w:hyperlink r:id="rId19" w:history="1">
           <w:r>
             <w:rPr>
               <w:rStyle w:val="Hyperlink"/>
@@ -3489,7 +3498,7 @@
           <w:sz w:val="24"/>
           <w:u w:val="single"/>
         </w:rPr>
-        <w:hyperlink r:id="rId21" w:history="1">
+        <w:hyperlink r:id="rId20" w:history="1">
           <w:r>
             <w:rPr>
               <w:rStyle w:val="Hyperlink"/>
@@ -3518,7 +3527,7 @@
           <w:sz w:val="24"/>
           <w:u w:val="single"/>
         </w:rPr>
-        <w:hyperlink r:id="rId21" w:history="1">
+        <w:hyperlink r:id="rId20" w:history="1">
           <w:r>
             <w:rPr>
               <w:rStyle w:val="Hyperlink"/>
@@ -3546,7 +3555,7 @@
           <w:sz w:val="24"/>
           <w:u w:val="single"/>
         </w:rPr>
-        <w:hyperlink r:id="rId22" w:history="1">
+        <w:hyperlink r:id="rId21" w:history="1">
           <w:r>
             <w:rPr>
               <w:rStyle w:val="Hyperlink"/>
@@ -3564,7 +3573,7 @@
           <w:sz w:val="24"/>
           <w:u w:val="single"/>
         </w:rPr>
-        <w:hyperlink r:id="rId22" w:history="1">
+        <w:hyperlink r:id="rId21" w:history="1">
           <w:r>
             <w:rPr>
               <w:rStyle w:val="Hyperlink"/>
@@ -3582,7 +3591,7 @@
           <w:sz w:val="24"/>
           <w:u w:val="single"/>
         </w:rPr>
-        <w:hyperlink r:id="rId22" w:history="1">
+        <w:hyperlink r:id="rId21" w:history="1">
           <w:r>
             <w:rPr>
               <w:rStyle w:val="Hyperlink"/>
@@ -3600,7 +3609,7 @@
           <w:sz w:val="24"/>
           <w:u w:val="single"/>
         </w:rPr>
-        <w:hyperlink r:id="rId22" w:history="1">
+        <w:hyperlink r:id="rId21" w:history="1">
           <w:r>
             <w:rPr>
               <w:rStyle w:val="Hyperlink"/>

--- a/EXPORTS/DOCX/published/niveau2/Dutch/Science.docx
+++ b/EXPORTS/DOCX/published/niveau2/Dutch/Science.docx
@@ -832,14 +832,7 @@
           <w:sz w:val="24"/>
           <w:u w:val="single"/>
         </w:rPr>
-        <w:hyperlink r:id="rId11" w:history="1">
-          <w:r>
-            <w:rPr>
-              <w:rStyle w:val="Hyperlink"/>
-            </w:rPr>
-            <w:t>Bataviaas</w:t>
-          </w:r>
-        </w:hyperlink>
+        <w:t>Bataviaas</w:t>
       </w:r>
       <w:r>
         <w:rPr>
@@ -850,7 +843,7 @@
           <w:sz w:val="24"/>
           <w:u w:val="single"/>
         </w:rPr>
-        <w:hyperlink r:id="rId11" w:history="1">
+        <w:hyperlink r:id="rId10" w:history="1">
           <w:r>
             <w:rPr>
               <w:rStyle w:val="Hyperlink"/>
@@ -879,7 +872,7 @@
           <w:sz w:val="24"/>
           <w:u w:val="single"/>
         </w:rPr>
-        <w:hyperlink r:id="rId11" w:history="1">
+        <w:hyperlink r:id="rId10" w:history="1">
           <w:r>
             <w:rPr>
               <w:rStyle w:val="Hyperlink"/>
@@ -944,7 +937,7 @@
           <w:sz w:val="24"/>
           <w:u w:val="single"/>
         </w:rPr>
-        <w:hyperlink r:id="rId11" w:history="1">
+        <w:hyperlink r:id="rId10" w:history="1">
           <w:r>
             <w:rPr>
               <w:rStyle w:val="Hyperlink"/>
@@ -991,7 +984,7 @@
           <w:sz w:val="24"/>
           <w:u w:val="single"/>
         </w:rPr>
-        <w:hyperlink r:id="rId11" w:history="1">
+        <w:hyperlink r:id="rId10" w:history="1">
           <w:r>
             <w:rPr>
               <w:rStyle w:val="Hyperlink"/>
@@ -1067,7 +1060,7 @@
           <w:sz w:val="24"/>
           <w:u w:val="single"/>
         </w:rPr>
-        <w:hyperlink r:id="rId11" w:history="1">
+        <w:hyperlink r:id="rId10" w:history="1">
           <w:r>
             <w:rPr>
               <w:rStyle w:val="Hyperlink"/>
@@ -1085,7 +1078,7 @@
           <w:sz w:val="24"/>
           <w:u w:val="single"/>
         </w:rPr>
-        <w:hyperlink r:id="rId11" w:history="1">
+        <w:hyperlink r:id="rId10" w:history="1">
           <w:r>
             <w:rPr>
               <w:rStyle w:val="Hyperlink"/>
@@ -1749,31 +1742,13 @@
       </w:r>
       <w:r>
         <w:rPr>
-          <w:u w:val="single" w:color="0000ff"/>
           <w:rFonts w:ascii="Charis SIL Regular" w:hAnsi="Charis SIL Regular" w:eastAsia="Charis SIL Regular"/>
           <w:b w:val="0"/>
           <w:i w:val="0"/>
           <w:color w:val="000000"/>
           <w:sz w:val="24"/>
         </w:rPr>
-        <w:hyperlink r:id="rId13" w:history="1">
-          <w:r>
-            <w:rPr>
-              <w:rStyle w:val="Hyperlink"/>
-            </w:rPr>
-            <w:t>t provi</w:t>
-          </w:r>
-        </w:hyperlink>
-      </w:r>
-      <w:r>
-        <w:rPr>
-          <w:rFonts w:ascii="Charis SIL Regular" w:hAnsi="Charis SIL Regular" w:eastAsia="Charis SIL Regular"/>
-          <w:b w:val="0"/>
-          <w:i w:val="0"/>
-          <w:color w:val="000000"/>
-          <w:sz w:val="24"/>
-        </w:rPr>
-        <w:t xml:space="preserve">nciale </w:t>
+        <w:t xml:space="preserve">t provinciale </w:t>
       </w:r>
       <w:r>
         <w:rPr>
@@ -2180,7 +2155,7 @@
           <w:sz w:val="24"/>
           <w:u w:val="single"/>
         </w:rPr>
-        <w:hyperlink r:id="rId15" w:history="1">
+        <w:hyperlink r:id="rId11" w:history="1">
           <w:r>
             <w:rPr>
               <w:rStyle w:val="Hyperlink"/>
@@ -2198,7 +2173,7 @@
           <w:sz w:val="24"/>
           <w:u w:val="single"/>
         </w:rPr>
-        <w:hyperlink r:id="rId15" w:history="1">
+        <w:hyperlink r:id="rId11" w:history="1">
           <w:r>
             <w:rPr>
               <w:rStyle w:val="Hyperlink"/>

--- a/EXPORTS/DOCX/published/niveau2/Dutch/Science.docx
+++ b/EXPORTS/DOCX/published/niveau2/Dutch/Science.docx
@@ -832,7 +832,14 @@
           <w:sz w:val="24"/>
           <w:u w:val="single"/>
         </w:rPr>
-        <w:t>Bataviaas</w:t>
+        <w:hyperlink r:id="rId11" w:history="1">
+          <w:r>
+            <w:rPr>
+              <w:rStyle w:val="Hyperlink"/>
+            </w:rPr>
+            <w:t>Bataviaas</w:t>
+          </w:r>
+        </w:hyperlink>
       </w:r>
       <w:r>
         <w:rPr>
@@ -872,7 +879,7 @@
           <w:sz w:val="24"/>
           <w:u w:val="single"/>
         </w:rPr>
-        <w:hyperlink r:id="rId10" w:history="1">
+        <w:hyperlink r:id="rId11" w:history="1">
           <w:r>
             <w:rPr>
               <w:rStyle w:val="Hyperlink"/>
@@ -890,7 +897,7 @@
           <w:sz w:val="24"/>
           <w:u w:val="single"/>
         </w:rPr>
-        <w:hyperlink r:id="rId10" w:history="1">
+        <w:hyperlink r:id="rId11" w:history="1">
           <w:r>
             <w:rPr>
               <w:rStyle w:val="Hyperlink"/>
@@ -984,7 +991,7 @@
           <w:sz w:val="24"/>
           <w:u w:val="single"/>
         </w:rPr>
-        <w:hyperlink r:id="rId10" w:history="1">
+        <w:hyperlink r:id="rId11" w:history="1">
           <w:r>
             <w:rPr>
               <w:rStyle w:val="Hyperlink"/>
@@ -1042,7 +1049,7 @@
           <w:sz w:val="24"/>
           <w:u w:val="single"/>
         </w:rPr>
-        <w:hyperlink r:id="rId10" w:history="1">
+        <w:hyperlink r:id="rId11" w:history="1">
           <w:r>
             <w:rPr>
               <w:rStyle w:val="Hyperlink"/>
@@ -1060,7 +1067,7 @@
           <w:sz w:val="24"/>
           <w:u w:val="single"/>
         </w:rPr>
-        <w:hyperlink r:id="rId10" w:history="1">
+        <w:hyperlink r:id="rId11" w:history="1">
           <w:r>
             <w:rPr>
               <w:rStyle w:val="Hyperlink"/>
@@ -1078,7 +1085,7 @@
           <w:sz w:val="24"/>
           <w:u w:val="single"/>
         </w:rPr>
-        <w:hyperlink r:id="rId10" w:history="1">
+        <w:hyperlink r:id="rId11" w:history="1">
           <w:r>
             <w:rPr>
               <w:rStyle w:val="Hyperlink"/>
@@ -1742,13 +1749,31 @@
       </w:r>
       <w:r>
         <w:rPr>
+          <w:u w:val="single" w:color="0000ff"/>
           <w:rFonts w:ascii="Charis SIL Regular" w:hAnsi="Charis SIL Regular" w:eastAsia="Charis SIL Regular"/>
           <w:b w:val="0"/>
           <w:i w:val="0"/>
           <w:color w:val="000000"/>
           <w:sz w:val="24"/>
         </w:rPr>
-        <w:t xml:space="preserve">t provinciale </w:t>
+        <w:hyperlink r:id="rId13" w:history="1">
+          <w:r>
+            <w:rPr>
+              <w:rStyle w:val="Hyperlink"/>
+            </w:rPr>
+            <w:t>t provi</w:t>
+          </w:r>
+        </w:hyperlink>
+      </w:r>
+      <w:r>
+        <w:rPr>
+          <w:rFonts w:ascii="Charis SIL Regular" w:hAnsi="Charis SIL Regular" w:eastAsia="Charis SIL Regular"/>
+          <w:b w:val="0"/>
+          <w:i w:val="0"/>
+          <w:color w:val="000000"/>
+          <w:sz w:val="24"/>
+        </w:rPr>
+        <w:t xml:space="preserve">nciale </w:t>
       </w:r>
       <w:r>
         <w:rPr>
@@ -2126,7 +2151,7 @@
           <w:sz w:val="24"/>
           <w:u w:val="single"/>
         </w:rPr>
-        <w:t xml:space="preserve"> </w:t>
+        <w:t xml:space="preserve"> Gen</w:t>
       </w:r>
       <w:r>
         <w:rPr>
@@ -2137,25 +2162,7 @@
           <w:sz w:val="24"/>
           <w:u w:val="single"/>
         </w:rPr>
-        <w:hyperlink r:id="rId11" w:history="1">
-          <w:r>
-            <w:rPr>
-              <w:rStyle w:val="Hyperlink"/>
-            </w:rPr>
-            <w:t>Gen</w:t>
-          </w:r>
-        </w:hyperlink>
-      </w:r>
-      <w:r>
-        <w:rPr>
-          <w:rFonts w:ascii="Charis SIL Regular" w:hAnsi="Charis SIL Regular" w:eastAsia="Charis SIL Regular"/>
-          <w:b w:val="0"/>
-          <w:i w:val="0"/>
-          <w:color w:val="0000FF"/>
-          <w:sz w:val="24"/>
-          <w:u w:val="single"/>
-        </w:rPr>
-        <w:hyperlink r:id="rId11" w:history="1">
+        <w:hyperlink r:id="rId15" w:history="1">
           <w:r>
             <w:rPr>
               <w:rStyle w:val="Hyperlink"/>
@@ -2173,7 +2180,7 @@
           <w:sz w:val="24"/>
           <w:u w:val="single"/>
         </w:rPr>
-        <w:hyperlink r:id="rId11" w:history="1">
+        <w:hyperlink r:id="rId15" w:history="1">
           <w:r>
             <w:rPr>
               <w:rStyle w:val="Hyperlink"/>
@@ -3071,7 +3078,7 @@
           <w:sz w:val="24"/>
           <w:u w:val="single"/>
         </w:rPr>
-        <w:hyperlink r:id="rId16" w:history="1">
+        <w:hyperlink r:id="rId17" w:history="1">
           <w:r>
             <w:rPr>
               <w:rStyle w:val="Hyperlink"/>
@@ -3089,14 +3096,7 @@
           <w:color w:val="000000"/>
           <w:sz w:val="24"/>
         </w:rPr>
-        <w:hyperlink r:id="rId16" w:history="1">
-          <w:r>
-            <w:rPr>
-              <w:rStyle w:val="Hyperlink"/>
-            </w:rPr>
-            <w:t xml:space="preserve">, </w:t>
-          </w:r>
-        </w:hyperlink>
+        <w:t xml:space="preserve">, </w:t>
       </w:r>
       <w:r>
         <w:rPr>
@@ -3107,7 +3107,7 @@
           <w:sz w:val="24"/>
           <w:u w:val="single"/>
         </w:rPr>
-        <w:hyperlink r:id="rId16" w:history="1">
+        <w:hyperlink r:id="rId18" w:history="1">
           <w:r>
             <w:rPr>
               <w:rStyle w:val="Hyperlink"/>
@@ -3136,7 +3136,7 @@
           <w:sz w:val="24"/>
           <w:u w:val="single"/>
         </w:rPr>
-        <w:hyperlink r:id="rId16" w:history="1">
+        <w:hyperlink r:id="rId18" w:history="1">
           <w:r>
             <w:rPr>
               <w:rStyle w:val="Hyperlink"/>
@@ -3272,7 +3272,7 @@
           <w:sz w:val="24"/>
           <w:u w:val="single"/>
         </w:rPr>
-        <w:hyperlink r:id="rId18" w:history="1">
+        <w:hyperlink r:id="rId19" w:history="1">
           <w:r>
             <w:rPr>
               <w:rStyle w:val="Hyperlink"/>
@@ -3301,7 +3301,7 @@
           <w:sz w:val="24"/>
           <w:u w:val="single"/>
         </w:rPr>
-        <w:hyperlink r:id="rId18" w:history="1">
+        <w:hyperlink r:id="rId19" w:history="1">
           <w:r>
             <w:rPr>
               <w:rStyle w:val="Hyperlink"/>
@@ -3329,7 +3329,7 @@
           <w:sz w:val="24"/>
           <w:u w:val="single"/>
         </w:rPr>
-        <w:hyperlink r:id="rId19" w:history="1">
+        <w:hyperlink r:id="rId20" w:history="1">
           <w:r>
             <w:rPr>
               <w:rStyle w:val="Hyperlink"/>
@@ -3347,7 +3347,7 @@
           <w:sz w:val="24"/>
           <w:u w:val="single"/>
         </w:rPr>
-        <w:hyperlink r:id="rId19" w:history="1">
+        <w:hyperlink r:id="rId20" w:history="1">
           <w:r>
             <w:rPr>
               <w:rStyle w:val="Hyperlink"/>
@@ -3365,7 +3365,7 @@
           <w:sz w:val="24"/>
           <w:u w:val="single"/>
         </w:rPr>
-        <w:hyperlink r:id="rId19" w:history="1">
+        <w:hyperlink r:id="rId20" w:history="1">
           <w:r>
             <w:rPr>
               <w:rStyle w:val="Hyperlink"/>
@@ -3473,7 +3473,7 @@
           <w:sz w:val="24"/>
           <w:u w:val="single"/>
         </w:rPr>
-        <w:hyperlink r:id="rId20" w:history="1">
+        <w:hyperlink r:id="rId21" w:history="1">
           <w:r>
             <w:rPr>
               <w:rStyle w:val="Hyperlink"/>
@@ -3502,7 +3502,7 @@
           <w:sz w:val="24"/>
           <w:u w:val="single"/>
         </w:rPr>
-        <w:hyperlink r:id="rId20" w:history="1">
+        <w:hyperlink r:id="rId21" w:history="1">
           <w:r>
             <w:rPr>
               <w:rStyle w:val="Hyperlink"/>
@@ -3530,7 +3530,7 @@
           <w:sz w:val="24"/>
           <w:u w:val="single"/>
         </w:rPr>
-        <w:hyperlink r:id="rId21" w:history="1">
+        <w:hyperlink r:id="rId22" w:history="1">
           <w:r>
             <w:rPr>
               <w:rStyle w:val="Hyperlink"/>
@@ -3548,7 +3548,7 @@
           <w:sz w:val="24"/>
           <w:u w:val="single"/>
         </w:rPr>
-        <w:hyperlink r:id="rId21" w:history="1">
+        <w:hyperlink r:id="rId22" w:history="1">
           <w:r>
             <w:rPr>
               <w:rStyle w:val="Hyperlink"/>
@@ -3566,7 +3566,7 @@
           <w:sz w:val="24"/>
           <w:u w:val="single"/>
         </w:rPr>
-        <w:hyperlink r:id="rId21" w:history="1">
+        <w:hyperlink r:id="rId22" w:history="1">
           <w:r>
             <w:rPr>
               <w:rStyle w:val="Hyperlink"/>
@@ -3584,7 +3584,7 @@
           <w:sz w:val="24"/>
           <w:u w:val="single"/>
         </w:rPr>
-        <w:hyperlink r:id="rId21" w:history="1">
+        <w:hyperlink r:id="rId22" w:history="1">
           <w:r>
             <w:rPr>
               <w:rStyle w:val="Hyperlink"/>

--- a/EXPORTS/DOCX/published/niveau2/Dutch/Science.docx
+++ b/EXPORTS/DOCX/published/niveau2/Dutch/Science.docx
@@ -283,46 +283,7 @@
           <w:color w:val="000000"/>
           <w:sz w:val="24"/>
         </w:rPr>
-        <w:t xml:space="preserve"> in Leiden en de Homo erectus fossielen die tijdens deze o</w:t>
-      </w:r>
-      <w:r>
-        <w:rPr>
-          <w:u w:val="single" w:color="0000ff"/>
-          <w:rFonts w:ascii="Charis SIL Regular" w:hAnsi="Charis SIL Regular" w:eastAsia="Charis SIL Regular"/>
-          <w:b w:val="0"/>
-          <w:i w:val="0"/>
-          <w:color w:val="000000"/>
-          <w:sz w:val="24"/>
-        </w:rPr>
-        <w:t>p</w:t>
-      </w:r>
-      <w:r>
-        <w:rPr>
-          <w:u w:val="single" w:color="0000ff"/>
-          <w:rFonts w:ascii="Charis SIL Regular" w:hAnsi="Charis SIL Regular" w:eastAsia="Charis SIL Regular"/>
-          <w:b w:val="0"/>
-          <w:i w:val="0"/>
-          <w:color w:val="000000"/>
-          <w:sz w:val="24"/>
-        </w:rPr>
-        <w:hyperlink r:id="rId9" w:history="1">
-          <w:r>
-            <w:rPr>
-              <w:rStyle w:val="Hyperlink"/>
-            </w:rPr>
-            <w:t>gravinge</w:t>
-          </w:r>
-        </w:hyperlink>
-      </w:r>
-      <w:r>
-        <w:rPr>
-          <w:rFonts w:ascii="Charis SIL Regular" w:hAnsi="Charis SIL Regular" w:eastAsia="Charis SIL Regular"/>
-          <w:b w:val="0"/>
-          <w:i w:val="0"/>
-          <w:color w:val="000000"/>
-          <w:sz w:val="24"/>
-        </w:rPr>
-        <w:t xml:space="preserve">n </w:t>
+        <w:t xml:space="preserve"> in Leiden en de Homo erectus fossielen die tijdens deze opgravingen </w:t>
       </w:r>
       <w:r>
         <w:rPr>
@@ -850,7 +811,7 @@
           <w:sz w:val="24"/>
           <w:u w:val="single"/>
         </w:rPr>
-        <w:hyperlink r:id="rId10" w:history="1">
+        <w:hyperlink r:id="rId11" w:history="1">
           <w:r>
             <w:rPr>
               <w:rStyle w:val="Hyperlink"/>
@@ -879,7 +840,7 @@
           <w:sz w:val="24"/>
           <w:u w:val="single"/>
         </w:rPr>
-        <w:hyperlink r:id="rId11" w:history="1">
+        <w:hyperlink r:id="rId10" w:history="1">
           <w:r>
             <w:rPr>
               <w:rStyle w:val="Hyperlink"/>
@@ -915,7 +876,7 @@
           <w:sz w:val="24"/>
           <w:u w:val="single"/>
         </w:rPr>
-        <w:hyperlink r:id="rId10" w:history="1">
+        <w:hyperlink r:id="rId11" w:history="1">
           <w:r>
             <w:rPr>
               <w:rStyle w:val="Hyperlink"/>
@@ -1049,7 +1010,7 @@
           <w:sz w:val="24"/>
           <w:u w:val="single"/>
         </w:rPr>
-        <w:hyperlink r:id="rId11" w:history="1">
+        <w:hyperlink r:id="rId10" w:history="1">
           <w:r>
             <w:rPr>
               <w:rStyle w:val="Hyperlink"/>
@@ -1085,7 +1046,7 @@
           <w:sz w:val="24"/>
           <w:u w:val="single"/>
         </w:rPr>
-        <w:hyperlink r:id="rId11" w:history="1">
+        <w:hyperlink r:id="rId10" w:history="1">
           <w:r>
             <w:rPr>
               <w:rStyle w:val="Hyperlink"/>
@@ -1103,7 +1064,7 @@
           <w:sz w:val="24"/>
           <w:u w:val="single"/>
         </w:rPr>
-        <w:hyperlink r:id="rId11" w:history="1">
+        <w:hyperlink r:id="rId10" w:history="1">
           <w:r>
             <w:rPr>
               <w:rStyle w:val="Hyperlink"/>
@@ -1121,7 +1082,7 @@
           <w:sz w:val="24"/>
           <w:u w:val="single"/>
         </w:rPr>
-        <w:hyperlink r:id="rId11" w:history="1">
+        <w:hyperlink r:id="rId10" w:history="1">
           <w:r>
             <w:rPr>
               <w:rStyle w:val="Hyperlink"/>
@@ -2151,7 +2112,25 @@
           <w:sz w:val="24"/>
           <w:u w:val="single"/>
         </w:rPr>
-        <w:t xml:space="preserve"> Gen</w:t>
+        <w:t xml:space="preserve"> </w:t>
+      </w:r>
+      <w:r>
+        <w:rPr>
+          <w:rFonts w:ascii="Charis SIL Regular" w:hAnsi="Charis SIL Regular" w:eastAsia="Charis SIL Regular"/>
+          <w:b w:val="0"/>
+          <w:i w:val="0"/>
+          <w:color w:val="0000FF"/>
+          <w:sz w:val="24"/>
+          <w:u w:val="single"/>
+        </w:rPr>
+        <w:hyperlink r:id="rId11" w:history="1">
+          <w:r>
+            <w:rPr>
+              <w:rStyle w:val="Hyperlink"/>
+            </w:rPr>
+            <w:t>Gen</w:t>
+          </w:r>
+        </w:hyperlink>
       </w:r>
       <w:r>
         <w:rPr>
@@ -3060,7 +3039,7 @@
           <w:sz w:val="24"/>
           <w:u w:val="single"/>
         </w:rPr>
-        <w:hyperlink r:id="rId17" w:history="1">
+        <w:hyperlink r:id="rId16" w:history="1">
           <w:r>
             <w:rPr>
               <w:rStyle w:val="Hyperlink"/>
@@ -3078,7 +3057,7 @@
           <w:sz w:val="24"/>
           <w:u w:val="single"/>
         </w:rPr>
-        <w:hyperlink r:id="rId17" w:history="1">
+        <w:hyperlink r:id="rId16" w:history="1">
           <w:r>
             <w:rPr>
               <w:rStyle w:val="Hyperlink"/>
@@ -3107,7 +3086,7 @@
           <w:sz w:val="24"/>
           <w:u w:val="single"/>
         </w:rPr>
-        <w:hyperlink r:id="rId18" w:history="1">
+        <w:hyperlink r:id="rId16" w:history="1">
           <w:r>
             <w:rPr>
               <w:rStyle w:val="Hyperlink"/>
@@ -3154,7 +3133,7 @@
           <w:sz w:val="24"/>
           <w:u w:val="single"/>
         </w:rPr>
-        <w:hyperlink r:id="rId16" w:history="1">
+        <w:hyperlink r:id="rId18" w:history="1">
           <w:r>
             <w:rPr>
               <w:rStyle w:val="Hyperlink"/>

--- a/EXPORTS/DOCX/published/niveau2/Dutch/Science.docx
+++ b/EXPORTS/DOCX/published/niveau2/Dutch/Science.docx
@@ -283,7 +283,46 @@
           <w:color w:val="000000"/>
           <w:sz w:val="24"/>
         </w:rPr>
-        <w:t xml:space="preserve"> in Leiden en de Homo erectus fossielen die tijdens deze opgravingen </w:t>
+        <w:t xml:space="preserve"> in Leiden en de Homo erectus fossielen die tijdens deze o</w:t>
+      </w:r>
+      <w:r>
+        <w:rPr>
+          <w:u w:val="single" w:color="0000ff"/>
+          <w:rFonts w:ascii="Charis SIL Regular" w:hAnsi="Charis SIL Regular" w:eastAsia="Charis SIL Regular"/>
+          <w:b w:val="0"/>
+          <w:i w:val="0"/>
+          <w:color w:val="000000"/>
+          <w:sz w:val="24"/>
+        </w:rPr>
+        <w:t>p</w:t>
+      </w:r>
+      <w:r>
+        <w:rPr>
+          <w:u w:val="single" w:color="0000ff"/>
+          <w:rFonts w:ascii="Charis SIL Regular" w:hAnsi="Charis SIL Regular" w:eastAsia="Charis SIL Regular"/>
+          <w:b w:val="0"/>
+          <w:i w:val="0"/>
+          <w:color w:val="000000"/>
+          <w:sz w:val="24"/>
+        </w:rPr>
+        <w:hyperlink r:id="rId9" w:history="1">
+          <w:r>
+            <w:rPr>
+              <w:rStyle w:val="Hyperlink"/>
+            </w:rPr>
+            <w:t>gravinge</w:t>
+          </w:r>
+        </w:hyperlink>
+      </w:r>
+      <w:r>
+        <w:rPr>
+          <w:rFonts w:ascii="Charis SIL Regular" w:hAnsi="Charis SIL Regular" w:eastAsia="Charis SIL Regular"/>
+          <w:b w:val="0"/>
+          <w:i w:val="0"/>
+          <w:color w:val="000000"/>
+          <w:sz w:val="24"/>
+        </w:rPr>
+        <w:t xml:space="preserve">n </w:t>
       </w:r>
       <w:r>
         <w:rPr>
@@ -1046,7 +1085,7 @@
           <w:sz w:val="24"/>
           <w:u w:val="single"/>
         </w:rPr>
-        <w:hyperlink r:id="rId10" w:history="1">
+        <w:hyperlink r:id="rId11" w:history="1">
           <w:r>
             <w:rPr>
               <w:rStyle w:val="Hyperlink"/>
@@ -1064,7 +1103,7 @@
           <w:sz w:val="24"/>
           <w:u w:val="single"/>
         </w:rPr>
-        <w:hyperlink r:id="rId10" w:history="1">
+        <w:hyperlink r:id="rId11" w:history="1">
           <w:r>
             <w:rPr>
               <w:rStyle w:val="Hyperlink"/>
@@ -1082,7 +1121,7 @@
           <w:sz w:val="24"/>
           <w:u w:val="single"/>
         </w:rPr>
-        <w:hyperlink r:id="rId10" w:history="1">
+        <w:hyperlink r:id="rId11" w:history="1">
           <w:r>
             <w:rPr>
               <w:rStyle w:val="Hyperlink"/>
@@ -1710,31 +1749,13 @@
       </w:r>
       <w:r>
         <w:rPr>
-          <w:u w:val="single" w:color="0000ff"/>
           <w:rFonts w:ascii="Charis SIL Regular" w:hAnsi="Charis SIL Regular" w:eastAsia="Charis SIL Regular"/>
           <w:b w:val="0"/>
           <w:i w:val="0"/>
           <w:color w:val="000000"/>
           <w:sz w:val="24"/>
         </w:rPr>
-        <w:hyperlink r:id="rId13" w:history="1">
-          <w:r>
-            <w:rPr>
-              <w:rStyle w:val="Hyperlink"/>
-            </w:rPr>
-            <w:t>t provi</w:t>
-          </w:r>
-        </w:hyperlink>
-      </w:r>
-      <w:r>
-        <w:rPr>
-          <w:rFonts w:ascii="Charis SIL Regular" w:hAnsi="Charis SIL Regular" w:eastAsia="Charis SIL Regular"/>
-          <w:b w:val="0"/>
-          <w:i w:val="0"/>
-          <w:color w:val="000000"/>
-          <w:sz w:val="24"/>
-        </w:rPr>
-        <w:t xml:space="preserve">nciale </w:t>
+        <w:t xml:space="preserve">t provinciale </w:t>
       </w:r>
       <w:r>
         <w:rPr>
@@ -2141,7 +2162,7 @@
           <w:sz w:val="24"/>
           <w:u w:val="single"/>
         </w:rPr>
-        <w:hyperlink r:id="rId15" w:history="1">
+        <w:hyperlink r:id="rId11" w:history="1">
           <w:r>
             <w:rPr>
               <w:rStyle w:val="Hyperlink"/>
@@ -3039,7 +3060,7 @@
           <w:sz w:val="24"/>
           <w:u w:val="single"/>
         </w:rPr>
-        <w:hyperlink r:id="rId16" w:history="1">
+        <w:hyperlink r:id="rId17" w:history="1">
           <w:r>
             <w:rPr>
               <w:rStyle w:val="Hyperlink"/>
@@ -3057,7 +3078,7 @@
           <w:sz w:val="24"/>
           <w:u w:val="single"/>
         </w:rPr>
-        <w:hyperlink r:id="rId16" w:history="1">
+        <w:hyperlink r:id="rId17" w:history="1">
           <w:r>
             <w:rPr>
               <w:rStyle w:val="Hyperlink"/>
@@ -3068,7 +3089,6 @@
       </w:r>
       <w:r>
         <w:rPr>
-          <w:u w:val="single" w:color="0000ff"/>
           <w:rFonts w:ascii="Charis SIL Regular" w:hAnsi="Charis SIL Regular" w:eastAsia="Charis SIL Regular"/>
           <w:b w:val="0"/>
           <w:i w:val="0"/>
@@ -3086,7 +3106,7 @@
           <w:sz w:val="24"/>
           <w:u w:val="single"/>
         </w:rPr>
-        <w:hyperlink r:id="rId16" w:history="1">
+        <w:hyperlink r:id="rId18" w:history="1">
           <w:r>
             <w:rPr>
               <w:rStyle w:val="Hyperlink"/>

--- a/EXPORTS/DOCX/published/niveau2/Dutch/Science.docx
+++ b/EXPORTS/DOCX/published/niveau2/Dutch/Science.docx
@@ -832,14 +832,7 @@
           <w:sz w:val="24"/>
           <w:u w:val="single"/>
         </w:rPr>
-        <w:hyperlink r:id="rId11" w:history="1">
-          <w:r>
-            <w:rPr>
-              <w:rStyle w:val="Hyperlink"/>
-            </w:rPr>
-            <w:t>Bataviaas</w:t>
-          </w:r>
-        </w:hyperlink>
+        <w:t>Bataviaas</w:t>
       </w:r>
       <w:r>
         <w:rPr>
@@ -850,7 +843,7 @@
           <w:sz w:val="24"/>
           <w:u w:val="single"/>
         </w:rPr>
-        <w:hyperlink r:id="rId11" w:history="1">
+        <w:hyperlink r:id="rId10" w:history="1">
           <w:r>
             <w:rPr>
               <w:rStyle w:val="Hyperlink"/>
@@ -1713,49 +1706,13 @@
       </w:r>
       <w:r>
         <w:rPr>
-          <w:u w:val="single" w:color="0000ff"/>
           <w:rFonts w:ascii="Charis SIL Regular" w:hAnsi="Charis SIL Regular" w:eastAsia="Charis SIL Regular"/>
           <w:b w:val="0"/>
           <w:i w:val="0"/>
           <w:color w:val="000000"/>
           <w:sz w:val="24"/>
         </w:rPr>
-        <w:hyperlink r:id="rId13" w:history="1">
-          <w:r>
-            <w:rPr>
-              <w:rStyle w:val="Hyperlink"/>
-            </w:rPr>
-            <w:t>vinden in h</w:t>
-          </w:r>
-        </w:hyperlink>
-      </w:r>
-      <w:r>
-        <w:rPr>
-          <w:u w:val="single" w:color="0000ff"/>
-          <w:rFonts w:ascii="Charis SIL Regular" w:hAnsi="Charis SIL Regular" w:eastAsia="Charis SIL Regular"/>
-          <w:b w:val="0"/>
-          <w:i w:val="0"/>
-          <w:color w:val="000000"/>
-          <w:sz w:val="24"/>
-        </w:rPr>
-        <w:hyperlink r:id="rId13" w:history="1">
-          <w:r>
-            <w:rPr>
-              <w:rStyle w:val="Hyperlink"/>
-            </w:rPr>
-            <w:t>e</w:t>
-          </w:r>
-        </w:hyperlink>
-      </w:r>
-      <w:r>
-        <w:rPr>
-          <w:rFonts w:ascii="Charis SIL Regular" w:hAnsi="Charis SIL Regular" w:eastAsia="Charis SIL Regular"/>
-          <w:b w:val="0"/>
-          <w:i w:val="0"/>
-          <w:color w:val="000000"/>
-          <w:sz w:val="24"/>
-        </w:rPr>
-        <w:t xml:space="preserve">t provinciale </w:t>
+        <w:t xml:space="preserve">vinden in het provinciale </w:t>
       </w:r>
       <w:r>
         <w:rPr>
@@ -2180,7 +2137,7 @@
           <w:sz w:val="24"/>
           <w:u w:val="single"/>
         </w:rPr>
-        <w:hyperlink r:id="rId15" w:history="1">
+        <w:hyperlink r:id="rId11" w:history="1">
           <w:r>
             <w:rPr>
               <w:rStyle w:val="Hyperlink"/>
@@ -3078,7 +3035,7 @@
           <w:sz w:val="24"/>
           <w:u w:val="single"/>
         </w:rPr>
-        <w:hyperlink r:id="rId17" w:history="1">
+        <w:hyperlink r:id="rId16" w:history="1">
           <w:r>
             <w:rPr>
               <w:rStyle w:val="Hyperlink"/>
@@ -3095,7 +3052,14 @@
           <w:color w:val="000000"/>
           <w:sz w:val="24"/>
         </w:rPr>
-        <w:t xml:space="preserve">, </w:t>
+        <w:hyperlink r:id="rId16" w:history="1">
+          <w:r>
+            <w:rPr>
+              <w:rStyle w:val="Hyperlink"/>
+            </w:rPr>
+            <w:t xml:space="preserve">, </w:t>
+          </w:r>
+        </w:hyperlink>
       </w:r>
       <w:r>
         <w:rPr>
@@ -3106,7 +3070,7 @@
           <w:sz w:val="24"/>
           <w:u w:val="single"/>
         </w:rPr>
-        <w:hyperlink r:id="rId18" w:history="1">
+        <w:hyperlink r:id="rId16" w:history="1">
           <w:r>
             <w:rPr>
               <w:rStyle w:val="Hyperlink"/>
@@ -3135,7 +3099,7 @@
           <w:sz w:val="24"/>
           <w:u w:val="single"/>
         </w:rPr>
-        <w:hyperlink r:id="rId18" w:history="1">
+        <w:hyperlink r:id="rId16" w:history="1">
           <w:r>
             <w:rPr>
               <w:rStyle w:val="Hyperlink"/>
@@ -3153,7 +3117,7 @@
           <w:sz w:val="24"/>
           <w:u w:val="single"/>
         </w:rPr>
-        <w:hyperlink r:id="rId18" w:history="1">
+        <w:hyperlink r:id="rId16" w:history="1">
           <w:r>
             <w:rPr>
               <w:rStyle w:val="Hyperlink"/>
@@ -3271,7 +3235,7 @@
           <w:sz w:val="24"/>
           <w:u w:val="single"/>
         </w:rPr>
-        <w:hyperlink r:id="rId19" w:history="1">
+        <w:hyperlink r:id="rId18" w:history="1">
           <w:r>
             <w:rPr>
               <w:rStyle w:val="Hyperlink"/>
@@ -3300,7 +3264,7 @@
           <w:sz w:val="24"/>
           <w:u w:val="single"/>
         </w:rPr>
-        <w:hyperlink r:id="rId19" w:history="1">
+        <w:hyperlink r:id="rId18" w:history="1">
           <w:r>
             <w:rPr>
               <w:rStyle w:val="Hyperlink"/>
@@ -3328,7 +3292,7 @@
           <w:sz w:val="24"/>
           <w:u w:val="single"/>
         </w:rPr>
-        <w:hyperlink r:id="rId20" w:history="1">
+        <w:hyperlink r:id="rId19" w:history="1">
           <w:r>
             <w:rPr>
               <w:rStyle w:val="Hyperlink"/>
@@ -3346,7 +3310,7 @@
           <w:sz w:val="24"/>
           <w:u w:val="single"/>
         </w:rPr>
-        <w:hyperlink r:id="rId20" w:history="1">
+        <w:hyperlink r:id="rId19" w:history="1">
           <w:r>
             <w:rPr>
               <w:rStyle w:val="Hyperlink"/>
@@ -3364,7 +3328,7 @@
           <w:sz w:val="24"/>
           <w:u w:val="single"/>
         </w:rPr>
-        <w:hyperlink r:id="rId20" w:history="1">
+        <w:hyperlink r:id="rId19" w:history="1">
           <w:r>
             <w:rPr>
               <w:rStyle w:val="Hyperlink"/>
@@ -3472,7 +3436,7 @@
           <w:sz w:val="24"/>
           <w:u w:val="single"/>
         </w:rPr>
-        <w:hyperlink r:id="rId21" w:history="1">
+        <w:hyperlink r:id="rId20" w:history="1">
           <w:r>
             <w:rPr>
               <w:rStyle w:val="Hyperlink"/>
@@ -3501,7 +3465,7 @@
           <w:sz w:val="24"/>
           <w:u w:val="single"/>
         </w:rPr>
-        <w:hyperlink r:id="rId21" w:history="1">
+        <w:hyperlink r:id="rId20" w:history="1">
           <w:r>
             <w:rPr>
               <w:rStyle w:val="Hyperlink"/>
@@ -3529,7 +3493,7 @@
           <w:sz w:val="24"/>
           <w:u w:val="single"/>
         </w:rPr>
-        <w:hyperlink r:id="rId22" w:history="1">
+        <w:hyperlink r:id="rId21" w:history="1">
           <w:r>
             <w:rPr>
               <w:rStyle w:val="Hyperlink"/>
@@ -3547,7 +3511,7 @@
           <w:sz w:val="24"/>
           <w:u w:val="single"/>
         </w:rPr>
-        <w:hyperlink r:id="rId22" w:history="1">
+        <w:hyperlink r:id="rId21" w:history="1">
           <w:r>
             <w:rPr>
               <w:rStyle w:val="Hyperlink"/>
@@ -3565,7 +3529,7 @@
           <w:sz w:val="24"/>
           <w:u w:val="single"/>
         </w:rPr>
-        <w:hyperlink r:id="rId22" w:history="1">
+        <w:hyperlink r:id="rId21" w:history="1">
           <w:r>
             <w:rPr>
               <w:rStyle w:val="Hyperlink"/>
@@ -3583,7 +3547,7 @@
           <w:sz w:val="24"/>
           <w:u w:val="single"/>
         </w:rPr>
-        <w:hyperlink r:id="rId22" w:history="1">
+        <w:hyperlink r:id="rId21" w:history="1">
           <w:r>
             <w:rPr>
               <w:rStyle w:val="Hyperlink"/>

--- a/EXPORTS/DOCX/published/niveau2/Dutch/Science.docx
+++ b/EXPORTS/DOCX/published/niveau2/Dutch/Science.docx
@@ -294,25 +294,7 @@
           <w:color w:val="000000"/>
           <w:sz w:val="24"/>
         </w:rPr>
-        <w:t>p</w:t>
-      </w:r>
-      <w:r>
-        <w:rPr>
-          <w:u w:val="single" w:color="0000ff"/>
-          <w:rFonts w:ascii="Charis SIL Regular" w:hAnsi="Charis SIL Regular" w:eastAsia="Charis SIL Regular"/>
-          <w:b w:val="0"/>
-          <w:i w:val="0"/>
-          <w:color w:val="000000"/>
-          <w:sz w:val="24"/>
-        </w:rPr>
-        <w:hyperlink r:id="rId9" w:history="1">
-          <w:r>
-            <w:rPr>
-              <w:rStyle w:val="Hyperlink"/>
-            </w:rPr>
-            <w:t>gravinge</w:t>
-          </w:r>
-        </w:hyperlink>
+        <w:t>pgravinge</w:t>
       </w:r>
       <w:r>
         <w:rPr>
@@ -832,7 +814,14 @@
           <w:sz w:val="24"/>
           <w:u w:val="single"/>
         </w:rPr>
-        <w:t>Bataviaas</w:t>
+        <w:hyperlink r:id="rId11" w:history="1">
+          <w:r>
+            <w:rPr>
+              <w:rStyle w:val="Hyperlink"/>
+            </w:rPr>
+            <w:t>Bataviaas</w:t>
+          </w:r>
+        </w:hyperlink>
       </w:r>
       <w:r>
         <w:rPr>
@@ -843,7 +832,7 @@
           <w:sz w:val="24"/>
           <w:u w:val="single"/>
         </w:rPr>
-        <w:hyperlink r:id="rId10" w:history="1">
+        <w:hyperlink r:id="rId11" w:history="1">
           <w:r>
             <w:rPr>
               <w:rStyle w:val="Hyperlink"/>
@@ -872,7 +861,7 @@
           <w:sz w:val="24"/>
           <w:u w:val="single"/>
         </w:rPr>
-        <w:hyperlink r:id="rId10" w:history="1">
+        <w:hyperlink r:id="rId11" w:history="1">
           <w:r>
             <w:rPr>
               <w:rStyle w:val="Hyperlink"/>
@@ -1706,13 +1695,67 @@
       </w:r>
       <w:r>
         <w:rPr>
+          <w:u w:val="single" w:color="0000ff"/>
           <w:rFonts w:ascii="Charis SIL Regular" w:hAnsi="Charis SIL Regular" w:eastAsia="Charis SIL Regular"/>
           <w:b w:val="0"/>
           <w:i w:val="0"/>
           <w:color w:val="000000"/>
           <w:sz w:val="24"/>
         </w:rPr>
-        <w:t xml:space="preserve">vinden in het provinciale </w:t>
+        <w:hyperlink r:id="rId13" w:history="1">
+          <w:r>
+            <w:rPr>
+              <w:rStyle w:val="Hyperlink"/>
+            </w:rPr>
+            <w:t>vinden in h</w:t>
+          </w:r>
+        </w:hyperlink>
+      </w:r>
+      <w:r>
+        <w:rPr>
+          <w:u w:val="single" w:color="0000ff"/>
+          <w:rFonts w:ascii="Charis SIL Regular" w:hAnsi="Charis SIL Regular" w:eastAsia="Charis SIL Regular"/>
+          <w:b w:val="0"/>
+          <w:i w:val="0"/>
+          <w:color w:val="000000"/>
+          <w:sz w:val="24"/>
+        </w:rPr>
+        <w:hyperlink r:id="rId13" w:history="1">
+          <w:r>
+            <w:rPr>
+              <w:rStyle w:val="Hyperlink"/>
+            </w:rPr>
+            <w:t>e</w:t>
+          </w:r>
+        </w:hyperlink>
+      </w:r>
+      <w:r>
+        <w:rPr>
+          <w:u w:val="single" w:color="0000ff"/>
+          <w:rFonts w:ascii="Charis SIL Regular" w:hAnsi="Charis SIL Regular" w:eastAsia="Charis SIL Regular"/>
+          <w:b w:val="0"/>
+          <w:i w:val="0"/>
+          <w:color w:val="000000"/>
+          <w:sz w:val="24"/>
+        </w:rPr>
+        <w:hyperlink r:id="rId13" w:history="1">
+          <w:r>
+            <w:rPr>
+              <w:rStyle w:val="Hyperlink"/>
+            </w:rPr>
+            <w:t>t provi</w:t>
+          </w:r>
+        </w:hyperlink>
+      </w:r>
+      <w:r>
+        <w:rPr>
+          <w:rFonts w:ascii="Charis SIL Regular" w:hAnsi="Charis SIL Regular" w:eastAsia="Charis SIL Regular"/>
+          <w:b w:val="0"/>
+          <w:i w:val="0"/>
+          <w:color w:val="000000"/>
+          <w:sz w:val="24"/>
+        </w:rPr>
+        <w:t xml:space="preserve">nciale </w:t>
       </w:r>
       <w:r>
         <w:rPr>
@@ -3035,7 +3078,7 @@
           <w:sz w:val="24"/>
           <w:u w:val="single"/>
         </w:rPr>
-        <w:hyperlink r:id="rId16" w:history="1">
+        <w:hyperlink r:id="rId17" w:history="1">
           <w:r>
             <w:rPr>
               <w:rStyle w:val="Hyperlink"/>
@@ -3052,14 +3095,7 @@
           <w:color w:val="000000"/>
           <w:sz w:val="24"/>
         </w:rPr>
-        <w:hyperlink r:id="rId16" w:history="1">
-          <w:r>
-            <w:rPr>
-              <w:rStyle w:val="Hyperlink"/>
-            </w:rPr>
-            <w:t xml:space="preserve">, </w:t>
-          </w:r>
-        </w:hyperlink>
+        <w:t xml:space="preserve">, </w:t>
       </w:r>
       <w:r>
         <w:rPr>
@@ -3070,7 +3106,7 @@
           <w:sz w:val="24"/>
           <w:u w:val="single"/>
         </w:rPr>
-        <w:hyperlink r:id="rId16" w:history="1">
+        <w:hyperlink r:id="rId18" w:history="1">
           <w:r>
             <w:rPr>
               <w:rStyle w:val="Hyperlink"/>
@@ -3099,7 +3135,7 @@
           <w:sz w:val="24"/>
           <w:u w:val="single"/>
         </w:rPr>
-        <w:hyperlink r:id="rId16" w:history="1">
+        <w:hyperlink r:id="rId18" w:history="1">
           <w:r>
             <w:rPr>
               <w:rStyle w:val="Hyperlink"/>
@@ -3117,7 +3153,7 @@
           <w:sz w:val="24"/>
           <w:u w:val="single"/>
         </w:rPr>
-        <w:hyperlink r:id="rId16" w:history="1">
+        <w:hyperlink r:id="rId18" w:history="1">
           <w:r>
             <w:rPr>
               <w:rStyle w:val="Hyperlink"/>
@@ -3235,7 +3271,7 @@
           <w:sz w:val="24"/>
           <w:u w:val="single"/>
         </w:rPr>
-        <w:hyperlink r:id="rId18" w:history="1">
+        <w:hyperlink r:id="rId19" w:history="1">
           <w:r>
             <w:rPr>
               <w:rStyle w:val="Hyperlink"/>
@@ -3264,7 +3300,7 @@
           <w:sz w:val="24"/>
           <w:u w:val="single"/>
         </w:rPr>
-        <w:hyperlink r:id="rId18" w:history="1">
+        <w:hyperlink r:id="rId19" w:history="1">
           <w:r>
             <w:rPr>
               <w:rStyle w:val="Hyperlink"/>
@@ -3292,7 +3328,7 @@
           <w:sz w:val="24"/>
           <w:u w:val="single"/>
         </w:rPr>
-        <w:hyperlink r:id="rId19" w:history="1">
+        <w:hyperlink r:id="rId20" w:history="1">
           <w:r>
             <w:rPr>
               <w:rStyle w:val="Hyperlink"/>
@@ -3310,7 +3346,7 @@
           <w:sz w:val="24"/>
           <w:u w:val="single"/>
         </w:rPr>
-        <w:hyperlink r:id="rId19" w:history="1">
+        <w:hyperlink r:id="rId20" w:history="1">
           <w:r>
             <w:rPr>
               <w:rStyle w:val="Hyperlink"/>
@@ -3328,7 +3364,7 @@
           <w:sz w:val="24"/>
           <w:u w:val="single"/>
         </w:rPr>
-        <w:hyperlink r:id="rId19" w:history="1">
+        <w:hyperlink r:id="rId20" w:history="1">
           <w:r>
             <w:rPr>
               <w:rStyle w:val="Hyperlink"/>
@@ -3436,7 +3472,7 @@
           <w:sz w:val="24"/>
           <w:u w:val="single"/>
         </w:rPr>
-        <w:hyperlink r:id="rId20" w:history="1">
+        <w:hyperlink r:id="rId21" w:history="1">
           <w:r>
             <w:rPr>
               <w:rStyle w:val="Hyperlink"/>
@@ -3465,7 +3501,7 @@
           <w:sz w:val="24"/>
           <w:u w:val="single"/>
         </w:rPr>
-        <w:hyperlink r:id="rId20" w:history="1">
+        <w:hyperlink r:id="rId21" w:history="1">
           <w:r>
             <w:rPr>
               <w:rStyle w:val="Hyperlink"/>
@@ -3493,7 +3529,7 @@
           <w:sz w:val="24"/>
           <w:u w:val="single"/>
         </w:rPr>
-        <w:hyperlink r:id="rId21" w:history="1">
+        <w:hyperlink r:id="rId22" w:history="1">
           <w:r>
             <w:rPr>
               <w:rStyle w:val="Hyperlink"/>
@@ -3511,7 +3547,7 @@
           <w:sz w:val="24"/>
           <w:u w:val="single"/>
         </w:rPr>
-        <w:hyperlink r:id="rId21" w:history="1">
+        <w:hyperlink r:id="rId22" w:history="1">
           <w:r>
             <w:rPr>
               <w:rStyle w:val="Hyperlink"/>
@@ -3529,7 +3565,7 @@
           <w:sz w:val="24"/>
           <w:u w:val="single"/>
         </w:rPr>
-        <w:hyperlink r:id="rId21" w:history="1">
+        <w:hyperlink r:id="rId22" w:history="1">
           <w:r>
             <w:rPr>
               <w:rStyle w:val="Hyperlink"/>
@@ -3547,7 +3583,7 @@
           <w:sz w:val="24"/>
           <w:u w:val="single"/>
         </w:rPr>
-        <w:hyperlink r:id="rId21" w:history="1">
+        <w:hyperlink r:id="rId22" w:history="1">
           <w:r>
             <w:rPr>
               <w:rStyle w:val="Hyperlink"/>

--- a/EXPORTS/DOCX/published/niveau2/Dutch/Science.docx
+++ b/EXPORTS/DOCX/published/niveau2/Dutch/Science.docx
@@ -294,7 +294,25 @@
           <w:color w:val="000000"/>
           <w:sz w:val="24"/>
         </w:rPr>
-        <w:t>pgravinge</w:t>
+        <w:t>p</w:t>
+      </w:r>
+      <w:r>
+        <w:rPr>
+          <w:u w:val="single" w:color="0000ff"/>
+          <w:rFonts w:ascii="Charis SIL Regular" w:hAnsi="Charis SIL Regular" w:eastAsia="Charis SIL Regular"/>
+          <w:b w:val="0"/>
+          <w:i w:val="0"/>
+          <w:color w:val="000000"/>
+          <w:sz w:val="24"/>
+        </w:rPr>
+        <w:hyperlink r:id="rId9" w:history="1">
+          <w:r>
+            <w:rPr>
+              <w:rStyle w:val="Hyperlink"/>
+            </w:rPr>
+            <w:t>gravinge</w:t>
+          </w:r>
+        </w:hyperlink>
       </w:r>
       <w:r>
         <w:rPr>
@@ -861,7 +879,7 @@
           <w:sz w:val="24"/>
           <w:u w:val="single"/>
         </w:rPr>
-        <w:hyperlink r:id="rId11" w:history="1">
+        <w:hyperlink r:id="rId10" w:history="1">
           <w:r>
             <w:rPr>
               <w:rStyle w:val="Hyperlink"/>
@@ -953,9 +971,8 @@
           <w:i w:val="0"/>
           <w:color w:val="0000FF"/>
           <w:sz w:val="24"/>
-          <w:u w:val="single"/>
         </w:rPr>
-        <w:hyperlink r:id="rId10" w:history="1">
+        <w:hyperlink r:id="rId11" w:history="1">
           <w:r>
             <w:rPr>
               <w:rStyle w:val="Hyperlink"/>
@@ -1731,31 +1748,13 @@
       </w:r>
       <w:r>
         <w:rPr>
-          <w:u w:val="single" w:color="0000ff"/>
           <w:rFonts w:ascii="Charis SIL Regular" w:hAnsi="Charis SIL Regular" w:eastAsia="Charis SIL Regular"/>
           <w:b w:val="0"/>
           <w:i w:val="0"/>
           <w:color w:val="000000"/>
           <w:sz w:val="24"/>
         </w:rPr>
-        <w:hyperlink r:id="rId13" w:history="1">
-          <w:r>
-            <w:rPr>
-              <w:rStyle w:val="Hyperlink"/>
-            </w:rPr>
-            <w:t>t provi</w:t>
-          </w:r>
-        </w:hyperlink>
-      </w:r>
-      <w:r>
-        <w:rPr>
-          <w:rFonts w:ascii="Charis SIL Regular" w:hAnsi="Charis SIL Regular" w:eastAsia="Charis SIL Regular"/>
-          <w:b w:val="0"/>
-          <w:i w:val="0"/>
-          <w:color w:val="000000"/>
-          <w:sz w:val="24"/>
-        </w:rPr>
-        <w:t xml:space="preserve">nciale </w:t>
+        <w:t xml:space="preserve">t provinciale </w:t>
       </w:r>
       <w:r>
         <w:rPr>
@@ -2162,7 +2161,7 @@
           <w:sz w:val="24"/>
           <w:u w:val="single"/>
         </w:rPr>
-        <w:hyperlink r:id="rId11" w:history="1">
+        <w:hyperlink r:id="rId15" w:history="1">
           <w:r>
             <w:rPr>
               <w:rStyle w:val="Hyperlink"/>
@@ -2180,7 +2179,7 @@
           <w:sz w:val="24"/>
           <w:u w:val="single"/>
         </w:rPr>
-        <w:hyperlink r:id="rId11" w:history="1">
+        <w:hyperlink r:id="rId15" w:history="1">
           <w:r>
             <w:rPr>
               <w:rStyle w:val="Hyperlink"/>
@@ -3089,6 +3088,7 @@
       </w:r>
       <w:r>
         <w:rPr>
+          <w:u w:val="single" w:color="0000ff"/>
           <w:rFonts w:ascii="Charis SIL Regular" w:hAnsi="Charis SIL Regular" w:eastAsia="Charis SIL Regular"/>
           <w:b w:val="0"/>
           <w:i w:val="0"/>

--- a/EXPORTS/DOCX/published/niveau2/Dutch/Science.docx
+++ b/EXPORTS/DOCX/published/niveau2/Dutch/Science.docx
@@ -971,8 +971,9 @@
           <w:i w:val="0"/>
           <w:color w:val="0000FF"/>
           <w:sz w:val="24"/>
+          <w:u w:val="single"/>
         </w:rPr>
-        <w:hyperlink r:id="rId11" w:history="1">
+        <w:hyperlink r:id="rId10" w:history="1">
           <w:r>
             <w:rPr>
               <w:rStyle w:val="Hyperlink"/>
@@ -1120,7 +1121,7 @@
           <w:sz w:val="24"/>
           <w:u w:val="single"/>
         </w:rPr>
-        <w:hyperlink r:id="rId11" w:history="1">
+        <w:hyperlink r:id="rId10" w:history="1">
           <w:r>
             <w:rPr>
               <w:rStyle w:val="Hyperlink"/>
@@ -1748,13 +1749,31 @@
       </w:r>
       <w:r>
         <w:rPr>
+          <w:u w:val="single" w:color="0000ff"/>
           <w:rFonts w:ascii="Charis SIL Regular" w:hAnsi="Charis SIL Regular" w:eastAsia="Charis SIL Regular"/>
           <w:b w:val="0"/>
           <w:i w:val="0"/>
           <w:color w:val="000000"/>
           <w:sz w:val="24"/>
         </w:rPr>
-        <w:t xml:space="preserve">t provinciale </w:t>
+        <w:hyperlink r:id="rId13" w:history="1">
+          <w:r>
+            <w:rPr>
+              <w:rStyle w:val="Hyperlink"/>
+            </w:rPr>
+            <w:t>t provi</w:t>
+          </w:r>
+        </w:hyperlink>
+      </w:r>
+      <w:r>
+        <w:rPr>
+          <w:rFonts w:ascii="Charis SIL Regular" w:hAnsi="Charis SIL Regular" w:eastAsia="Charis SIL Regular"/>
+          <w:b w:val="0"/>
+          <w:i w:val="0"/>
+          <w:color w:val="000000"/>
+          <w:sz w:val="24"/>
+        </w:rPr>
+        <w:t xml:space="preserve">nciale </w:t>
       </w:r>
       <w:r>
         <w:rPr>
@@ -3059,7 +3078,7 @@
           <w:sz w:val="24"/>
           <w:u w:val="single"/>
         </w:rPr>
-        <w:hyperlink r:id="rId17" w:history="1">
+        <w:hyperlink r:id="rId16" w:history="1">
           <w:r>
             <w:rPr>
               <w:rStyle w:val="Hyperlink"/>
@@ -3077,7 +3096,7 @@
           <w:sz w:val="24"/>
           <w:u w:val="single"/>
         </w:rPr>
-        <w:hyperlink r:id="rId17" w:history="1">
+        <w:hyperlink r:id="rId16" w:history="1">
           <w:r>
             <w:rPr>
               <w:rStyle w:val="Hyperlink"/>

--- a/EXPORTS/DOCX/published/niveau2/Dutch/Science.docx
+++ b/EXPORTS/DOCX/published/niveau2/Dutch/Science.docx
@@ -991,7 +991,7 @@
           <w:sz w:val="24"/>
           <w:u w:val="single"/>
         </w:rPr>
-        <w:hyperlink r:id="rId11" w:history="1">
+        <w:hyperlink r:id="rId10" w:history="1">
           <w:r>
             <w:rPr>
               <w:rStyle w:val="Hyperlink"/>
@@ -1121,7 +1121,7 @@
           <w:sz w:val="24"/>
           <w:u w:val="single"/>
         </w:rPr>
-        <w:hyperlink r:id="rId10" w:history="1">
+        <w:hyperlink r:id="rId11" w:history="1">
           <w:r>
             <w:rPr>
               <w:rStyle w:val="Hyperlink"/>
@@ -3078,7 +3078,7 @@
           <w:sz w:val="24"/>
           <w:u w:val="single"/>
         </w:rPr>
-        <w:hyperlink r:id="rId16" w:history="1">
+        <w:hyperlink r:id="rId17" w:history="1">
           <w:r>
             <w:rPr>
               <w:rStyle w:val="Hyperlink"/>
@@ -3096,7 +3096,7 @@
           <w:sz w:val="24"/>
           <w:u w:val="single"/>
         </w:rPr>
-        <w:hyperlink r:id="rId16" w:history="1">
+        <w:hyperlink r:id="rId17" w:history="1">
           <w:r>
             <w:rPr>
               <w:rStyle w:val="Hyperlink"/>
@@ -3107,7 +3107,6 @@
       </w:r>
       <w:r>
         <w:rPr>
-          <w:u w:val="single" w:color="0000ff"/>
           <w:rFonts w:ascii="Charis SIL Regular" w:hAnsi="Charis SIL Regular" w:eastAsia="Charis SIL Regular"/>
           <w:b w:val="0"/>
           <w:i w:val="0"/>

--- a/EXPORTS/DOCX/published/niveau2/Dutch/Science.docx
+++ b/EXPORTS/DOCX/published/niveau2/Dutch/Science.docx
@@ -850,7 +850,7 @@
           <w:sz w:val="24"/>
           <w:u w:val="single"/>
         </w:rPr>
-        <w:hyperlink r:id="rId11" w:history="1">
+        <w:hyperlink r:id="rId10" w:history="1">
           <w:r>
             <w:rPr>
               <w:rStyle w:val="Hyperlink"/>
@@ -897,7 +897,7 @@
           <w:sz w:val="24"/>
           <w:u w:val="single"/>
         </w:rPr>
-        <w:hyperlink r:id="rId11" w:history="1">
+        <w:hyperlink r:id="rId10" w:history="1">
           <w:r>
             <w:rPr>
               <w:rStyle w:val="Hyperlink"/>
@@ -915,7 +915,7 @@
           <w:sz w:val="24"/>
           <w:u w:val="single"/>
         </w:rPr>
-        <w:hyperlink r:id="rId11" w:history="1">
+        <w:hyperlink r:id="rId10" w:history="1">
           <w:r>
             <w:rPr>
               <w:rStyle w:val="Hyperlink"/>
@@ -1067,7 +1067,7 @@
           <w:sz w:val="24"/>
           <w:u w:val="single"/>
         </w:rPr>
-        <w:hyperlink r:id="rId11" w:history="1">
+        <w:hyperlink r:id="rId10" w:history="1">
           <w:r>
             <w:rPr>
               <w:rStyle w:val="Hyperlink"/>
@@ -1713,67 +1713,13 @@
       </w:r>
       <w:r>
         <w:rPr>
-          <w:u w:val="single" w:color="0000ff"/>
           <w:rFonts w:ascii="Charis SIL Regular" w:hAnsi="Charis SIL Regular" w:eastAsia="Charis SIL Regular"/>
           <w:b w:val="0"/>
           <w:i w:val="0"/>
           <w:color w:val="000000"/>
           <w:sz w:val="24"/>
         </w:rPr>
-        <w:hyperlink r:id="rId13" w:history="1">
-          <w:r>
-            <w:rPr>
-              <w:rStyle w:val="Hyperlink"/>
-            </w:rPr>
-            <w:t>vinden in h</w:t>
-          </w:r>
-        </w:hyperlink>
-      </w:r>
-      <w:r>
-        <w:rPr>
-          <w:u w:val="single" w:color="0000ff"/>
-          <w:rFonts w:ascii="Charis SIL Regular" w:hAnsi="Charis SIL Regular" w:eastAsia="Charis SIL Regular"/>
-          <w:b w:val="0"/>
-          <w:i w:val="0"/>
-          <w:color w:val="000000"/>
-          <w:sz w:val="24"/>
-        </w:rPr>
-        <w:hyperlink r:id="rId13" w:history="1">
-          <w:r>
-            <w:rPr>
-              <w:rStyle w:val="Hyperlink"/>
-            </w:rPr>
-            <w:t>e</w:t>
-          </w:r>
-        </w:hyperlink>
-      </w:r>
-      <w:r>
-        <w:rPr>
-          <w:u w:val="single" w:color="0000ff"/>
-          <w:rFonts w:ascii="Charis SIL Regular" w:hAnsi="Charis SIL Regular" w:eastAsia="Charis SIL Regular"/>
-          <w:b w:val="0"/>
-          <w:i w:val="0"/>
-          <w:color w:val="000000"/>
-          <w:sz w:val="24"/>
-        </w:rPr>
-        <w:hyperlink r:id="rId13" w:history="1">
-          <w:r>
-            <w:rPr>
-              <w:rStyle w:val="Hyperlink"/>
-            </w:rPr>
-            <w:t>t provi</w:t>
-          </w:r>
-        </w:hyperlink>
-      </w:r>
-      <w:r>
-        <w:rPr>
-          <w:rFonts w:ascii="Charis SIL Regular" w:hAnsi="Charis SIL Regular" w:eastAsia="Charis SIL Regular"/>
-          <w:b w:val="0"/>
-          <w:i w:val="0"/>
-          <w:color w:val="000000"/>
-          <w:sz w:val="24"/>
-        </w:rPr>
-        <w:t xml:space="preserve">nciale </w:t>
+        <w:t xml:space="preserve">vinden in het provinciale </w:t>
       </w:r>
       <w:r>
         <w:rPr>
@@ -2151,25 +2097,7 @@
           <w:sz w:val="24"/>
           <w:u w:val="single"/>
         </w:rPr>
-        <w:t xml:space="preserve"> </w:t>
-      </w:r>
-      <w:r>
-        <w:rPr>
-          <w:rFonts w:ascii="Charis SIL Regular" w:hAnsi="Charis SIL Regular" w:eastAsia="Charis SIL Regular"/>
-          <w:b w:val="0"/>
-          <w:i w:val="0"/>
-          <w:color w:val="0000FF"/>
-          <w:sz w:val="24"/>
-          <w:u w:val="single"/>
-        </w:rPr>
-        <w:hyperlink r:id="rId11" w:history="1">
-          <w:r>
-            <w:rPr>
-              <w:rStyle w:val="Hyperlink"/>
-            </w:rPr>
-            <w:t>Gen</w:t>
-          </w:r>
-        </w:hyperlink>
+        <w:t xml:space="preserve"> Gen</w:t>
       </w:r>
       <w:r>
         <w:rPr>
@@ -3096,7 +3024,7 @@
           <w:sz w:val="24"/>
           <w:u w:val="single"/>
         </w:rPr>
-        <w:hyperlink r:id="rId17" w:history="1">
+        <w:hyperlink r:id="rId16" w:history="1">
           <w:r>
             <w:rPr>
               <w:rStyle w:val="Hyperlink"/>
@@ -3107,13 +3035,21 @@
       </w:r>
       <w:r>
         <w:rPr>
+          <w:u w:val="single" w:color="0000ff"/>
           <w:rFonts w:ascii="Charis SIL Regular" w:hAnsi="Charis SIL Regular" w:eastAsia="Charis SIL Regular"/>
           <w:b w:val="0"/>
           <w:i w:val="0"/>
           <w:color w:val="000000"/>
           <w:sz w:val="24"/>
         </w:rPr>
-        <w:t xml:space="preserve">, </w:t>
+        <w:hyperlink r:id="rId16" w:history="1">
+          <w:r>
+            <w:rPr>
+              <w:rStyle w:val="Hyperlink"/>
+            </w:rPr>
+            <w:t xml:space="preserve">, </w:t>
+          </w:r>
+        </w:hyperlink>
       </w:r>
       <w:r>
         <w:rPr>
@@ -3124,7 +3060,7 @@
           <w:sz w:val="24"/>
           <w:u w:val="single"/>
         </w:rPr>
-        <w:hyperlink r:id="rId18" w:history="1">
+        <w:hyperlink r:id="rId16" w:history="1">
           <w:r>
             <w:rPr>
               <w:rStyle w:val="Hyperlink"/>
@@ -3153,7 +3089,7 @@
           <w:sz w:val="24"/>
           <w:u w:val="single"/>
         </w:rPr>
-        <w:hyperlink r:id="rId18" w:history="1">
+        <w:hyperlink r:id="rId16" w:history="1">
           <w:r>
             <w:rPr>
               <w:rStyle w:val="Hyperlink"/>
@@ -3171,7 +3107,7 @@
           <w:sz w:val="24"/>
           <w:u w:val="single"/>
         </w:rPr>
-        <w:hyperlink r:id="rId18" w:history="1">
+        <w:hyperlink r:id="rId16" w:history="1">
           <w:r>
             <w:rPr>
               <w:rStyle w:val="Hyperlink"/>
@@ -3289,7 +3225,7 @@
           <w:sz w:val="24"/>
           <w:u w:val="single"/>
         </w:rPr>
-        <w:hyperlink r:id="rId19" w:history="1">
+        <w:hyperlink r:id="rId18" w:history="1">
           <w:r>
             <w:rPr>
               <w:rStyle w:val="Hyperlink"/>
@@ -3318,7 +3254,7 @@
           <w:sz w:val="24"/>
           <w:u w:val="single"/>
         </w:rPr>
-        <w:hyperlink r:id="rId19" w:history="1">
+        <w:hyperlink r:id="rId18" w:history="1">
           <w:r>
             <w:rPr>
               <w:rStyle w:val="Hyperlink"/>
@@ -3346,7 +3282,7 @@
           <w:sz w:val="24"/>
           <w:u w:val="single"/>
         </w:rPr>
-        <w:hyperlink r:id="rId20" w:history="1">
+        <w:hyperlink r:id="rId19" w:history="1">
           <w:r>
             <w:rPr>
               <w:rStyle w:val="Hyperlink"/>
@@ -3364,7 +3300,7 @@
           <w:sz w:val="24"/>
           <w:u w:val="single"/>
         </w:rPr>
-        <w:hyperlink r:id="rId20" w:history="1">
+        <w:hyperlink r:id="rId19" w:history="1">
           <w:r>
             <w:rPr>
               <w:rStyle w:val="Hyperlink"/>
@@ -3382,7 +3318,7 @@
           <w:sz w:val="24"/>
           <w:u w:val="single"/>
         </w:rPr>
-        <w:hyperlink r:id="rId20" w:history="1">
+        <w:hyperlink r:id="rId19" w:history="1">
           <w:r>
             <w:rPr>
               <w:rStyle w:val="Hyperlink"/>
@@ -3490,7 +3426,7 @@
           <w:sz w:val="24"/>
           <w:u w:val="single"/>
         </w:rPr>
-        <w:hyperlink r:id="rId21" w:history="1">
+        <w:hyperlink r:id="rId20" w:history="1">
           <w:r>
             <w:rPr>
               <w:rStyle w:val="Hyperlink"/>
@@ -3519,7 +3455,7 @@
           <w:sz w:val="24"/>
           <w:u w:val="single"/>
         </w:rPr>
-        <w:hyperlink r:id="rId21" w:history="1">
+        <w:hyperlink r:id="rId20" w:history="1">
           <w:r>
             <w:rPr>
               <w:rStyle w:val="Hyperlink"/>
@@ -3547,7 +3483,7 @@
           <w:sz w:val="24"/>
           <w:u w:val="single"/>
         </w:rPr>
-        <w:hyperlink r:id="rId22" w:history="1">
+        <w:hyperlink r:id="rId21" w:history="1">
           <w:r>
             <w:rPr>
               <w:rStyle w:val="Hyperlink"/>
@@ -3565,7 +3501,7 @@
           <w:sz w:val="24"/>
           <w:u w:val="single"/>
         </w:rPr>
-        <w:hyperlink r:id="rId22" w:history="1">
+        <w:hyperlink r:id="rId21" w:history="1">
           <w:r>
             <w:rPr>
               <w:rStyle w:val="Hyperlink"/>
@@ -3583,7 +3519,7 @@
           <w:sz w:val="24"/>
           <w:u w:val="single"/>
         </w:rPr>
-        <w:hyperlink r:id="rId22" w:history="1">
+        <w:hyperlink r:id="rId21" w:history="1">
           <w:r>
             <w:rPr>
               <w:rStyle w:val="Hyperlink"/>
@@ -3601,7 +3537,7 @@
           <w:sz w:val="24"/>
           <w:u w:val="single"/>
         </w:rPr>
-        <w:hyperlink r:id="rId22" w:history="1">
+        <w:hyperlink r:id="rId21" w:history="1">
           <w:r>
             <w:rPr>
               <w:rStyle w:val="Hyperlink"/>

--- a/EXPORTS/DOCX/published/niveau2/Dutch/Science.docx
+++ b/EXPORTS/DOCX/published/niveau2/Dutch/Science.docx
@@ -283,46 +283,7 @@
           <w:color w:val="000000"/>
           <w:sz w:val="24"/>
         </w:rPr>
-        <w:t xml:space="preserve"> in Leiden en de Homo erectus fossielen die tijdens deze o</w:t>
-      </w:r>
-      <w:r>
-        <w:rPr>
-          <w:u w:val="single" w:color="0000ff"/>
-          <w:rFonts w:ascii="Charis SIL Regular" w:hAnsi="Charis SIL Regular" w:eastAsia="Charis SIL Regular"/>
-          <w:b w:val="0"/>
-          <w:i w:val="0"/>
-          <w:color w:val="000000"/>
-          <w:sz w:val="24"/>
-        </w:rPr>
-        <w:t>p</w:t>
-      </w:r>
-      <w:r>
-        <w:rPr>
-          <w:u w:val="single" w:color="0000ff"/>
-          <w:rFonts w:ascii="Charis SIL Regular" w:hAnsi="Charis SIL Regular" w:eastAsia="Charis SIL Regular"/>
-          <w:b w:val="0"/>
-          <w:i w:val="0"/>
-          <w:color w:val="000000"/>
-          <w:sz w:val="24"/>
-        </w:rPr>
-        <w:hyperlink r:id="rId9" w:history="1">
-          <w:r>
-            <w:rPr>
-              <w:rStyle w:val="Hyperlink"/>
-            </w:rPr>
-            <w:t>gravinge</w:t>
-          </w:r>
-        </w:hyperlink>
-      </w:r>
-      <w:r>
-        <w:rPr>
-          <w:rFonts w:ascii="Charis SIL Regular" w:hAnsi="Charis SIL Regular" w:eastAsia="Charis SIL Regular"/>
-          <w:b w:val="0"/>
-          <w:i w:val="0"/>
-          <w:color w:val="000000"/>
-          <w:sz w:val="24"/>
-        </w:rPr>
-        <w:t xml:space="preserve">n </w:t>
+        <w:t xml:space="preserve"> in Leiden en de Homo erectus fossielen die tijdens deze opgravingen </w:t>
       </w:r>
       <w:r>
         <w:rPr>
@@ -850,7 +811,7 @@
           <w:sz w:val="24"/>
           <w:u w:val="single"/>
         </w:rPr>
-        <w:hyperlink r:id="rId10" w:history="1">
+        <w:hyperlink r:id="rId11" w:history="1">
           <w:r>
             <w:rPr>
               <w:rStyle w:val="Hyperlink"/>
@@ -897,7 +858,7 @@
           <w:sz w:val="24"/>
           <w:u w:val="single"/>
         </w:rPr>
-        <w:hyperlink r:id="rId10" w:history="1">
+        <w:hyperlink r:id="rId11" w:history="1">
           <w:r>
             <w:rPr>
               <w:rStyle w:val="Hyperlink"/>
@@ -1036,6 +997,7 @@
           <w:i w:val="0"/>
           <w:color w:val="0000FF"/>
           <w:sz w:val="24"/>
+          <w:u w:val="single"/>
         </w:rPr>
         <w:t xml:space="preserve"> </w:t>
       </w:r>
@@ -1084,7 +1046,7 @@
           <w:sz w:val="24"/>
           <w:u w:val="single"/>
         </w:rPr>
-        <w:hyperlink r:id="rId11" w:history="1">
+        <w:hyperlink r:id="rId10" w:history="1">
           <w:r>
             <w:rPr>
               <w:rStyle w:val="Hyperlink"/>
@@ -1102,7 +1064,7 @@
           <w:sz w:val="24"/>
           <w:u w:val="single"/>
         </w:rPr>
-        <w:hyperlink r:id="rId11" w:history="1">
+        <w:hyperlink r:id="rId10" w:history="1">
           <w:r>
             <w:rPr>
               <w:rStyle w:val="Hyperlink"/>
@@ -1120,7 +1082,7 @@
           <w:sz w:val="24"/>
           <w:u w:val="single"/>
         </w:rPr>
-        <w:hyperlink r:id="rId11" w:history="1">
+        <w:hyperlink r:id="rId10" w:history="1">
           <w:r>
             <w:rPr>
               <w:rStyle w:val="Hyperlink"/>
@@ -1165,7 +1127,162 @@
           <w:color w:val="000000"/>
           <w:sz w:val="24"/>
         </w:rPr>
-        <w:t>Ook de Koninklijke Nederlandse Academie van Wetenschappe</w:t>
+        <w:t xml:space="preserve">Ook de Koninklijke </w:t>
+      </w:r>
+      <w:r>
+        <w:rPr>
+          <w:u w:val="single" w:color="0000ff"/>
+          <w:rFonts w:ascii="Charis SIL Regular" w:hAnsi="Charis SIL Regular" w:eastAsia="Charis SIL Regular"/>
+          <w:b w:val="0"/>
+          <w:i w:val="0"/>
+          <w:color w:val="000000"/>
+          <w:sz w:val="24"/>
+        </w:rPr>
+        <w:hyperlink r:id="rId11" w:history="1">
+          <w:r>
+            <w:rPr>
+              <w:rStyle w:val="Hyperlink"/>
+            </w:rPr>
+            <w:t>Nederlandse</w:t>
+          </w:r>
+        </w:hyperlink>
+      </w:r>
+      <w:r>
+        <w:rPr>
+          <w:u w:val="single" w:color="0000ff"/>
+          <w:rFonts w:ascii="Charis SIL Regular" w:hAnsi="Charis SIL Regular" w:eastAsia="Charis SIL Regular"/>
+          <w:b w:val="0"/>
+          <w:i w:val="0"/>
+          <w:color w:val="000000"/>
+          <w:sz w:val="24"/>
+        </w:rPr>
+        <w:t xml:space="preserve"> </w:t>
+      </w:r>
+      <w:r>
+        <w:rPr>
+          <w:u w:val="single" w:color="0000ff"/>
+          <w:rFonts w:ascii="Charis SIL Regular" w:hAnsi="Charis SIL Regular" w:eastAsia="Charis SIL Regular"/>
+          <w:b w:val="0"/>
+          <w:i w:val="0"/>
+          <w:color w:val="000000"/>
+          <w:sz w:val="24"/>
+        </w:rPr>
+        <w:hyperlink r:id="rId11" w:history="1">
+          <w:r>
+            <w:rPr>
+              <w:rStyle w:val="Hyperlink"/>
+            </w:rPr>
+            <w:t>Academie va</w:t>
+          </w:r>
+        </w:hyperlink>
+      </w:r>
+      <w:r>
+        <w:rPr>
+          <w:u w:val="single" w:color="0000ff"/>
+          <w:rFonts w:ascii="Charis SIL Regular" w:hAnsi="Charis SIL Regular" w:eastAsia="Charis SIL Regular"/>
+          <w:b w:val="0"/>
+          <w:i w:val="0"/>
+          <w:color w:val="000000"/>
+          <w:sz w:val="24"/>
+        </w:rPr>
+        <w:hyperlink r:id="rId11" w:history="1">
+          <w:r>
+            <w:rPr>
+              <w:rStyle w:val="Hyperlink"/>
+            </w:rPr>
+            <w:t>n</w:t>
+          </w:r>
+        </w:hyperlink>
+      </w:r>
+      <w:r>
+        <w:rPr>
+          <w:u w:val="single" w:color="0000ff"/>
+          <w:rFonts w:ascii="Charis SIL Regular" w:hAnsi="Charis SIL Regular" w:eastAsia="Charis SIL Regular"/>
+          <w:b w:val="0"/>
+          <w:i w:val="0"/>
+          <w:color w:val="000000"/>
+          <w:sz w:val="24"/>
+        </w:rPr>
+        <w:hyperlink r:id="rId11" w:history="1">
+          <w:r>
+            <w:rPr>
+              <w:rStyle w:val="Hyperlink"/>
+            </w:rPr>
+            <w:t xml:space="preserve"> W</w:t>
+          </w:r>
+        </w:hyperlink>
+      </w:r>
+      <w:r>
+        <w:rPr>
+          <w:u w:val="single" w:color="0000ff"/>
+          <w:rFonts w:ascii="Charis SIL Regular" w:hAnsi="Charis SIL Regular" w:eastAsia="Charis SIL Regular"/>
+          <w:b w:val="0"/>
+          <w:i w:val="0"/>
+          <w:color w:val="000000"/>
+          <w:sz w:val="24"/>
+        </w:rPr>
+        <w:hyperlink r:id="rId11" w:history="1">
+          <w:r>
+            <w:rPr>
+              <w:rStyle w:val="Hyperlink"/>
+            </w:rPr>
+            <w:t>e</w:t>
+          </w:r>
+        </w:hyperlink>
+      </w:r>
+      <w:r>
+        <w:rPr>
+          <w:u w:val="single" w:color="0000ff"/>
+          <w:rFonts w:ascii="Charis SIL Regular" w:hAnsi="Charis SIL Regular" w:eastAsia="Charis SIL Regular"/>
+          <w:b w:val="0"/>
+          <w:i w:val="0"/>
+          <w:color w:val="000000"/>
+          <w:sz w:val="24"/>
+        </w:rPr>
+        <w:hyperlink r:id="rId11" w:history="1">
+          <w:r>
+            <w:rPr>
+              <w:rStyle w:val="Hyperlink"/>
+            </w:rPr>
+            <w:t>tenscha</w:t>
+          </w:r>
+        </w:hyperlink>
+      </w:r>
+      <w:r>
+        <w:rPr>
+          <w:u w:val="single" w:color="0000ff"/>
+          <w:rFonts w:ascii="Charis SIL Regular" w:hAnsi="Charis SIL Regular" w:eastAsia="Charis SIL Regular"/>
+          <w:b w:val="0"/>
+          <w:i w:val="0"/>
+          <w:color w:val="000000"/>
+          <w:sz w:val="24"/>
+        </w:rPr>
+        <w:hyperlink r:id="rId11" w:history="1">
+          <w:r>
+            <w:rPr>
+              <w:rStyle w:val="Hyperlink"/>
+            </w:rPr>
+            <w:t>p</w:t>
+          </w:r>
+        </w:hyperlink>
+      </w:r>
+      <w:r>
+        <w:rPr>
+          <w:u w:val="single" w:color="0000ff"/>
+          <w:rFonts w:ascii="Charis SIL Regular" w:hAnsi="Charis SIL Regular" w:eastAsia="Charis SIL Regular"/>
+          <w:b w:val="0"/>
+          <w:i w:val="0"/>
+          <w:color w:val="000000"/>
+          <w:sz w:val="24"/>
+        </w:rPr>
+        <w:hyperlink r:id="rId11" w:history="1">
+          <w:r>
+            <w:rPr>
+              <w:rStyle w:val="Hyperlink"/>
+            </w:rPr>
+            <w:t>pe</w:t>
+          </w:r>
+        </w:hyperlink>
       </w:r>
       <w:r>
         <w:rPr>
@@ -1593,13 +1710,31 @@
       </w:r>
       <w:r>
         <w:rPr>
+          <w:u w:val="single" w:color="0000ff"/>
           <w:rFonts w:ascii="Charis SIL Regular" w:hAnsi="Charis SIL Regular" w:eastAsia="Charis SIL Regular"/>
           <w:b w:val="0"/>
           <w:i w:val="0"/>
           <w:color w:val="000000"/>
           <w:sz w:val="24"/>
         </w:rPr>
-        <w:t xml:space="preserve">t provinciale </w:t>
+        <w:hyperlink r:id="rId13" w:history="1">
+          <w:r>
+            <w:rPr>
+              <w:rStyle w:val="Hyperlink"/>
+            </w:rPr>
+            <w:t>t provi</w:t>
+          </w:r>
+        </w:hyperlink>
+      </w:r>
+      <w:r>
+        <w:rPr>
+          <w:rFonts w:ascii="Charis SIL Regular" w:hAnsi="Charis SIL Regular" w:eastAsia="Charis SIL Regular"/>
+          <w:b w:val="0"/>
+          <w:i w:val="0"/>
+          <w:color w:val="000000"/>
+          <w:sz w:val="24"/>
+        </w:rPr>
+        <w:t xml:space="preserve">nciale </w:t>
       </w:r>
       <w:r>
         <w:rPr>
@@ -2024,7 +2159,7 @@
           <w:sz w:val="24"/>
           <w:u w:val="single"/>
         </w:rPr>
-        <w:hyperlink r:id="rId15" w:history="1">
+        <w:hyperlink r:id="rId11" w:history="1">
           <w:r>
             <w:rPr>
               <w:rStyle w:val="Hyperlink"/>
@@ -2904,7 +3039,7 @@
           <w:sz w:val="24"/>
           <w:u w:val="single"/>
         </w:rPr>
-        <w:hyperlink r:id="rId16" w:history="1">
+        <w:hyperlink r:id="rId17" w:history="1">
           <w:r>
             <w:rPr>
               <w:rStyle w:val="Hyperlink"/>
@@ -2922,7 +3057,7 @@
           <w:sz w:val="24"/>
           <w:u w:val="single"/>
         </w:rPr>
-        <w:hyperlink r:id="rId16" w:history="1">
+        <w:hyperlink r:id="rId17" w:history="1">
           <w:r>
             <w:rPr>
               <w:rStyle w:val="Hyperlink"/>
@@ -2933,6 +3068,7 @@
       </w:r>
       <w:r>
         <w:rPr>
+          <w:u w:val="single" w:color="0000ff"/>
           <w:rFonts w:ascii="Charis SIL Regular" w:hAnsi="Charis SIL Regular" w:eastAsia="Charis SIL Regular"/>
           <w:b w:val="0"/>
           <w:i w:val="0"/>
@@ -2950,7 +3086,7 @@
           <w:sz w:val="24"/>
           <w:u w:val="single"/>
         </w:rPr>
-        <w:hyperlink r:id="rId16" w:history="1">
+        <w:hyperlink r:id="rId18" w:history="1">
           <w:r>
             <w:rPr>
               <w:rStyle w:val="Hyperlink"/>
@@ -2979,7 +3115,7 @@
           <w:sz w:val="24"/>
           <w:u w:val="single"/>
         </w:rPr>
-        <w:hyperlink r:id="rId16" w:history="1">
+        <w:hyperlink r:id="rId18" w:history="1">
           <w:r>
             <w:rPr>
               <w:rStyle w:val="Hyperlink"/>
@@ -3115,7 +3251,7 @@
           <w:sz w:val="24"/>
           <w:u w:val="single"/>
         </w:rPr>
-        <w:hyperlink r:id="rId18" w:history="1">
+        <w:hyperlink r:id="rId19" w:history="1">
           <w:r>
             <w:rPr>
               <w:rStyle w:val="Hyperlink"/>
@@ -3144,7 +3280,7 @@
           <w:sz w:val="24"/>
           <w:u w:val="single"/>
         </w:rPr>
-        <w:hyperlink r:id="rId18" w:history="1">
+        <w:hyperlink r:id="rId19" w:history="1">
           <w:r>
             <w:rPr>
               <w:rStyle w:val="Hyperlink"/>
@@ -3172,7 +3308,7 @@
           <w:sz w:val="24"/>
           <w:u w:val="single"/>
         </w:rPr>
-        <w:hyperlink r:id="rId19" w:history="1">
+        <w:hyperlink r:id="rId20" w:history="1">
           <w:r>
             <w:rPr>
               <w:rStyle w:val="Hyperlink"/>
@@ -3190,7 +3326,7 @@
           <w:sz w:val="24"/>
           <w:u w:val="single"/>
         </w:rPr>
-        <w:hyperlink r:id="rId19" w:history="1">
+        <w:hyperlink r:id="rId20" w:history="1">
           <w:r>
             <w:rPr>
               <w:rStyle w:val="Hyperlink"/>
@@ -3208,7 +3344,7 @@
           <w:sz w:val="24"/>
           <w:u w:val="single"/>
         </w:rPr>
-        <w:hyperlink r:id="rId19" w:history="1">
+        <w:hyperlink r:id="rId20" w:history="1">
           <w:r>
             <w:rPr>
               <w:rStyle w:val="Hyperlink"/>
@@ -3316,7 +3452,7 @@
           <w:sz w:val="24"/>
           <w:u w:val="single"/>
         </w:rPr>
-        <w:hyperlink r:id="rId20" w:history="1">
+        <w:hyperlink r:id="rId21" w:history="1">
           <w:r>
             <w:rPr>
               <w:rStyle w:val="Hyperlink"/>
@@ -3345,7 +3481,7 @@
           <w:sz w:val="24"/>
           <w:u w:val="single"/>
         </w:rPr>
-        <w:hyperlink r:id="rId20" w:history="1">
+        <w:hyperlink r:id="rId21" w:history="1">
           <w:r>
             <w:rPr>
               <w:rStyle w:val="Hyperlink"/>
@@ -3373,7 +3509,7 @@
           <w:sz w:val="24"/>
           <w:u w:val="single"/>
         </w:rPr>
-        <w:hyperlink r:id="rId21" w:history="1">
+        <w:hyperlink r:id="rId22" w:history="1">
           <w:r>
             <w:rPr>
               <w:rStyle w:val="Hyperlink"/>
@@ -3391,7 +3527,7 @@
           <w:sz w:val="24"/>
           <w:u w:val="single"/>
         </w:rPr>
-        <w:hyperlink r:id="rId21" w:history="1">
+        <w:hyperlink r:id="rId22" w:history="1">
           <w:r>
             <w:rPr>
               <w:rStyle w:val="Hyperlink"/>
@@ -3409,7 +3545,7 @@
           <w:sz w:val="24"/>
           <w:u w:val="single"/>
         </w:rPr>
-        <w:hyperlink r:id="rId21" w:history="1">
+        <w:hyperlink r:id="rId22" w:history="1">
           <w:r>
             <w:rPr>
               <w:rStyle w:val="Hyperlink"/>
@@ -3427,7 +3563,7 @@
           <w:sz w:val="24"/>
           <w:u w:val="single"/>
         </w:rPr>
-        <w:hyperlink r:id="rId21" w:history="1">
+        <w:hyperlink r:id="rId22" w:history="1">
           <w:r>
             <w:rPr>
               <w:rStyle w:val="Hyperlink"/>

--- a/EXPORTS/DOCX/published/niveau2/Dutch/Science.docx
+++ b/EXPORTS/DOCX/published/niveau2/Dutch/Science.docx
@@ -971,9 +971,8 @@
           <w:i w:val="0"/>
           <w:color w:val="0000FF"/>
           <w:sz w:val="24"/>
-          <w:u w:val="single"/>
         </w:rPr>
-        <w:hyperlink r:id="rId10" w:history="1">
+        <w:hyperlink r:id="rId11" w:history="1">
           <w:r>
             <w:rPr>
               <w:rStyle w:val="Hyperlink"/>
@@ -991,7 +990,7 @@
           <w:sz w:val="24"/>
           <w:u w:val="single"/>
         </w:rPr>
-        <w:hyperlink r:id="rId10" w:history="1">
+        <w:hyperlink r:id="rId11" w:history="1">
           <w:r>
             <w:rPr>
               <w:rStyle w:val="Hyperlink"/>
@@ -1713,67 +1712,13 @@
       </w:r>
       <w:r>
         <w:rPr>
-          <w:u w:val="single" w:color="0000ff"/>
           <w:rFonts w:ascii="Charis SIL Regular" w:hAnsi="Charis SIL Regular" w:eastAsia="Charis SIL Regular"/>
           <w:b w:val="0"/>
           <w:i w:val="0"/>
           <w:color w:val="000000"/>
           <w:sz w:val="24"/>
         </w:rPr>
-        <w:hyperlink r:id="rId13" w:history="1">
-          <w:r>
-            <w:rPr>
-              <w:rStyle w:val="Hyperlink"/>
-            </w:rPr>
-            <w:t>vinden in h</w:t>
-          </w:r>
-        </w:hyperlink>
-      </w:r>
-      <w:r>
-        <w:rPr>
-          <w:u w:val="single" w:color="0000ff"/>
-          <w:rFonts w:ascii="Charis SIL Regular" w:hAnsi="Charis SIL Regular" w:eastAsia="Charis SIL Regular"/>
-          <w:b w:val="0"/>
-          <w:i w:val="0"/>
-          <w:color w:val="000000"/>
-          <w:sz w:val="24"/>
-        </w:rPr>
-        <w:hyperlink r:id="rId13" w:history="1">
-          <w:r>
-            <w:rPr>
-              <w:rStyle w:val="Hyperlink"/>
-            </w:rPr>
-            <w:t>e</w:t>
-          </w:r>
-        </w:hyperlink>
-      </w:r>
-      <w:r>
-        <w:rPr>
-          <w:u w:val="single" w:color="0000ff"/>
-          <w:rFonts w:ascii="Charis SIL Regular" w:hAnsi="Charis SIL Regular" w:eastAsia="Charis SIL Regular"/>
-          <w:b w:val="0"/>
-          <w:i w:val="0"/>
-          <w:color w:val="000000"/>
-          <w:sz w:val="24"/>
-        </w:rPr>
-        <w:hyperlink r:id="rId13" w:history="1">
-          <w:r>
-            <w:rPr>
-              <w:rStyle w:val="Hyperlink"/>
-            </w:rPr>
-            <w:t>t provi</w:t>
-          </w:r>
-        </w:hyperlink>
-      </w:r>
-      <w:r>
-        <w:rPr>
-          <w:rFonts w:ascii="Charis SIL Regular" w:hAnsi="Charis SIL Regular" w:eastAsia="Charis SIL Regular"/>
-          <w:b w:val="0"/>
-          <w:i w:val="0"/>
-          <w:color w:val="000000"/>
-          <w:sz w:val="24"/>
-        </w:rPr>
-        <w:t xml:space="preserve">nciale </w:t>
+        <w:t xml:space="preserve">vinden in het provinciale </w:t>
       </w:r>
       <w:r>
         <w:rPr>
@@ -3078,7 +3023,7 @@
           <w:sz w:val="24"/>
           <w:u w:val="single"/>
         </w:rPr>
-        <w:hyperlink r:id="rId16" w:history="1">
+        <w:hyperlink r:id="rId17" w:history="1">
           <w:r>
             <w:rPr>
               <w:rStyle w:val="Hyperlink"/>
@@ -3096,7 +3041,7 @@
           <w:sz w:val="24"/>
           <w:u w:val="single"/>
         </w:rPr>
-        <w:hyperlink r:id="rId16" w:history="1">
+        <w:hyperlink r:id="rId17" w:history="1">
           <w:r>
             <w:rPr>
               <w:rStyle w:val="Hyperlink"/>
@@ -3113,14 +3058,7 @@
           <w:color w:val="000000"/>
           <w:sz w:val="24"/>
         </w:rPr>
-        <w:hyperlink r:id="rId16" w:history="1">
-          <w:r>
-            <w:rPr>
-              <w:rStyle w:val="Hyperlink"/>
-            </w:rPr>
-            <w:t xml:space="preserve">, </w:t>
-          </w:r>
-        </w:hyperlink>
+        <w:t xml:space="preserve">, </w:t>
       </w:r>
       <w:r>
         <w:rPr>
@@ -3131,7 +3069,7 @@
           <w:sz w:val="24"/>
           <w:u w:val="single"/>
         </w:rPr>
-        <w:hyperlink r:id="rId16" w:history="1">
+        <w:hyperlink r:id="rId18" w:history="1">
           <w:r>
             <w:rPr>
               <w:rStyle w:val="Hyperlink"/>
@@ -3160,7 +3098,7 @@
           <w:sz w:val="24"/>
           <w:u w:val="single"/>
         </w:rPr>
-        <w:hyperlink r:id="rId16" w:history="1">
+        <w:hyperlink r:id="rId18" w:history="1">
           <w:r>
             <w:rPr>
               <w:rStyle w:val="Hyperlink"/>
@@ -3178,7 +3116,7 @@
           <w:sz w:val="24"/>
           <w:u w:val="single"/>
         </w:rPr>
-        <w:hyperlink r:id="rId16" w:history="1">
+        <w:hyperlink r:id="rId18" w:history="1">
           <w:r>
             <w:rPr>
               <w:rStyle w:val="Hyperlink"/>
@@ -3296,7 +3234,7 @@
           <w:sz w:val="24"/>
           <w:u w:val="single"/>
         </w:rPr>
-        <w:hyperlink r:id="rId18" w:history="1">
+        <w:hyperlink r:id="rId19" w:history="1">
           <w:r>
             <w:rPr>
               <w:rStyle w:val="Hyperlink"/>
@@ -3325,7 +3263,7 @@
           <w:sz w:val="24"/>
           <w:u w:val="single"/>
         </w:rPr>
-        <w:hyperlink r:id="rId18" w:history="1">
+        <w:hyperlink r:id="rId19" w:history="1">
           <w:r>
             <w:rPr>
               <w:rStyle w:val="Hyperlink"/>
@@ -3353,7 +3291,7 @@
           <w:sz w:val="24"/>
           <w:u w:val="single"/>
         </w:rPr>
-        <w:hyperlink r:id="rId19" w:history="1">
+        <w:hyperlink r:id="rId20" w:history="1">
           <w:r>
             <w:rPr>
               <w:rStyle w:val="Hyperlink"/>
@@ -3371,7 +3309,7 @@
           <w:sz w:val="24"/>
           <w:u w:val="single"/>
         </w:rPr>
-        <w:hyperlink r:id="rId19" w:history="1">
+        <w:hyperlink r:id="rId20" w:history="1">
           <w:r>
             <w:rPr>
               <w:rStyle w:val="Hyperlink"/>
@@ -3389,7 +3327,7 @@
           <w:sz w:val="24"/>
           <w:u w:val="single"/>
         </w:rPr>
-        <w:hyperlink r:id="rId19" w:history="1">
+        <w:hyperlink r:id="rId20" w:history="1">
           <w:r>
             <w:rPr>
               <w:rStyle w:val="Hyperlink"/>
@@ -3497,7 +3435,7 @@
           <w:sz w:val="24"/>
           <w:u w:val="single"/>
         </w:rPr>
-        <w:hyperlink r:id="rId20" w:history="1">
+        <w:hyperlink r:id="rId21" w:history="1">
           <w:r>
             <w:rPr>
               <w:rStyle w:val="Hyperlink"/>
@@ -3526,7 +3464,7 @@
           <w:sz w:val="24"/>
           <w:u w:val="single"/>
         </w:rPr>
-        <w:hyperlink r:id="rId20" w:history="1">
+        <w:hyperlink r:id="rId21" w:history="1">
           <w:r>
             <w:rPr>
               <w:rStyle w:val="Hyperlink"/>
@@ -3554,7 +3492,7 @@
           <w:sz w:val="24"/>
           <w:u w:val="single"/>
         </w:rPr>
-        <w:hyperlink r:id="rId21" w:history="1">
+        <w:hyperlink r:id="rId22" w:history="1">
           <w:r>
             <w:rPr>
               <w:rStyle w:val="Hyperlink"/>
@@ -3572,7 +3510,7 @@
           <w:sz w:val="24"/>
           <w:u w:val="single"/>
         </w:rPr>
-        <w:hyperlink r:id="rId21" w:history="1">
+        <w:hyperlink r:id="rId22" w:history="1">
           <w:r>
             <w:rPr>
               <w:rStyle w:val="Hyperlink"/>
@@ -3590,7 +3528,7 @@
           <w:sz w:val="24"/>
           <w:u w:val="single"/>
         </w:rPr>
-        <w:hyperlink r:id="rId21" w:history="1">
+        <w:hyperlink r:id="rId22" w:history="1">
           <w:r>
             <w:rPr>
               <w:rStyle w:val="Hyperlink"/>
@@ -3608,7 +3546,7 @@
           <w:sz w:val="24"/>
           <w:u w:val="single"/>
         </w:rPr>
-        <w:hyperlink r:id="rId21" w:history="1">
+        <w:hyperlink r:id="rId22" w:history="1">
           <w:r>
             <w:rPr>
               <w:rStyle w:val="Hyperlink"/>

--- a/EXPORTS/DOCX/published/niveau2/Dutch/Science.docx
+++ b/EXPORTS/DOCX/published/niveau2/Dutch/Science.docx
@@ -971,8 +971,9 @@
           <w:i w:val="0"/>
           <w:color w:val="0000FF"/>
           <w:sz w:val="24"/>
+          <w:u w:val="single"/>
         </w:rPr>
-        <w:hyperlink r:id="rId11" w:history="1">
+        <w:hyperlink r:id="rId10" w:history="1">
           <w:r>
             <w:rPr>
               <w:rStyle w:val="Hyperlink"/>
@@ -3023,7 +3024,7 @@
           <w:sz w:val="24"/>
           <w:u w:val="single"/>
         </w:rPr>
-        <w:hyperlink r:id="rId17" w:history="1">
+        <w:hyperlink r:id="rId16" w:history="1">
           <w:r>
             <w:rPr>
               <w:rStyle w:val="Hyperlink"/>
@@ -3041,7 +3042,7 @@
           <w:sz w:val="24"/>
           <w:u w:val="single"/>
         </w:rPr>
-        <w:hyperlink r:id="rId17" w:history="1">
+        <w:hyperlink r:id="rId16" w:history="1">
           <w:r>
             <w:rPr>
               <w:rStyle w:val="Hyperlink"/>
@@ -3052,13 +3053,21 @@
       </w:r>
       <w:r>
         <w:rPr>
+          <w:u w:val="single" w:color="0000ff"/>
           <w:rFonts w:ascii="Charis SIL Regular" w:hAnsi="Charis SIL Regular" w:eastAsia="Charis SIL Regular"/>
           <w:b w:val="0"/>
           <w:i w:val="0"/>
           <w:color w:val="000000"/>
           <w:sz w:val="24"/>
         </w:rPr>
-        <w:t xml:space="preserve">, </w:t>
+        <w:hyperlink r:id="rId16" w:history="1">
+          <w:r>
+            <w:rPr>
+              <w:rStyle w:val="Hyperlink"/>
+            </w:rPr>
+            <w:t xml:space="preserve">, </w:t>
+          </w:r>
+        </w:hyperlink>
       </w:r>
       <w:r>
         <w:rPr>
@@ -3561,7 +3570,7 @@
         <w:autoSpaceDN w:val="0"/>
         <w:autoSpaceDE w:val="0"/>
         <w:widowControl/>
-        <w:spacing w:line="538" w:lineRule="exact" w:before="478" w:after="0"/>
+        <w:spacing w:line="538" w:lineRule="exact" w:before="458" w:after="0"/>
         <w:ind w:left="0" w:right="0" w:firstLine="0"/>
         <w:jc w:val="left"/>
       </w:pPr>

--- a/EXPORTS/DOCX/published/niveau2/Dutch/Science.docx
+++ b/EXPORTS/DOCX/published/niveau2/Dutch/Science.docx
@@ -283,46 +283,7 @@
           <w:color w:val="000000"/>
           <w:sz w:val="24"/>
         </w:rPr>
-        <w:t xml:space="preserve"> in Leiden en de Homo erectus fossielen die tijdens deze o</w:t>
-      </w:r>
-      <w:r>
-        <w:rPr>
-          <w:u w:val="single" w:color="0000ff"/>
-          <w:rFonts w:ascii="Charis SIL Regular" w:hAnsi="Charis SIL Regular" w:eastAsia="Charis SIL Regular"/>
-          <w:b w:val="0"/>
-          <w:i w:val="0"/>
-          <w:color w:val="000000"/>
-          <w:sz w:val="24"/>
-        </w:rPr>
-        <w:t>p</w:t>
-      </w:r>
-      <w:r>
-        <w:rPr>
-          <w:u w:val="single" w:color="0000ff"/>
-          <w:rFonts w:ascii="Charis SIL Regular" w:hAnsi="Charis SIL Regular" w:eastAsia="Charis SIL Regular"/>
-          <w:b w:val="0"/>
-          <w:i w:val="0"/>
-          <w:color w:val="000000"/>
-          <w:sz w:val="24"/>
-        </w:rPr>
-        <w:hyperlink r:id="rId9" w:history="1">
-          <w:r>
-            <w:rPr>
-              <w:rStyle w:val="Hyperlink"/>
-            </w:rPr>
-            <w:t>gravinge</w:t>
-          </w:r>
-        </w:hyperlink>
-      </w:r>
-      <w:r>
-        <w:rPr>
-          <w:rFonts w:ascii="Charis SIL Regular" w:hAnsi="Charis SIL Regular" w:eastAsia="Charis SIL Regular"/>
-          <w:b w:val="0"/>
-          <w:i w:val="0"/>
-          <w:color w:val="000000"/>
-          <w:sz w:val="24"/>
-        </w:rPr>
-        <w:t xml:space="preserve">n </w:t>
+        <w:t xml:space="preserve"> in Leiden en de Homo erectus fossielen die tijdens deze opgravingen </w:t>
       </w:r>
       <w:r>
         <w:rPr>
@@ -1067,7 +1028,7 @@
           <w:sz w:val="24"/>
           <w:u w:val="single"/>
         </w:rPr>
-        <w:hyperlink r:id="rId11" w:history="1">
+        <w:hyperlink r:id="rId10" w:history="1">
           <w:r>
             <w:rPr>
               <w:rStyle w:val="Hyperlink"/>
@@ -1713,13 +1674,49 @@
       </w:r>
       <w:r>
         <w:rPr>
+          <w:u w:val="single" w:color="0000ff"/>
           <w:rFonts w:ascii="Charis SIL Regular" w:hAnsi="Charis SIL Regular" w:eastAsia="Charis SIL Regular"/>
           <w:b w:val="0"/>
           <w:i w:val="0"/>
           <w:color w:val="000000"/>
           <w:sz w:val="24"/>
         </w:rPr>
-        <w:t xml:space="preserve">vinden in het provinciale </w:t>
+        <w:hyperlink r:id="rId13" w:history="1">
+          <w:r>
+            <w:rPr>
+              <w:rStyle w:val="Hyperlink"/>
+            </w:rPr>
+            <w:t>vinden in h</w:t>
+          </w:r>
+        </w:hyperlink>
+      </w:r>
+      <w:r>
+        <w:rPr>
+          <w:u w:val="single" w:color="0000ff"/>
+          <w:rFonts w:ascii="Charis SIL Regular" w:hAnsi="Charis SIL Regular" w:eastAsia="Charis SIL Regular"/>
+          <w:b w:val="0"/>
+          <w:i w:val="0"/>
+          <w:color w:val="000000"/>
+          <w:sz w:val="24"/>
+        </w:rPr>
+        <w:hyperlink r:id="rId13" w:history="1">
+          <w:r>
+            <w:rPr>
+              <w:rStyle w:val="Hyperlink"/>
+            </w:rPr>
+            <w:t>e</w:t>
+          </w:r>
+        </w:hyperlink>
+      </w:r>
+      <w:r>
+        <w:rPr>
+          <w:rFonts w:ascii="Charis SIL Regular" w:hAnsi="Charis SIL Regular" w:eastAsia="Charis SIL Regular"/>
+          <w:b w:val="0"/>
+          <w:i w:val="0"/>
+          <w:color w:val="000000"/>
+          <w:sz w:val="24"/>
+        </w:rPr>
+        <w:t xml:space="preserve">t provinciale </w:t>
       </w:r>
       <w:r>
         <w:rPr>
@@ -2126,7 +2123,7 @@
           <w:sz w:val="24"/>
           <w:u w:val="single"/>
         </w:rPr>
-        <w:hyperlink r:id="rId15" w:history="1">
+        <w:hyperlink r:id="rId11" w:history="1">
           <w:r>
             <w:rPr>
               <w:rStyle w:val="Hyperlink"/>
@@ -2144,7 +2141,7 @@
           <w:sz w:val="24"/>
           <w:u w:val="single"/>
         </w:rPr>
-        <w:hyperlink r:id="rId15" w:history="1">
+        <w:hyperlink r:id="rId11" w:history="1">
           <w:r>
             <w:rPr>
               <w:rStyle w:val="Hyperlink"/>
@@ -3024,7 +3021,7 @@
           <w:sz w:val="24"/>
           <w:u w:val="single"/>
         </w:rPr>
-        <w:hyperlink r:id="rId16" w:history="1">
+        <w:hyperlink r:id="rId17" w:history="1">
           <w:r>
             <w:rPr>
               <w:rStyle w:val="Hyperlink"/>
@@ -3042,7 +3039,7 @@
           <w:sz w:val="24"/>
           <w:u w:val="single"/>
         </w:rPr>
-        <w:hyperlink r:id="rId16" w:history="1">
+        <w:hyperlink r:id="rId17" w:history="1">
           <w:r>
             <w:rPr>
               <w:rStyle w:val="Hyperlink"/>

--- a/EXPORTS/DOCX/published/niveau2/Dutch/Science.docx
+++ b/EXPORTS/DOCX/published/niveau2/Dutch/Science.docx
@@ -283,7 +283,46 @@
           <w:color w:val="000000"/>
           <w:sz w:val="24"/>
         </w:rPr>
-        <w:t xml:space="preserve"> in Leiden en de Homo erectus fossielen die tijdens deze opgravingen </w:t>
+        <w:t xml:space="preserve"> in Leiden en de Homo erectus fossielen die tijdens deze o</w:t>
+      </w:r>
+      <w:r>
+        <w:rPr>
+          <w:u w:val="single" w:color="0000ff"/>
+          <w:rFonts w:ascii="Charis SIL Regular" w:hAnsi="Charis SIL Regular" w:eastAsia="Charis SIL Regular"/>
+          <w:b w:val="0"/>
+          <w:i w:val="0"/>
+          <w:color w:val="000000"/>
+          <w:sz w:val="24"/>
+        </w:rPr>
+        <w:t>p</w:t>
+      </w:r>
+      <w:r>
+        <w:rPr>
+          <w:u w:val="single" w:color="0000ff"/>
+          <w:rFonts w:ascii="Charis SIL Regular" w:hAnsi="Charis SIL Regular" w:eastAsia="Charis SIL Regular"/>
+          <w:b w:val="0"/>
+          <w:i w:val="0"/>
+          <w:color w:val="000000"/>
+          <w:sz w:val="24"/>
+        </w:rPr>
+        <w:hyperlink r:id="rId9" w:history="1">
+          <w:r>
+            <w:rPr>
+              <w:rStyle w:val="Hyperlink"/>
+            </w:rPr>
+            <w:t>gravinge</w:t>
+          </w:r>
+        </w:hyperlink>
+      </w:r>
+      <w:r>
+        <w:rPr>
+          <w:rFonts w:ascii="Charis SIL Regular" w:hAnsi="Charis SIL Regular" w:eastAsia="Charis SIL Regular"/>
+          <w:b w:val="0"/>
+          <w:i w:val="0"/>
+          <w:color w:val="000000"/>
+          <w:sz w:val="24"/>
+        </w:rPr>
+        <w:t xml:space="preserve">n </w:t>
       </w:r>
       <w:r>
         <w:rPr>
@@ -903,9 +942,8 @@
           <w:i w:val="0"/>
           <w:color w:val="0000FF"/>
           <w:sz w:val="24"/>
-          <w:u w:val="single"/>
         </w:rPr>
-        <w:hyperlink r:id="rId10" w:history="1">
+        <w:hyperlink r:id="rId11" w:history="1">
           <w:r>
             <w:rPr>
               <w:rStyle w:val="Hyperlink"/>
@@ -1028,7 +1066,7 @@
           <w:sz w:val="24"/>
           <w:u w:val="single"/>
         </w:rPr>
-        <w:hyperlink r:id="rId10" w:history="1">
+        <w:hyperlink r:id="rId11" w:history="1">
           <w:r>
             <w:rPr>
               <w:rStyle w:val="Hyperlink"/>
@@ -1674,49 +1712,13 @@
       </w:r>
       <w:r>
         <w:rPr>
-          <w:u w:val="single" w:color="0000ff"/>
           <w:rFonts w:ascii="Charis SIL Regular" w:hAnsi="Charis SIL Regular" w:eastAsia="Charis SIL Regular"/>
           <w:b w:val="0"/>
           <w:i w:val="0"/>
           <w:color w:val="000000"/>
           <w:sz w:val="24"/>
         </w:rPr>
-        <w:hyperlink r:id="rId13" w:history="1">
-          <w:r>
-            <w:rPr>
-              <w:rStyle w:val="Hyperlink"/>
-            </w:rPr>
-            <w:t>vinden in h</w:t>
-          </w:r>
-        </w:hyperlink>
-      </w:r>
-      <w:r>
-        <w:rPr>
-          <w:u w:val="single" w:color="0000ff"/>
-          <w:rFonts w:ascii="Charis SIL Regular" w:hAnsi="Charis SIL Regular" w:eastAsia="Charis SIL Regular"/>
-          <w:b w:val="0"/>
-          <w:i w:val="0"/>
-          <w:color w:val="000000"/>
-          <w:sz w:val="24"/>
-        </w:rPr>
-        <w:hyperlink r:id="rId13" w:history="1">
-          <w:r>
-            <w:rPr>
-              <w:rStyle w:val="Hyperlink"/>
-            </w:rPr>
-            <w:t>e</w:t>
-          </w:r>
-        </w:hyperlink>
-      </w:r>
-      <w:r>
-        <w:rPr>
-          <w:rFonts w:ascii="Charis SIL Regular" w:hAnsi="Charis SIL Regular" w:eastAsia="Charis SIL Regular"/>
-          <w:b w:val="0"/>
-          <w:i w:val="0"/>
-          <w:color w:val="000000"/>
-          <w:sz w:val="24"/>
-        </w:rPr>
-        <w:t xml:space="preserve">t provinciale </w:t>
+        <w:t xml:space="preserve">vinden in het provinciale </w:t>
       </w:r>
       <w:r>
         <w:rPr>
@@ -2123,7 +2125,7 @@
           <w:sz w:val="24"/>
           <w:u w:val="single"/>
         </w:rPr>
-        <w:hyperlink r:id="rId11" w:history="1">
+        <w:hyperlink r:id="rId15" w:history="1">
           <w:r>
             <w:rPr>
               <w:rStyle w:val="Hyperlink"/>
@@ -2141,7 +2143,7 @@
           <w:sz w:val="24"/>
           <w:u w:val="single"/>
         </w:rPr>
-        <w:hyperlink r:id="rId11" w:history="1">
+        <w:hyperlink r:id="rId15" w:history="1">
           <w:r>
             <w:rPr>
               <w:rStyle w:val="Hyperlink"/>

--- a/EXPORTS/DOCX/published/niveau2/Dutch/Science.docx
+++ b/EXPORTS/DOCX/published/niveau2/Dutch/Science.docx
@@ -942,8 +942,9 @@
           <w:i w:val="0"/>
           <w:color w:val="0000FF"/>
           <w:sz w:val="24"/>
+          <w:u w:val="single"/>
         </w:rPr>
-        <w:hyperlink r:id="rId11" w:history="1">
+        <w:hyperlink r:id="rId10" w:history="1">
           <w:r>
             <w:rPr>
               <w:rStyle w:val="Hyperlink"/>
@@ -1712,13 +1713,67 @@
       </w:r>
       <w:r>
         <w:rPr>
+          <w:u w:val="single" w:color="0000ff"/>
           <w:rFonts w:ascii="Charis SIL Regular" w:hAnsi="Charis SIL Regular" w:eastAsia="Charis SIL Regular"/>
           <w:b w:val="0"/>
           <w:i w:val="0"/>
           <w:color w:val="000000"/>
           <w:sz w:val="24"/>
         </w:rPr>
-        <w:t xml:space="preserve">vinden in het provinciale </w:t>
+        <w:hyperlink r:id="rId13" w:history="1">
+          <w:r>
+            <w:rPr>
+              <w:rStyle w:val="Hyperlink"/>
+            </w:rPr>
+            <w:t>vinden in h</w:t>
+          </w:r>
+        </w:hyperlink>
+      </w:r>
+      <w:r>
+        <w:rPr>
+          <w:u w:val="single" w:color="0000ff"/>
+          <w:rFonts w:ascii="Charis SIL Regular" w:hAnsi="Charis SIL Regular" w:eastAsia="Charis SIL Regular"/>
+          <w:b w:val="0"/>
+          <w:i w:val="0"/>
+          <w:color w:val="000000"/>
+          <w:sz w:val="24"/>
+        </w:rPr>
+        <w:hyperlink r:id="rId13" w:history="1">
+          <w:r>
+            <w:rPr>
+              <w:rStyle w:val="Hyperlink"/>
+            </w:rPr>
+            <w:t>e</w:t>
+          </w:r>
+        </w:hyperlink>
+      </w:r>
+      <w:r>
+        <w:rPr>
+          <w:u w:val="single" w:color="0000ff"/>
+          <w:rFonts w:ascii="Charis SIL Regular" w:hAnsi="Charis SIL Regular" w:eastAsia="Charis SIL Regular"/>
+          <w:b w:val="0"/>
+          <w:i w:val="0"/>
+          <w:color w:val="000000"/>
+          <w:sz w:val="24"/>
+        </w:rPr>
+        <w:hyperlink r:id="rId13" w:history="1">
+          <w:r>
+            <w:rPr>
+              <w:rStyle w:val="Hyperlink"/>
+            </w:rPr>
+            <w:t>t provi</w:t>
+          </w:r>
+        </w:hyperlink>
+      </w:r>
+      <w:r>
+        <w:rPr>
+          <w:rFonts w:ascii="Charis SIL Regular" w:hAnsi="Charis SIL Regular" w:eastAsia="Charis SIL Regular"/>
+          <w:b w:val="0"/>
+          <w:i w:val="0"/>
+          <w:color w:val="000000"/>
+          <w:sz w:val="24"/>
+        </w:rPr>
+        <w:t xml:space="preserve">nciale </w:t>
       </w:r>
       <w:r>
         <w:rPr>
@@ -3023,7 +3078,7 @@
           <w:sz w:val="24"/>
           <w:u w:val="single"/>
         </w:rPr>
-        <w:hyperlink r:id="rId17" w:history="1">
+        <w:hyperlink r:id="rId16" w:history="1">
           <w:r>
             <w:rPr>
               <w:rStyle w:val="Hyperlink"/>
@@ -3041,7 +3096,7 @@
           <w:sz w:val="24"/>
           <w:u w:val="single"/>
         </w:rPr>
-        <w:hyperlink r:id="rId17" w:history="1">
+        <w:hyperlink r:id="rId16" w:history="1">
           <w:r>
             <w:rPr>
               <w:rStyle w:val="Hyperlink"/>
@@ -3052,7 +3107,6 @@
       </w:r>
       <w:r>
         <w:rPr>
-          <w:u w:val="single" w:color="0000ff"/>
           <w:rFonts w:ascii="Charis SIL Regular" w:hAnsi="Charis SIL Regular" w:eastAsia="Charis SIL Regular"/>
           <w:b w:val="0"/>
           <w:i w:val="0"/>
@@ -3077,7 +3131,7 @@
           <w:sz w:val="24"/>
           <w:u w:val="single"/>
         </w:rPr>
-        <w:hyperlink r:id="rId18" w:history="1">
+        <w:hyperlink r:id="rId16" w:history="1">
           <w:r>
             <w:rPr>
               <w:rStyle w:val="Hyperlink"/>
@@ -3106,7 +3160,7 @@
           <w:sz w:val="24"/>
           <w:u w:val="single"/>
         </w:rPr>
-        <w:hyperlink r:id="rId18" w:history="1">
+        <w:hyperlink r:id="rId16" w:history="1">
           <w:r>
             <w:rPr>
               <w:rStyle w:val="Hyperlink"/>
@@ -3124,7 +3178,7 @@
           <w:sz w:val="24"/>
           <w:u w:val="single"/>
         </w:rPr>
-        <w:hyperlink r:id="rId18" w:history="1">
+        <w:hyperlink r:id="rId16" w:history="1">
           <w:r>
             <w:rPr>
               <w:rStyle w:val="Hyperlink"/>
@@ -3242,7 +3296,7 @@
           <w:sz w:val="24"/>
           <w:u w:val="single"/>
         </w:rPr>
-        <w:hyperlink r:id="rId19" w:history="1">
+        <w:hyperlink r:id="rId18" w:history="1">
           <w:r>
             <w:rPr>
               <w:rStyle w:val="Hyperlink"/>
@@ -3271,7 +3325,7 @@
           <w:sz w:val="24"/>
           <w:u w:val="single"/>
         </w:rPr>
-        <w:hyperlink r:id="rId19" w:history="1">
+        <w:hyperlink r:id="rId18" w:history="1">
           <w:r>
             <w:rPr>
               <w:rStyle w:val="Hyperlink"/>
@@ -3299,7 +3353,7 @@
           <w:sz w:val="24"/>
           <w:u w:val="single"/>
         </w:rPr>
-        <w:hyperlink r:id="rId20" w:history="1">
+        <w:hyperlink r:id="rId19" w:history="1">
           <w:r>
             <w:rPr>
               <w:rStyle w:val="Hyperlink"/>
@@ -3317,7 +3371,7 @@
           <w:sz w:val="24"/>
           <w:u w:val="single"/>
         </w:rPr>
-        <w:hyperlink r:id="rId20" w:history="1">
+        <w:hyperlink r:id="rId19" w:history="1">
           <w:r>
             <w:rPr>
               <w:rStyle w:val="Hyperlink"/>
@@ -3335,7 +3389,7 @@
           <w:sz w:val="24"/>
           <w:u w:val="single"/>
         </w:rPr>
-        <w:hyperlink r:id="rId20" w:history="1">
+        <w:hyperlink r:id="rId19" w:history="1">
           <w:r>
             <w:rPr>
               <w:rStyle w:val="Hyperlink"/>
@@ -3443,7 +3497,7 @@
           <w:sz w:val="24"/>
           <w:u w:val="single"/>
         </w:rPr>
-        <w:hyperlink r:id="rId21" w:history="1">
+        <w:hyperlink r:id="rId20" w:history="1">
           <w:r>
             <w:rPr>
               <w:rStyle w:val="Hyperlink"/>
@@ -3472,7 +3526,7 @@
           <w:sz w:val="24"/>
           <w:u w:val="single"/>
         </w:rPr>
-        <w:hyperlink r:id="rId21" w:history="1">
+        <w:hyperlink r:id="rId20" w:history="1">
           <w:r>
             <w:rPr>
               <w:rStyle w:val="Hyperlink"/>
@@ -3500,7 +3554,7 @@
           <w:sz w:val="24"/>
           <w:u w:val="single"/>
         </w:rPr>
-        <w:hyperlink r:id="rId22" w:history="1">
+        <w:hyperlink r:id="rId21" w:history="1">
           <w:r>
             <w:rPr>
               <w:rStyle w:val="Hyperlink"/>
@@ -3518,7 +3572,7 @@
           <w:sz w:val="24"/>
           <w:u w:val="single"/>
         </w:rPr>
-        <w:hyperlink r:id="rId22" w:history="1">
+        <w:hyperlink r:id="rId21" w:history="1">
           <w:r>
             <w:rPr>
               <w:rStyle w:val="Hyperlink"/>
@@ -3536,7 +3590,7 @@
           <w:sz w:val="24"/>
           <w:u w:val="single"/>
         </w:rPr>
-        <w:hyperlink r:id="rId22" w:history="1">
+        <w:hyperlink r:id="rId21" w:history="1">
           <w:r>
             <w:rPr>
               <w:rStyle w:val="Hyperlink"/>
@@ -3554,7 +3608,7 @@
           <w:sz w:val="24"/>
           <w:u w:val="single"/>
         </w:rPr>
-        <w:hyperlink r:id="rId22" w:history="1">
+        <w:hyperlink r:id="rId21" w:history="1">
           <w:r>
             <w:rPr>
               <w:rStyle w:val="Hyperlink"/>

--- a/EXPORTS/DOCX/published/niveau2/Dutch/Science.docx
+++ b/EXPORTS/DOCX/published/niveau2/Dutch/Science.docx
@@ -832,14 +832,7 @@
           <w:sz w:val="24"/>
           <w:u w:val="single"/>
         </w:rPr>
-        <w:hyperlink r:id="rId11" w:history="1">
-          <w:r>
-            <w:rPr>
-              <w:rStyle w:val="Hyperlink"/>
-            </w:rPr>
-            <w:t>Bataviaas</w:t>
-          </w:r>
-        </w:hyperlink>
+        <w:t xml:space="preserve">Bataviaasch Genootschap der Kunsten en </w:t>
       </w:r>
       <w:r>
         <w:rPr>
@@ -851,205 +844,6 @@
           <w:u w:val="single"/>
         </w:rPr>
         <w:hyperlink r:id="rId11" w:history="1">
-          <w:r>
-            <w:rPr>
-              <w:rStyle w:val="Hyperlink"/>
-            </w:rPr>
-            <w:t>ch</w:t>
-          </w:r>
-        </w:hyperlink>
-      </w:r>
-      <w:r>
-        <w:rPr>
-          <w:rFonts w:ascii="Charis SIL Regular" w:hAnsi="Charis SIL Regular" w:eastAsia="Charis SIL Regular"/>
-          <w:b w:val="0"/>
-          <w:i w:val="0"/>
-          <w:color w:val="0000FF"/>
-          <w:sz w:val="24"/>
-          <w:u w:val="single"/>
-        </w:rPr>
-        <w:t xml:space="preserve"> </w:t>
-      </w:r>
-      <w:r>
-        <w:rPr>
-          <w:rFonts w:ascii="Charis SIL Regular" w:hAnsi="Charis SIL Regular" w:eastAsia="Charis SIL Regular"/>
-          <w:b w:val="0"/>
-          <w:i w:val="0"/>
-          <w:color w:val="0000FF"/>
-          <w:sz w:val="24"/>
-          <w:u w:val="single"/>
-        </w:rPr>
-        <w:hyperlink r:id="rId10" w:history="1">
-          <w:r>
-            <w:rPr>
-              <w:rStyle w:val="Hyperlink"/>
-            </w:rPr>
-            <w:t>Genoot</w:t>
-          </w:r>
-        </w:hyperlink>
-      </w:r>
-      <w:r>
-        <w:rPr>
-          <w:rFonts w:ascii="Charis SIL Regular" w:hAnsi="Charis SIL Regular" w:eastAsia="Charis SIL Regular"/>
-          <w:b w:val="0"/>
-          <w:i w:val="0"/>
-          <w:color w:val="0000FF"/>
-          <w:sz w:val="24"/>
-          <w:u w:val="single"/>
-        </w:rPr>
-        <w:hyperlink r:id="rId11" w:history="1">
-          <w:r>
-            <w:rPr>
-              <w:rStyle w:val="Hyperlink"/>
-            </w:rPr>
-            <w:t>s</w:t>
-          </w:r>
-        </w:hyperlink>
-      </w:r>
-      <w:r>
-        <w:rPr>
-          <w:rFonts w:ascii="Charis SIL Regular" w:hAnsi="Charis SIL Regular" w:eastAsia="Charis SIL Regular"/>
-          <w:b w:val="0"/>
-          <w:i w:val="0"/>
-          <w:color w:val="0000FF"/>
-          <w:sz w:val="24"/>
-          <w:u w:val="single"/>
-        </w:rPr>
-        <w:hyperlink r:id="rId11" w:history="1">
-          <w:r>
-            <w:rPr>
-              <w:rStyle w:val="Hyperlink"/>
-            </w:rPr>
-            <w:t>chap</w:t>
-          </w:r>
-        </w:hyperlink>
-      </w:r>
-      <w:r>
-        <w:rPr>
-          <w:rFonts w:ascii="Charis SIL Regular" w:hAnsi="Charis SIL Regular" w:eastAsia="Charis SIL Regular"/>
-          <w:b w:val="0"/>
-          <w:i w:val="0"/>
-          <w:color w:val="0000FF"/>
-          <w:sz w:val="24"/>
-          <w:u w:val="single"/>
-        </w:rPr>
-        <w:t xml:space="preserve"> </w:t>
-      </w:r>
-      <w:r>
-        <w:rPr>
-          <w:rFonts w:ascii="Charis SIL Regular" w:hAnsi="Charis SIL Regular" w:eastAsia="Charis SIL Regular"/>
-          <w:b w:val="0"/>
-          <w:i w:val="0"/>
-          <w:color w:val="0000FF"/>
-          <w:sz w:val="24"/>
-          <w:u w:val="single"/>
-        </w:rPr>
-        <w:hyperlink r:id="rId10" w:history="1">
-          <w:r>
-            <w:rPr>
-              <w:rStyle w:val="Hyperlink"/>
-            </w:rPr>
-            <w:t>der</w:t>
-          </w:r>
-        </w:hyperlink>
-      </w:r>
-      <w:r>
-        <w:rPr>
-          <w:rFonts w:ascii="Charis SIL Regular" w:hAnsi="Charis SIL Regular" w:eastAsia="Charis SIL Regular"/>
-          <w:b w:val="0"/>
-          <w:i w:val="0"/>
-          <w:color w:val="0000FF"/>
-          <w:sz w:val="24"/>
-          <w:u w:val="single"/>
-        </w:rPr>
-        <w:t xml:space="preserve"> </w:t>
-      </w:r>
-      <w:r>
-        <w:rPr>
-          <w:rFonts w:ascii="Charis SIL Regular" w:hAnsi="Charis SIL Regular" w:eastAsia="Charis SIL Regular"/>
-          <w:b w:val="0"/>
-          <w:i w:val="0"/>
-          <w:color w:val="0000FF"/>
-          <w:sz w:val="24"/>
-          <w:u w:val="single"/>
-        </w:rPr>
-        <w:hyperlink r:id="rId10" w:history="1">
-          <w:r>
-            <w:rPr>
-              <w:rStyle w:val="Hyperlink"/>
-            </w:rPr>
-            <w:t>Kuns</w:t>
-          </w:r>
-        </w:hyperlink>
-      </w:r>
-      <w:r>
-        <w:rPr>
-          <w:rFonts w:ascii="Charis SIL Regular" w:hAnsi="Charis SIL Regular" w:eastAsia="Charis SIL Regular"/>
-          <w:b w:val="0"/>
-          <w:i w:val="0"/>
-          <w:color w:val="0000FF"/>
-          <w:sz w:val="24"/>
-          <w:u w:val="single"/>
-        </w:rPr>
-        <w:hyperlink r:id="rId11" w:history="1">
-          <w:r>
-            <w:rPr>
-              <w:rStyle w:val="Hyperlink"/>
-            </w:rPr>
-            <w:t>ten</w:t>
-          </w:r>
-        </w:hyperlink>
-      </w:r>
-      <w:r>
-        <w:rPr>
-          <w:rFonts w:ascii="Charis SIL Regular" w:hAnsi="Charis SIL Regular" w:eastAsia="Charis SIL Regular"/>
-          <w:b w:val="0"/>
-          <w:i w:val="0"/>
-          <w:color w:val="0000FF"/>
-          <w:sz w:val="24"/>
-          <w:u w:val="single"/>
-        </w:rPr>
-        <w:t xml:space="preserve"> </w:t>
-      </w:r>
-      <w:r>
-        <w:rPr>
-          <w:rFonts w:ascii="Charis SIL Regular" w:hAnsi="Charis SIL Regular" w:eastAsia="Charis SIL Regular"/>
-          <w:b w:val="0"/>
-          <w:i w:val="0"/>
-          <w:color w:val="0000FF"/>
-          <w:sz w:val="24"/>
-          <w:u w:val="single"/>
-        </w:rPr>
-        <w:hyperlink r:id="rId10" w:history="1">
-          <w:r>
-            <w:rPr>
-              <w:rStyle w:val="Hyperlink"/>
-            </w:rPr>
-            <w:t>en</w:t>
-          </w:r>
-        </w:hyperlink>
-      </w:r>
-      <w:r>
-        <w:rPr>
-          <w:rFonts w:ascii="Charis SIL Regular" w:hAnsi="Charis SIL Regular" w:eastAsia="Charis SIL Regular"/>
-          <w:b w:val="0"/>
-          <w:i w:val="0"/>
-          <w:color w:val="0000FF"/>
-          <w:sz w:val="24"/>
-          <w:u w:val="single"/>
-        </w:rPr>
-        <w:t xml:space="preserve"> </w:t>
-      </w:r>
-      <w:r>
-        <w:rPr>
-          <w:rFonts w:ascii="Charis SIL Regular" w:hAnsi="Charis SIL Regular" w:eastAsia="Charis SIL Regular"/>
-          <w:b w:val="0"/>
-          <w:i w:val="0"/>
-          <w:color w:val="0000FF"/>
-          <w:sz w:val="24"/>
-          <w:u w:val="single"/>
-        </w:rPr>
-        <w:hyperlink r:id="rId10" w:history="1">
           <w:r>
             <w:rPr>
               <w:rStyle w:val="Hyperlink"/>
@@ -1177,151 +971,7 @@
           <w:color w:val="000000"/>
           <w:sz w:val="24"/>
         </w:rPr>
-        <w:hyperlink r:id="rId11" w:history="1">
-          <w:r>
-            <w:rPr>
-              <w:rStyle w:val="Hyperlink"/>
-            </w:rPr>
-            <w:t>Nederlandse</w:t>
-          </w:r>
-        </w:hyperlink>
-      </w:r>
-      <w:r>
-        <w:rPr>
-          <w:u w:val="single" w:color="0000ff"/>
-          <w:rFonts w:ascii="Charis SIL Regular" w:hAnsi="Charis SIL Regular" w:eastAsia="Charis SIL Regular"/>
-          <w:b w:val="0"/>
-          <w:i w:val="0"/>
-          <w:color w:val="000000"/>
-          <w:sz w:val="24"/>
-        </w:rPr>
-        <w:t xml:space="preserve"> </w:t>
-      </w:r>
-      <w:r>
-        <w:rPr>
-          <w:u w:val="single" w:color="0000ff"/>
-          <w:rFonts w:ascii="Charis SIL Regular" w:hAnsi="Charis SIL Regular" w:eastAsia="Charis SIL Regular"/>
-          <w:b w:val="0"/>
-          <w:i w:val="0"/>
-          <w:color w:val="000000"/>
-          <w:sz w:val="24"/>
-        </w:rPr>
-        <w:hyperlink r:id="rId11" w:history="1">
-          <w:r>
-            <w:rPr>
-              <w:rStyle w:val="Hyperlink"/>
-            </w:rPr>
-            <w:t>Academie va</w:t>
-          </w:r>
-        </w:hyperlink>
-      </w:r>
-      <w:r>
-        <w:rPr>
-          <w:u w:val="single" w:color="0000ff"/>
-          <w:rFonts w:ascii="Charis SIL Regular" w:hAnsi="Charis SIL Regular" w:eastAsia="Charis SIL Regular"/>
-          <w:b w:val="0"/>
-          <w:i w:val="0"/>
-          <w:color w:val="000000"/>
-          <w:sz w:val="24"/>
-        </w:rPr>
-        <w:hyperlink r:id="rId11" w:history="1">
-          <w:r>
-            <w:rPr>
-              <w:rStyle w:val="Hyperlink"/>
-            </w:rPr>
-            <w:t>n</w:t>
-          </w:r>
-        </w:hyperlink>
-      </w:r>
-      <w:r>
-        <w:rPr>
-          <w:u w:val="single" w:color="0000ff"/>
-          <w:rFonts w:ascii="Charis SIL Regular" w:hAnsi="Charis SIL Regular" w:eastAsia="Charis SIL Regular"/>
-          <w:b w:val="0"/>
-          <w:i w:val="0"/>
-          <w:color w:val="000000"/>
-          <w:sz w:val="24"/>
-        </w:rPr>
-        <w:hyperlink r:id="rId11" w:history="1">
-          <w:r>
-            <w:rPr>
-              <w:rStyle w:val="Hyperlink"/>
-            </w:rPr>
-            <w:t xml:space="preserve"> W</w:t>
-          </w:r>
-        </w:hyperlink>
-      </w:r>
-      <w:r>
-        <w:rPr>
-          <w:u w:val="single" w:color="0000ff"/>
-          <w:rFonts w:ascii="Charis SIL Regular" w:hAnsi="Charis SIL Regular" w:eastAsia="Charis SIL Regular"/>
-          <w:b w:val="0"/>
-          <w:i w:val="0"/>
-          <w:color w:val="000000"/>
-          <w:sz w:val="24"/>
-        </w:rPr>
-        <w:hyperlink r:id="rId11" w:history="1">
-          <w:r>
-            <w:rPr>
-              <w:rStyle w:val="Hyperlink"/>
-            </w:rPr>
-            <w:t>e</w:t>
-          </w:r>
-        </w:hyperlink>
-      </w:r>
-      <w:r>
-        <w:rPr>
-          <w:u w:val="single" w:color="0000ff"/>
-          <w:rFonts w:ascii="Charis SIL Regular" w:hAnsi="Charis SIL Regular" w:eastAsia="Charis SIL Regular"/>
-          <w:b w:val="0"/>
-          <w:i w:val="0"/>
-          <w:color w:val="000000"/>
-          <w:sz w:val="24"/>
-        </w:rPr>
-        <w:hyperlink r:id="rId11" w:history="1">
-          <w:r>
-            <w:rPr>
-              <w:rStyle w:val="Hyperlink"/>
-            </w:rPr>
-            <w:t>tenscha</w:t>
-          </w:r>
-        </w:hyperlink>
-      </w:r>
-      <w:r>
-        <w:rPr>
-          <w:u w:val="single" w:color="0000ff"/>
-          <w:rFonts w:ascii="Charis SIL Regular" w:hAnsi="Charis SIL Regular" w:eastAsia="Charis SIL Regular"/>
-          <w:b w:val="0"/>
-          <w:i w:val="0"/>
-          <w:color w:val="000000"/>
-          <w:sz w:val="24"/>
-        </w:rPr>
-        <w:hyperlink r:id="rId11" w:history="1">
-          <w:r>
-            <w:rPr>
-              <w:rStyle w:val="Hyperlink"/>
-            </w:rPr>
-            <w:t>p</w:t>
-          </w:r>
-        </w:hyperlink>
-      </w:r>
-      <w:r>
-        <w:rPr>
-          <w:u w:val="single" w:color="0000ff"/>
-          <w:rFonts w:ascii="Charis SIL Regular" w:hAnsi="Charis SIL Regular" w:eastAsia="Charis SIL Regular"/>
-          <w:b w:val="0"/>
-          <w:i w:val="0"/>
-          <w:color w:val="000000"/>
-          <w:sz w:val="24"/>
-        </w:rPr>
-        <w:hyperlink r:id="rId11" w:history="1">
-          <w:r>
-            <w:rPr>
-              <w:rStyle w:val="Hyperlink"/>
-            </w:rPr>
-            <w:t>pe</w:t>
-          </w:r>
-        </w:hyperlink>
+        <w:t>Nederlandse Academie van Wetenschappe</w:t>
       </w:r>
       <w:r>
         <w:rPr>
@@ -1713,67 +1363,13 @@
       </w:r>
       <w:r>
         <w:rPr>
-          <w:u w:val="single" w:color="0000ff"/>
           <w:rFonts w:ascii="Charis SIL Regular" w:hAnsi="Charis SIL Regular" w:eastAsia="Charis SIL Regular"/>
           <w:b w:val="0"/>
           <w:i w:val="0"/>
           <w:color w:val="000000"/>
           <w:sz w:val="24"/>
         </w:rPr>
-        <w:hyperlink r:id="rId13" w:history="1">
-          <w:r>
-            <w:rPr>
-              <w:rStyle w:val="Hyperlink"/>
-            </w:rPr>
-            <w:t>vinden in h</w:t>
-          </w:r>
-        </w:hyperlink>
-      </w:r>
-      <w:r>
-        <w:rPr>
-          <w:u w:val="single" w:color="0000ff"/>
-          <w:rFonts w:ascii="Charis SIL Regular" w:hAnsi="Charis SIL Regular" w:eastAsia="Charis SIL Regular"/>
-          <w:b w:val="0"/>
-          <w:i w:val="0"/>
-          <w:color w:val="000000"/>
-          <w:sz w:val="24"/>
-        </w:rPr>
-        <w:hyperlink r:id="rId13" w:history="1">
-          <w:r>
-            <w:rPr>
-              <w:rStyle w:val="Hyperlink"/>
-            </w:rPr>
-            <w:t>e</w:t>
-          </w:r>
-        </w:hyperlink>
-      </w:r>
-      <w:r>
-        <w:rPr>
-          <w:u w:val="single" w:color="0000ff"/>
-          <w:rFonts w:ascii="Charis SIL Regular" w:hAnsi="Charis SIL Regular" w:eastAsia="Charis SIL Regular"/>
-          <w:b w:val="0"/>
-          <w:i w:val="0"/>
-          <w:color w:val="000000"/>
-          <w:sz w:val="24"/>
-        </w:rPr>
-        <w:hyperlink r:id="rId13" w:history="1">
-          <w:r>
-            <w:rPr>
-              <w:rStyle w:val="Hyperlink"/>
-            </w:rPr>
-            <w:t>t provi</w:t>
-          </w:r>
-        </w:hyperlink>
-      </w:r>
-      <w:r>
-        <w:rPr>
-          <w:rFonts w:ascii="Charis SIL Regular" w:hAnsi="Charis SIL Regular" w:eastAsia="Charis SIL Regular"/>
-          <w:b w:val="0"/>
-          <w:i w:val="0"/>
-          <w:color w:val="000000"/>
-          <w:sz w:val="24"/>
-        </w:rPr>
-        <w:t xml:space="preserve">nciale </w:t>
+        <w:t xml:space="preserve">vinden in het provinciale </w:t>
       </w:r>
       <w:r>
         <w:rPr>
@@ -2180,7 +1776,7 @@
           <w:sz w:val="24"/>
           <w:u w:val="single"/>
         </w:rPr>
-        <w:hyperlink r:id="rId15" w:history="1">
+        <w:hyperlink r:id="rId11" w:history="1">
           <w:r>
             <w:rPr>
               <w:rStyle w:val="Hyperlink"/>
@@ -2198,7 +1794,7 @@
           <w:sz w:val="24"/>
           <w:u w:val="single"/>
         </w:rPr>
-        <w:hyperlink r:id="rId15" w:history="1">
+        <w:hyperlink r:id="rId11" w:history="1">
           <w:r>
             <w:rPr>
               <w:rStyle w:val="Hyperlink"/>
@@ -3107,6 +2703,7 @@
       </w:r>
       <w:r>
         <w:rPr>
+          <w:u w:val="single" w:color="0000ff"/>
           <w:rFonts w:ascii="Charis SIL Regular" w:hAnsi="Charis SIL Regular" w:eastAsia="Charis SIL Regular"/>
           <w:b w:val="0"/>
           <w:i w:val="0"/>

--- a/EXPORTS/DOCX/published/niveau2/Dutch/Science.docx
+++ b/EXPORTS/DOCX/published/niveau2/Dutch/Science.docx
@@ -832,7 +832,14 @@
           <w:sz w:val="24"/>
           <w:u w:val="single"/>
         </w:rPr>
-        <w:t xml:space="preserve">Bataviaasch Genootschap der Kunsten en </w:t>
+        <w:hyperlink r:id="rId11" w:history="1">
+          <w:r>
+            <w:rPr>
+              <w:rStyle w:val="Hyperlink"/>
+            </w:rPr>
+            <w:t>Bataviaas</w:t>
+          </w:r>
+        </w:hyperlink>
       </w:r>
       <w:r>
         <w:rPr>
@@ -844,6 +851,205 @@
           <w:u w:val="single"/>
         </w:rPr>
         <w:hyperlink r:id="rId11" w:history="1">
+          <w:r>
+            <w:rPr>
+              <w:rStyle w:val="Hyperlink"/>
+            </w:rPr>
+            <w:t>ch</w:t>
+          </w:r>
+        </w:hyperlink>
+      </w:r>
+      <w:r>
+        <w:rPr>
+          <w:rFonts w:ascii="Charis SIL Regular" w:hAnsi="Charis SIL Regular" w:eastAsia="Charis SIL Regular"/>
+          <w:b w:val="0"/>
+          <w:i w:val="0"/>
+          <w:color w:val="0000FF"/>
+          <w:sz w:val="24"/>
+          <w:u w:val="single"/>
+        </w:rPr>
+        <w:t xml:space="preserve"> </w:t>
+      </w:r>
+      <w:r>
+        <w:rPr>
+          <w:rFonts w:ascii="Charis SIL Regular" w:hAnsi="Charis SIL Regular" w:eastAsia="Charis SIL Regular"/>
+          <w:b w:val="0"/>
+          <w:i w:val="0"/>
+          <w:color w:val="0000FF"/>
+          <w:sz w:val="24"/>
+          <w:u w:val="single"/>
+        </w:rPr>
+        <w:hyperlink r:id="rId11" w:history="1">
+          <w:r>
+            <w:rPr>
+              <w:rStyle w:val="Hyperlink"/>
+            </w:rPr>
+            <w:t>Genoot</w:t>
+          </w:r>
+        </w:hyperlink>
+      </w:r>
+      <w:r>
+        <w:rPr>
+          <w:rFonts w:ascii="Charis SIL Regular" w:hAnsi="Charis SIL Regular" w:eastAsia="Charis SIL Regular"/>
+          <w:b w:val="0"/>
+          <w:i w:val="0"/>
+          <w:color w:val="0000FF"/>
+          <w:sz w:val="24"/>
+          <w:u w:val="single"/>
+        </w:rPr>
+        <w:hyperlink r:id="rId11" w:history="1">
+          <w:r>
+            <w:rPr>
+              <w:rStyle w:val="Hyperlink"/>
+            </w:rPr>
+            <w:t>s</w:t>
+          </w:r>
+        </w:hyperlink>
+      </w:r>
+      <w:r>
+        <w:rPr>
+          <w:rFonts w:ascii="Charis SIL Regular" w:hAnsi="Charis SIL Regular" w:eastAsia="Charis SIL Regular"/>
+          <w:b w:val="0"/>
+          <w:i w:val="0"/>
+          <w:color w:val="0000FF"/>
+          <w:sz w:val="24"/>
+          <w:u w:val="single"/>
+        </w:rPr>
+        <w:hyperlink r:id="rId11" w:history="1">
+          <w:r>
+            <w:rPr>
+              <w:rStyle w:val="Hyperlink"/>
+            </w:rPr>
+            <w:t>chap</w:t>
+          </w:r>
+        </w:hyperlink>
+      </w:r>
+      <w:r>
+        <w:rPr>
+          <w:rFonts w:ascii="Charis SIL Regular" w:hAnsi="Charis SIL Regular" w:eastAsia="Charis SIL Regular"/>
+          <w:b w:val="0"/>
+          <w:i w:val="0"/>
+          <w:color w:val="0000FF"/>
+          <w:sz w:val="24"/>
+          <w:u w:val="single"/>
+        </w:rPr>
+        <w:t xml:space="preserve"> </w:t>
+      </w:r>
+      <w:r>
+        <w:rPr>
+          <w:rFonts w:ascii="Charis SIL Regular" w:hAnsi="Charis SIL Regular" w:eastAsia="Charis SIL Regular"/>
+          <w:b w:val="0"/>
+          <w:i w:val="0"/>
+          <w:color w:val="0000FF"/>
+          <w:sz w:val="24"/>
+          <w:u w:val="single"/>
+        </w:rPr>
+        <w:hyperlink r:id="rId10" w:history="1">
+          <w:r>
+            <w:rPr>
+              <w:rStyle w:val="Hyperlink"/>
+            </w:rPr>
+            <w:t>der</w:t>
+          </w:r>
+        </w:hyperlink>
+      </w:r>
+      <w:r>
+        <w:rPr>
+          <w:rFonts w:ascii="Charis SIL Regular" w:hAnsi="Charis SIL Regular" w:eastAsia="Charis SIL Regular"/>
+          <w:b w:val="0"/>
+          <w:i w:val="0"/>
+          <w:color w:val="0000FF"/>
+          <w:sz w:val="24"/>
+          <w:u w:val="single"/>
+        </w:rPr>
+        <w:t xml:space="preserve"> </w:t>
+      </w:r>
+      <w:r>
+        <w:rPr>
+          <w:rFonts w:ascii="Charis SIL Regular" w:hAnsi="Charis SIL Regular" w:eastAsia="Charis SIL Regular"/>
+          <w:b w:val="0"/>
+          <w:i w:val="0"/>
+          <w:color w:val="0000FF"/>
+          <w:sz w:val="24"/>
+          <w:u w:val="single"/>
+        </w:rPr>
+        <w:hyperlink r:id="rId10" w:history="1">
+          <w:r>
+            <w:rPr>
+              <w:rStyle w:val="Hyperlink"/>
+            </w:rPr>
+            <w:t>Kuns</w:t>
+          </w:r>
+        </w:hyperlink>
+      </w:r>
+      <w:r>
+        <w:rPr>
+          <w:rFonts w:ascii="Charis SIL Regular" w:hAnsi="Charis SIL Regular" w:eastAsia="Charis SIL Regular"/>
+          <w:b w:val="0"/>
+          <w:i w:val="0"/>
+          <w:color w:val="0000FF"/>
+          <w:sz w:val="24"/>
+          <w:u w:val="single"/>
+        </w:rPr>
+        <w:hyperlink r:id="rId11" w:history="1">
+          <w:r>
+            <w:rPr>
+              <w:rStyle w:val="Hyperlink"/>
+            </w:rPr>
+            <w:t>ten</w:t>
+          </w:r>
+        </w:hyperlink>
+      </w:r>
+      <w:r>
+        <w:rPr>
+          <w:rFonts w:ascii="Charis SIL Regular" w:hAnsi="Charis SIL Regular" w:eastAsia="Charis SIL Regular"/>
+          <w:b w:val="0"/>
+          <w:i w:val="0"/>
+          <w:color w:val="0000FF"/>
+          <w:sz w:val="24"/>
+          <w:u w:val="single"/>
+        </w:rPr>
+        <w:t xml:space="preserve"> </w:t>
+      </w:r>
+      <w:r>
+        <w:rPr>
+          <w:rFonts w:ascii="Charis SIL Regular" w:hAnsi="Charis SIL Regular" w:eastAsia="Charis SIL Regular"/>
+          <w:b w:val="0"/>
+          <w:i w:val="0"/>
+          <w:color w:val="0000FF"/>
+          <w:sz w:val="24"/>
+          <w:u w:val="single"/>
+        </w:rPr>
+        <w:hyperlink r:id="rId10" w:history="1">
+          <w:r>
+            <w:rPr>
+              <w:rStyle w:val="Hyperlink"/>
+            </w:rPr>
+            <w:t>en</w:t>
+          </w:r>
+        </w:hyperlink>
+      </w:r>
+      <w:r>
+        <w:rPr>
+          <w:rFonts w:ascii="Charis SIL Regular" w:hAnsi="Charis SIL Regular" w:eastAsia="Charis SIL Regular"/>
+          <w:b w:val="0"/>
+          <w:i w:val="0"/>
+          <w:color w:val="0000FF"/>
+          <w:sz w:val="24"/>
+          <w:u w:val="single"/>
+        </w:rPr>
+        <w:t xml:space="preserve"> </w:t>
+      </w:r>
+      <w:r>
+        <w:rPr>
+          <w:rFonts w:ascii="Charis SIL Regular" w:hAnsi="Charis SIL Regular" w:eastAsia="Charis SIL Regular"/>
+          <w:b w:val="0"/>
+          <w:i w:val="0"/>
+          <w:color w:val="0000FF"/>
+          <w:sz w:val="24"/>
+          <w:u w:val="single"/>
+        </w:rPr>
+        <w:hyperlink r:id="rId10" w:history="1">
           <w:r>
             <w:rPr>
               <w:rStyle w:val="Hyperlink"/>
@@ -971,7 +1177,151 @@
           <w:color w:val="000000"/>
           <w:sz w:val="24"/>
         </w:rPr>
-        <w:t>Nederlandse Academie van Wetenschappe</w:t>
+        <w:hyperlink r:id="rId11" w:history="1">
+          <w:r>
+            <w:rPr>
+              <w:rStyle w:val="Hyperlink"/>
+            </w:rPr>
+            <w:t>Nederlandse</w:t>
+          </w:r>
+        </w:hyperlink>
+      </w:r>
+      <w:r>
+        <w:rPr>
+          <w:u w:val="single" w:color="0000ff"/>
+          <w:rFonts w:ascii="Charis SIL Regular" w:hAnsi="Charis SIL Regular" w:eastAsia="Charis SIL Regular"/>
+          <w:b w:val="0"/>
+          <w:i w:val="0"/>
+          <w:color w:val="000000"/>
+          <w:sz w:val="24"/>
+        </w:rPr>
+        <w:t xml:space="preserve"> </w:t>
+      </w:r>
+      <w:r>
+        <w:rPr>
+          <w:u w:val="single" w:color="0000ff"/>
+          <w:rFonts w:ascii="Charis SIL Regular" w:hAnsi="Charis SIL Regular" w:eastAsia="Charis SIL Regular"/>
+          <w:b w:val="0"/>
+          <w:i w:val="0"/>
+          <w:color w:val="000000"/>
+          <w:sz w:val="24"/>
+        </w:rPr>
+        <w:hyperlink r:id="rId11" w:history="1">
+          <w:r>
+            <w:rPr>
+              <w:rStyle w:val="Hyperlink"/>
+            </w:rPr>
+            <w:t>Academie va</w:t>
+          </w:r>
+        </w:hyperlink>
+      </w:r>
+      <w:r>
+        <w:rPr>
+          <w:u w:val="single" w:color="0000ff"/>
+          <w:rFonts w:ascii="Charis SIL Regular" w:hAnsi="Charis SIL Regular" w:eastAsia="Charis SIL Regular"/>
+          <w:b w:val="0"/>
+          <w:i w:val="0"/>
+          <w:color w:val="000000"/>
+          <w:sz w:val="24"/>
+        </w:rPr>
+        <w:hyperlink r:id="rId11" w:history="1">
+          <w:r>
+            <w:rPr>
+              <w:rStyle w:val="Hyperlink"/>
+            </w:rPr>
+            <w:t>n</w:t>
+          </w:r>
+        </w:hyperlink>
+      </w:r>
+      <w:r>
+        <w:rPr>
+          <w:u w:val="single" w:color="0000ff"/>
+          <w:rFonts w:ascii="Charis SIL Regular" w:hAnsi="Charis SIL Regular" w:eastAsia="Charis SIL Regular"/>
+          <w:b w:val="0"/>
+          <w:i w:val="0"/>
+          <w:color w:val="000000"/>
+          <w:sz w:val="24"/>
+        </w:rPr>
+        <w:hyperlink r:id="rId11" w:history="1">
+          <w:r>
+            <w:rPr>
+              <w:rStyle w:val="Hyperlink"/>
+            </w:rPr>
+            <w:t xml:space="preserve"> W</w:t>
+          </w:r>
+        </w:hyperlink>
+      </w:r>
+      <w:r>
+        <w:rPr>
+          <w:u w:val="single" w:color="0000ff"/>
+          <w:rFonts w:ascii="Charis SIL Regular" w:hAnsi="Charis SIL Regular" w:eastAsia="Charis SIL Regular"/>
+          <w:b w:val="0"/>
+          <w:i w:val="0"/>
+          <w:color w:val="000000"/>
+          <w:sz w:val="24"/>
+        </w:rPr>
+        <w:hyperlink r:id="rId11" w:history="1">
+          <w:r>
+            <w:rPr>
+              <w:rStyle w:val="Hyperlink"/>
+            </w:rPr>
+            <w:t>e</w:t>
+          </w:r>
+        </w:hyperlink>
+      </w:r>
+      <w:r>
+        <w:rPr>
+          <w:u w:val="single" w:color="0000ff"/>
+          <w:rFonts w:ascii="Charis SIL Regular" w:hAnsi="Charis SIL Regular" w:eastAsia="Charis SIL Regular"/>
+          <w:b w:val="0"/>
+          <w:i w:val="0"/>
+          <w:color w:val="000000"/>
+          <w:sz w:val="24"/>
+        </w:rPr>
+        <w:hyperlink r:id="rId11" w:history="1">
+          <w:r>
+            <w:rPr>
+              <w:rStyle w:val="Hyperlink"/>
+            </w:rPr>
+            <w:t>tenscha</w:t>
+          </w:r>
+        </w:hyperlink>
+      </w:r>
+      <w:r>
+        <w:rPr>
+          <w:u w:val="single" w:color="0000ff"/>
+          <w:rFonts w:ascii="Charis SIL Regular" w:hAnsi="Charis SIL Regular" w:eastAsia="Charis SIL Regular"/>
+          <w:b w:val="0"/>
+          <w:i w:val="0"/>
+          <w:color w:val="000000"/>
+          <w:sz w:val="24"/>
+        </w:rPr>
+        <w:hyperlink r:id="rId11" w:history="1">
+          <w:r>
+            <w:rPr>
+              <w:rStyle w:val="Hyperlink"/>
+            </w:rPr>
+            <w:t>p</w:t>
+          </w:r>
+        </w:hyperlink>
+      </w:r>
+      <w:r>
+        <w:rPr>
+          <w:u w:val="single" w:color="0000ff"/>
+          <w:rFonts w:ascii="Charis SIL Regular" w:hAnsi="Charis SIL Regular" w:eastAsia="Charis SIL Regular"/>
+          <w:b w:val="0"/>
+          <w:i w:val="0"/>
+          <w:color w:val="000000"/>
+          <w:sz w:val="24"/>
+        </w:rPr>
+        <w:hyperlink r:id="rId11" w:history="1">
+          <w:r>
+            <w:rPr>
+              <w:rStyle w:val="Hyperlink"/>
+            </w:rPr>
+            <w:t>pe</w:t>
+          </w:r>
+        </w:hyperlink>
       </w:r>
       <w:r>
         <w:rPr>
@@ -2674,7 +3024,7 @@
           <w:sz w:val="24"/>
           <w:u w:val="single"/>
         </w:rPr>
-        <w:hyperlink r:id="rId16" w:history="1">
+        <w:hyperlink r:id="rId17" w:history="1">
           <w:r>
             <w:rPr>
               <w:rStyle w:val="Hyperlink"/>
@@ -2703,7 +3053,6 @@
       </w:r>
       <w:r>
         <w:rPr>
-          <w:u w:val="single" w:color="0000ff"/>
           <w:rFonts w:ascii="Charis SIL Regular" w:hAnsi="Charis SIL Regular" w:eastAsia="Charis SIL Regular"/>
           <w:b w:val="0"/>
           <w:i w:val="0"/>

--- a/EXPORTS/DOCX/published/niveau2/Dutch/Science.docx
+++ b/EXPORTS/DOCX/published/niveau2/Dutch/Science.docx
@@ -850,7 +850,7 @@
           <w:sz w:val="24"/>
           <w:u w:val="single"/>
         </w:rPr>
-        <w:hyperlink r:id="rId11" w:history="1">
+        <w:hyperlink r:id="rId10" w:history="1">
           <w:r>
             <w:rPr>
               <w:rStyle w:val="Hyperlink"/>
@@ -879,7 +879,7 @@
           <w:sz w:val="24"/>
           <w:u w:val="single"/>
         </w:rPr>
-        <w:hyperlink r:id="rId11" w:history="1">
+        <w:hyperlink r:id="rId10" w:history="1">
           <w:r>
             <w:rPr>
               <w:rStyle w:val="Hyperlink"/>
@@ -1018,9 +1018,8 @@
           <w:i w:val="0"/>
           <w:color w:val="0000FF"/>
           <w:sz w:val="24"/>
-          <w:u w:val="single"/>
         </w:rPr>
-        <w:hyperlink r:id="rId10" w:history="1">
+        <w:hyperlink r:id="rId11" w:history="1">
           <w:r>
             <w:rPr>
               <w:rStyle w:val="Hyperlink"/>
@@ -1713,13 +1712,67 @@
       </w:r>
       <w:r>
         <w:rPr>
+          <w:u w:val="single" w:color="0000ff"/>
           <w:rFonts w:ascii="Charis SIL Regular" w:hAnsi="Charis SIL Regular" w:eastAsia="Charis SIL Regular"/>
           <w:b w:val="0"/>
           <w:i w:val="0"/>
           <w:color w:val="000000"/>
           <w:sz w:val="24"/>
         </w:rPr>
-        <w:t xml:space="preserve">vinden in het provinciale </w:t>
+        <w:hyperlink r:id="rId13" w:history="1">
+          <w:r>
+            <w:rPr>
+              <w:rStyle w:val="Hyperlink"/>
+            </w:rPr>
+            <w:t>vinden in h</w:t>
+          </w:r>
+        </w:hyperlink>
+      </w:r>
+      <w:r>
+        <w:rPr>
+          <w:u w:val="single" w:color="0000ff"/>
+          <w:rFonts w:ascii="Charis SIL Regular" w:hAnsi="Charis SIL Regular" w:eastAsia="Charis SIL Regular"/>
+          <w:b w:val="0"/>
+          <w:i w:val="0"/>
+          <w:color w:val="000000"/>
+          <w:sz w:val="24"/>
+        </w:rPr>
+        <w:hyperlink r:id="rId13" w:history="1">
+          <w:r>
+            <w:rPr>
+              <w:rStyle w:val="Hyperlink"/>
+            </w:rPr>
+            <w:t>e</w:t>
+          </w:r>
+        </w:hyperlink>
+      </w:r>
+      <w:r>
+        <w:rPr>
+          <w:u w:val="single" w:color="0000ff"/>
+          <w:rFonts w:ascii="Charis SIL Regular" w:hAnsi="Charis SIL Regular" w:eastAsia="Charis SIL Regular"/>
+          <w:b w:val="0"/>
+          <w:i w:val="0"/>
+          <w:color w:val="000000"/>
+          <w:sz w:val="24"/>
+        </w:rPr>
+        <w:hyperlink r:id="rId13" w:history="1">
+          <w:r>
+            <w:rPr>
+              <w:rStyle w:val="Hyperlink"/>
+            </w:rPr>
+            <w:t>t provi</w:t>
+          </w:r>
+        </w:hyperlink>
+      </w:r>
+      <w:r>
+        <w:rPr>
+          <w:rFonts w:ascii="Charis SIL Regular" w:hAnsi="Charis SIL Regular" w:eastAsia="Charis SIL Regular"/>
+          <w:b w:val="0"/>
+          <w:i w:val="0"/>
+          <w:color w:val="000000"/>
+          <w:sz w:val="24"/>
+        </w:rPr>
+        <w:t xml:space="preserve">nciale </w:t>
       </w:r>
       <w:r>
         <w:rPr>
@@ -3042,7 +3095,7 @@
           <w:sz w:val="24"/>
           <w:u w:val="single"/>
         </w:rPr>
-        <w:hyperlink r:id="rId16" w:history="1">
+        <w:hyperlink r:id="rId17" w:history="1">
           <w:r>
             <w:rPr>
               <w:rStyle w:val="Hyperlink"/>
@@ -3053,6 +3106,7 @@
       </w:r>
       <w:r>
         <w:rPr>
+          <w:u w:val="single" w:color="0000ff"/>
           <w:rFonts w:ascii="Charis SIL Regular" w:hAnsi="Charis SIL Regular" w:eastAsia="Charis SIL Regular"/>
           <w:b w:val="0"/>
           <w:i w:val="0"/>
@@ -3077,7 +3131,7 @@
           <w:sz w:val="24"/>
           <w:u w:val="single"/>
         </w:rPr>
-        <w:hyperlink r:id="rId16" w:history="1">
+        <w:hyperlink r:id="rId18" w:history="1">
           <w:r>
             <w:rPr>
               <w:rStyle w:val="Hyperlink"/>
@@ -3106,7 +3160,7 @@
           <w:sz w:val="24"/>
           <w:u w:val="single"/>
         </w:rPr>
-        <w:hyperlink r:id="rId16" w:history="1">
+        <w:hyperlink r:id="rId18" w:history="1">
           <w:r>
             <w:rPr>
               <w:rStyle w:val="Hyperlink"/>
@@ -3124,7 +3178,7 @@
           <w:sz w:val="24"/>
           <w:u w:val="single"/>
         </w:rPr>
-        <w:hyperlink r:id="rId16" w:history="1">
+        <w:hyperlink r:id="rId18" w:history="1">
           <w:r>
             <w:rPr>
               <w:rStyle w:val="Hyperlink"/>
@@ -3242,7 +3296,7 @@
           <w:sz w:val="24"/>
           <w:u w:val="single"/>
         </w:rPr>
-        <w:hyperlink r:id="rId18" w:history="1">
+        <w:hyperlink r:id="rId19" w:history="1">
           <w:r>
             <w:rPr>
               <w:rStyle w:val="Hyperlink"/>
@@ -3271,7 +3325,7 @@
           <w:sz w:val="24"/>
           <w:u w:val="single"/>
         </w:rPr>
-        <w:hyperlink r:id="rId18" w:history="1">
+        <w:hyperlink r:id="rId19" w:history="1">
           <w:r>
             <w:rPr>
               <w:rStyle w:val="Hyperlink"/>
@@ -3299,7 +3353,7 @@
           <w:sz w:val="24"/>
           <w:u w:val="single"/>
         </w:rPr>
-        <w:hyperlink r:id="rId19" w:history="1">
+        <w:hyperlink r:id="rId20" w:history="1">
           <w:r>
             <w:rPr>
               <w:rStyle w:val="Hyperlink"/>
@@ -3317,7 +3371,7 @@
           <w:sz w:val="24"/>
           <w:u w:val="single"/>
         </w:rPr>
-        <w:hyperlink r:id="rId19" w:history="1">
+        <w:hyperlink r:id="rId20" w:history="1">
           <w:r>
             <w:rPr>
               <w:rStyle w:val="Hyperlink"/>
@@ -3335,7 +3389,7 @@
           <w:sz w:val="24"/>
           <w:u w:val="single"/>
         </w:rPr>
-        <w:hyperlink r:id="rId19" w:history="1">
+        <w:hyperlink r:id="rId20" w:history="1">
           <w:r>
             <w:rPr>
               <w:rStyle w:val="Hyperlink"/>
@@ -3443,7 +3497,7 @@
           <w:sz w:val="24"/>
           <w:u w:val="single"/>
         </w:rPr>
-        <w:hyperlink r:id="rId20" w:history="1">
+        <w:hyperlink r:id="rId21" w:history="1">
           <w:r>
             <w:rPr>
               <w:rStyle w:val="Hyperlink"/>
@@ -3472,7 +3526,7 @@
           <w:sz w:val="24"/>
           <w:u w:val="single"/>
         </w:rPr>
-        <w:hyperlink r:id="rId20" w:history="1">
+        <w:hyperlink r:id="rId21" w:history="1">
           <w:r>
             <w:rPr>
               <w:rStyle w:val="Hyperlink"/>
@@ -3500,7 +3554,7 @@
           <w:sz w:val="24"/>
           <w:u w:val="single"/>
         </w:rPr>
-        <w:hyperlink r:id="rId21" w:history="1">
+        <w:hyperlink r:id="rId22" w:history="1">
           <w:r>
             <w:rPr>
               <w:rStyle w:val="Hyperlink"/>
@@ -3518,7 +3572,7 @@
           <w:sz w:val="24"/>
           <w:u w:val="single"/>
         </w:rPr>
-        <w:hyperlink r:id="rId21" w:history="1">
+        <w:hyperlink r:id="rId22" w:history="1">
           <w:r>
             <w:rPr>
               <w:rStyle w:val="Hyperlink"/>
@@ -3536,7 +3590,7 @@
           <w:sz w:val="24"/>
           <w:u w:val="single"/>
         </w:rPr>
-        <w:hyperlink r:id="rId21" w:history="1">
+        <w:hyperlink r:id="rId22" w:history="1">
           <w:r>
             <w:rPr>
               <w:rStyle w:val="Hyperlink"/>
@@ -3554,7 +3608,7 @@
           <w:sz w:val="24"/>
           <w:u w:val="single"/>
         </w:rPr>
-        <w:hyperlink r:id="rId21" w:history="1">
+        <w:hyperlink r:id="rId22" w:history="1">
           <w:r>
             <w:rPr>
               <w:rStyle w:val="Hyperlink"/>

--- a/EXPORTS/DOCX/published/niveau2/Dutch/Science.docx
+++ b/EXPORTS/DOCX/published/niveau2/Dutch/Science.docx
@@ -850,7 +850,7 @@
           <w:sz w:val="24"/>
           <w:u w:val="single"/>
         </w:rPr>
-        <w:hyperlink r:id="rId10" w:history="1">
+        <w:hyperlink r:id="rId11" w:history="1">
           <w:r>
             <w:rPr>
               <w:rStyle w:val="Hyperlink"/>
@@ -879,7 +879,7 @@
           <w:sz w:val="24"/>
           <w:u w:val="single"/>
         </w:rPr>
-        <w:hyperlink r:id="rId10" w:history="1">
+        <w:hyperlink r:id="rId11" w:history="1">
           <w:r>
             <w:rPr>
               <w:rStyle w:val="Hyperlink"/>
@@ -1018,8 +1018,9 @@
           <w:i w:val="0"/>
           <w:color w:val="0000FF"/>
           <w:sz w:val="24"/>
+          <w:u w:val="single"/>
         </w:rPr>
-        <w:hyperlink r:id="rId11" w:history="1">
+        <w:hyperlink r:id="rId10" w:history="1">
           <w:r>
             <w:rPr>
               <w:rStyle w:val="Hyperlink"/>
@@ -1712,67 +1713,13 @@
       </w:r>
       <w:r>
         <w:rPr>
-          <w:u w:val="single" w:color="0000ff"/>
           <w:rFonts w:ascii="Charis SIL Regular" w:hAnsi="Charis SIL Regular" w:eastAsia="Charis SIL Regular"/>
           <w:b w:val="0"/>
           <w:i w:val="0"/>
           <w:color w:val="000000"/>
           <w:sz w:val="24"/>
         </w:rPr>
-        <w:hyperlink r:id="rId13" w:history="1">
-          <w:r>
-            <w:rPr>
-              <w:rStyle w:val="Hyperlink"/>
-            </w:rPr>
-            <w:t>vinden in h</w:t>
-          </w:r>
-        </w:hyperlink>
-      </w:r>
-      <w:r>
-        <w:rPr>
-          <w:u w:val="single" w:color="0000ff"/>
-          <w:rFonts w:ascii="Charis SIL Regular" w:hAnsi="Charis SIL Regular" w:eastAsia="Charis SIL Regular"/>
-          <w:b w:val="0"/>
-          <w:i w:val="0"/>
-          <w:color w:val="000000"/>
-          <w:sz w:val="24"/>
-        </w:rPr>
-        <w:hyperlink r:id="rId13" w:history="1">
-          <w:r>
-            <w:rPr>
-              <w:rStyle w:val="Hyperlink"/>
-            </w:rPr>
-            <w:t>e</w:t>
-          </w:r>
-        </w:hyperlink>
-      </w:r>
-      <w:r>
-        <w:rPr>
-          <w:u w:val="single" w:color="0000ff"/>
-          <w:rFonts w:ascii="Charis SIL Regular" w:hAnsi="Charis SIL Regular" w:eastAsia="Charis SIL Regular"/>
-          <w:b w:val="0"/>
-          <w:i w:val="0"/>
-          <w:color w:val="000000"/>
-          <w:sz w:val="24"/>
-        </w:rPr>
-        <w:hyperlink r:id="rId13" w:history="1">
-          <w:r>
-            <w:rPr>
-              <w:rStyle w:val="Hyperlink"/>
-            </w:rPr>
-            <w:t>t provi</w:t>
-          </w:r>
-        </w:hyperlink>
-      </w:r>
-      <w:r>
-        <w:rPr>
-          <w:rFonts w:ascii="Charis SIL Regular" w:hAnsi="Charis SIL Regular" w:eastAsia="Charis SIL Regular"/>
-          <w:b w:val="0"/>
-          <w:i w:val="0"/>
-          <w:color w:val="000000"/>
-          <w:sz w:val="24"/>
-        </w:rPr>
-        <w:t xml:space="preserve">nciale </w:t>
+        <w:t xml:space="preserve">vinden in het provinciale </w:t>
       </w:r>
       <w:r>
         <w:rPr>
@@ -3077,7 +3024,7 @@
           <w:sz w:val="24"/>
           <w:u w:val="single"/>
         </w:rPr>
-        <w:hyperlink r:id="rId17" w:history="1">
+        <w:hyperlink r:id="rId16" w:history="1">
           <w:r>
             <w:rPr>
               <w:rStyle w:val="Hyperlink"/>
@@ -3095,7 +3042,7 @@
           <w:sz w:val="24"/>
           <w:u w:val="single"/>
         </w:rPr>
-        <w:hyperlink r:id="rId17" w:history="1">
+        <w:hyperlink r:id="rId16" w:history="1">
           <w:r>
             <w:rPr>
               <w:rStyle w:val="Hyperlink"/>
@@ -3131,7 +3078,7 @@
           <w:sz w:val="24"/>
           <w:u w:val="single"/>
         </w:rPr>
-        <w:hyperlink r:id="rId18" w:history="1">
+        <w:hyperlink r:id="rId16" w:history="1">
           <w:r>
             <w:rPr>
               <w:rStyle w:val="Hyperlink"/>
@@ -3160,7 +3107,7 @@
           <w:sz w:val="24"/>
           <w:u w:val="single"/>
         </w:rPr>
-        <w:hyperlink r:id="rId18" w:history="1">
+        <w:hyperlink r:id="rId16" w:history="1">
           <w:r>
             <w:rPr>
               <w:rStyle w:val="Hyperlink"/>
@@ -3178,7 +3125,7 @@
           <w:sz w:val="24"/>
           <w:u w:val="single"/>
         </w:rPr>
-        <w:hyperlink r:id="rId18" w:history="1">
+        <w:hyperlink r:id="rId16" w:history="1">
           <w:r>
             <w:rPr>
               <w:rStyle w:val="Hyperlink"/>
@@ -3296,7 +3243,7 @@
           <w:sz w:val="24"/>
           <w:u w:val="single"/>
         </w:rPr>
-        <w:hyperlink r:id="rId19" w:history="1">
+        <w:hyperlink r:id="rId18" w:history="1">
           <w:r>
             <w:rPr>
               <w:rStyle w:val="Hyperlink"/>
@@ -3325,7 +3272,7 @@
           <w:sz w:val="24"/>
           <w:u w:val="single"/>
         </w:rPr>
-        <w:hyperlink r:id="rId19" w:history="1">
+        <w:hyperlink r:id="rId18" w:history="1">
           <w:r>
             <w:rPr>
               <w:rStyle w:val="Hyperlink"/>
@@ -3353,7 +3300,7 @@
           <w:sz w:val="24"/>
           <w:u w:val="single"/>
         </w:rPr>
-        <w:hyperlink r:id="rId20" w:history="1">
+        <w:hyperlink r:id="rId19" w:history="1">
           <w:r>
             <w:rPr>
               <w:rStyle w:val="Hyperlink"/>
@@ -3371,7 +3318,7 @@
           <w:sz w:val="24"/>
           <w:u w:val="single"/>
         </w:rPr>
-        <w:hyperlink r:id="rId20" w:history="1">
+        <w:hyperlink r:id="rId19" w:history="1">
           <w:r>
             <w:rPr>
               <w:rStyle w:val="Hyperlink"/>
@@ -3389,7 +3336,7 @@
           <w:sz w:val="24"/>
           <w:u w:val="single"/>
         </w:rPr>
-        <w:hyperlink r:id="rId20" w:history="1">
+        <w:hyperlink r:id="rId19" w:history="1">
           <w:r>
             <w:rPr>
               <w:rStyle w:val="Hyperlink"/>
@@ -3497,7 +3444,7 @@
           <w:sz w:val="24"/>
           <w:u w:val="single"/>
         </w:rPr>
-        <w:hyperlink r:id="rId21" w:history="1">
+        <w:hyperlink r:id="rId20" w:history="1">
           <w:r>
             <w:rPr>
               <w:rStyle w:val="Hyperlink"/>
@@ -3526,7 +3473,7 @@
           <w:sz w:val="24"/>
           <w:u w:val="single"/>
         </w:rPr>
-        <w:hyperlink r:id="rId21" w:history="1">
+        <w:hyperlink r:id="rId20" w:history="1">
           <w:r>
             <w:rPr>
               <w:rStyle w:val="Hyperlink"/>
@@ -3554,7 +3501,7 @@
           <w:sz w:val="24"/>
           <w:u w:val="single"/>
         </w:rPr>
-        <w:hyperlink r:id="rId22" w:history="1">
+        <w:hyperlink r:id="rId21" w:history="1">
           <w:r>
             <w:rPr>
               <w:rStyle w:val="Hyperlink"/>
@@ -3572,7 +3519,7 @@
           <w:sz w:val="24"/>
           <w:u w:val="single"/>
         </w:rPr>
-        <w:hyperlink r:id="rId22" w:history="1">
+        <w:hyperlink r:id="rId21" w:history="1">
           <w:r>
             <w:rPr>
               <w:rStyle w:val="Hyperlink"/>
@@ -3590,7 +3537,7 @@
           <w:sz w:val="24"/>
           <w:u w:val="single"/>
         </w:rPr>
-        <w:hyperlink r:id="rId22" w:history="1">
+        <w:hyperlink r:id="rId21" w:history="1">
           <w:r>
             <w:rPr>
               <w:rStyle w:val="Hyperlink"/>
@@ -3608,7 +3555,7 @@
           <w:sz w:val="24"/>
           <w:u w:val="single"/>
         </w:rPr>
-        <w:hyperlink r:id="rId22" w:history="1">
+        <w:hyperlink r:id="rId21" w:history="1">
           <w:r>
             <w:rPr>
               <w:rStyle w:val="Hyperlink"/>

--- a/EXPORTS/DOCX/published/niveau2/Dutch/Science.docx
+++ b/EXPORTS/DOCX/published/niveau2/Dutch/Science.docx
@@ -879,7 +879,7 @@
           <w:sz w:val="24"/>
           <w:u w:val="single"/>
         </w:rPr>
-        <w:hyperlink r:id="rId11" w:history="1">
+        <w:hyperlink r:id="rId10" w:history="1">
           <w:r>
             <w:rPr>
               <w:rStyle w:val="Hyperlink"/>
@@ -1713,13 +1713,67 @@
       </w:r>
       <w:r>
         <w:rPr>
+          <w:u w:val="single" w:color="0000ff"/>
           <w:rFonts w:ascii="Charis SIL Regular" w:hAnsi="Charis SIL Regular" w:eastAsia="Charis SIL Regular"/>
           <w:b w:val="0"/>
           <w:i w:val="0"/>
           <w:color w:val="000000"/>
           <w:sz w:val="24"/>
         </w:rPr>
-        <w:t xml:space="preserve">vinden in het provinciale </w:t>
+        <w:hyperlink r:id="rId13" w:history="1">
+          <w:r>
+            <w:rPr>
+              <w:rStyle w:val="Hyperlink"/>
+            </w:rPr>
+            <w:t>vinden in h</w:t>
+          </w:r>
+        </w:hyperlink>
+      </w:r>
+      <w:r>
+        <w:rPr>
+          <w:u w:val="single" w:color="0000ff"/>
+          <w:rFonts w:ascii="Charis SIL Regular" w:hAnsi="Charis SIL Regular" w:eastAsia="Charis SIL Regular"/>
+          <w:b w:val="0"/>
+          <w:i w:val="0"/>
+          <w:color w:val="000000"/>
+          <w:sz w:val="24"/>
+        </w:rPr>
+        <w:hyperlink r:id="rId13" w:history="1">
+          <w:r>
+            <w:rPr>
+              <w:rStyle w:val="Hyperlink"/>
+            </w:rPr>
+            <w:t>e</w:t>
+          </w:r>
+        </w:hyperlink>
+      </w:r>
+      <w:r>
+        <w:rPr>
+          <w:u w:val="single" w:color="0000ff"/>
+          <w:rFonts w:ascii="Charis SIL Regular" w:hAnsi="Charis SIL Regular" w:eastAsia="Charis SIL Regular"/>
+          <w:b w:val="0"/>
+          <w:i w:val="0"/>
+          <w:color w:val="000000"/>
+          <w:sz w:val="24"/>
+        </w:rPr>
+        <w:hyperlink r:id="rId13" w:history="1">
+          <w:r>
+            <w:rPr>
+              <w:rStyle w:val="Hyperlink"/>
+            </w:rPr>
+            <w:t>t provi</w:t>
+          </w:r>
+        </w:hyperlink>
+      </w:r>
+      <w:r>
+        <w:rPr>
+          <w:rFonts w:ascii="Charis SIL Regular" w:hAnsi="Charis SIL Regular" w:eastAsia="Charis SIL Regular"/>
+          <w:b w:val="0"/>
+          <w:i w:val="0"/>
+          <w:color w:val="000000"/>
+          <w:sz w:val="24"/>
+        </w:rPr>
+        <w:t xml:space="preserve">nciale </w:t>
       </w:r>
       <w:r>
         <w:rPr>
@@ -2126,7 +2180,7 @@
           <w:sz w:val="24"/>
           <w:u w:val="single"/>
         </w:rPr>
-        <w:hyperlink r:id="rId11" w:history="1">
+        <w:hyperlink r:id="rId15" w:history="1">
           <w:r>
             <w:rPr>
               <w:rStyle w:val="Hyperlink"/>
@@ -2144,7 +2198,7 @@
           <w:sz w:val="24"/>
           <w:u w:val="single"/>
         </w:rPr>
-        <w:hyperlink r:id="rId11" w:history="1">
+        <w:hyperlink r:id="rId15" w:history="1">
           <w:r>
             <w:rPr>
               <w:rStyle w:val="Hyperlink"/>
@@ -3053,7 +3107,6 @@
       </w:r>
       <w:r>
         <w:rPr>
-          <w:u w:val="single" w:color="0000ff"/>
           <w:rFonts w:ascii="Charis SIL Regular" w:hAnsi="Charis SIL Regular" w:eastAsia="Charis SIL Regular"/>
           <w:b w:val="0"/>
           <w:i w:val="0"/>

--- a/EXPORTS/DOCX/published/niveau2/Dutch/Science.docx
+++ b/EXPORTS/DOCX/published/niveau2/Dutch/Science.docx
@@ -1018,9 +1018,8 @@
           <w:i w:val="0"/>
           <w:color w:val="0000FF"/>
           <w:sz w:val="24"/>
-          <w:u w:val="single"/>
         </w:rPr>
-        <w:hyperlink r:id="rId10" w:history="1">
+        <w:hyperlink r:id="rId11" w:history="1">
           <w:r>
             <w:rPr>
               <w:rStyle w:val="Hyperlink"/>
@@ -3113,14 +3112,7 @@
           <w:color w:val="000000"/>
           <w:sz w:val="24"/>
         </w:rPr>
-        <w:hyperlink r:id="rId16" w:history="1">
-          <w:r>
-            <w:rPr>
-              <w:rStyle w:val="Hyperlink"/>
-            </w:rPr>
-            <w:t xml:space="preserve">, </w:t>
-          </w:r>
-        </w:hyperlink>
+        <w:t xml:space="preserve">, </w:t>
       </w:r>
       <w:r>
         <w:rPr>
@@ -3131,7 +3123,7 @@
           <w:sz w:val="24"/>
           <w:u w:val="single"/>
         </w:rPr>
-        <w:hyperlink r:id="rId16" w:history="1">
+        <w:hyperlink r:id="rId18" w:history="1">
           <w:r>
             <w:rPr>
               <w:rStyle w:val="Hyperlink"/>
@@ -3160,7 +3152,7 @@
           <w:sz w:val="24"/>
           <w:u w:val="single"/>
         </w:rPr>
-        <w:hyperlink r:id="rId16" w:history="1">
+        <w:hyperlink r:id="rId18" w:history="1">
           <w:r>
             <w:rPr>
               <w:rStyle w:val="Hyperlink"/>
@@ -3178,7 +3170,7 @@
           <w:sz w:val="24"/>
           <w:u w:val="single"/>
         </w:rPr>
-        <w:hyperlink r:id="rId16" w:history="1">
+        <w:hyperlink r:id="rId18" w:history="1">
           <w:r>
             <w:rPr>
               <w:rStyle w:val="Hyperlink"/>
@@ -3296,7 +3288,7 @@
           <w:sz w:val="24"/>
           <w:u w:val="single"/>
         </w:rPr>
-        <w:hyperlink r:id="rId18" w:history="1">
+        <w:hyperlink r:id="rId19" w:history="1">
           <w:r>
             <w:rPr>
               <w:rStyle w:val="Hyperlink"/>
@@ -3325,7 +3317,7 @@
           <w:sz w:val="24"/>
           <w:u w:val="single"/>
         </w:rPr>
-        <w:hyperlink r:id="rId18" w:history="1">
+        <w:hyperlink r:id="rId19" w:history="1">
           <w:r>
             <w:rPr>
               <w:rStyle w:val="Hyperlink"/>
@@ -3353,7 +3345,7 @@
           <w:sz w:val="24"/>
           <w:u w:val="single"/>
         </w:rPr>
-        <w:hyperlink r:id="rId19" w:history="1">
+        <w:hyperlink r:id="rId20" w:history="1">
           <w:r>
             <w:rPr>
               <w:rStyle w:val="Hyperlink"/>
@@ -3371,7 +3363,7 @@
           <w:sz w:val="24"/>
           <w:u w:val="single"/>
         </w:rPr>
-        <w:hyperlink r:id="rId19" w:history="1">
+        <w:hyperlink r:id="rId20" w:history="1">
           <w:r>
             <w:rPr>
               <w:rStyle w:val="Hyperlink"/>
@@ -3389,7 +3381,7 @@
           <w:sz w:val="24"/>
           <w:u w:val="single"/>
         </w:rPr>
-        <w:hyperlink r:id="rId19" w:history="1">
+        <w:hyperlink r:id="rId20" w:history="1">
           <w:r>
             <w:rPr>
               <w:rStyle w:val="Hyperlink"/>
@@ -3497,7 +3489,7 @@
           <w:sz w:val="24"/>
           <w:u w:val="single"/>
         </w:rPr>
-        <w:hyperlink r:id="rId20" w:history="1">
+        <w:hyperlink r:id="rId21" w:history="1">
           <w:r>
             <w:rPr>
               <w:rStyle w:val="Hyperlink"/>
@@ -3526,7 +3518,7 @@
           <w:sz w:val="24"/>
           <w:u w:val="single"/>
         </w:rPr>
-        <w:hyperlink r:id="rId20" w:history="1">
+        <w:hyperlink r:id="rId21" w:history="1">
           <w:r>
             <w:rPr>
               <w:rStyle w:val="Hyperlink"/>
@@ -3554,7 +3546,7 @@
           <w:sz w:val="24"/>
           <w:u w:val="single"/>
         </w:rPr>
-        <w:hyperlink r:id="rId21" w:history="1">
+        <w:hyperlink r:id="rId22" w:history="1">
           <w:r>
             <w:rPr>
               <w:rStyle w:val="Hyperlink"/>
@@ -3572,7 +3564,7 @@
           <w:sz w:val="24"/>
           <w:u w:val="single"/>
         </w:rPr>
-        <w:hyperlink r:id="rId21" w:history="1">
+        <w:hyperlink r:id="rId22" w:history="1">
           <w:r>
             <w:rPr>
               <w:rStyle w:val="Hyperlink"/>
@@ -3590,7 +3582,7 @@
           <w:sz w:val="24"/>
           <w:u w:val="single"/>
         </w:rPr>
-        <w:hyperlink r:id="rId21" w:history="1">
+        <w:hyperlink r:id="rId22" w:history="1">
           <w:r>
             <w:rPr>
               <w:rStyle w:val="Hyperlink"/>
@@ -3608,7 +3600,7 @@
           <w:sz w:val="24"/>
           <w:u w:val="single"/>
         </w:rPr>
-        <w:hyperlink r:id="rId21" w:history="1">
+        <w:hyperlink r:id="rId22" w:history="1">
           <w:r>
             <w:rPr>
               <w:rStyle w:val="Hyperlink"/>

--- a/EXPORTS/DOCX/published/niveau2/Dutch/Science.docx
+++ b/EXPORTS/DOCX/published/niveau2/Dutch/Science.docx
@@ -830,16 +830,8 @@
           <w:i w:val="0"/>
           <w:color w:val="0000FF"/>
           <w:sz w:val="24"/>
-          <w:u w:val="single"/>
         </w:rPr>
-        <w:hyperlink r:id="rId11" w:history="1">
-          <w:r>
-            <w:rPr>
-              <w:rStyle w:val="Hyperlink"/>
-            </w:rPr>
-            <w:t>Bataviaas</w:t>
-          </w:r>
-        </w:hyperlink>
+        <w:t>Bataviaas</w:t>
       </w:r>
       <w:r>
         <w:rPr>
@@ -850,7 +842,7 @@
           <w:sz w:val="24"/>
           <w:u w:val="single"/>
         </w:rPr>
-        <w:hyperlink r:id="rId11" w:history="1">
+        <w:hyperlink r:id="rId10" w:history="1">
           <w:r>
             <w:rPr>
               <w:rStyle w:val="Hyperlink"/>
@@ -897,7 +889,7 @@
           <w:sz w:val="24"/>
           <w:u w:val="single"/>
         </w:rPr>
-        <w:hyperlink r:id="rId11" w:history="1">
+        <w:hyperlink r:id="rId10" w:history="1">
           <w:r>
             <w:rPr>
               <w:rStyle w:val="Hyperlink"/>
@@ -915,7 +907,7 @@
           <w:sz w:val="24"/>
           <w:u w:val="single"/>
         </w:rPr>
-        <w:hyperlink r:id="rId11" w:history="1">
+        <w:hyperlink r:id="rId10" w:history="1">
           <w:r>
             <w:rPr>
               <w:rStyle w:val="Hyperlink"/>
@@ -942,9 +934,8 @@
           <w:i w:val="0"/>
           <w:color w:val="0000FF"/>
           <w:sz w:val="24"/>
-          <w:u w:val="single"/>
         </w:rPr>
-        <w:hyperlink r:id="rId10" w:history="1">
+        <w:hyperlink r:id="rId11" w:history="1">
           <w:r>
             <w:rPr>
               <w:rStyle w:val="Hyperlink"/>
@@ -960,7 +951,6 @@
           <w:i w:val="0"/>
           <w:color w:val="0000FF"/>
           <w:sz w:val="24"/>
-          <w:u w:val="single"/>
         </w:rPr>
         <w:t xml:space="preserve"> </w:t>
       </w:r>
@@ -1018,8 +1008,9 @@
           <w:i w:val="0"/>
           <w:color w:val="0000FF"/>
           <w:sz w:val="24"/>
+          <w:u w:val="single"/>
         </w:rPr>
-        <w:hyperlink r:id="rId11" w:history="1">
+        <w:hyperlink r:id="rId10" w:history="1">
           <w:r>
             <w:rPr>
               <w:rStyle w:val="Hyperlink"/>
@@ -1748,31 +1739,13 @@
       </w:r>
       <w:r>
         <w:rPr>
-          <w:u w:val="single" w:color="0000ff"/>
           <w:rFonts w:ascii="Charis SIL Regular" w:hAnsi="Charis SIL Regular" w:eastAsia="Charis SIL Regular"/>
           <w:b w:val="0"/>
           <w:i w:val="0"/>
           <w:color w:val="000000"/>
           <w:sz w:val="24"/>
         </w:rPr>
-        <w:hyperlink r:id="rId13" w:history="1">
-          <w:r>
-            <w:rPr>
-              <w:rStyle w:val="Hyperlink"/>
-            </w:rPr>
-            <w:t>t provi</w:t>
-          </w:r>
-        </w:hyperlink>
-      </w:r>
-      <w:r>
-        <w:rPr>
-          <w:rFonts w:ascii="Charis SIL Regular" w:hAnsi="Charis SIL Regular" w:eastAsia="Charis SIL Regular"/>
-          <w:b w:val="0"/>
-          <w:i w:val="0"/>
-          <w:color w:val="000000"/>
-          <w:sz w:val="24"/>
-        </w:rPr>
-        <w:t xml:space="preserve">nciale </w:t>
+        <w:t xml:space="preserve">t provinciale </w:t>
       </w:r>
       <w:r>
         <w:rPr>
@@ -2179,7 +2152,7 @@
           <w:sz w:val="24"/>
           <w:u w:val="single"/>
         </w:rPr>
-        <w:hyperlink r:id="rId15" w:history="1">
+        <w:hyperlink r:id="rId11" w:history="1">
           <w:r>
             <w:rPr>
               <w:rStyle w:val="Hyperlink"/>
@@ -2197,7 +2170,7 @@
           <w:sz w:val="24"/>
           <w:u w:val="single"/>
         </w:rPr>
-        <w:hyperlink r:id="rId15" w:history="1">
+        <w:hyperlink r:id="rId11" w:history="1">
           <w:r>
             <w:rPr>
               <w:rStyle w:val="Hyperlink"/>
@@ -3077,7 +3050,7 @@
           <w:sz w:val="24"/>
           <w:u w:val="single"/>
         </w:rPr>
-        <w:hyperlink r:id="rId16" w:history="1">
+        <w:hyperlink r:id="rId17" w:history="1">
           <w:r>
             <w:rPr>
               <w:rStyle w:val="Hyperlink"/>
@@ -3095,7 +3068,7 @@
           <w:sz w:val="24"/>
           <w:u w:val="single"/>
         </w:rPr>
-        <w:hyperlink r:id="rId16" w:history="1">
+        <w:hyperlink r:id="rId17" w:history="1">
           <w:r>
             <w:rPr>
               <w:rStyle w:val="Hyperlink"/>
@@ -3106,13 +3079,21 @@
       </w:r>
       <w:r>
         <w:rPr>
+          <w:u w:val="single" w:color="0000ff"/>
           <w:rFonts w:ascii="Charis SIL Regular" w:hAnsi="Charis SIL Regular" w:eastAsia="Charis SIL Regular"/>
           <w:b w:val="0"/>
           <w:i w:val="0"/>
           <w:color w:val="000000"/>
           <w:sz w:val="24"/>
         </w:rPr>
-        <w:t xml:space="preserve">, </w:t>
+        <w:hyperlink r:id="rId16" w:history="1">
+          <w:r>
+            <w:rPr>
+              <w:rStyle w:val="Hyperlink"/>
+            </w:rPr>
+            <w:t xml:space="preserve">, </w:t>
+          </w:r>
+        </w:hyperlink>
       </w:r>
       <w:r>
         <w:rPr>

--- a/EXPORTS/DOCX/published/niveau2/Dutch/Science.docx
+++ b/EXPORTS/DOCX/published/niveau2/Dutch/Science.docx
@@ -283,46 +283,7 @@
           <w:color w:val="000000"/>
           <w:sz w:val="24"/>
         </w:rPr>
-        <w:t xml:space="preserve"> in Leiden en de Homo erectus fossielen die tijdens deze o</w:t>
-      </w:r>
-      <w:r>
-        <w:rPr>
-          <w:u w:val="single" w:color="0000ff"/>
-          <w:rFonts w:ascii="Charis SIL Regular" w:hAnsi="Charis SIL Regular" w:eastAsia="Charis SIL Regular"/>
-          <w:b w:val="0"/>
-          <w:i w:val="0"/>
-          <w:color w:val="000000"/>
-          <w:sz w:val="24"/>
-        </w:rPr>
-        <w:t>p</w:t>
-      </w:r>
-      <w:r>
-        <w:rPr>
-          <w:u w:val="single" w:color="0000ff"/>
-          <w:rFonts w:ascii="Charis SIL Regular" w:hAnsi="Charis SIL Regular" w:eastAsia="Charis SIL Regular"/>
-          <w:b w:val="0"/>
-          <w:i w:val="0"/>
-          <w:color w:val="000000"/>
-          <w:sz w:val="24"/>
-        </w:rPr>
-        <w:hyperlink r:id="rId9" w:history="1">
-          <w:r>
-            <w:rPr>
-              <w:rStyle w:val="Hyperlink"/>
-            </w:rPr>
-            <w:t>gravinge</w:t>
-          </w:r>
-        </w:hyperlink>
-      </w:r>
-      <w:r>
-        <w:rPr>
-          <w:rFonts w:ascii="Charis SIL Regular" w:hAnsi="Charis SIL Regular" w:eastAsia="Charis SIL Regular"/>
-          <w:b w:val="0"/>
-          <w:i w:val="0"/>
-          <w:color w:val="000000"/>
-          <w:sz w:val="24"/>
-        </w:rPr>
-        <w:t xml:space="preserve">n </w:t>
+        <w:t xml:space="preserve"> in Leiden en de Homo erectus fossielen die tijdens deze opgravingen </w:t>
       </w:r>
       <w:r>
         <w:rPr>
@@ -830,8 +791,16 @@
           <w:i w:val="0"/>
           <w:color w:val="0000FF"/>
           <w:sz w:val="24"/>
+          <w:u w:val="single"/>
         </w:rPr>
-        <w:t>Bataviaas</w:t>
+        <w:hyperlink r:id="rId11" w:history="1">
+          <w:r>
+            <w:rPr>
+              <w:rStyle w:val="Hyperlink"/>
+            </w:rPr>
+            <w:t>Bataviaas</w:t>
+          </w:r>
+        </w:hyperlink>
       </w:r>
       <w:r>
         <w:rPr>
@@ -842,7 +811,7 @@
           <w:sz w:val="24"/>
           <w:u w:val="single"/>
         </w:rPr>
-        <w:hyperlink r:id="rId10" w:history="1">
+        <w:hyperlink r:id="rId11" w:history="1">
           <w:r>
             <w:rPr>
               <w:rStyle w:val="Hyperlink"/>
@@ -889,7 +858,7 @@
           <w:sz w:val="24"/>
           <w:u w:val="single"/>
         </w:rPr>
-        <w:hyperlink r:id="rId10" w:history="1">
+        <w:hyperlink r:id="rId11" w:history="1">
           <w:r>
             <w:rPr>
               <w:rStyle w:val="Hyperlink"/>
@@ -907,7 +876,7 @@
           <w:sz w:val="24"/>
           <w:u w:val="single"/>
         </w:rPr>
-        <w:hyperlink r:id="rId10" w:history="1">
+        <w:hyperlink r:id="rId11" w:history="1">
           <w:r>
             <w:rPr>
               <w:rStyle w:val="Hyperlink"/>
@@ -934,8 +903,9 @@
           <w:i w:val="0"/>
           <w:color w:val="0000FF"/>
           <w:sz w:val="24"/>
+          <w:u w:val="single"/>
         </w:rPr>
-        <w:hyperlink r:id="rId11" w:history="1">
+        <w:hyperlink r:id="rId10" w:history="1">
           <w:r>
             <w:rPr>
               <w:rStyle w:val="Hyperlink"/>
@@ -951,6 +921,7 @@
           <w:i w:val="0"/>
           <w:color w:val="0000FF"/>
           <w:sz w:val="24"/>
+          <w:u w:val="single"/>
         </w:rPr>
         <w:t xml:space="preserve"> </w:t>
       </w:r>
@@ -1075,7 +1046,7 @@
           <w:sz w:val="24"/>
           <w:u w:val="single"/>
         </w:rPr>
-        <w:hyperlink r:id="rId11" w:history="1">
+        <w:hyperlink r:id="rId10" w:history="1">
           <w:r>
             <w:rPr>
               <w:rStyle w:val="Hyperlink"/>
@@ -1093,7 +1064,7 @@
           <w:sz w:val="24"/>
           <w:u w:val="single"/>
         </w:rPr>
-        <w:hyperlink r:id="rId11" w:history="1">
+        <w:hyperlink r:id="rId10" w:history="1">
           <w:r>
             <w:rPr>
               <w:rStyle w:val="Hyperlink"/>
@@ -1111,7 +1082,7 @@
           <w:sz w:val="24"/>
           <w:u w:val="single"/>
         </w:rPr>
-        <w:hyperlink r:id="rId11" w:history="1">
+        <w:hyperlink r:id="rId10" w:history="1">
           <w:r>
             <w:rPr>
               <w:rStyle w:val="Hyperlink"/>
@@ -1739,13 +1710,31 @@
       </w:r>
       <w:r>
         <w:rPr>
+          <w:u w:val="single" w:color="0000ff"/>
           <w:rFonts w:ascii="Charis SIL Regular" w:hAnsi="Charis SIL Regular" w:eastAsia="Charis SIL Regular"/>
           <w:b w:val="0"/>
           <w:i w:val="0"/>
           <w:color w:val="000000"/>
           <w:sz w:val="24"/>
         </w:rPr>
-        <w:t xml:space="preserve">t provinciale </w:t>
+        <w:hyperlink r:id="rId13" w:history="1">
+          <w:r>
+            <w:rPr>
+              <w:rStyle w:val="Hyperlink"/>
+            </w:rPr>
+            <w:t>t provi</w:t>
+          </w:r>
+        </w:hyperlink>
+      </w:r>
+      <w:r>
+        <w:rPr>
+          <w:rFonts w:ascii="Charis SIL Regular" w:hAnsi="Charis SIL Regular" w:eastAsia="Charis SIL Regular"/>
+          <w:b w:val="0"/>
+          <w:i w:val="0"/>
+          <w:color w:val="000000"/>
+          <w:sz w:val="24"/>
+        </w:rPr>
+        <w:t xml:space="preserve">nciale </w:t>
       </w:r>
       <w:r>
         <w:rPr>
@@ -2152,7 +2141,7 @@
           <w:sz w:val="24"/>
           <w:u w:val="single"/>
         </w:rPr>
-        <w:hyperlink r:id="rId11" w:history="1">
+        <w:hyperlink r:id="rId15" w:history="1">
           <w:r>
             <w:rPr>
               <w:rStyle w:val="Hyperlink"/>
@@ -2170,7 +2159,7 @@
           <w:sz w:val="24"/>
           <w:u w:val="single"/>
         </w:rPr>
-        <w:hyperlink r:id="rId11" w:history="1">
+        <w:hyperlink r:id="rId15" w:history="1">
           <w:r>
             <w:rPr>
               <w:rStyle w:val="Hyperlink"/>
@@ -3050,7 +3039,7 @@
           <w:sz w:val="24"/>
           <w:u w:val="single"/>
         </w:rPr>
-        <w:hyperlink r:id="rId17" w:history="1">
+        <w:hyperlink r:id="rId16" w:history="1">
           <w:r>
             <w:rPr>
               <w:rStyle w:val="Hyperlink"/>
@@ -3068,7 +3057,7 @@
           <w:sz w:val="24"/>
           <w:u w:val="single"/>
         </w:rPr>
-        <w:hyperlink r:id="rId17" w:history="1">
+        <w:hyperlink r:id="rId16" w:history="1">
           <w:r>
             <w:rPr>
               <w:rStyle w:val="Hyperlink"/>
@@ -3079,7 +3068,6 @@
       </w:r>
       <w:r>
         <w:rPr>
-          <w:u w:val="single" w:color="0000ff"/>
           <w:rFonts w:ascii="Charis SIL Regular" w:hAnsi="Charis SIL Regular" w:eastAsia="Charis SIL Regular"/>
           <w:b w:val="0"/>
           <w:i w:val="0"/>
@@ -3104,7 +3092,7 @@
           <w:sz w:val="24"/>
           <w:u w:val="single"/>
         </w:rPr>
-        <w:hyperlink r:id="rId18" w:history="1">
+        <w:hyperlink r:id="rId16" w:history="1">
           <w:r>
             <w:rPr>
               <w:rStyle w:val="Hyperlink"/>

--- a/EXPORTS/DOCX/published/niveau2/Dutch/Science.docx
+++ b/EXPORTS/DOCX/published/niveau2/Dutch/Science.docx
@@ -1692,49 +1692,13 @@
       </w:r>
       <w:r>
         <w:rPr>
-          <w:u w:val="single" w:color="0000ff"/>
           <w:rFonts w:ascii="Charis SIL Regular" w:hAnsi="Charis SIL Regular" w:eastAsia="Charis SIL Regular"/>
           <w:b w:val="0"/>
           <w:i w:val="0"/>
           <w:color w:val="000000"/>
           <w:sz w:val="24"/>
         </w:rPr>
-        <w:hyperlink r:id="rId13" w:history="1">
-          <w:r>
-            <w:rPr>
-              <w:rStyle w:val="Hyperlink"/>
-            </w:rPr>
-            <w:t>e</w:t>
-          </w:r>
-        </w:hyperlink>
-      </w:r>
-      <w:r>
-        <w:rPr>
-          <w:u w:val="single" w:color="0000ff"/>
-          <w:rFonts w:ascii="Charis SIL Regular" w:hAnsi="Charis SIL Regular" w:eastAsia="Charis SIL Regular"/>
-          <w:b w:val="0"/>
-          <w:i w:val="0"/>
-          <w:color w:val="000000"/>
-          <w:sz w:val="24"/>
-        </w:rPr>
-        <w:hyperlink r:id="rId13" w:history="1">
-          <w:r>
-            <w:rPr>
-              <w:rStyle w:val="Hyperlink"/>
-            </w:rPr>
-            <w:t>t provi</w:t>
-          </w:r>
-        </w:hyperlink>
-      </w:r>
-      <w:r>
-        <w:rPr>
-          <w:rFonts w:ascii="Charis SIL Regular" w:hAnsi="Charis SIL Regular" w:eastAsia="Charis SIL Regular"/>
-          <w:b w:val="0"/>
-          <w:i w:val="0"/>
-          <w:color w:val="000000"/>
-          <w:sz w:val="24"/>
-        </w:rPr>
-        <w:t xml:space="preserve">nciale </w:t>
+        <w:t xml:space="preserve">et provinciale </w:t>
       </w:r>
       <w:r>
         <w:rPr>
@@ -2092,63 +2056,8 @@
           <w:i w:val="0"/>
           <w:color w:val="0000FF"/>
           <w:sz w:val="24"/>
-          <w:u w:val="single"/>
         </w:rPr>
-        <w:hyperlink r:id="rId11" w:history="1">
-          <w:r>
-            <w:rPr>
-              <w:rStyle w:val="Hyperlink"/>
-            </w:rPr>
-            <w:t>Bataviaasch</w:t>
-          </w:r>
-        </w:hyperlink>
-      </w:r>
-      <w:r>
-        <w:rPr>
-          <w:rFonts w:ascii="Charis SIL Regular" w:hAnsi="Charis SIL Regular" w:eastAsia="Charis SIL Regular"/>
-          <w:b w:val="0"/>
-          <w:i w:val="0"/>
-          <w:color w:val="0000FF"/>
-          <w:sz w:val="24"/>
-          <w:u w:val="single"/>
-        </w:rPr>
-        <w:t xml:space="preserve"> </w:t>
-      </w:r>
-      <w:r>
-        <w:rPr>
-          <w:rFonts w:ascii="Charis SIL Regular" w:hAnsi="Charis SIL Regular" w:eastAsia="Charis SIL Regular"/>
-          <w:b w:val="0"/>
-          <w:i w:val="0"/>
-          <w:color w:val="0000FF"/>
-          <w:sz w:val="24"/>
-          <w:u w:val="single"/>
-        </w:rPr>
-        <w:hyperlink r:id="rId11" w:history="1">
-          <w:r>
-            <w:rPr>
-              <w:rStyle w:val="Hyperlink"/>
-            </w:rPr>
-            <w:t>Gen</w:t>
-          </w:r>
-        </w:hyperlink>
-      </w:r>
-      <w:r>
-        <w:rPr>
-          <w:rFonts w:ascii="Charis SIL Regular" w:hAnsi="Charis SIL Regular" w:eastAsia="Charis SIL Regular"/>
-          <w:b w:val="0"/>
-          <w:i w:val="0"/>
-          <w:color w:val="0000FF"/>
-          <w:sz w:val="24"/>
-          <w:u w:val="single"/>
-        </w:rPr>
-        <w:hyperlink r:id="rId15" w:history="1">
-          <w:r>
-            <w:rPr>
-              <w:rStyle w:val="Hyperlink"/>
-            </w:rPr>
-            <w:t>ootsc</w:t>
-          </w:r>
-        </w:hyperlink>
+        <w:t>Bataviaasch Genootsc</w:t>
       </w:r>
       <w:r>
         <w:rPr>
@@ -3039,7 +2948,7 @@
           <w:sz w:val="24"/>
           <w:u w:val="single"/>
         </w:rPr>
-        <w:hyperlink r:id="rId16" w:history="1">
+        <w:hyperlink r:id="rId17" w:history="1">
           <w:r>
             <w:rPr>
               <w:rStyle w:val="Hyperlink"/>
@@ -3121,7 +3030,7 @@
           <w:sz w:val="24"/>
           <w:u w:val="single"/>
         </w:rPr>
-        <w:hyperlink r:id="rId18" w:history="1">
+        <w:hyperlink r:id="rId16" w:history="1">
           <w:r>
             <w:rPr>
               <w:rStyle w:val="Hyperlink"/>
@@ -3139,7 +3048,7 @@
           <w:sz w:val="24"/>
           <w:u w:val="single"/>
         </w:rPr>
-        <w:hyperlink r:id="rId18" w:history="1">
+        <w:hyperlink r:id="rId16" w:history="1">
           <w:r>
             <w:rPr>
               <w:rStyle w:val="Hyperlink"/>
@@ -3257,7 +3166,7 @@
           <w:sz w:val="24"/>
           <w:u w:val="single"/>
         </w:rPr>
-        <w:hyperlink r:id="rId19" w:history="1">
+        <w:hyperlink r:id="rId18" w:history="1">
           <w:r>
             <w:rPr>
               <w:rStyle w:val="Hyperlink"/>
@@ -3286,7 +3195,7 @@
           <w:sz w:val="24"/>
           <w:u w:val="single"/>
         </w:rPr>
-        <w:hyperlink r:id="rId19" w:history="1">
+        <w:hyperlink r:id="rId18" w:history="1">
           <w:r>
             <w:rPr>
               <w:rStyle w:val="Hyperlink"/>
@@ -3314,7 +3223,7 @@
           <w:sz w:val="24"/>
           <w:u w:val="single"/>
         </w:rPr>
-        <w:hyperlink r:id="rId20" w:history="1">
+        <w:hyperlink r:id="rId19" w:history="1">
           <w:r>
             <w:rPr>
               <w:rStyle w:val="Hyperlink"/>
@@ -3332,7 +3241,7 @@
           <w:sz w:val="24"/>
           <w:u w:val="single"/>
         </w:rPr>
-        <w:hyperlink r:id="rId20" w:history="1">
+        <w:hyperlink r:id="rId19" w:history="1">
           <w:r>
             <w:rPr>
               <w:rStyle w:val="Hyperlink"/>
@@ -3350,7 +3259,7 @@
           <w:sz w:val="24"/>
           <w:u w:val="single"/>
         </w:rPr>
-        <w:hyperlink r:id="rId20" w:history="1">
+        <w:hyperlink r:id="rId19" w:history="1">
           <w:r>
             <w:rPr>
               <w:rStyle w:val="Hyperlink"/>
@@ -3458,7 +3367,7 @@
           <w:sz w:val="24"/>
           <w:u w:val="single"/>
         </w:rPr>
-        <w:hyperlink r:id="rId21" w:history="1">
+        <w:hyperlink r:id="rId20" w:history="1">
           <w:r>
             <w:rPr>
               <w:rStyle w:val="Hyperlink"/>
@@ -3487,7 +3396,7 @@
           <w:sz w:val="24"/>
           <w:u w:val="single"/>
         </w:rPr>
-        <w:hyperlink r:id="rId21" w:history="1">
+        <w:hyperlink r:id="rId20" w:history="1">
           <w:r>
             <w:rPr>
               <w:rStyle w:val="Hyperlink"/>
@@ -3515,7 +3424,7 @@
           <w:sz w:val="24"/>
           <w:u w:val="single"/>
         </w:rPr>
-        <w:hyperlink r:id="rId22" w:history="1">
+        <w:hyperlink r:id="rId21" w:history="1">
           <w:r>
             <w:rPr>
               <w:rStyle w:val="Hyperlink"/>
@@ -3533,7 +3442,7 @@
           <w:sz w:val="24"/>
           <w:u w:val="single"/>
         </w:rPr>
-        <w:hyperlink r:id="rId22" w:history="1">
+        <w:hyperlink r:id="rId21" w:history="1">
           <w:r>
             <w:rPr>
               <w:rStyle w:val="Hyperlink"/>
@@ -3551,7 +3460,7 @@
           <w:sz w:val="24"/>
           <w:u w:val="single"/>
         </w:rPr>
-        <w:hyperlink r:id="rId22" w:history="1">
+        <w:hyperlink r:id="rId21" w:history="1">
           <w:r>
             <w:rPr>
               <w:rStyle w:val="Hyperlink"/>
@@ -3569,7 +3478,7 @@
           <w:sz w:val="24"/>
           <w:u w:val="single"/>
         </w:rPr>
-        <w:hyperlink r:id="rId22" w:history="1">
+        <w:hyperlink r:id="rId21" w:history="1">
           <w:r>
             <w:rPr>
               <w:rStyle w:val="Hyperlink"/>

--- a/EXPORTS/DOCX/published/niveau2/Dutch/Science.docx
+++ b/EXPORTS/DOCX/published/niveau2/Dutch/Science.docx
@@ -283,7 +283,46 @@
           <w:color w:val="000000"/>
           <w:sz w:val="24"/>
         </w:rPr>
-        <w:t xml:space="preserve"> in Leiden en de Homo erectus fossielen die tijdens deze opgravingen </w:t>
+        <w:t xml:space="preserve"> in Leiden en de Homo erectus fossielen die tijdens deze o</w:t>
+      </w:r>
+      <w:r>
+        <w:rPr>
+          <w:u w:val="single" w:color="0000ff"/>
+          <w:rFonts w:ascii="Charis SIL Regular" w:hAnsi="Charis SIL Regular" w:eastAsia="Charis SIL Regular"/>
+          <w:b w:val="0"/>
+          <w:i w:val="0"/>
+          <w:color w:val="000000"/>
+          <w:sz w:val="24"/>
+        </w:rPr>
+        <w:t>p</w:t>
+      </w:r>
+      <w:r>
+        <w:rPr>
+          <w:u w:val="single" w:color="0000ff"/>
+          <w:rFonts w:ascii="Charis SIL Regular" w:hAnsi="Charis SIL Regular" w:eastAsia="Charis SIL Regular"/>
+          <w:b w:val="0"/>
+          <w:i w:val="0"/>
+          <w:color w:val="000000"/>
+          <w:sz w:val="24"/>
+        </w:rPr>
+        <w:hyperlink r:id="rId9" w:history="1">
+          <w:r>
+            <w:rPr>
+              <w:rStyle w:val="Hyperlink"/>
+            </w:rPr>
+            <w:t>gravinge</w:t>
+          </w:r>
+        </w:hyperlink>
+      </w:r>
+      <w:r>
+        <w:rPr>
+          <w:rFonts w:ascii="Charis SIL Regular" w:hAnsi="Charis SIL Regular" w:eastAsia="Charis SIL Regular"/>
+          <w:b w:val="0"/>
+          <w:i w:val="0"/>
+          <w:color w:val="000000"/>
+          <w:sz w:val="24"/>
+        </w:rPr>
+        <w:t xml:space="preserve">n </w:t>
       </w:r>
       <w:r>
         <w:rPr>
@@ -840,7 +879,7 @@
           <w:sz w:val="24"/>
           <w:u w:val="single"/>
         </w:rPr>
-        <w:hyperlink r:id="rId10" w:history="1">
+        <w:hyperlink r:id="rId11" w:history="1">
           <w:r>
             <w:rPr>
               <w:rStyle w:val="Hyperlink"/>
@@ -1046,7 +1085,7 @@
           <w:sz w:val="24"/>
           <w:u w:val="single"/>
         </w:rPr>
-        <w:hyperlink r:id="rId10" w:history="1">
+        <w:hyperlink r:id="rId11" w:history="1">
           <w:r>
             <w:rPr>
               <w:rStyle w:val="Hyperlink"/>
@@ -1064,7 +1103,7 @@
           <w:sz w:val="24"/>
           <w:u w:val="single"/>
         </w:rPr>
-        <w:hyperlink r:id="rId10" w:history="1">
+        <w:hyperlink r:id="rId11" w:history="1">
           <w:r>
             <w:rPr>
               <w:rStyle w:val="Hyperlink"/>
@@ -1082,7 +1121,7 @@
           <w:sz w:val="24"/>
           <w:u w:val="single"/>
         </w:rPr>
-        <w:hyperlink r:id="rId10" w:history="1">
+        <w:hyperlink r:id="rId11" w:history="1">
           <w:r>
             <w:rPr>
               <w:rStyle w:val="Hyperlink"/>
@@ -1692,13 +1731,49 @@
       </w:r>
       <w:r>
         <w:rPr>
+          <w:u w:val="single" w:color="0000ff"/>
           <w:rFonts w:ascii="Charis SIL Regular" w:hAnsi="Charis SIL Regular" w:eastAsia="Charis SIL Regular"/>
           <w:b w:val="0"/>
           <w:i w:val="0"/>
           <w:color w:val="000000"/>
           <w:sz w:val="24"/>
         </w:rPr>
-        <w:t xml:space="preserve">et provinciale </w:t>
+        <w:hyperlink r:id="rId13" w:history="1">
+          <w:r>
+            <w:rPr>
+              <w:rStyle w:val="Hyperlink"/>
+            </w:rPr>
+            <w:t>e</w:t>
+          </w:r>
+        </w:hyperlink>
+      </w:r>
+      <w:r>
+        <w:rPr>
+          <w:u w:val="single" w:color="0000ff"/>
+          <w:rFonts w:ascii="Charis SIL Regular" w:hAnsi="Charis SIL Regular" w:eastAsia="Charis SIL Regular"/>
+          <w:b w:val="0"/>
+          <w:i w:val="0"/>
+          <w:color w:val="000000"/>
+          <w:sz w:val="24"/>
+        </w:rPr>
+        <w:hyperlink r:id="rId13" w:history="1">
+          <w:r>
+            <w:rPr>
+              <w:rStyle w:val="Hyperlink"/>
+            </w:rPr>
+            <w:t>t provi</w:t>
+          </w:r>
+        </w:hyperlink>
+      </w:r>
+      <w:r>
+        <w:rPr>
+          <w:rFonts w:ascii="Charis SIL Regular" w:hAnsi="Charis SIL Regular" w:eastAsia="Charis SIL Regular"/>
+          <w:b w:val="0"/>
+          <w:i w:val="0"/>
+          <w:color w:val="000000"/>
+          <w:sz w:val="24"/>
+        </w:rPr>
+        <w:t xml:space="preserve">nciale </w:t>
       </w:r>
       <w:r>
         <w:rPr>
@@ -2056,8 +2131,63 @@
           <w:i w:val="0"/>
           <w:color w:val="0000FF"/>
           <w:sz w:val="24"/>
+          <w:u w:val="single"/>
         </w:rPr>
-        <w:t>Bataviaasch Genootsc</w:t>
+        <w:hyperlink r:id="rId11" w:history="1">
+          <w:r>
+            <w:rPr>
+              <w:rStyle w:val="Hyperlink"/>
+            </w:rPr>
+            <w:t>Bataviaasch</w:t>
+          </w:r>
+        </w:hyperlink>
+      </w:r>
+      <w:r>
+        <w:rPr>
+          <w:rFonts w:ascii="Charis SIL Regular" w:hAnsi="Charis SIL Regular" w:eastAsia="Charis SIL Regular"/>
+          <w:b w:val="0"/>
+          <w:i w:val="0"/>
+          <w:color w:val="0000FF"/>
+          <w:sz w:val="24"/>
+          <w:u w:val="single"/>
+        </w:rPr>
+        <w:t xml:space="preserve"> </w:t>
+      </w:r>
+      <w:r>
+        <w:rPr>
+          <w:rFonts w:ascii="Charis SIL Regular" w:hAnsi="Charis SIL Regular" w:eastAsia="Charis SIL Regular"/>
+          <w:b w:val="0"/>
+          <w:i w:val="0"/>
+          <w:color w:val="0000FF"/>
+          <w:sz w:val="24"/>
+          <w:u w:val="single"/>
+        </w:rPr>
+        <w:hyperlink r:id="rId11" w:history="1">
+          <w:r>
+            <w:rPr>
+              <w:rStyle w:val="Hyperlink"/>
+            </w:rPr>
+            <w:t>Gen</w:t>
+          </w:r>
+        </w:hyperlink>
+      </w:r>
+      <w:r>
+        <w:rPr>
+          <w:rFonts w:ascii="Charis SIL Regular" w:hAnsi="Charis SIL Regular" w:eastAsia="Charis SIL Regular"/>
+          <w:b w:val="0"/>
+          <w:i w:val="0"/>
+          <w:color w:val="0000FF"/>
+          <w:sz w:val="24"/>
+          <w:u w:val="single"/>
+        </w:rPr>
+        <w:hyperlink r:id="rId11" w:history="1">
+          <w:r>
+            <w:rPr>
+              <w:rStyle w:val="Hyperlink"/>
+            </w:rPr>
+            <w:t>ootsc</w:t>
+          </w:r>
+        </w:hyperlink>
       </w:r>
       <w:r>
         <w:rPr>
@@ -2948,7 +3078,7 @@
           <w:sz w:val="24"/>
           <w:u w:val="single"/>
         </w:rPr>
-        <w:hyperlink r:id="rId17" w:history="1">
+        <w:hyperlink r:id="rId16" w:history="1">
           <w:r>
             <w:rPr>
               <w:rStyle w:val="Hyperlink"/>
@@ -2977,6 +3107,7 @@
       </w:r>
       <w:r>
         <w:rPr>
+          <w:u w:val="single" w:color="0000ff"/>
           <w:rFonts w:ascii="Charis SIL Regular" w:hAnsi="Charis SIL Regular" w:eastAsia="Charis SIL Regular"/>
           <w:b w:val="0"/>
           <w:i w:val="0"/>
@@ -3001,7 +3132,7 @@
           <w:sz w:val="24"/>
           <w:u w:val="single"/>
         </w:rPr>
-        <w:hyperlink r:id="rId16" w:history="1">
+        <w:hyperlink r:id="rId18" w:history="1">
           <w:r>
             <w:rPr>
               <w:rStyle w:val="Hyperlink"/>
@@ -3030,7 +3161,7 @@
           <w:sz w:val="24"/>
           <w:u w:val="single"/>
         </w:rPr>
-        <w:hyperlink r:id="rId16" w:history="1">
+        <w:hyperlink r:id="rId18" w:history="1">
           <w:r>
             <w:rPr>
               <w:rStyle w:val="Hyperlink"/>
@@ -3048,7 +3179,7 @@
           <w:sz w:val="24"/>
           <w:u w:val="single"/>
         </w:rPr>
-        <w:hyperlink r:id="rId16" w:history="1">
+        <w:hyperlink r:id="rId18" w:history="1">
           <w:r>
             <w:rPr>
               <w:rStyle w:val="Hyperlink"/>
@@ -3166,7 +3297,7 @@
           <w:sz w:val="24"/>
           <w:u w:val="single"/>
         </w:rPr>
-        <w:hyperlink r:id="rId18" w:history="1">
+        <w:hyperlink r:id="rId19" w:history="1">
           <w:r>
             <w:rPr>
               <w:rStyle w:val="Hyperlink"/>
@@ -3195,7 +3326,7 @@
           <w:sz w:val="24"/>
           <w:u w:val="single"/>
         </w:rPr>
-        <w:hyperlink r:id="rId18" w:history="1">
+        <w:hyperlink r:id="rId19" w:history="1">
           <w:r>
             <w:rPr>
               <w:rStyle w:val="Hyperlink"/>
@@ -3223,7 +3354,7 @@
           <w:sz w:val="24"/>
           <w:u w:val="single"/>
         </w:rPr>
-        <w:hyperlink r:id="rId19" w:history="1">
+        <w:hyperlink r:id="rId20" w:history="1">
           <w:r>
             <w:rPr>
               <w:rStyle w:val="Hyperlink"/>
@@ -3241,7 +3372,7 @@
           <w:sz w:val="24"/>
           <w:u w:val="single"/>
         </w:rPr>
-        <w:hyperlink r:id="rId19" w:history="1">
+        <w:hyperlink r:id="rId20" w:history="1">
           <w:r>
             <w:rPr>
               <w:rStyle w:val="Hyperlink"/>
@@ -3259,7 +3390,7 @@
           <w:sz w:val="24"/>
           <w:u w:val="single"/>
         </w:rPr>
-        <w:hyperlink r:id="rId19" w:history="1">
+        <w:hyperlink r:id="rId20" w:history="1">
           <w:r>
             <w:rPr>
               <w:rStyle w:val="Hyperlink"/>
@@ -3367,7 +3498,7 @@
           <w:sz w:val="24"/>
           <w:u w:val="single"/>
         </w:rPr>
-        <w:hyperlink r:id="rId20" w:history="1">
+        <w:hyperlink r:id="rId21" w:history="1">
           <w:r>
             <w:rPr>
               <w:rStyle w:val="Hyperlink"/>
@@ -3396,7 +3527,7 @@
           <w:sz w:val="24"/>
           <w:u w:val="single"/>
         </w:rPr>
-        <w:hyperlink r:id="rId20" w:history="1">
+        <w:hyperlink r:id="rId21" w:history="1">
           <w:r>
             <w:rPr>
               <w:rStyle w:val="Hyperlink"/>
@@ -3424,7 +3555,7 @@
           <w:sz w:val="24"/>
           <w:u w:val="single"/>
         </w:rPr>
-        <w:hyperlink r:id="rId21" w:history="1">
+        <w:hyperlink r:id="rId22" w:history="1">
           <w:r>
             <w:rPr>
               <w:rStyle w:val="Hyperlink"/>
@@ -3442,7 +3573,7 @@
           <w:sz w:val="24"/>
           <w:u w:val="single"/>
         </w:rPr>
-        <w:hyperlink r:id="rId21" w:history="1">
+        <w:hyperlink r:id="rId22" w:history="1">
           <w:r>
             <w:rPr>
               <w:rStyle w:val="Hyperlink"/>
@@ -3460,7 +3591,7 @@
           <w:sz w:val="24"/>
           <w:u w:val="single"/>
         </w:rPr>
-        <w:hyperlink r:id="rId21" w:history="1">
+        <w:hyperlink r:id="rId22" w:history="1">
           <w:r>
             <w:rPr>
               <w:rStyle w:val="Hyperlink"/>
@@ -3478,7 +3609,7 @@
           <w:sz w:val="24"/>
           <w:u w:val="single"/>
         </w:rPr>
-        <w:hyperlink r:id="rId21" w:history="1">
+        <w:hyperlink r:id="rId22" w:history="1">
           <w:r>
             <w:rPr>
               <w:rStyle w:val="Hyperlink"/>

--- a/EXPORTS/DOCX/published/niveau2/Dutch/Science.docx
+++ b/EXPORTS/DOCX/published/niveau2/Dutch/Science.docx
@@ -879,7 +879,7 @@
           <w:sz w:val="24"/>
           <w:u w:val="single"/>
         </w:rPr>
-        <w:hyperlink r:id="rId11" w:history="1">
+        <w:hyperlink r:id="rId10" w:history="1">
           <w:r>
             <w:rPr>
               <w:rStyle w:val="Hyperlink"/>
@@ -942,9 +942,8 @@
           <w:i w:val="0"/>
           <w:color w:val="0000FF"/>
           <w:sz w:val="24"/>
-          <w:u w:val="single"/>
         </w:rPr>
-        <w:hyperlink r:id="rId10" w:history="1">
+        <w:hyperlink r:id="rId11" w:history="1">
           <w:r>
             <w:rPr>
               <w:rStyle w:val="Hyperlink"/>
@@ -2198,7 +2197,7 @@
           <w:sz w:val="24"/>
           <w:u w:val="single"/>
         </w:rPr>
-        <w:hyperlink r:id="rId15" w:history="1">
+        <w:hyperlink r:id="rId11" w:history="1">
           <w:r>
             <w:rPr>
               <w:rStyle w:val="Hyperlink"/>
@@ -3078,7 +3077,7 @@
           <w:sz w:val="24"/>
           <w:u w:val="single"/>
         </w:rPr>
-        <w:hyperlink r:id="rId16" w:history="1">
+        <w:hyperlink r:id="rId17" w:history="1">
           <w:r>
             <w:rPr>
               <w:rStyle w:val="Hyperlink"/>
@@ -3096,7 +3095,7 @@
           <w:sz w:val="24"/>
           <w:u w:val="single"/>
         </w:rPr>
-        <w:hyperlink r:id="rId16" w:history="1">
+        <w:hyperlink r:id="rId17" w:history="1">
           <w:r>
             <w:rPr>
               <w:rStyle w:val="Hyperlink"/>

--- a/EXPORTS/DOCX/published/niveau2/Dutch/Science.docx
+++ b/EXPORTS/DOCX/published/niveau2/Dutch/Science.docx
@@ -879,7 +879,7 @@
           <w:sz w:val="24"/>
           <w:u w:val="single"/>
         </w:rPr>
-        <w:hyperlink r:id="rId10" w:history="1">
+        <w:hyperlink r:id="rId11" w:history="1">
           <w:r>
             <w:rPr>
               <w:rStyle w:val="Hyperlink"/>
@@ -942,6 +942,7 @@
           <w:i w:val="0"/>
           <w:color w:val="0000FF"/>
           <w:sz w:val="24"/>
+          <w:u w:val="single"/>
         </w:rPr>
         <w:hyperlink r:id="rId11" w:history="1">
           <w:r>
@@ -1066,7 +1067,7 @@
           <w:sz w:val="24"/>
           <w:u w:val="single"/>
         </w:rPr>
-        <w:hyperlink r:id="rId11" w:history="1">
+        <w:hyperlink r:id="rId10" w:history="1">
           <w:r>
             <w:rPr>
               <w:rStyle w:val="Hyperlink"/>
@@ -1084,7 +1085,7 @@
           <w:sz w:val="24"/>
           <w:u w:val="single"/>
         </w:rPr>
-        <w:hyperlink r:id="rId11" w:history="1">
+        <w:hyperlink r:id="rId10" w:history="1">
           <w:r>
             <w:rPr>
               <w:rStyle w:val="Hyperlink"/>
@@ -2179,7 +2180,7 @@
           <w:sz w:val="24"/>
           <w:u w:val="single"/>
         </w:rPr>
-        <w:hyperlink r:id="rId11" w:history="1">
+        <w:hyperlink r:id="rId15" w:history="1">
           <w:r>
             <w:rPr>
               <w:rStyle w:val="Hyperlink"/>
@@ -2197,7 +2198,7 @@
           <w:sz w:val="24"/>
           <w:u w:val="single"/>
         </w:rPr>
-        <w:hyperlink r:id="rId11" w:history="1">
+        <w:hyperlink r:id="rId15" w:history="1">
           <w:r>
             <w:rPr>
               <w:rStyle w:val="Hyperlink"/>
@@ -3077,7 +3078,7 @@
           <w:sz w:val="24"/>
           <w:u w:val="single"/>
         </w:rPr>
-        <w:hyperlink r:id="rId17" w:history="1">
+        <w:hyperlink r:id="rId16" w:history="1">
           <w:r>
             <w:rPr>
               <w:rStyle w:val="Hyperlink"/>
@@ -3095,7 +3096,7 @@
           <w:sz w:val="24"/>
           <w:u w:val="single"/>
         </w:rPr>
-        <w:hyperlink r:id="rId17" w:history="1">
+        <w:hyperlink r:id="rId16" w:history="1">
           <w:r>
             <w:rPr>
               <w:rStyle w:val="Hyperlink"/>
@@ -3106,7 +3107,6 @@
       </w:r>
       <w:r>
         <w:rPr>
-          <w:u w:val="single" w:color="0000ff"/>
           <w:rFonts w:ascii="Charis SIL Regular" w:hAnsi="Charis SIL Regular" w:eastAsia="Charis SIL Regular"/>
           <w:b w:val="0"/>
           <w:i w:val="0"/>
@@ -3131,7 +3131,7 @@
           <w:sz w:val="24"/>
           <w:u w:val="single"/>
         </w:rPr>
-        <w:hyperlink r:id="rId18" w:history="1">
+        <w:hyperlink r:id="rId16" w:history="1">
           <w:r>
             <w:rPr>
               <w:rStyle w:val="Hyperlink"/>

--- a/EXPORTS/DOCX/published/niveau2/Dutch/Science.docx
+++ b/EXPORTS/DOCX/published/niveau2/Dutch/Science.docx
@@ -879,7 +879,7 @@
           <w:sz w:val="24"/>
           <w:u w:val="single"/>
         </w:rPr>
-        <w:hyperlink r:id="rId11" w:history="1">
+        <w:hyperlink r:id="rId10" w:history="1">
           <w:r>
             <w:rPr>
               <w:rStyle w:val="Hyperlink"/>
@@ -897,7 +897,7 @@
           <w:sz w:val="24"/>
           <w:u w:val="single"/>
         </w:rPr>
-        <w:hyperlink r:id="rId11" w:history="1">
+        <w:hyperlink r:id="rId10" w:history="1">
           <w:r>
             <w:rPr>
               <w:rStyle w:val="Hyperlink"/>
@@ -944,7 +944,7 @@
           <w:sz w:val="24"/>
           <w:u w:val="single"/>
         </w:rPr>
-        <w:hyperlink r:id="rId11" w:history="1">
+        <w:hyperlink r:id="rId10" w:history="1">
           <w:r>
             <w:rPr>
               <w:rStyle w:val="Hyperlink"/>
@@ -973,7 +973,7 @@
           <w:sz w:val="24"/>
           <w:u w:val="single"/>
         </w:rPr>
-        <w:hyperlink r:id="rId10" w:history="1">
+        <w:hyperlink r:id="rId11" w:history="1">
           <w:r>
             <w:rPr>
               <w:rStyle w:val="Hyperlink"/>
@@ -1067,7 +1067,7 @@
           <w:sz w:val="24"/>
           <w:u w:val="single"/>
         </w:rPr>
-        <w:hyperlink r:id="rId10" w:history="1">
+        <w:hyperlink r:id="rId11" w:history="1">
           <w:r>
             <w:rPr>
               <w:rStyle w:val="Hyperlink"/>
@@ -1085,7 +1085,7 @@
           <w:sz w:val="24"/>
           <w:u w:val="single"/>
         </w:rPr>
-        <w:hyperlink r:id="rId10" w:history="1">
+        <w:hyperlink r:id="rId11" w:history="1">
           <w:r>
             <w:rPr>
               <w:rStyle w:val="Hyperlink"/>
@@ -2149,27 +2149,8 @@
           <w:i w:val="0"/>
           <w:color w:val="0000FF"/>
           <w:sz w:val="24"/>
-          <w:u w:val="single"/>
         </w:rPr>
-        <w:t xml:space="preserve"> </w:t>
-      </w:r>
-      <w:r>
-        <w:rPr>
-          <w:rFonts w:ascii="Charis SIL Regular" w:hAnsi="Charis SIL Regular" w:eastAsia="Charis SIL Regular"/>
-          <w:b w:val="0"/>
-          <w:i w:val="0"/>
-          <w:color w:val="0000FF"/>
-          <w:sz w:val="24"/>
-          <w:u w:val="single"/>
-        </w:rPr>
-        <w:hyperlink r:id="rId11" w:history="1">
-          <w:r>
-            <w:rPr>
-              <w:rStyle w:val="Hyperlink"/>
-            </w:rPr>
-            <w:t>Gen</w:t>
-          </w:r>
-        </w:hyperlink>
+        <w:t xml:space="preserve"> Gen</w:t>
       </w:r>
       <w:r>
         <w:rPr>
@@ -3078,7 +3059,7 @@
           <w:sz w:val="24"/>
           <w:u w:val="single"/>
         </w:rPr>
-        <w:hyperlink r:id="rId16" w:history="1">
+        <w:hyperlink r:id="rId17" w:history="1">
           <w:r>
             <w:rPr>
               <w:rStyle w:val="Hyperlink"/>
@@ -3096,7 +3077,7 @@
           <w:sz w:val="24"/>
           <w:u w:val="single"/>
         </w:rPr>
-        <w:hyperlink r:id="rId16" w:history="1">
+        <w:hyperlink r:id="rId17" w:history="1">
           <w:r>
             <w:rPr>
               <w:rStyle w:val="Hyperlink"/>
@@ -3107,6 +3088,7 @@
       </w:r>
       <w:r>
         <w:rPr>
+          <w:u w:val="single" w:color="0000ff"/>
           <w:rFonts w:ascii="Charis SIL Regular" w:hAnsi="Charis SIL Regular" w:eastAsia="Charis SIL Regular"/>
           <w:b w:val="0"/>
           <w:i w:val="0"/>
@@ -3131,7 +3113,7 @@
           <w:sz w:val="24"/>
           <w:u w:val="single"/>
         </w:rPr>
-        <w:hyperlink r:id="rId16" w:history="1">
+        <w:hyperlink r:id="rId18" w:history="1">
           <w:r>
             <w:rPr>
               <w:rStyle w:val="Hyperlink"/>

--- a/EXPORTS/DOCX/published/niveau2/Dutch/Science.docx
+++ b/EXPORTS/DOCX/published/niveau2/Dutch/Science.docx
@@ -283,46 +283,7 @@
           <w:color w:val="000000"/>
           <w:sz w:val="24"/>
         </w:rPr>
-        <w:t xml:space="preserve"> in Leiden en de Homo erectus fossielen die tijdens deze o</w:t>
-      </w:r>
-      <w:r>
-        <w:rPr>
-          <w:u w:val="single" w:color="0000ff"/>
-          <w:rFonts w:ascii="Charis SIL Regular" w:hAnsi="Charis SIL Regular" w:eastAsia="Charis SIL Regular"/>
-          <w:b w:val="0"/>
-          <w:i w:val="0"/>
-          <w:color w:val="000000"/>
-          <w:sz w:val="24"/>
-        </w:rPr>
-        <w:t>p</w:t>
-      </w:r>
-      <w:r>
-        <w:rPr>
-          <w:u w:val="single" w:color="0000ff"/>
-          <w:rFonts w:ascii="Charis SIL Regular" w:hAnsi="Charis SIL Regular" w:eastAsia="Charis SIL Regular"/>
-          <w:b w:val="0"/>
-          <w:i w:val="0"/>
-          <w:color w:val="000000"/>
-          <w:sz w:val="24"/>
-        </w:rPr>
-        <w:hyperlink r:id="rId9" w:history="1">
-          <w:r>
-            <w:rPr>
-              <w:rStyle w:val="Hyperlink"/>
-            </w:rPr>
-            <w:t>gravinge</w:t>
-          </w:r>
-        </w:hyperlink>
-      </w:r>
-      <w:r>
-        <w:rPr>
-          <w:rFonts w:ascii="Charis SIL Regular" w:hAnsi="Charis SIL Regular" w:eastAsia="Charis SIL Regular"/>
-          <w:b w:val="0"/>
-          <w:i w:val="0"/>
-          <w:color w:val="000000"/>
-          <w:sz w:val="24"/>
-        </w:rPr>
-        <w:t xml:space="preserve">n </w:t>
+        <w:t xml:space="preserve"> in Leiden en de Homo erectus fossielen die tijdens deze opgravingen </w:t>
       </w:r>
       <w:r>
         <w:rPr>
@@ -850,7 +811,7 @@
           <w:sz w:val="24"/>
           <w:u w:val="single"/>
         </w:rPr>
-        <w:hyperlink r:id="rId11" w:history="1">
+        <w:hyperlink r:id="rId10" w:history="1">
           <w:r>
             <w:rPr>
               <w:rStyle w:val="Hyperlink"/>
@@ -915,7 +876,7 @@
           <w:sz w:val="24"/>
           <w:u w:val="single"/>
         </w:rPr>
-        <w:hyperlink r:id="rId11" w:history="1">
+        <w:hyperlink r:id="rId10" w:history="1">
           <w:r>
             <w:rPr>
               <w:rStyle w:val="Hyperlink"/>
@@ -973,14 +934,7 @@
           <w:sz w:val="24"/>
           <w:u w:val="single"/>
         </w:rPr>
-        <w:hyperlink r:id="rId11" w:history="1">
-          <w:r>
-            <w:rPr>
-              <w:rStyle w:val="Hyperlink"/>
-            </w:rPr>
-            <w:t>Kuns</w:t>
-          </w:r>
-        </w:hyperlink>
+        <w:t>Kuns</w:t>
       </w:r>
       <w:r>
         <w:rPr>
@@ -991,7 +945,7 @@
           <w:sz w:val="24"/>
           <w:u w:val="single"/>
         </w:rPr>
-        <w:hyperlink r:id="rId11" w:history="1">
+        <w:hyperlink r:id="rId10" w:history="1">
           <w:r>
             <w:rPr>
               <w:rStyle w:val="Hyperlink"/>
@@ -1020,7 +974,7 @@
           <w:sz w:val="24"/>
           <w:u w:val="single"/>
         </w:rPr>
-        <w:hyperlink r:id="rId10" w:history="1">
+        <w:hyperlink r:id="rId11" w:history="1">
           <w:r>
             <w:rPr>
               <w:rStyle w:val="Hyperlink"/>
@@ -1036,7 +990,6 @@
           <w:i w:val="0"/>
           <w:color w:val="0000FF"/>
           <w:sz w:val="24"/>
-          <w:u w:val="single"/>
         </w:rPr>
         <w:t xml:space="preserve"> </w:t>
       </w:r>
@@ -1067,7 +1020,7 @@
           <w:sz w:val="24"/>
           <w:u w:val="single"/>
         </w:rPr>
-        <w:hyperlink r:id="rId11" w:history="1">
+        <w:hyperlink r:id="rId10" w:history="1">
           <w:r>
             <w:rPr>
               <w:rStyle w:val="Hyperlink"/>
@@ -1166,162 +1119,7 @@
           <w:color w:val="000000"/>
           <w:sz w:val="24"/>
         </w:rPr>
-        <w:t xml:space="preserve">Ook de Koninklijke </w:t>
-      </w:r>
-      <w:r>
-        <w:rPr>
-          <w:u w:val="single" w:color="0000ff"/>
-          <w:rFonts w:ascii="Charis SIL Regular" w:hAnsi="Charis SIL Regular" w:eastAsia="Charis SIL Regular"/>
-          <w:b w:val="0"/>
-          <w:i w:val="0"/>
-          <w:color w:val="000000"/>
-          <w:sz w:val="24"/>
-        </w:rPr>
-        <w:hyperlink r:id="rId11" w:history="1">
-          <w:r>
-            <w:rPr>
-              <w:rStyle w:val="Hyperlink"/>
-            </w:rPr>
-            <w:t>Nederlandse</w:t>
-          </w:r>
-        </w:hyperlink>
-      </w:r>
-      <w:r>
-        <w:rPr>
-          <w:u w:val="single" w:color="0000ff"/>
-          <w:rFonts w:ascii="Charis SIL Regular" w:hAnsi="Charis SIL Regular" w:eastAsia="Charis SIL Regular"/>
-          <w:b w:val="0"/>
-          <w:i w:val="0"/>
-          <w:color w:val="000000"/>
-          <w:sz w:val="24"/>
-        </w:rPr>
-        <w:t xml:space="preserve"> </w:t>
-      </w:r>
-      <w:r>
-        <w:rPr>
-          <w:u w:val="single" w:color="0000ff"/>
-          <w:rFonts w:ascii="Charis SIL Regular" w:hAnsi="Charis SIL Regular" w:eastAsia="Charis SIL Regular"/>
-          <w:b w:val="0"/>
-          <w:i w:val="0"/>
-          <w:color w:val="000000"/>
-          <w:sz w:val="24"/>
-        </w:rPr>
-        <w:hyperlink r:id="rId11" w:history="1">
-          <w:r>
-            <w:rPr>
-              <w:rStyle w:val="Hyperlink"/>
-            </w:rPr>
-            <w:t>Academie va</w:t>
-          </w:r>
-        </w:hyperlink>
-      </w:r>
-      <w:r>
-        <w:rPr>
-          <w:u w:val="single" w:color="0000ff"/>
-          <w:rFonts w:ascii="Charis SIL Regular" w:hAnsi="Charis SIL Regular" w:eastAsia="Charis SIL Regular"/>
-          <w:b w:val="0"/>
-          <w:i w:val="0"/>
-          <w:color w:val="000000"/>
-          <w:sz w:val="24"/>
-        </w:rPr>
-        <w:hyperlink r:id="rId11" w:history="1">
-          <w:r>
-            <w:rPr>
-              <w:rStyle w:val="Hyperlink"/>
-            </w:rPr>
-            <w:t>n</w:t>
-          </w:r>
-        </w:hyperlink>
-      </w:r>
-      <w:r>
-        <w:rPr>
-          <w:u w:val="single" w:color="0000ff"/>
-          <w:rFonts w:ascii="Charis SIL Regular" w:hAnsi="Charis SIL Regular" w:eastAsia="Charis SIL Regular"/>
-          <w:b w:val="0"/>
-          <w:i w:val="0"/>
-          <w:color w:val="000000"/>
-          <w:sz w:val="24"/>
-        </w:rPr>
-        <w:hyperlink r:id="rId11" w:history="1">
-          <w:r>
-            <w:rPr>
-              <w:rStyle w:val="Hyperlink"/>
-            </w:rPr>
-            <w:t xml:space="preserve"> W</w:t>
-          </w:r>
-        </w:hyperlink>
-      </w:r>
-      <w:r>
-        <w:rPr>
-          <w:u w:val="single" w:color="0000ff"/>
-          <w:rFonts w:ascii="Charis SIL Regular" w:hAnsi="Charis SIL Regular" w:eastAsia="Charis SIL Regular"/>
-          <w:b w:val="0"/>
-          <w:i w:val="0"/>
-          <w:color w:val="000000"/>
-          <w:sz w:val="24"/>
-        </w:rPr>
-        <w:hyperlink r:id="rId11" w:history="1">
-          <w:r>
-            <w:rPr>
-              <w:rStyle w:val="Hyperlink"/>
-            </w:rPr>
-            <w:t>e</w:t>
-          </w:r>
-        </w:hyperlink>
-      </w:r>
-      <w:r>
-        <w:rPr>
-          <w:u w:val="single" w:color="0000ff"/>
-          <w:rFonts w:ascii="Charis SIL Regular" w:hAnsi="Charis SIL Regular" w:eastAsia="Charis SIL Regular"/>
-          <w:b w:val="0"/>
-          <w:i w:val="0"/>
-          <w:color w:val="000000"/>
-          <w:sz w:val="24"/>
-        </w:rPr>
-        <w:hyperlink r:id="rId11" w:history="1">
-          <w:r>
-            <w:rPr>
-              <w:rStyle w:val="Hyperlink"/>
-            </w:rPr>
-            <w:t>tenscha</w:t>
-          </w:r>
-        </w:hyperlink>
-      </w:r>
-      <w:r>
-        <w:rPr>
-          <w:u w:val="single" w:color="0000ff"/>
-          <w:rFonts w:ascii="Charis SIL Regular" w:hAnsi="Charis SIL Regular" w:eastAsia="Charis SIL Regular"/>
-          <w:b w:val="0"/>
-          <w:i w:val="0"/>
-          <w:color w:val="000000"/>
-          <w:sz w:val="24"/>
-        </w:rPr>
-        <w:hyperlink r:id="rId11" w:history="1">
-          <w:r>
-            <w:rPr>
-              <w:rStyle w:val="Hyperlink"/>
-            </w:rPr>
-            <w:t>p</w:t>
-          </w:r>
-        </w:hyperlink>
-      </w:r>
-      <w:r>
-        <w:rPr>
-          <w:u w:val="single" w:color="0000ff"/>
-          <w:rFonts w:ascii="Charis SIL Regular" w:hAnsi="Charis SIL Regular" w:eastAsia="Charis SIL Regular"/>
-          <w:b w:val="0"/>
-          <w:i w:val="0"/>
-          <w:color w:val="000000"/>
-          <w:sz w:val="24"/>
-        </w:rPr>
-        <w:hyperlink r:id="rId11" w:history="1">
-          <w:r>
-            <w:rPr>
-              <w:rStyle w:val="Hyperlink"/>
-            </w:rPr>
-            <w:t>pe</w:t>
-          </w:r>
-        </w:hyperlink>
+        <w:t>Ook de Koninklijke Nederlandse Academie van Wetenschappe</w:t>
       </w:r>
       <w:r>
         <w:rPr>
@@ -1749,31 +1547,13 @@
       </w:r>
       <w:r>
         <w:rPr>
-          <w:u w:val="single" w:color="0000ff"/>
           <w:rFonts w:ascii="Charis SIL Regular" w:hAnsi="Charis SIL Regular" w:eastAsia="Charis SIL Regular"/>
           <w:b w:val="0"/>
           <w:i w:val="0"/>
           <w:color w:val="000000"/>
           <w:sz w:val="24"/>
         </w:rPr>
-        <w:hyperlink r:id="rId13" w:history="1">
-          <w:r>
-            <w:rPr>
-              <w:rStyle w:val="Hyperlink"/>
-            </w:rPr>
-            <w:t>t provi</w:t>
-          </w:r>
-        </w:hyperlink>
-      </w:r>
-      <w:r>
-        <w:rPr>
-          <w:rFonts w:ascii="Charis SIL Regular" w:hAnsi="Charis SIL Regular" w:eastAsia="Charis SIL Regular"/>
-          <w:b w:val="0"/>
-          <w:i w:val="0"/>
-          <w:color w:val="000000"/>
-          <w:sz w:val="24"/>
-        </w:rPr>
-        <w:t xml:space="preserve">nciale </w:t>
+        <w:t xml:space="preserve">t provinciale </w:t>
       </w:r>
       <w:r>
         <w:rPr>
@@ -2149,8 +1929,9 @@
           <w:i w:val="0"/>
           <w:color w:val="0000FF"/>
           <w:sz w:val="24"/>
+          <w:u w:val="single"/>
         </w:rPr>
-        <w:t xml:space="preserve"> Gen</w:t>
+        <w:t xml:space="preserve"> </w:t>
       </w:r>
       <w:r>
         <w:rPr>
@@ -2161,7 +1942,25 @@
           <w:sz w:val="24"/>
           <w:u w:val="single"/>
         </w:rPr>
-        <w:hyperlink r:id="rId15" w:history="1">
+        <w:hyperlink r:id="rId11" w:history="1">
+          <w:r>
+            <w:rPr>
+              <w:rStyle w:val="Hyperlink"/>
+            </w:rPr>
+            <w:t>Gen</w:t>
+          </w:r>
+        </w:hyperlink>
+      </w:r>
+      <w:r>
+        <w:rPr>
+          <w:rFonts w:ascii="Charis SIL Regular" w:hAnsi="Charis SIL Regular" w:eastAsia="Charis SIL Regular"/>
+          <w:b w:val="0"/>
+          <w:i w:val="0"/>
+          <w:color w:val="0000FF"/>
+          <w:sz w:val="24"/>
+          <w:u w:val="single"/>
+        </w:rPr>
+        <w:hyperlink r:id="rId11" w:history="1">
           <w:r>
             <w:rPr>
               <w:rStyle w:val="Hyperlink"/>
@@ -2179,7 +1978,7 @@
           <w:sz w:val="24"/>
           <w:u w:val="single"/>
         </w:rPr>
-        <w:hyperlink r:id="rId15" w:history="1">
+        <w:hyperlink r:id="rId11" w:history="1">
           <w:r>
             <w:rPr>
               <w:rStyle w:val="Hyperlink"/>
@@ -3059,7 +2858,7 @@
           <w:sz w:val="24"/>
           <w:u w:val="single"/>
         </w:rPr>
-        <w:hyperlink r:id="rId17" w:history="1">
+        <w:hyperlink r:id="rId16" w:history="1">
           <w:r>
             <w:rPr>
               <w:rStyle w:val="Hyperlink"/>
@@ -3077,7 +2876,7 @@
           <w:sz w:val="24"/>
           <w:u w:val="single"/>
         </w:rPr>
-        <w:hyperlink r:id="rId17" w:history="1">
+        <w:hyperlink r:id="rId16" w:history="1">
           <w:r>
             <w:rPr>
               <w:rStyle w:val="Hyperlink"/>
@@ -3088,7 +2887,6 @@
       </w:r>
       <w:r>
         <w:rPr>
-          <w:u w:val="single" w:color="0000ff"/>
           <w:rFonts w:ascii="Charis SIL Regular" w:hAnsi="Charis SIL Regular" w:eastAsia="Charis SIL Regular"/>
           <w:b w:val="0"/>
           <w:i w:val="0"/>

--- a/EXPORTS/DOCX/published/niveau2/Dutch/Science.docx
+++ b/EXPORTS/DOCX/published/niveau2/Dutch/Science.docx
@@ -283,7 +283,46 @@
           <w:color w:val="000000"/>
           <w:sz w:val="24"/>
         </w:rPr>
-        <w:t xml:space="preserve"> in Leiden en de Homo erectus fossielen die tijdens deze opgravingen </w:t>
+        <w:t xml:space="preserve"> in Leiden en de Homo erectus fossielen die tijdens deze o</w:t>
+      </w:r>
+      <w:r>
+        <w:rPr>
+          <w:u w:val="single" w:color="0000ff"/>
+          <w:rFonts w:ascii="Charis SIL Regular" w:hAnsi="Charis SIL Regular" w:eastAsia="Charis SIL Regular"/>
+          <w:b w:val="0"/>
+          <w:i w:val="0"/>
+          <w:color w:val="000000"/>
+          <w:sz w:val="24"/>
+        </w:rPr>
+        <w:t>p</w:t>
+      </w:r>
+      <w:r>
+        <w:rPr>
+          <w:u w:val="single" w:color="0000ff"/>
+          <w:rFonts w:ascii="Charis SIL Regular" w:hAnsi="Charis SIL Regular" w:eastAsia="Charis SIL Regular"/>
+          <w:b w:val="0"/>
+          <w:i w:val="0"/>
+          <w:color w:val="000000"/>
+          <w:sz w:val="24"/>
+        </w:rPr>
+        <w:hyperlink r:id="rId9" w:history="1">
+          <w:r>
+            <w:rPr>
+              <w:rStyle w:val="Hyperlink"/>
+            </w:rPr>
+            <w:t>gravinge</w:t>
+          </w:r>
+        </w:hyperlink>
+      </w:r>
+      <w:r>
+        <w:rPr>
+          <w:rFonts w:ascii="Charis SIL Regular" w:hAnsi="Charis SIL Regular" w:eastAsia="Charis SIL Regular"/>
+          <w:b w:val="0"/>
+          <w:i w:val="0"/>
+          <w:color w:val="000000"/>
+          <w:sz w:val="24"/>
+        </w:rPr>
+        <w:t xml:space="preserve">n </w:t>
       </w:r>
       <w:r>
         <w:rPr>
@@ -791,7 +830,6 @@
           <w:i w:val="0"/>
           <w:color w:val="0000FF"/>
           <w:sz w:val="24"/>
-          <w:u w:val="single"/>
         </w:rPr>
         <w:hyperlink r:id="rId11" w:history="1">
           <w:r>
@@ -811,7 +849,7 @@
           <w:sz w:val="24"/>
           <w:u w:val="single"/>
         </w:rPr>
-        <w:hyperlink r:id="rId10" w:history="1">
+        <w:hyperlink r:id="rId11" w:history="1">
           <w:r>
             <w:rPr>
               <w:rStyle w:val="Hyperlink"/>
@@ -840,7 +878,7 @@
           <w:sz w:val="24"/>
           <w:u w:val="single"/>
         </w:rPr>
-        <w:hyperlink r:id="rId10" w:history="1">
+        <w:hyperlink r:id="rId11" w:history="1">
           <w:r>
             <w:rPr>
               <w:rStyle w:val="Hyperlink"/>
@@ -858,7 +896,7 @@
           <w:sz w:val="24"/>
           <w:u w:val="single"/>
         </w:rPr>
-        <w:hyperlink r:id="rId10" w:history="1">
+        <w:hyperlink r:id="rId11" w:history="1">
           <w:r>
             <w:rPr>
               <w:rStyle w:val="Hyperlink"/>
@@ -876,7 +914,7 @@
           <w:sz w:val="24"/>
           <w:u w:val="single"/>
         </w:rPr>
-        <w:hyperlink r:id="rId10" w:history="1">
+        <w:hyperlink r:id="rId11" w:history="1">
           <w:r>
             <w:rPr>
               <w:rStyle w:val="Hyperlink"/>
@@ -905,7 +943,7 @@
           <w:sz w:val="24"/>
           <w:u w:val="single"/>
         </w:rPr>
-        <w:hyperlink r:id="rId10" w:history="1">
+        <w:hyperlink r:id="rId11" w:history="1">
           <w:r>
             <w:rPr>
               <w:rStyle w:val="Hyperlink"/>
@@ -934,7 +972,14 @@
           <w:sz w:val="24"/>
           <w:u w:val="single"/>
         </w:rPr>
-        <w:t>Kuns</w:t>
+        <w:hyperlink r:id="rId11" w:history="1">
+          <w:r>
+            <w:rPr>
+              <w:rStyle w:val="Hyperlink"/>
+            </w:rPr>
+            <w:t>Kuns</w:t>
+          </w:r>
+        </w:hyperlink>
       </w:r>
       <w:r>
         <w:rPr>
@@ -945,7 +990,7 @@
           <w:sz w:val="24"/>
           <w:u w:val="single"/>
         </w:rPr>
-        <w:hyperlink r:id="rId10" w:history="1">
+        <w:hyperlink r:id="rId11" w:history="1">
           <w:r>
             <w:rPr>
               <w:rStyle w:val="Hyperlink"/>
@@ -990,6 +1035,7 @@
           <w:i w:val="0"/>
           <w:color w:val="0000FF"/>
           <w:sz w:val="24"/>
+          <w:u w:val="single"/>
         </w:rPr>
         <w:t xml:space="preserve"> </w:t>
       </w:r>
@@ -1020,7 +1066,7 @@
           <w:sz w:val="24"/>
           <w:u w:val="single"/>
         </w:rPr>
-        <w:hyperlink r:id="rId10" w:history="1">
+        <w:hyperlink r:id="rId11" w:history="1">
           <w:r>
             <w:rPr>
               <w:rStyle w:val="Hyperlink"/>
@@ -1038,7 +1084,7 @@
           <w:sz w:val="24"/>
           <w:u w:val="single"/>
         </w:rPr>
-        <w:hyperlink r:id="rId11" w:history="1">
+        <w:hyperlink r:id="rId10" w:history="1">
           <w:r>
             <w:rPr>
               <w:rStyle w:val="Hyperlink"/>
@@ -1056,7 +1102,7 @@
           <w:sz w:val="24"/>
           <w:u w:val="single"/>
         </w:rPr>
-        <w:hyperlink r:id="rId11" w:history="1">
+        <w:hyperlink r:id="rId10" w:history="1">
           <w:r>
             <w:rPr>
               <w:rStyle w:val="Hyperlink"/>
@@ -1074,7 +1120,7 @@
           <w:sz w:val="24"/>
           <w:u w:val="single"/>
         </w:rPr>
-        <w:hyperlink r:id="rId11" w:history="1">
+        <w:hyperlink r:id="rId10" w:history="1">
           <w:r>
             <w:rPr>
               <w:rStyle w:val="Hyperlink"/>
@@ -1119,7 +1165,136 @@
           <w:color w:val="000000"/>
           <w:sz w:val="24"/>
         </w:rPr>
-        <w:t>Ook de Koninklijke Nederlandse Academie van Wetenschappe</w:t>
+        <w:t xml:space="preserve">Ook de Koninklijke </w:t>
+      </w:r>
+      <w:r>
+        <w:rPr>
+          <w:u w:val="single" w:color="0000ff"/>
+          <w:rFonts w:ascii="Charis SIL Regular" w:hAnsi="Charis SIL Regular" w:eastAsia="Charis SIL Regular"/>
+          <w:b w:val="0"/>
+          <w:i w:val="0"/>
+          <w:color w:val="000000"/>
+          <w:sz w:val="24"/>
+        </w:rPr>
+        <w:hyperlink r:id="rId11" w:history="1">
+          <w:r>
+            <w:rPr>
+              <w:rStyle w:val="Hyperlink"/>
+            </w:rPr>
+            <w:t>Nederlandse</w:t>
+          </w:r>
+        </w:hyperlink>
+      </w:r>
+      <w:r>
+        <w:rPr>
+          <w:u w:val="single" w:color="0000ff"/>
+          <w:rFonts w:ascii="Charis SIL Regular" w:hAnsi="Charis SIL Regular" w:eastAsia="Charis SIL Regular"/>
+          <w:b w:val="0"/>
+          <w:i w:val="0"/>
+          <w:color w:val="000000"/>
+          <w:sz w:val="24"/>
+        </w:rPr>
+        <w:t xml:space="preserve"> </w:t>
+      </w:r>
+      <w:r>
+        <w:rPr>
+          <w:u w:val="single" w:color="0000ff"/>
+          <w:rFonts w:ascii="Charis SIL Regular" w:hAnsi="Charis SIL Regular" w:eastAsia="Charis SIL Regular"/>
+          <w:b w:val="0"/>
+          <w:i w:val="0"/>
+          <w:color w:val="000000"/>
+          <w:sz w:val="24"/>
+        </w:rPr>
+        <w:hyperlink r:id="rId11" w:history="1">
+          <w:r>
+            <w:rPr>
+              <w:rStyle w:val="Hyperlink"/>
+            </w:rPr>
+            <w:t>Academie va</w:t>
+          </w:r>
+        </w:hyperlink>
+      </w:r>
+      <w:r>
+        <w:rPr>
+          <w:u w:val="single" w:color="0000ff"/>
+          <w:rFonts w:ascii="Charis SIL Regular" w:hAnsi="Charis SIL Regular" w:eastAsia="Charis SIL Regular"/>
+          <w:b w:val="0"/>
+          <w:i w:val="0"/>
+          <w:color w:val="000000"/>
+          <w:sz w:val="24"/>
+        </w:rPr>
+        <w:hyperlink r:id="rId11" w:history="1">
+          <w:r>
+            <w:rPr>
+              <w:rStyle w:val="Hyperlink"/>
+            </w:rPr>
+            <w:t>n</w:t>
+          </w:r>
+        </w:hyperlink>
+      </w:r>
+      <w:r>
+        <w:rPr>
+          <w:u w:val="single" w:color="0000ff"/>
+          <w:rFonts w:ascii="Charis SIL Regular" w:hAnsi="Charis SIL Regular" w:eastAsia="Charis SIL Regular"/>
+          <w:b w:val="0"/>
+          <w:i w:val="0"/>
+          <w:color w:val="000000"/>
+          <w:sz w:val="24"/>
+        </w:rPr>
+        <w:hyperlink r:id="rId11" w:history="1">
+          <w:r>
+            <w:rPr>
+              <w:rStyle w:val="Hyperlink"/>
+            </w:rPr>
+            <w:t xml:space="preserve"> W</w:t>
+          </w:r>
+        </w:hyperlink>
+      </w:r>
+      <w:r>
+        <w:rPr>
+          <w:u w:val="single" w:color="0000ff"/>
+          <w:rFonts w:ascii="Charis SIL Regular" w:hAnsi="Charis SIL Regular" w:eastAsia="Charis SIL Regular"/>
+          <w:b w:val="0"/>
+          <w:i w:val="0"/>
+          <w:color w:val="000000"/>
+          <w:sz w:val="24"/>
+        </w:rPr>
+        <w:hyperlink r:id="rId11" w:history="1">
+          <w:r>
+            <w:rPr>
+              <w:rStyle w:val="Hyperlink"/>
+            </w:rPr>
+            <w:t>e</w:t>
+          </w:r>
+        </w:hyperlink>
+      </w:r>
+      <w:r>
+        <w:rPr>
+          <w:u w:val="single" w:color="0000ff"/>
+          <w:rFonts w:ascii="Charis SIL Regular" w:hAnsi="Charis SIL Regular" w:eastAsia="Charis SIL Regular"/>
+          <w:b w:val="0"/>
+          <w:i w:val="0"/>
+          <w:color w:val="000000"/>
+          <w:sz w:val="24"/>
+        </w:rPr>
+        <w:hyperlink r:id="rId11" w:history="1">
+          <w:r>
+            <w:rPr>
+              <w:rStyle w:val="Hyperlink"/>
+            </w:rPr>
+            <w:t>tenscha</w:t>
+          </w:r>
+        </w:hyperlink>
+      </w:r>
+      <w:r>
+        <w:rPr>
+          <w:rFonts w:ascii="Charis SIL Regular" w:hAnsi="Charis SIL Regular" w:eastAsia="Charis SIL Regular"/>
+          <w:b w:val="0"/>
+          <w:i w:val="0"/>
+          <w:color w:val="000000"/>
+          <w:sz w:val="24"/>
+        </w:rPr>
+        <w:t>ppe</w:t>
       </w:r>
       <w:r>
         <w:rPr>
@@ -1511,49 +1686,13 @@
       </w:r>
       <w:r>
         <w:rPr>
-          <w:u w:val="single" w:color="0000ff"/>
           <w:rFonts w:ascii="Charis SIL Regular" w:hAnsi="Charis SIL Regular" w:eastAsia="Charis SIL Regular"/>
           <w:b w:val="0"/>
           <w:i w:val="0"/>
           <w:color w:val="000000"/>
           <w:sz w:val="24"/>
         </w:rPr>
-        <w:hyperlink r:id="rId13" w:history="1">
-          <w:r>
-            <w:rPr>
-              <w:rStyle w:val="Hyperlink"/>
-            </w:rPr>
-            <w:t>vinden in h</w:t>
-          </w:r>
-        </w:hyperlink>
-      </w:r>
-      <w:r>
-        <w:rPr>
-          <w:u w:val="single" w:color="0000ff"/>
-          <w:rFonts w:ascii="Charis SIL Regular" w:hAnsi="Charis SIL Regular" w:eastAsia="Charis SIL Regular"/>
-          <w:b w:val="0"/>
-          <w:i w:val="0"/>
-          <w:color w:val="000000"/>
-          <w:sz w:val="24"/>
-        </w:rPr>
-        <w:hyperlink r:id="rId13" w:history="1">
-          <w:r>
-            <w:rPr>
-              <w:rStyle w:val="Hyperlink"/>
-            </w:rPr>
-            <w:t>e</w:t>
-          </w:r>
-        </w:hyperlink>
-      </w:r>
-      <w:r>
-        <w:rPr>
-          <w:rFonts w:ascii="Charis SIL Regular" w:hAnsi="Charis SIL Regular" w:eastAsia="Charis SIL Regular"/>
-          <w:b w:val="0"/>
-          <w:i w:val="0"/>
-          <w:color w:val="000000"/>
-          <w:sz w:val="24"/>
-        </w:rPr>
-        <w:t xml:space="preserve">t provinciale </w:t>
+        <w:t xml:space="preserve">vinden in het provinciale </w:t>
       </w:r>
       <w:r>
         <w:rPr>
@@ -1913,14 +2052,7 @@
           <w:sz w:val="24"/>
           <w:u w:val="single"/>
         </w:rPr>
-        <w:hyperlink r:id="rId11" w:history="1">
-          <w:r>
-            <w:rPr>
-              <w:rStyle w:val="Hyperlink"/>
-            </w:rPr>
-            <w:t>Bataviaasch</w:t>
-          </w:r>
-        </w:hyperlink>
+        <w:t>Bataviaasch Gen</w:t>
       </w:r>
       <w:r>
         <w:rPr>
@@ -1931,36 +2063,7 @@
           <w:sz w:val="24"/>
           <w:u w:val="single"/>
         </w:rPr>
-        <w:t xml:space="preserve"> </w:t>
-      </w:r>
-      <w:r>
-        <w:rPr>
-          <w:rFonts w:ascii="Charis SIL Regular" w:hAnsi="Charis SIL Regular" w:eastAsia="Charis SIL Regular"/>
-          <w:b w:val="0"/>
-          <w:i w:val="0"/>
-          <w:color w:val="0000FF"/>
-          <w:sz w:val="24"/>
-          <w:u w:val="single"/>
-        </w:rPr>
-        <w:hyperlink r:id="rId11" w:history="1">
-          <w:r>
-            <w:rPr>
-              <w:rStyle w:val="Hyperlink"/>
-            </w:rPr>
-            <w:t>Gen</w:t>
-          </w:r>
-        </w:hyperlink>
-      </w:r>
-      <w:r>
-        <w:rPr>
-          <w:rFonts w:ascii="Charis SIL Regular" w:hAnsi="Charis SIL Regular" w:eastAsia="Charis SIL Regular"/>
-          <w:b w:val="0"/>
-          <w:i w:val="0"/>
-          <w:color w:val="0000FF"/>
-          <w:sz w:val="24"/>
-          <w:u w:val="single"/>
-        </w:rPr>
-        <w:hyperlink r:id="rId11" w:history="1">
+        <w:hyperlink r:id="rId15" w:history="1">
           <w:r>
             <w:rPr>
               <w:rStyle w:val="Hyperlink"/>
@@ -1978,7 +2081,7 @@
           <w:sz w:val="24"/>
           <w:u w:val="single"/>
         </w:rPr>
-        <w:hyperlink r:id="rId11" w:history="1">
+        <w:hyperlink r:id="rId15" w:history="1">
           <w:r>
             <w:rPr>
               <w:rStyle w:val="Hyperlink"/>
@@ -2887,6 +2990,7 @@
       </w:r>
       <w:r>
         <w:rPr>
+          <w:u w:val="single" w:color="0000ff"/>
           <w:rFonts w:ascii="Charis SIL Regular" w:hAnsi="Charis SIL Regular" w:eastAsia="Charis SIL Regular"/>
           <w:b w:val="0"/>
           <w:i w:val="0"/>

--- a/EXPORTS/DOCX/published/niveau2/Dutch/Science.docx
+++ b/EXPORTS/DOCX/published/niveau2/Dutch/Science.docx
@@ -830,6 +830,7 @@
           <w:i w:val="0"/>
           <w:color w:val="0000FF"/>
           <w:sz w:val="24"/>
+          <w:u w:val="single"/>
         </w:rPr>
         <w:hyperlink r:id="rId11" w:history="1">
           <w:r>
@@ -878,7 +879,7 @@
           <w:sz w:val="24"/>
           <w:u w:val="single"/>
         </w:rPr>
-        <w:hyperlink r:id="rId11" w:history="1">
+        <w:hyperlink r:id="rId10" w:history="1">
           <w:r>
             <w:rPr>
               <w:rStyle w:val="Hyperlink"/>
@@ -943,7 +944,7 @@
           <w:sz w:val="24"/>
           <w:u w:val="single"/>
         </w:rPr>
-        <w:hyperlink r:id="rId11" w:history="1">
+        <w:hyperlink r:id="rId10" w:history="1">
           <w:r>
             <w:rPr>
               <w:rStyle w:val="Hyperlink"/>
@@ -972,7 +973,7 @@
           <w:sz w:val="24"/>
           <w:u w:val="single"/>
         </w:rPr>
-        <w:hyperlink r:id="rId11" w:history="1">
+        <w:hyperlink r:id="rId10" w:history="1">
           <w:r>
             <w:rPr>
               <w:rStyle w:val="Hyperlink"/>
@@ -1019,7 +1020,7 @@
           <w:sz w:val="24"/>
           <w:u w:val="single"/>
         </w:rPr>
-        <w:hyperlink r:id="rId11" w:history="1">
+        <w:hyperlink r:id="rId10" w:history="1">
           <w:r>
             <w:rPr>
               <w:rStyle w:val="Hyperlink"/>
@@ -1084,7 +1085,7 @@
           <w:sz w:val="24"/>
           <w:u w:val="single"/>
         </w:rPr>
-        <w:hyperlink r:id="rId10" w:history="1">
+        <w:hyperlink r:id="rId11" w:history="1">
           <w:r>
             <w:rPr>
               <w:rStyle w:val="Hyperlink"/>
@@ -1288,13 +1289,39 @@
       </w:r>
       <w:r>
         <w:rPr>
+          <w:u w:val="single" w:color="0000ff"/>
           <w:rFonts w:ascii="Charis SIL Regular" w:hAnsi="Charis SIL Regular" w:eastAsia="Charis SIL Regular"/>
           <w:b w:val="0"/>
           <w:i w:val="0"/>
           <w:color w:val="000000"/>
           <w:sz w:val="24"/>
         </w:rPr>
-        <w:t>ppe</w:t>
+        <w:hyperlink r:id="rId11" w:history="1">
+          <w:r>
+            <w:rPr>
+              <w:rStyle w:val="Hyperlink"/>
+            </w:rPr>
+            <w:t>p</w:t>
+          </w:r>
+        </w:hyperlink>
+      </w:r>
+      <w:r>
+        <w:rPr>
+          <w:u w:val="single" w:color="0000ff"/>
+          <w:rFonts w:ascii="Charis SIL Regular" w:hAnsi="Charis SIL Regular" w:eastAsia="Charis SIL Regular"/>
+          <w:b w:val="0"/>
+          <w:i w:val="0"/>
+          <w:color w:val="000000"/>
+          <w:sz w:val="24"/>
+        </w:rPr>
+        <w:hyperlink r:id="rId11" w:history="1">
+          <w:r>
+            <w:rPr>
+              <w:rStyle w:val="Hyperlink"/>
+            </w:rPr>
+            <w:t>pe</w:t>
+          </w:r>
+        </w:hyperlink>
       </w:r>
       <w:r>
         <w:rPr>
@@ -1686,13 +1713,49 @@
       </w:r>
       <w:r>
         <w:rPr>
+          <w:u w:val="single" w:color="0000ff"/>
           <w:rFonts w:ascii="Charis SIL Regular" w:hAnsi="Charis SIL Regular" w:eastAsia="Charis SIL Regular"/>
           <w:b w:val="0"/>
           <w:i w:val="0"/>
           <w:color w:val="000000"/>
           <w:sz w:val="24"/>
         </w:rPr>
-        <w:t xml:space="preserve">vinden in het provinciale </w:t>
+        <w:hyperlink r:id="rId13" w:history="1">
+          <w:r>
+            <w:rPr>
+              <w:rStyle w:val="Hyperlink"/>
+            </w:rPr>
+            <w:t>vinden in h</w:t>
+          </w:r>
+        </w:hyperlink>
+      </w:r>
+      <w:r>
+        <w:rPr>
+          <w:u w:val="single" w:color="0000ff"/>
+          <w:rFonts w:ascii="Charis SIL Regular" w:hAnsi="Charis SIL Regular" w:eastAsia="Charis SIL Regular"/>
+          <w:b w:val="0"/>
+          <w:i w:val="0"/>
+          <w:color w:val="000000"/>
+          <w:sz w:val="24"/>
+        </w:rPr>
+        <w:hyperlink r:id="rId13" w:history="1">
+          <w:r>
+            <w:rPr>
+              <w:rStyle w:val="Hyperlink"/>
+            </w:rPr>
+            <w:t>e</w:t>
+          </w:r>
+        </w:hyperlink>
+      </w:r>
+      <w:r>
+        <w:rPr>
+          <w:rFonts w:ascii="Charis SIL Regular" w:hAnsi="Charis SIL Regular" w:eastAsia="Charis SIL Regular"/>
+          <w:b w:val="0"/>
+          <w:i w:val="0"/>
+          <w:color w:val="000000"/>
+          <w:sz w:val="24"/>
+        </w:rPr>
+        <w:t xml:space="preserve">t provinciale </w:t>
       </w:r>
       <w:r>
         <w:rPr>
@@ -2052,7 +2115,14 @@
           <w:sz w:val="24"/>
           <w:u w:val="single"/>
         </w:rPr>
-        <w:t>Bataviaasch Gen</w:t>
+        <w:hyperlink r:id="rId11" w:history="1">
+          <w:r>
+            <w:rPr>
+              <w:rStyle w:val="Hyperlink"/>
+            </w:rPr>
+            <w:t>Bataviaasch</w:t>
+          </w:r>
+        </w:hyperlink>
       </w:r>
       <w:r>
         <w:rPr>
@@ -2063,7 +2133,36 @@
           <w:sz w:val="24"/>
           <w:u w:val="single"/>
         </w:rPr>
-        <w:hyperlink r:id="rId15" w:history="1">
+        <w:t xml:space="preserve"> </w:t>
+      </w:r>
+      <w:r>
+        <w:rPr>
+          <w:rFonts w:ascii="Charis SIL Regular" w:hAnsi="Charis SIL Regular" w:eastAsia="Charis SIL Regular"/>
+          <w:b w:val="0"/>
+          <w:i w:val="0"/>
+          <w:color w:val="0000FF"/>
+          <w:sz w:val="24"/>
+          <w:u w:val="single"/>
+        </w:rPr>
+        <w:hyperlink r:id="rId11" w:history="1">
+          <w:r>
+            <w:rPr>
+              <w:rStyle w:val="Hyperlink"/>
+            </w:rPr>
+            <w:t>Gen</w:t>
+          </w:r>
+        </w:hyperlink>
+      </w:r>
+      <w:r>
+        <w:rPr>
+          <w:rFonts w:ascii="Charis SIL Regular" w:hAnsi="Charis SIL Regular" w:eastAsia="Charis SIL Regular"/>
+          <w:b w:val="0"/>
+          <w:i w:val="0"/>
+          <w:color w:val="0000FF"/>
+          <w:sz w:val="24"/>
+          <w:u w:val="single"/>
+        </w:rPr>
+        <w:hyperlink r:id="rId11" w:history="1">
           <w:r>
             <w:rPr>
               <w:rStyle w:val="Hyperlink"/>
@@ -2081,7 +2180,7 @@
           <w:sz w:val="24"/>
           <w:u w:val="single"/>
         </w:rPr>
-        <w:hyperlink r:id="rId15" w:history="1">
+        <w:hyperlink r:id="rId11" w:history="1">
           <w:r>
             <w:rPr>
               <w:rStyle w:val="Hyperlink"/>
@@ -2961,7 +3060,7 @@
           <w:sz w:val="24"/>
           <w:u w:val="single"/>
         </w:rPr>
-        <w:hyperlink r:id="rId16" w:history="1">
+        <w:hyperlink r:id="rId17" w:history="1">
           <w:r>
             <w:rPr>
               <w:rStyle w:val="Hyperlink"/>
@@ -2979,7 +3078,7 @@
           <w:sz w:val="24"/>
           <w:u w:val="single"/>
         </w:rPr>
-        <w:hyperlink r:id="rId16" w:history="1">
+        <w:hyperlink r:id="rId17" w:history="1">
           <w:r>
             <w:rPr>
               <w:rStyle w:val="Hyperlink"/>

--- a/EXPORTS/DOCX/published/niveau2/Dutch/Science.docx
+++ b/EXPORTS/DOCX/published/niveau2/Dutch/Science.docx
@@ -897,7 +897,7 @@
           <w:sz w:val="24"/>
           <w:u w:val="single"/>
         </w:rPr>
-        <w:hyperlink r:id="rId11" w:history="1">
+        <w:hyperlink r:id="rId10" w:history="1">
           <w:r>
             <w:rPr>
               <w:rStyle w:val="Hyperlink"/>
@@ -1020,7 +1020,7 @@
           <w:sz w:val="24"/>
           <w:u w:val="single"/>
         </w:rPr>
-        <w:hyperlink r:id="rId10" w:history="1">
+        <w:hyperlink r:id="rId11" w:history="1">
           <w:r>
             <w:rPr>
               <w:rStyle w:val="Hyperlink"/>
@@ -1036,7 +1036,6 @@
           <w:i w:val="0"/>
           <w:color w:val="0000FF"/>
           <w:sz w:val="24"/>
-          <w:u w:val="single"/>
         </w:rPr>
         <w:t xml:space="preserve"> </w:t>
       </w:r>
@@ -1103,7 +1102,7 @@
           <w:sz w:val="24"/>
           <w:u w:val="single"/>
         </w:rPr>
-        <w:hyperlink r:id="rId10" w:history="1">
+        <w:hyperlink r:id="rId11" w:history="1">
           <w:r>
             <w:rPr>
               <w:rStyle w:val="Hyperlink"/>
@@ -1121,7 +1120,7 @@
           <w:sz w:val="24"/>
           <w:u w:val="single"/>
         </w:rPr>
-        <w:hyperlink r:id="rId10" w:history="1">
+        <w:hyperlink r:id="rId11" w:history="1">
           <w:r>
             <w:rPr>
               <w:rStyle w:val="Hyperlink"/>
@@ -1749,13 +1748,31 @@
       </w:r>
       <w:r>
         <w:rPr>
+          <w:u w:val="single" w:color="0000ff"/>
           <w:rFonts w:ascii="Charis SIL Regular" w:hAnsi="Charis SIL Regular" w:eastAsia="Charis SIL Regular"/>
           <w:b w:val="0"/>
           <w:i w:val="0"/>
           <w:color w:val="000000"/>
           <w:sz w:val="24"/>
         </w:rPr>
-        <w:t xml:space="preserve">t provinciale </w:t>
+        <w:hyperlink r:id="rId13" w:history="1">
+          <w:r>
+            <w:rPr>
+              <w:rStyle w:val="Hyperlink"/>
+            </w:rPr>
+            <w:t>t provi</w:t>
+          </w:r>
+        </w:hyperlink>
+      </w:r>
+      <w:r>
+        <w:rPr>
+          <w:rFonts w:ascii="Charis SIL Regular" w:hAnsi="Charis SIL Regular" w:eastAsia="Charis SIL Regular"/>
+          <w:b w:val="0"/>
+          <w:i w:val="0"/>
+          <w:color w:val="000000"/>
+          <w:sz w:val="24"/>
+        </w:rPr>
+        <w:t xml:space="preserve">nciale </w:t>
       </w:r>
       <w:r>
         <w:rPr>
@@ -2162,7 +2179,7 @@
           <w:sz w:val="24"/>
           <w:u w:val="single"/>
         </w:rPr>
-        <w:hyperlink r:id="rId11" w:history="1">
+        <w:hyperlink r:id="rId15" w:history="1">
           <w:r>
             <w:rPr>
               <w:rStyle w:val="Hyperlink"/>
@@ -2180,7 +2197,7 @@
           <w:sz w:val="24"/>
           <w:u w:val="single"/>
         </w:rPr>
-        <w:hyperlink r:id="rId11" w:history="1">
+        <w:hyperlink r:id="rId15" w:history="1">
           <w:r>
             <w:rPr>
               <w:rStyle w:val="Hyperlink"/>
@@ -3060,7 +3077,7 @@
           <w:sz w:val="24"/>
           <w:u w:val="single"/>
         </w:rPr>
-        <w:hyperlink r:id="rId17" w:history="1">
+        <w:hyperlink r:id="rId16" w:history="1">
           <w:r>
             <w:rPr>
               <w:rStyle w:val="Hyperlink"/>
@@ -3078,7 +3095,7 @@
           <w:sz w:val="24"/>
           <w:u w:val="single"/>
         </w:rPr>
-        <w:hyperlink r:id="rId17" w:history="1">
+        <w:hyperlink r:id="rId16" w:history="1">
           <w:r>
             <w:rPr>
               <w:rStyle w:val="Hyperlink"/>
@@ -3089,7 +3106,6 @@
       </w:r>
       <w:r>
         <w:rPr>
-          <w:u w:val="single" w:color="0000ff"/>
           <w:rFonts w:ascii="Charis SIL Regular" w:hAnsi="Charis SIL Regular" w:eastAsia="Charis SIL Regular"/>
           <w:b w:val="0"/>
           <w:i w:val="0"/>
@@ -3114,7 +3130,7 @@
           <w:sz w:val="24"/>
           <w:u w:val="single"/>
         </w:rPr>
-        <w:hyperlink r:id="rId18" w:history="1">
+        <w:hyperlink r:id="rId16" w:history="1">
           <w:r>
             <w:rPr>
               <w:rStyle w:val="Hyperlink"/>

--- a/EXPORTS/DOCX/published/niveau2/Dutch/Science.docx
+++ b/EXPORTS/DOCX/published/niveau2/Dutch/Science.docx
@@ -283,46 +283,7 @@
           <w:color w:val="000000"/>
           <w:sz w:val="24"/>
         </w:rPr>
-        <w:t xml:space="preserve"> in Leiden en de Homo erectus fossielen die tijdens deze o</w:t>
-      </w:r>
-      <w:r>
-        <w:rPr>
-          <w:u w:val="single" w:color="0000ff"/>
-          <w:rFonts w:ascii="Charis SIL Regular" w:hAnsi="Charis SIL Regular" w:eastAsia="Charis SIL Regular"/>
-          <w:b w:val="0"/>
-          <w:i w:val="0"/>
-          <w:color w:val="000000"/>
-          <w:sz w:val="24"/>
-        </w:rPr>
-        <w:t>p</w:t>
-      </w:r>
-      <w:r>
-        <w:rPr>
-          <w:u w:val="single" w:color="0000ff"/>
-          <w:rFonts w:ascii="Charis SIL Regular" w:hAnsi="Charis SIL Regular" w:eastAsia="Charis SIL Regular"/>
-          <w:b w:val="0"/>
-          <w:i w:val="0"/>
-          <w:color w:val="000000"/>
-          <w:sz w:val="24"/>
-        </w:rPr>
-        <w:hyperlink r:id="rId9" w:history="1">
-          <w:r>
-            <w:rPr>
-              <w:rStyle w:val="Hyperlink"/>
-            </w:rPr>
-            <w:t>gravinge</w:t>
-          </w:r>
-        </w:hyperlink>
-      </w:r>
-      <w:r>
-        <w:rPr>
-          <w:rFonts w:ascii="Charis SIL Regular" w:hAnsi="Charis SIL Regular" w:eastAsia="Charis SIL Regular"/>
-          <w:b w:val="0"/>
-          <w:i w:val="0"/>
-          <w:color w:val="000000"/>
-          <w:sz w:val="24"/>
-        </w:rPr>
-        <w:t xml:space="preserve">n </w:t>
+        <w:t xml:space="preserve"> in Leiden en de Homo erectus fossielen die tijdens deze opgravingen </w:t>
       </w:r>
       <w:r>
         <w:rPr>
@@ -1020,7 +981,7 @@
           <w:sz w:val="24"/>
           <w:u w:val="single"/>
         </w:rPr>
-        <w:hyperlink r:id="rId11" w:history="1">
+        <w:hyperlink r:id="rId10" w:history="1">
           <w:r>
             <w:rPr>
               <w:rStyle w:val="Hyperlink"/>
@@ -1036,6 +997,7 @@
           <w:i w:val="0"/>
           <w:color w:val="0000FF"/>
           <w:sz w:val="24"/>
+          <w:u w:val="single"/>
         </w:rPr>
         <w:t xml:space="preserve"> </w:t>
       </w:r>
@@ -1066,7 +1028,7 @@
           <w:sz w:val="24"/>
           <w:u w:val="single"/>
         </w:rPr>
-        <w:hyperlink r:id="rId11" w:history="1">
+        <w:hyperlink r:id="rId10" w:history="1">
           <w:r>
             <w:rPr>
               <w:rStyle w:val="Hyperlink"/>
@@ -1102,7 +1064,7 @@
           <w:sz w:val="24"/>
           <w:u w:val="single"/>
         </w:rPr>
-        <w:hyperlink r:id="rId11" w:history="1">
+        <w:hyperlink r:id="rId10" w:history="1">
           <w:r>
             <w:rPr>
               <w:rStyle w:val="Hyperlink"/>
@@ -1120,7 +1082,7 @@
           <w:sz w:val="24"/>
           <w:u w:val="single"/>
         </w:rPr>
-        <w:hyperlink r:id="rId11" w:history="1">
+        <w:hyperlink r:id="rId10" w:history="1">
           <w:r>
             <w:rPr>
               <w:rStyle w:val="Hyperlink"/>
@@ -1748,31 +1710,13 @@
       </w:r>
       <w:r>
         <w:rPr>
-          <w:u w:val="single" w:color="0000ff"/>
           <w:rFonts w:ascii="Charis SIL Regular" w:hAnsi="Charis SIL Regular" w:eastAsia="Charis SIL Regular"/>
           <w:b w:val="0"/>
           <w:i w:val="0"/>
           <w:color w:val="000000"/>
           <w:sz w:val="24"/>
         </w:rPr>
-        <w:hyperlink r:id="rId13" w:history="1">
-          <w:r>
-            <w:rPr>
-              <w:rStyle w:val="Hyperlink"/>
-            </w:rPr>
-            <w:t>t provi</w:t>
-          </w:r>
-        </w:hyperlink>
-      </w:r>
-      <w:r>
-        <w:rPr>
-          <w:rFonts w:ascii="Charis SIL Regular" w:hAnsi="Charis SIL Regular" w:eastAsia="Charis SIL Regular"/>
-          <w:b w:val="0"/>
-          <w:i w:val="0"/>
-          <w:color w:val="000000"/>
-          <w:sz w:val="24"/>
-        </w:rPr>
-        <w:t xml:space="preserve">nciale </w:t>
+        <w:t xml:space="preserve">t provinciale </w:t>
       </w:r>
       <w:r>
         <w:rPr>
@@ -2179,7 +2123,7 @@
           <w:sz w:val="24"/>
           <w:u w:val="single"/>
         </w:rPr>
-        <w:hyperlink r:id="rId15" w:history="1">
+        <w:hyperlink r:id="rId11" w:history="1">
           <w:r>
             <w:rPr>
               <w:rStyle w:val="Hyperlink"/>
@@ -2197,7 +2141,7 @@
           <w:sz w:val="24"/>
           <w:u w:val="single"/>
         </w:rPr>
-        <w:hyperlink r:id="rId15" w:history="1">
+        <w:hyperlink r:id="rId11" w:history="1">
           <w:r>
             <w:rPr>
               <w:rStyle w:val="Hyperlink"/>
@@ -3159,7 +3103,7 @@
           <w:sz w:val="24"/>
           <w:u w:val="single"/>
         </w:rPr>
-        <w:hyperlink r:id="rId18" w:history="1">
+        <w:hyperlink r:id="rId16" w:history="1">
           <w:r>
             <w:rPr>
               <w:rStyle w:val="Hyperlink"/>
@@ -3177,7 +3121,7 @@
           <w:sz w:val="24"/>
           <w:u w:val="single"/>
         </w:rPr>
-        <w:hyperlink r:id="rId18" w:history="1">
+        <w:hyperlink r:id="rId16" w:history="1">
           <w:r>
             <w:rPr>
               <w:rStyle w:val="Hyperlink"/>
@@ -3295,7 +3239,7 @@
           <w:sz w:val="24"/>
           <w:u w:val="single"/>
         </w:rPr>
-        <w:hyperlink r:id="rId19" w:history="1">
+        <w:hyperlink r:id="rId18" w:history="1">
           <w:r>
             <w:rPr>
               <w:rStyle w:val="Hyperlink"/>
@@ -3324,7 +3268,7 @@
           <w:sz w:val="24"/>
           <w:u w:val="single"/>
         </w:rPr>
-        <w:hyperlink r:id="rId19" w:history="1">
+        <w:hyperlink r:id="rId18" w:history="1">
           <w:r>
             <w:rPr>
               <w:rStyle w:val="Hyperlink"/>
@@ -3352,7 +3296,7 @@
           <w:sz w:val="24"/>
           <w:u w:val="single"/>
         </w:rPr>
-        <w:hyperlink r:id="rId20" w:history="1">
+        <w:hyperlink r:id="rId19" w:history="1">
           <w:r>
             <w:rPr>
               <w:rStyle w:val="Hyperlink"/>
@@ -3370,7 +3314,7 @@
           <w:sz w:val="24"/>
           <w:u w:val="single"/>
         </w:rPr>
-        <w:hyperlink r:id="rId20" w:history="1">
+        <w:hyperlink r:id="rId19" w:history="1">
           <w:r>
             <w:rPr>
               <w:rStyle w:val="Hyperlink"/>
@@ -3388,7 +3332,7 @@
           <w:sz w:val="24"/>
           <w:u w:val="single"/>
         </w:rPr>
-        <w:hyperlink r:id="rId20" w:history="1">
+        <w:hyperlink r:id="rId19" w:history="1">
           <w:r>
             <w:rPr>
               <w:rStyle w:val="Hyperlink"/>
@@ -3496,7 +3440,7 @@
           <w:sz w:val="24"/>
           <w:u w:val="single"/>
         </w:rPr>
-        <w:hyperlink r:id="rId21" w:history="1">
+        <w:hyperlink r:id="rId20" w:history="1">
           <w:r>
             <w:rPr>
               <w:rStyle w:val="Hyperlink"/>
@@ -3525,7 +3469,7 @@
           <w:sz w:val="24"/>
           <w:u w:val="single"/>
         </w:rPr>
-        <w:hyperlink r:id="rId21" w:history="1">
+        <w:hyperlink r:id="rId20" w:history="1">
           <w:r>
             <w:rPr>
               <w:rStyle w:val="Hyperlink"/>
@@ -3553,7 +3497,7 @@
           <w:sz w:val="24"/>
           <w:u w:val="single"/>
         </w:rPr>
-        <w:hyperlink r:id="rId22" w:history="1">
+        <w:hyperlink r:id="rId21" w:history="1">
           <w:r>
             <w:rPr>
               <w:rStyle w:val="Hyperlink"/>
@@ -3571,7 +3515,7 @@
           <w:sz w:val="24"/>
           <w:u w:val="single"/>
         </w:rPr>
-        <w:hyperlink r:id="rId22" w:history="1">
+        <w:hyperlink r:id="rId21" w:history="1">
           <w:r>
             <w:rPr>
               <w:rStyle w:val="Hyperlink"/>
@@ -3589,7 +3533,7 @@
           <w:sz w:val="24"/>
           <w:u w:val="single"/>
         </w:rPr>
-        <w:hyperlink r:id="rId22" w:history="1">
+        <w:hyperlink r:id="rId21" w:history="1">
           <w:r>
             <w:rPr>
               <w:rStyle w:val="Hyperlink"/>
@@ -3607,7 +3551,7 @@
           <w:sz w:val="24"/>
           <w:u w:val="single"/>
         </w:rPr>
-        <w:hyperlink r:id="rId22" w:history="1">
+        <w:hyperlink r:id="rId21" w:history="1">
           <w:r>
             <w:rPr>
               <w:rStyle w:val="Hyperlink"/>

--- a/EXPORTS/DOCX/published/niveau2/Dutch/Science.docx
+++ b/EXPORTS/DOCX/published/niveau2/Dutch/Science.docx
@@ -905,7 +905,7 @@
           <w:sz w:val="24"/>
           <w:u w:val="single"/>
         </w:rPr>
-        <w:hyperlink r:id="rId10" w:history="1">
+        <w:hyperlink r:id="rId11" w:history="1">
           <w:r>
             <w:rPr>
               <w:rStyle w:val="Hyperlink"/>
@@ -1046,7 +1046,7 @@
           <w:sz w:val="24"/>
           <w:u w:val="single"/>
         </w:rPr>
-        <w:hyperlink r:id="rId11" w:history="1">
+        <w:hyperlink r:id="rId10" w:history="1">
           <w:r>
             <w:rPr>
               <w:rStyle w:val="Hyperlink"/>
@@ -1674,49 +1674,13 @@
       </w:r>
       <w:r>
         <w:rPr>
-          <w:u w:val="single" w:color="0000ff"/>
           <w:rFonts w:ascii="Charis SIL Regular" w:hAnsi="Charis SIL Regular" w:eastAsia="Charis SIL Regular"/>
           <w:b w:val="0"/>
           <w:i w:val="0"/>
           <w:color w:val="000000"/>
           <w:sz w:val="24"/>
         </w:rPr>
-        <w:hyperlink r:id="rId13" w:history="1">
-          <w:r>
-            <w:rPr>
-              <w:rStyle w:val="Hyperlink"/>
-            </w:rPr>
-            <w:t>vinden in h</w:t>
-          </w:r>
-        </w:hyperlink>
-      </w:r>
-      <w:r>
-        <w:rPr>
-          <w:u w:val="single" w:color="0000ff"/>
-          <w:rFonts w:ascii="Charis SIL Regular" w:hAnsi="Charis SIL Regular" w:eastAsia="Charis SIL Regular"/>
-          <w:b w:val="0"/>
-          <w:i w:val="0"/>
-          <w:color w:val="000000"/>
-          <w:sz w:val="24"/>
-        </w:rPr>
-        <w:hyperlink r:id="rId13" w:history="1">
-          <w:r>
-            <w:rPr>
-              <w:rStyle w:val="Hyperlink"/>
-            </w:rPr>
-            <w:t>e</w:t>
-          </w:r>
-        </w:hyperlink>
-      </w:r>
-      <w:r>
-        <w:rPr>
-          <w:rFonts w:ascii="Charis SIL Regular" w:hAnsi="Charis SIL Regular" w:eastAsia="Charis SIL Regular"/>
-          <w:b w:val="0"/>
-          <w:i w:val="0"/>
-          <w:color w:val="000000"/>
-          <w:sz w:val="24"/>
-        </w:rPr>
-        <w:t xml:space="preserve">t provinciale </w:t>
+        <w:t xml:space="preserve">vinden in het provinciale </w:t>
       </w:r>
       <w:r>
         <w:rPr>
@@ -2076,14 +2040,7 @@
           <w:sz w:val="24"/>
           <w:u w:val="single"/>
         </w:rPr>
-        <w:hyperlink r:id="rId11" w:history="1">
-          <w:r>
-            <w:rPr>
-              <w:rStyle w:val="Hyperlink"/>
-            </w:rPr>
-            <w:t>Bataviaasch</w:t>
-          </w:r>
-        </w:hyperlink>
+        <w:t>Bataviaasch Gen</w:t>
       </w:r>
       <w:r>
         <w:rPr>
@@ -2094,36 +2051,7 @@
           <w:sz w:val="24"/>
           <w:u w:val="single"/>
         </w:rPr>
-        <w:t xml:space="preserve"> </w:t>
-      </w:r>
-      <w:r>
-        <w:rPr>
-          <w:rFonts w:ascii="Charis SIL Regular" w:hAnsi="Charis SIL Regular" w:eastAsia="Charis SIL Regular"/>
-          <w:b w:val="0"/>
-          <w:i w:val="0"/>
-          <w:color w:val="0000FF"/>
-          <w:sz w:val="24"/>
-          <w:u w:val="single"/>
-        </w:rPr>
-        <w:hyperlink r:id="rId11" w:history="1">
-          <w:r>
-            <w:rPr>
-              <w:rStyle w:val="Hyperlink"/>
-            </w:rPr>
-            <w:t>Gen</w:t>
-          </w:r>
-        </w:hyperlink>
-      </w:r>
-      <w:r>
-        <w:rPr>
-          <w:rFonts w:ascii="Charis SIL Regular" w:hAnsi="Charis SIL Regular" w:eastAsia="Charis SIL Regular"/>
-          <w:b w:val="0"/>
-          <w:i w:val="0"/>
-          <w:color w:val="0000FF"/>
-          <w:sz w:val="24"/>
-          <w:u w:val="single"/>
-        </w:rPr>
-        <w:hyperlink r:id="rId11" w:history="1">
+        <w:hyperlink r:id="rId15" w:history="1">
           <w:r>
             <w:rPr>
               <w:rStyle w:val="Hyperlink"/>
@@ -2141,7 +2069,7 @@
           <w:sz w:val="24"/>
           <w:u w:val="single"/>
         </w:rPr>
-        <w:hyperlink r:id="rId11" w:history="1">
+        <w:hyperlink r:id="rId15" w:history="1">
           <w:r>
             <w:rPr>
               <w:rStyle w:val="Hyperlink"/>
@@ -3021,7 +2949,7 @@
           <w:sz w:val="24"/>
           <w:u w:val="single"/>
         </w:rPr>
-        <w:hyperlink r:id="rId16" w:history="1">
+        <w:hyperlink r:id="rId17" w:history="1">
           <w:r>
             <w:rPr>
               <w:rStyle w:val="Hyperlink"/>
@@ -3039,7 +2967,7 @@
           <w:sz w:val="24"/>
           <w:u w:val="single"/>
         </w:rPr>
-        <w:hyperlink r:id="rId16" w:history="1">
+        <w:hyperlink r:id="rId17" w:history="1">
           <w:r>
             <w:rPr>
               <w:rStyle w:val="Hyperlink"/>
@@ -3050,6 +2978,7 @@
       </w:r>
       <w:r>
         <w:rPr>
+          <w:u w:val="single" w:color="0000ff"/>
           <w:rFonts w:ascii="Charis SIL Regular" w:hAnsi="Charis SIL Regular" w:eastAsia="Charis SIL Regular"/>
           <w:b w:val="0"/>
           <w:i w:val="0"/>
@@ -3074,7 +3003,7 @@
           <w:sz w:val="24"/>
           <w:u w:val="single"/>
         </w:rPr>
-        <w:hyperlink r:id="rId16" w:history="1">
+        <w:hyperlink r:id="rId18" w:history="1">
           <w:r>
             <w:rPr>
               <w:rStyle w:val="Hyperlink"/>
@@ -3103,7 +3032,7 @@
           <w:sz w:val="24"/>
           <w:u w:val="single"/>
         </w:rPr>
-        <w:hyperlink r:id="rId16" w:history="1">
+        <w:hyperlink r:id="rId18" w:history="1">
           <w:r>
             <w:rPr>
               <w:rStyle w:val="Hyperlink"/>
@@ -3239,7 +3168,7 @@
           <w:sz w:val="24"/>
           <w:u w:val="single"/>
         </w:rPr>
-        <w:hyperlink r:id="rId18" w:history="1">
+        <w:hyperlink r:id="rId19" w:history="1">
           <w:r>
             <w:rPr>
               <w:rStyle w:val="Hyperlink"/>
@@ -3268,7 +3197,7 @@
           <w:sz w:val="24"/>
           <w:u w:val="single"/>
         </w:rPr>
-        <w:hyperlink r:id="rId18" w:history="1">
+        <w:hyperlink r:id="rId19" w:history="1">
           <w:r>
             <w:rPr>
               <w:rStyle w:val="Hyperlink"/>
@@ -3296,7 +3225,7 @@
           <w:sz w:val="24"/>
           <w:u w:val="single"/>
         </w:rPr>
-        <w:hyperlink r:id="rId19" w:history="1">
+        <w:hyperlink r:id="rId20" w:history="1">
           <w:r>
             <w:rPr>
               <w:rStyle w:val="Hyperlink"/>
@@ -3314,7 +3243,7 @@
           <w:sz w:val="24"/>
           <w:u w:val="single"/>
         </w:rPr>
-        <w:hyperlink r:id="rId19" w:history="1">
+        <w:hyperlink r:id="rId20" w:history="1">
           <w:r>
             <w:rPr>
               <w:rStyle w:val="Hyperlink"/>
@@ -3332,7 +3261,7 @@
           <w:sz w:val="24"/>
           <w:u w:val="single"/>
         </w:rPr>
-        <w:hyperlink r:id="rId19" w:history="1">
+        <w:hyperlink r:id="rId20" w:history="1">
           <w:r>
             <w:rPr>
               <w:rStyle w:val="Hyperlink"/>
@@ -3440,7 +3369,7 @@
           <w:sz w:val="24"/>
           <w:u w:val="single"/>
         </w:rPr>
-        <w:hyperlink r:id="rId20" w:history="1">
+        <w:hyperlink r:id="rId21" w:history="1">
           <w:r>
             <w:rPr>
               <w:rStyle w:val="Hyperlink"/>
@@ -3469,7 +3398,7 @@
           <w:sz w:val="24"/>
           <w:u w:val="single"/>
         </w:rPr>
-        <w:hyperlink r:id="rId20" w:history="1">
+        <w:hyperlink r:id="rId21" w:history="1">
           <w:r>
             <w:rPr>
               <w:rStyle w:val="Hyperlink"/>
@@ -3497,7 +3426,7 @@
           <w:sz w:val="24"/>
           <w:u w:val="single"/>
         </w:rPr>
-        <w:hyperlink r:id="rId21" w:history="1">
+        <w:hyperlink r:id="rId22" w:history="1">
           <w:r>
             <w:rPr>
               <w:rStyle w:val="Hyperlink"/>
@@ -3515,7 +3444,7 @@
           <w:sz w:val="24"/>
           <w:u w:val="single"/>
         </w:rPr>
-        <w:hyperlink r:id="rId21" w:history="1">
+        <w:hyperlink r:id="rId22" w:history="1">
           <w:r>
             <w:rPr>
               <w:rStyle w:val="Hyperlink"/>
@@ -3533,7 +3462,7 @@
           <w:sz w:val="24"/>
           <w:u w:val="single"/>
         </w:rPr>
-        <w:hyperlink r:id="rId21" w:history="1">
+        <w:hyperlink r:id="rId22" w:history="1">
           <w:r>
             <w:rPr>
               <w:rStyle w:val="Hyperlink"/>
@@ -3551,7 +3480,7 @@
           <w:sz w:val="24"/>
           <w:u w:val="single"/>
         </w:rPr>
-        <w:hyperlink r:id="rId21" w:history="1">
+        <w:hyperlink r:id="rId22" w:history="1">
           <w:r>
             <w:rPr>
               <w:rStyle w:val="Hyperlink"/>

--- a/EXPORTS/DOCX/published/niveau2/Dutch/Science.docx
+++ b/EXPORTS/DOCX/published/niveau2/Dutch/Science.docx
@@ -283,7 +283,46 @@
           <w:color w:val="000000"/>
           <w:sz w:val="24"/>
         </w:rPr>
-        <w:t xml:space="preserve"> in Leiden en de Homo erectus fossielen die tijdens deze opgravingen </w:t>
+        <w:t xml:space="preserve"> in Leiden en de Homo erectus fossielen die tijdens deze o</w:t>
+      </w:r>
+      <w:r>
+        <w:rPr>
+          <w:u w:val="single" w:color="0000ff"/>
+          <w:rFonts w:ascii="Charis SIL Regular" w:hAnsi="Charis SIL Regular" w:eastAsia="Charis SIL Regular"/>
+          <w:b w:val="0"/>
+          <w:i w:val="0"/>
+          <w:color w:val="000000"/>
+          <w:sz w:val="24"/>
+        </w:rPr>
+        <w:t>p</w:t>
+      </w:r>
+      <w:r>
+        <w:rPr>
+          <w:u w:val="single" w:color="0000ff"/>
+          <w:rFonts w:ascii="Charis SIL Regular" w:hAnsi="Charis SIL Regular" w:eastAsia="Charis SIL Regular"/>
+          <w:b w:val="0"/>
+          <w:i w:val="0"/>
+          <w:color w:val="000000"/>
+          <w:sz w:val="24"/>
+        </w:rPr>
+        <w:hyperlink r:id="rId9" w:history="1">
+          <w:r>
+            <w:rPr>
+              <w:rStyle w:val="Hyperlink"/>
+            </w:rPr>
+            <w:t>gravinge</w:t>
+          </w:r>
+        </w:hyperlink>
+      </w:r>
+      <w:r>
+        <w:rPr>
+          <w:rFonts w:ascii="Charis SIL Regular" w:hAnsi="Charis SIL Regular" w:eastAsia="Charis SIL Regular"/>
+          <w:b w:val="0"/>
+          <w:i w:val="0"/>
+          <w:color w:val="000000"/>
+          <w:sz w:val="24"/>
+        </w:rPr>
+        <w:t xml:space="preserve">n </w:t>
       </w:r>
       <w:r>
         <w:rPr>
@@ -840,7 +879,7 @@
           <w:sz w:val="24"/>
           <w:u w:val="single"/>
         </w:rPr>
-        <w:hyperlink r:id="rId10" w:history="1">
+        <w:hyperlink r:id="rId11" w:history="1">
           <w:r>
             <w:rPr>
               <w:rStyle w:val="Hyperlink"/>
@@ -858,7 +897,7 @@
           <w:sz w:val="24"/>
           <w:u w:val="single"/>
         </w:rPr>
-        <w:hyperlink r:id="rId10" w:history="1">
+        <w:hyperlink r:id="rId11" w:history="1">
           <w:r>
             <w:rPr>
               <w:rStyle w:val="Hyperlink"/>
@@ -905,7 +944,7 @@
           <w:sz w:val="24"/>
           <w:u w:val="single"/>
         </w:rPr>
-        <w:hyperlink r:id="rId11" w:history="1">
+        <w:hyperlink r:id="rId10" w:history="1">
           <w:r>
             <w:rPr>
               <w:rStyle w:val="Hyperlink"/>
@@ -1028,7 +1067,7 @@
           <w:sz w:val="24"/>
           <w:u w:val="single"/>
         </w:rPr>
-        <w:hyperlink r:id="rId10" w:history="1">
+        <w:hyperlink r:id="rId11" w:history="1">
           <w:r>
             <w:rPr>
               <w:rStyle w:val="Hyperlink"/>
@@ -1046,7 +1085,7 @@
           <w:sz w:val="24"/>
           <w:u w:val="single"/>
         </w:rPr>
-        <w:hyperlink r:id="rId10" w:history="1">
+        <w:hyperlink r:id="rId11" w:history="1">
           <w:r>
             <w:rPr>
               <w:rStyle w:val="Hyperlink"/>
@@ -1064,7 +1103,7 @@
           <w:sz w:val="24"/>
           <w:u w:val="single"/>
         </w:rPr>
-        <w:hyperlink r:id="rId10" w:history="1">
+        <w:hyperlink r:id="rId11" w:history="1">
           <w:r>
             <w:rPr>
               <w:rStyle w:val="Hyperlink"/>
@@ -1082,7 +1121,7 @@
           <w:sz w:val="24"/>
           <w:u w:val="single"/>
         </w:rPr>
-        <w:hyperlink r:id="rId10" w:history="1">
+        <w:hyperlink r:id="rId11" w:history="1">
           <w:r>
             <w:rPr>
               <w:rStyle w:val="Hyperlink"/>
@@ -1674,13 +1713,67 @@
       </w:r>
       <w:r>
         <w:rPr>
+          <w:u w:val="single" w:color="0000ff"/>
           <w:rFonts w:ascii="Charis SIL Regular" w:hAnsi="Charis SIL Regular" w:eastAsia="Charis SIL Regular"/>
           <w:b w:val="0"/>
           <w:i w:val="0"/>
           <w:color w:val="000000"/>
           <w:sz w:val="24"/>
         </w:rPr>
-        <w:t xml:space="preserve">vinden in het provinciale </w:t>
+        <w:hyperlink r:id="rId13" w:history="1">
+          <w:r>
+            <w:rPr>
+              <w:rStyle w:val="Hyperlink"/>
+            </w:rPr>
+            <w:t>vinden in h</w:t>
+          </w:r>
+        </w:hyperlink>
+      </w:r>
+      <w:r>
+        <w:rPr>
+          <w:u w:val="single" w:color="0000ff"/>
+          <w:rFonts w:ascii="Charis SIL Regular" w:hAnsi="Charis SIL Regular" w:eastAsia="Charis SIL Regular"/>
+          <w:b w:val="0"/>
+          <w:i w:val="0"/>
+          <w:color w:val="000000"/>
+          <w:sz w:val="24"/>
+        </w:rPr>
+        <w:hyperlink r:id="rId13" w:history="1">
+          <w:r>
+            <w:rPr>
+              <w:rStyle w:val="Hyperlink"/>
+            </w:rPr>
+            <w:t>e</w:t>
+          </w:r>
+        </w:hyperlink>
+      </w:r>
+      <w:r>
+        <w:rPr>
+          <w:u w:val="single" w:color="0000ff"/>
+          <w:rFonts w:ascii="Charis SIL Regular" w:hAnsi="Charis SIL Regular" w:eastAsia="Charis SIL Regular"/>
+          <w:b w:val="0"/>
+          <w:i w:val="0"/>
+          <w:color w:val="000000"/>
+          <w:sz w:val="24"/>
+        </w:rPr>
+        <w:hyperlink r:id="rId13" w:history="1">
+          <w:r>
+            <w:rPr>
+              <w:rStyle w:val="Hyperlink"/>
+            </w:rPr>
+            <w:t>t provi</w:t>
+          </w:r>
+        </w:hyperlink>
+      </w:r>
+      <w:r>
+        <w:rPr>
+          <w:rFonts w:ascii="Charis SIL Regular" w:hAnsi="Charis SIL Regular" w:eastAsia="Charis SIL Regular"/>
+          <w:b w:val="0"/>
+          <w:i w:val="0"/>
+          <w:color w:val="000000"/>
+          <w:sz w:val="24"/>
+        </w:rPr>
+        <w:t xml:space="preserve">nciale </w:t>
       </w:r>
       <w:r>
         <w:rPr>
@@ -2040,7 +2133,14 @@
           <w:sz w:val="24"/>
           <w:u w:val="single"/>
         </w:rPr>
-        <w:t>Bataviaasch Gen</w:t>
+        <w:hyperlink r:id="rId11" w:history="1">
+          <w:r>
+            <w:rPr>
+              <w:rStyle w:val="Hyperlink"/>
+            </w:rPr>
+            <w:t>Bataviaasch</w:t>
+          </w:r>
+        </w:hyperlink>
       </w:r>
       <w:r>
         <w:rPr>
@@ -2051,7 +2151,36 @@
           <w:sz w:val="24"/>
           <w:u w:val="single"/>
         </w:rPr>
-        <w:hyperlink r:id="rId15" w:history="1">
+        <w:t xml:space="preserve"> </w:t>
+      </w:r>
+      <w:r>
+        <w:rPr>
+          <w:rFonts w:ascii="Charis SIL Regular" w:hAnsi="Charis SIL Regular" w:eastAsia="Charis SIL Regular"/>
+          <w:b w:val="0"/>
+          <w:i w:val="0"/>
+          <w:color w:val="0000FF"/>
+          <w:sz w:val="24"/>
+          <w:u w:val="single"/>
+        </w:rPr>
+        <w:hyperlink r:id="rId11" w:history="1">
+          <w:r>
+            <w:rPr>
+              <w:rStyle w:val="Hyperlink"/>
+            </w:rPr>
+            <w:t>Gen</w:t>
+          </w:r>
+        </w:hyperlink>
+      </w:r>
+      <w:r>
+        <w:rPr>
+          <w:rFonts w:ascii="Charis SIL Regular" w:hAnsi="Charis SIL Regular" w:eastAsia="Charis SIL Regular"/>
+          <w:b w:val="0"/>
+          <w:i w:val="0"/>
+          <w:color w:val="0000FF"/>
+          <w:sz w:val="24"/>
+          <w:u w:val="single"/>
+        </w:rPr>
+        <w:hyperlink r:id="rId11" w:history="1">
           <w:r>
             <w:rPr>
               <w:rStyle w:val="Hyperlink"/>
@@ -2069,7 +2198,7 @@
           <w:sz w:val="24"/>
           <w:u w:val="single"/>
         </w:rPr>
-        <w:hyperlink r:id="rId15" w:history="1">
+        <w:hyperlink r:id="rId11" w:history="1">
           <w:r>
             <w:rPr>
               <w:rStyle w:val="Hyperlink"/>
@@ -2978,21 +3107,13 @@
       </w:r>
       <w:r>
         <w:rPr>
-          <w:u w:val="single" w:color="0000ff"/>
           <w:rFonts w:ascii="Charis SIL Regular" w:hAnsi="Charis SIL Regular" w:eastAsia="Charis SIL Regular"/>
           <w:b w:val="0"/>
           <w:i w:val="0"/>
           <w:color w:val="000000"/>
           <w:sz w:val="24"/>
         </w:rPr>
-        <w:hyperlink r:id="rId16" w:history="1">
-          <w:r>
-            <w:rPr>
-              <w:rStyle w:val="Hyperlink"/>
-            </w:rPr>
-            <w:t xml:space="preserve">, </w:t>
-          </w:r>
-        </w:hyperlink>
+        <w:t xml:space="preserve">, </w:t>
       </w:r>
       <w:r>
         <w:rPr>
